--- a/Fase 1/Evidencias Individuales/Cabezas_Christian_1.1_APT122_AutoevaluacionCompetenciasFase1.docx
+++ b/Fase 1/Evidencias Individuales/Cabezas_Christian_1.1_APT122_AutoevaluacionCompetenciasFase1.docx
@@ -1,6 +1,6 @@
 
 <file path=word/document.xml><?xml version="1.0" encoding="utf-8"?>
-<w:document xmlns:wpc="http://schemas.microsoft.com/office/word/2010/wordprocessingCanvas" xmlns:cx="http://schemas.microsoft.com/office/drawing/2014/chartex" xmlns:mc="http://schemas.openxmlformats.org/markup-compatibility/2006" xmlns:o="urn:schemas-microsoft-com:office:office" xmlns:r="http://schemas.openxmlformats.org/officeDocument/2006/relationships" xmlns:m="http://schemas.openxmlformats.org/officeDocument/2006/math" xmlns:v="urn:schemas-microsoft-com:vml" xmlns:wp14="http://schemas.microsoft.com/office/word/2010/wordprocessingDrawing" xmlns:wp="http://schemas.openxmlformats.org/drawingml/2006/wordprocessingDrawing" xmlns:w10="urn:schemas-microsoft-com:office:word" xmlns:w="http://schemas.openxmlformats.org/wordprocessingml/2006/main" xmlns:w14="http://schemas.microsoft.com/office/word/2010/wordml" xmlns:w15="http://schemas.microsoft.com/office/word/2012/wordml" xmlns:w16se="http://schemas.microsoft.com/office/word/2015/wordml/symex" xmlns:wpg="http://schemas.microsoft.com/office/word/2010/wordprocessingGroup" xmlns:wpi="http://schemas.microsoft.com/office/word/2010/wordprocessingInk" xmlns:wne="http://schemas.microsoft.com/office/word/2006/wordml" xmlns:wps="http://schemas.microsoft.com/office/word/2010/wordprocessingShape" mc:Ignorable="w14 w15 w16se wp14">
+<w:document xmlns:wpc="http://schemas.microsoft.com/office/word/2010/wordprocessingCanvas" xmlns:cx="http://schemas.microsoft.com/office/drawing/2014/chartex" xmlns:cx1="http://schemas.microsoft.com/office/drawing/2015/9/8/chartex" xmlns:cx2="http://schemas.microsoft.com/office/drawing/2015/10/21/chartex" xmlns:cx3="http://schemas.microsoft.com/office/drawing/2016/5/9/chartex" xmlns:cx4="http://schemas.microsoft.com/office/drawing/2016/5/10/chartex" xmlns:cx5="http://schemas.microsoft.com/office/drawing/2016/5/11/chartex" xmlns:cx6="http://schemas.microsoft.com/office/drawing/2016/5/12/chartex" xmlns:cx7="http://schemas.microsoft.com/office/drawing/2016/5/13/chartex" xmlns:cx8="http://schemas.microsoft.com/office/drawing/2016/5/14/chartex" xmlns:mc="http://schemas.openxmlformats.org/markup-compatibility/2006" xmlns:aink="http://schemas.microsoft.com/office/drawing/2016/ink" xmlns:am3d="http://schemas.microsoft.com/office/drawing/2017/model3d" xmlns:o="urn:schemas-microsoft-com:office:office" xmlns:oel="http://schemas.microsoft.com/office/2019/extlst" xmlns:r="http://schemas.openxmlformats.org/officeDocument/2006/relationships" xmlns:m="http://schemas.openxmlformats.org/officeDocument/2006/math" xmlns:v="urn:schemas-microsoft-com:vml" xmlns:wp14="http://schemas.microsoft.com/office/word/2010/wordprocessingDrawing" xmlns:wp="http://schemas.openxmlformats.org/drawingml/2006/wordprocessingDrawing" xmlns:w10="urn:schemas-microsoft-com:office:word" xmlns:w="http://schemas.openxmlformats.org/wordprocessingml/2006/main" xmlns:w14="http://schemas.microsoft.com/office/word/2010/wordml" xmlns:w15="http://schemas.microsoft.com/office/word/2012/wordml" xmlns:w16cex="http://schemas.microsoft.com/office/word/2018/wordml/cex" xmlns:w16cid="http://schemas.microsoft.com/office/word/2016/wordml/cid" xmlns:w16="http://schemas.microsoft.com/office/word/2018/wordml" xmlns:w16du="http://schemas.microsoft.com/office/word/2023/wordml/word16du" xmlns:w16sdtdh="http://schemas.microsoft.com/office/word/2020/wordml/sdtdatahash" xmlns:w16se="http://schemas.microsoft.com/office/word/2015/wordml/symex" xmlns:wpg="http://schemas.microsoft.com/office/word/2010/wordprocessingGroup" xmlns:wpi="http://schemas.microsoft.com/office/word/2010/wordprocessingInk" xmlns:wne="http://schemas.microsoft.com/office/word/2006/wordml" xmlns:wps="http://schemas.microsoft.com/office/word/2010/wordprocessingShape" mc:Ignorable="w14 w15 w16se w16cid w16 w16cex w16sdtdh w16du wp14">
   <w:body>
     <w:p>
       <w:pPr>
@@ -11,7 +11,7 @@
           <w:szCs w:val="26"/>
         </w:rPr>
       </w:pPr>
-      <w:bookmarkStart w:name="_Toc94815000" w:id="0"/>
+      <w:bookmarkStart w:id="0" w:name="_Toc94815000"/>
       <w:r>
         <w:rPr>
           <w:color w:val="2E74B5" w:themeColor="accent1" w:themeShade="BF"/>
@@ -54,97 +54,83 @@
         <w:t xml:space="preserve"> </w:t>
       </w:r>
     </w:p>
-    <w:p w14:noSpellErr="1">
-      <w:pPr>
-        <w:rPr>
-          <w:color w:val="auto"/>
-        </w:rPr>
-      </w:pPr>
+    <w:p>
       <w:r>
-        <w:rPr>
-          <w:color w:val="auto"/>
-        </w:rPr>
         <w:t>(complemento de la Pauta de Reflexión Definición Proyecto APT)</w:t>
       </w:r>
       <w:r>
-        <w:rPr>
-          <w:color w:val="auto"/>
-        </w:rPr>
         <w:t xml:space="preserve"> </w:t>
       </w:r>
     </w:p>
-    <w:p w14:noSpellErr="1">
+    <w:p>
       <w:pPr>
         <w:jc w:val="both"/>
         <w:rPr>
-          <w:rFonts w:eastAsia="" w:cs="Calibri" w:eastAsiaTheme="majorEastAsia" w:cstheme="minorAscii"/>
-          <w:color w:val="auto" w:themeColor="background2" w:themeShade="80"/>
+          <w:rFonts w:eastAsiaTheme="majorEastAsia"/>
+          <w:color w:val="767171" w:themeColor="background2" w:themeShade="80"/>
           <w:sz w:val="24"/>
           <w:szCs w:val="24"/>
         </w:rPr>
       </w:pPr>
     </w:p>
-    <w:p w14:noSpellErr="1">
+    <w:p>
       <w:pPr>
         <w:jc w:val="both"/>
         <w:rPr>
-          <w:rFonts w:eastAsia="" w:cs="Calibri" w:eastAsiaTheme="majorEastAsia" w:cstheme="minorAscii"/>
-          <w:color w:val="auto" w:themeColor="background2" w:themeShade="80"/>
+          <w:rFonts w:eastAsiaTheme="majorEastAsia"/>
+          <w:color w:val="767171" w:themeColor="background2" w:themeShade="80"/>
           <w:sz w:val="24"/>
           <w:szCs w:val="24"/>
         </w:rPr>
       </w:pPr>
       <w:r>
         <w:rPr>
-          <w:rFonts w:eastAsia="" w:cs="Calibri" w:eastAsiaTheme="majorEastAsia" w:cstheme="minorAscii"/>
-          <w:color w:val="auto"/>
+          <w:rFonts w:eastAsiaTheme="majorEastAsia"/>
           <w:sz w:val="24"/>
           <w:szCs w:val="24"/>
         </w:rPr>
         <w:t xml:space="preserve">Objetivo: </w:t>
       </w:r>
     </w:p>
-    <w:p w14:noSpellErr="1">
+    <w:p>
       <w:pPr>
         <w:jc w:val="both"/>
         <w:rPr>
-          <w:rFonts w:eastAsia="" w:cs="Calibri" w:eastAsiaTheme="majorEastAsia" w:cstheme="minorAscii"/>
-          <w:color w:val="auto" w:themeColor="background2" w:themeShade="80"/>
+          <w:rFonts w:eastAsiaTheme="majorEastAsia"/>
+          <w:color w:val="767171" w:themeColor="background2" w:themeShade="80"/>
           <w:sz w:val="24"/>
           <w:szCs w:val="24"/>
         </w:rPr>
       </w:pPr>
       <w:r>
         <w:rPr>
-          <w:rFonts w:eastAsia="" w:cs="Calibri" w:eastAsiaTheme="majorEastAsia" w:cstheme="minorAscii"/>
-          <w:color w:val="auto"/>
+          <w:rFonts w:eastAsiaTheme="majorEastAsia"/>
           <w:sz w:val="24"/>
           <w:szCs w:val="24"/>
         </w:rPr>
         <w:t>El objetivo de esta pauta de autoevaluación es que identifiques tus niveles de logro en las competencias de tu plan de estudio para que, a partir de tus fortalezas y oportunidades de mejora, puedas definir mejor tu proyecto APT. Esta pauta de autoevaluación es un complemento de las reflexiones iniciales de APT que también te ayudarán a definir tu Proyecto APT.</w:t>
       </w:r>
     </w:p>
-    <w:p w14:noSpellErr="1">
+    <w:p>
       <w:pPr>
         <w:jc w:val="both"/>
         <w:rPr>
-          <w:rFonts w:eastAsia="" w:cs="Calibri" w:eastAsiaTheme="majorEastAsia" w:cstheme="minorAscii"/>
-          <w:color w:val="auto" w:themeColor="background2" w:themeShade="80"/>
+          <w:rFonts w:eastAsiaTheme="majorEastAsia"/>
+          <w:color w:val="767171" w:themeColor="background2" w:themeShade="80"/>
           <w:sz w:val="24"/>
           <w:szCs w:val="24"/>
         </w:rPr>
       </w:pPr>
       <w:r>
         <w:rPr>
-          <w:rFonts w:eastAsia="" w:cs="Calibri" w:eastAsiaTheme="majorEastAsia" w:cstheme="minorAscii"/>
-          <w:color w:val="auto"/>
+          <w:rFonts w:eastAsiaTheme="majorEastAsia"/>
           <w:sz w:val="24"/>
           <w:szCs w:val="24"/>
         </w:rPr>
         <w:t xml:space="preserve">Instrucciones: </w:t>
       </w:r>
     </w:p>
-    <w:p w14:noSpellErr="1">
+    <w:p>
       <w:pPr>
         <w:pStyle w:val="Prrafodelista"/>
         <w:numPr>
@@ -153,16 +139,15 @@
         </w:numPr>
         <w:jc w:val="both"/>
         <w:rPr>
-          <w:rFonts w:eastAsia="" w:cs="Calibri" w:eastAsiaTheme="majorEastAsia" w:cstheme="minorAscii"/>
-          <w:color w:val="auto" w:themeColor="background2" w:themeShade="80"/>
+          <w:rFonts w:eastAsiaTheme="majorEastAsia"/>
+          <w:color w:val="767171" w:themeColor="background2" w:themeShade="80"/>
           <w:sz w:val="24"/>
           <w:szCs w:val="24"/>
         </w:rPr>
       </w:pPr>
       <w:r>
         <w:rPr>
-          <w:rFonts w:eastAsia="" w:cs="Calibri" w:eastAsiaTheme="majorEastAsia" w:cstheme="minorAscii"/>
-          <w:color w:val="auto"/>
+          <w:rFonts w:eastAsiaTheme="majorEastAsia"/>
           <w:sz w:val="24"/>
           <w:szCs w:val="24"/>
         </w:rPr>
@@ -170,8 +155,7 @@
       </w:r>
       <w:r>
         <w:rPr>
-          <w:rFonts w:eastAsia="" w:cs="Calibri" w:eastAsiaTheme="majorEastAsia" w:cstheme="minorAscii"/>
-          <w:color w:val="auto"/>
+          <w:rFonts w:eastAsiaTheme="majorEastAsia"/>
           <w:sz w:val="24"/>
           <w:szCs w:val="24"/>
         </w:rPr>
@@ -179,15 +163,14 @@
       </w:r>
       <w:r>
         <w:rPr>
-          <w:rFonts w:eastAsia="" w:cs="Calibri" w:eastAsiaTheme="majorEastAsia" w:cstheme="minorAscii"/>
-          <w:color w:val="auto"/>
+          <w:rFonts w:eastAsiaTheme="majorEastAsia"/>
           <w:sz w:val="24"/>
           <w:szCs w:val="24"/>
         </w:rPr>
         <w:t>te)</w:t>
       </w:r>
     </w:p>
-    <w:p w14:noSpellErr="1">
+    <w:p>
       <w:pPr>
         <w:pStyle w:val="Prrafodelista"/>
         <w:numPr>
@@ -196,23 +179,22 @@
         </w:numPr>
         <w:jc w:val="both"/>
         <w:rPr>
-          <w:rFonts w:eastAsia="" w:cs="Calibri" w:eastAsiaTheme="majorEastAsia" w:cstheme="minorAscii"/>
-          <w:color w:val="auto" w:themeColor="background2" w:themeShade="80"/>
+          <w:rFonts w:eastAsiaTheme="majorEastAsia"/>
+          <w:color w:val="767171" w:themeColor="background2" w:themeShade="80"/>
           <w:sz w:val="24"/>
           <w:szCs w:val="24"/>
         </w:rPr>
       </w:pPr>
       <w:r>
         <w:rPr>
-          <w:rFonts w:eastAsia="" w:cs="Calibri" w:eastAsiaTheme="majorEastAsia" w:cstheme="minorAscii"/>
-          <w:color w:val="auto"/>
+          <w:rFonts w:eastAsiaTheme="majorEastAsia"/>
           <w:sz w:val="24"/>
           <w:szCs w:val="24"/>
         </w:rPr>
         <w:t xml:space="preserve">Piensa en tu proceso de aprendizaje durante el tiempo que has estudiando en Duoc UC y evalúa el nivel de logro que alcanzaste en cada competencia de tu plan de estudio. </w:t>
       </w:r>
     </w:p>
-    <w:p w14:noSpellErr="1">
+    <w:p>
       <w:pPr>
         <w:pStyle w:val="Prrafodelista"/>
         <w:numPr>
@@ -221,30 +203,26 @@
         </w:numPr>
         <w:jc w:val="both"/>
         <w:rPr>
-          <w:rFonts w:eastAsia="" w:cs="Calibri" w:eastAsiaTheme="majorEastAsia" w:cstheme="minorAscii"/>
-          <w:color w:val="auto" w:themeColor="background2" w:themeShade="80"/>
+          <w:rFonts w:eastAsiaTheme="majorEastAsia"/>
+          <w:color w:val="767171" w:themeColor="background2" w:themeShade="80"/>
           <w:sz w:val="24"/>
           <w:szCs w:val="24"/>
         </w:rPr>
       </w:pPr>
       <w:r>
         <w:rPr>
-          <w:rFonts w:eastAsia="" w:cs="Calibri" w:eastAsiaTheme="majorEastAsia" w:cstheme="minorAscii"/>
-          <w:color w:val="auto"/>
+          <w:rFonts w:eastAsiaTheme="majorEastAsia"/>
           <w:sz w:val="24"/>
           <w:szCs w:val="24"/>
         </w:rPr>
         <w:t>Marca con una cruz el nivel de logro alcanzado para cada aprendizaje de las unidades de competencia según las siguientes categorías:</w:t>
       </w:r>
     </w:p>
-    <w:p w14:noSpellErr="1">
+    <w:p>
       <w:pPr>
         <w:pStyle w:val="Prrafodelista"/>
         <w:ind w:left="435"/>
         <w:jc w:val="both"/>
-        <w:rPr>
-          <w:color w:val="auto"/>
-        </w:rPr>
       </w:pPr>
     </w:p>
     <w:tbl>
@@ -253,12 +231,12 @@
         <w:tblW w:w="9780" w:type="dxa"/>
         <w:tblInd w:w="421" w:type="dxa"/>
         <w:tblBorders>
-          <w:top w:val="single" w:color="BFBFBF" w:themeColor="background1" w:themeShade="BF" w:sz="4" w:space="0"/>
-          <w:left w:val="single" w:color="BFBFBF" w:themeColor="background1" w:themeShade="BF" w:sz="4" w:space="0"/>
-          <w:bottom w:val="single" w:color="BFBFBF" w:themeColor="background1" w:themeShade="BF" w:sz="4" w:space="0"/>
-          <w:right w:val="single" w:color="BFBFBF" w:themeColor="background1" w:themeShade="BF" w:sz="4" w:space="0"/>
-          <w:insideH w:val="single" w:color="BFBFBF" w:themeColor="background1" w:themeShade="BF" w:sz="4" w:space="0"/>
-          <w:insideV w:val="single" w:color="BFBFBF" w:themeColor="background1" w:themeShade="BF" w:sz="4" w:space="0"/>
+          <w:top w:val="single" w:sz="4" w:space="0" w:color="BFBFBF" w:themeColor="background1" w:themeShade="BF"/>
+          <w:left w:val="single" w:sz="4" w:space="0" w:color="BFBFBF" w:themeColor="background1" w:themeShade="BF"/>
+          <w:bottom w:val="single" w:sz="4" w:space="0" w:color="BFBFBF" w:themeColor="background1" w:themeShade="BF"/>
+          <w:right w:val="single" w:sz="4" w:space="0" w:color="BFBFBF" w:themeColor="background1" w:themeShade="BF"/>
+          <w:insideH w:val="single" w:sz="4" w:space="0" w:color="BFBFBF" w:themeColor="background1" w:themeShade="BF"/>
+          <w:insideV w:val="single" w:sz="4" w:space="0" w:color="BFBFBF" w:themeColor="background1" w:themeShade="BF"/>
         </w:tblBorders>
         <w:tblLayout w:type="fixed"/>
         <w:tblLook w:val="04A0" w:firstRow="1" w:lastRow="0" w:firstColumn="1" w:lastColumn="0" w:noHBand="0" w:noVBand="1"/>
@@ -271,22 +249,19 @@
         <w:tc>
           <w:tcPr>
             <w:tcW w:w="2010" w:type="dxa"/>
-            <w:tcMar/>
           </w:tcPr>
-          <w:p w14:noSpellErr="1">
+          <w:p>
             <w:pPr>
               <w:jc w:val="center"/>
               <w:rPr>
-                <w:b w:val="1"/>
-                <w:bCs w:val="1"/>
-                <w:color w:val="auto"/>
+                <w:b/>
+                <w:bCs/>
               </w:rPr>
             </w:pPr>
             <w:r>
               <w:rPr>
-                <w:b w:val="1"/>
-                <w:bCs w:val="1"/>
-                <w:color w:val="auto"/>
+                <w:b/>
+                <w:bCs/>
               </w:rPr>
               <w:t>Categoría</w:t>
             </w:r>
@@ -295,22 +270,19 @@
         <w:tc>
           <w:tcPr>
             <w:tcW w:w="7770" w:type="dxa"/>
-            <w:tcMar/>
           </w:tcPr>
-          <w:p w14:noSpellErr="1">
+          <w:p>
             <w:pPr>
               <w:jc w:val="center"/>
               <w:rPr>
-                <w:b w:val="1"/>
-                <w:bCs w:val="1"/>
-                <w:color w:val="auto"/>
+                <w:b/>
+                <w:bCs/>
               </w:rPr>
             </w:pPr>
             <w:r>
               <w:rPr>
-                <w:b w:val="1"/>
-                <w:bCs w:val="1"/>
-                <w:color w:val="auto"/>
+                <w:b/>
+                <w:bCs/>
               </w:rPr>
               <w:t>Descripción</w:t>
             </w:r>
@@ -324,20 +296,18 @@
         <w:tc>
           <w:tcPr>
             <w:tcW w:w="2010" w:type="dxa"/>
-            <w:tcMar/>
           </w:tcPr>
-          <w:p w14:noSpellErr="1">
+          <w:p>
             <w:pPr>
               <w:pStyle w:val="Default"/>
-              <w:jc w:val="left"/>
-              <w:rPr>
-                <w:rFonts w:ascii="Calibri" w:hAnsi="Calibri" w:eastAsia="" w:cs="Calibri" w:asciiTheme="minorAscii" w:hAnsiTheme="minorAscii" w:eastAsiaTheme="majorEastAsia" w:cstheme="minorAscii"/>
-                <w:color w:val="auto" w:themeColor="background2" w:themeShade="80"/>
+              <w:rPr>
+                <w:rFonts w:asciiTheme="minorHAnsi" w:eastAsiaTheme="majorEastAsia" w:hAnsiTheme="minorHAnsi" w:cstheme="minorBidi"/>
+                <w:color w:val="767171" w:themeColor="background2" w:themeShade="80"/>
               </w:rPr>
             </w:pPr>
             <w:r>
               <w:rPr>
-                <w:rFonts w:ascii="Calibri" w:hAnsi="Calibri" w:eastAsia="" w:cs="Calibri" w:asciiTheme="minorAscii" w:hAnsiTheme="minorAscii" w:eastAsiaTheme="majorEastAsia" w:cstheme="minorAscii"/>
+                <w:rFonts w:asciiTheme="minorHAnsi" w:eastAsiaTheme="majorEastAsia" w:hAnsiTheme="minorHAnsi" w:cstheme="minorBidi"/>
                 <w:color w:val="auto"/>
               </w:rPr>
               <w:t>Excelente Dominio (ED)</w:t>
@@ -347,22 +317,19 @@
         <w:tc>
           <w:tcPr>
             <w:tcW w:w="7770" w:type="dxa"/>
-            <w:tcMar/>
           </w:tcPr>
-          <w:p w14:noSpellErr="1">
+          <w:p>
             <w:pPr>
-              <w:jc w:val="left"/>
-              <w:rPr>
-                <w:rFonts w:eastAsia="" w:cs="Calibri" w:eastAsiaTheme="majorEastAsia" w:cstheme="minorAscii"/>
-                <w:color w:val="auto" w:themeColor="background2" w:themeShade="80"/>
+              <w:rPr>
+                <w:rFonts w:eastAsiaTheme="majorEastAsia"/>
+                <w:color w:val="767171" w:themeColor="background2" w:themeShade="80"/>
                 <w:sz w:val="24"/>
                 <w:szCs w:val="24"/>
               </w:rPr>
             </w:pPr>
             <w:r>
               <w:rPr>
-                <w:rFonts w:eastAsia="" w:cs="Calibri" w:eastAsiaTheme="majorEastAsia" w:cstheme="minorAscii"/>
-                <w:color w:val="auto"/>
+                <w:rFonts w:eastAsiaTheme="majorEastAsia"/>
                 <w:sz w:val="24"/>
                 <w:szCs w:val="24"/>
               </w:rPr>
@@ -378,20 +345,18 @@
         <w:tc>
           <w:tcPr>
             <w:tcW w:w="2010" w:type="dxa"/>
-            <w:tcMar/>
           </w:tcPr>
-          <w:p w14:noSpellErr="1">
+          <w:p>
             <w:pPr>
               <w:pStyle w:val="Default"/>
-              <w:jc w:val="left"/>
-              <w:rPr>
-                <w:rFonts w:ascii="Calibri" w:hAnsi="Calibri" w:eastAsia="" w:cs="Calibri" w:asciiTheme="minorAscii" w:hAnsiTheme="minorAscii" w:eastAsiaTheme="majorEastAsia" w:cstheme="minorAscii"/>
-                <w:color w:val="auto" w:themeColor="background2" w:themeShade="80"/>
+              <w:rPr>
+                <w:rFonts w:asciiTheme="minorHAnsi" w:eastAsiaTheme="majorEastAsia" w:hAnsiTheme="minorHAnsi" w:cstheme="minorBidi"/>
+                <w:color w:val="767171" w:themeColor="background2" w:themeShade="80"/>
               </w:rPr>
             </w:pPr>
             <w:r>
               <w:rPr>
-                <w:rFonts w:ascii="Calibri" w:hAnsi="Calibri" w:eastAsia="" w:cs="Calibri" w:asciiTheme="minorAscii" w:hAnsiTheme="minorAscii" w:eastAsiaTheme="majorEastAsia" w:cstheme="minorAscii"/>
+                <w:rFonts w:asciiTheme="minorHAnsi" w:eastAsiaTheme="majorEastAsia" w:hAnsiTheme="minorHAnsi" w:cstheme="minorBidi"/>
                 <w:color w:val="auto"/>
               </w:rPr>
               <w:t xml:space="preserve">Alto Dominio (AD) </w:t>
@@ -401,22 +366,19 @@
         <w:tc>
           <w:tcPr>
             <w:tcW w:w="7770" w:type="dxa"/>
-            <w:tcMar/>
           </w:tcPr>
-          <w:p w14:noSpellErr="1">
+          <w:p>
             <w:pPr>
-              <w:jc w:val="left"/>
-              <w:rPr>
-                <w:rFonts w:eastAsia="" w:cs="Calibri" w:eastAsiaTheme="majorEastAsia" w:cstheme="minorAscii"/>
-                <w:color w:val="auto" w:themeColor="background2" w:themeShade="80"/>
+              <w:rPr>
+                <w:rFonts w:eastAsiaTheme="majorEastAsia"/>
+                <w:color w:val="767171" w:themeColor="background2" w:themeShade="80"/>
                 <w:sz w:val="24"/>
                 <w:szCs w:val="24"/>
               </w:rPr>
             </w:pPr>
             <w:r>
               <w:rPr>
-                <w:rFonts w:eastAsia="" w:cs="Calibri" w:eastAsiaTheme="majorEastAsia" w:cstheme="minorAscii"/>
-                <w:color w:val="auto"/>
+                <w:rFonts w:eastAsiaTheme="majorEastAsia"/>
                 <w:sz w:val="24"/>
                 <w:szCs w:val="24"/>
               </w:rPr>
@@ -432,20 +394,18 @@
         <w:tc>
           <w:tcPr>
             <w:tcW w:w="2010" w:type="dxa"/>
-            <w:tcMar/>
           </w:tcPr>
-          <w:p w14:noSpellErr="1">
+          <w:p>
             <w:pPr>
               <w:pStyle w:val="Default"/>
-              <w:jc w:val="left"/>
-              <w:rPr>
-                <w:rFonts w:ascii="Calibri" w:hAnsi="Calibri" w:eastAsia="" w:cs="Calibri" w:asciiTheme="minorAscii" w:hAnsiTheme="minorAscii" w:eastAsiaTheme="majorEastAsia" w:cstheme="minorAscii"/>
-                <w:color w:val="auto" w:themeColor="background2" w:themeShade="80"/>
+              <w:rPr>
+                <w:rFonts w:asciiTheme="minorHAnsi" w:eastAsiaTheme="majorEastAsia" w:hAnsiTheme="minorHAnsi" w:cstheme="minorBidi"/>
+                <w:color w:val="767171" w:themeColor="background2" w:themeShade="80"/>
               </w:rPr>
             </w:pPr>
             <w:r>
               <w:rPr>
-                <w:rFonts w:ascii="Calibri" w:hAnsi="Calibri" w:eastAsia="" w:cs="Calibri" w:asciiTheme="minorAscii" w:hAnsiTheme="minorAscii" w:eastAsiaTheme="majorEastAsia" w:cstheme="minorAscii"/>
+                <w:rFonts w:asciiTheme="minorHAnsi" w:eastAsiaTheme="majorEastAsia" w:hAnsiTheme="minorHAnsi" w:cstheme="minorBidi"/>
                 <w:color w:val="auto"/>
               </w:rPr>
               <w:t xml:space="preserve">Dominio Aceptable (DA) </w:t>
@@ -455,22 +415,19 @@
         <w:tc>
           <w:tcPr>
             <w:tcW w:w="7770" w:type="dxa"/>
-            <w:tcMar/>
           </w:tcPr>
-          <w:p w14:noSpellErr="1">
+          <w:p>
             <w:pPr>
-              <w:jc w:val="left"/>
-              <w:rPr>
-                <w:rFonts w:eastAsia="" w:cs="Calibri" w:eastAsiaTheme="majorEastAsia" w:cstheme="minorAscii"/>
-                <w:color w:val="auto" w:themeColor="background2" w:themeShade="80"/>
+              <w:rPr>
+                <w:rFonts w:eastAsiaTheme="majorEastAsia"/>
+                <w:color w:val="767171" w:themeColor="background2" w:themeShade="80"/>
                 <w:sz w:val="24"/>
                 <w:szCs w:val="24"/>
               </w:rPr>
             </w:pPr>
             <w:r>
               <w:rPr>
-                <w:rFonts w:eastAsia="" w:cs="Calibri" w:eastAsiaTheme="majorEastAsia" w:cstheme="minorAscii"/>
-                <w:color w:val="auto"/>
+                <w:rFonts w:eastAsiaTheme="majorEastAsia"/>
                 <w:sz w:val="24"/>
                 <w:szCs w:val="24"/>
               </w:rPr>
@@ -483,20 +440,18 @@
         <w:tc>
           <w:tcPr>
             <w:tcW w:w="2010" w:type="dxa"/>
-            <w:tcMar/>
           </w:tcPr>
-          <w:p w14:noSpellErr="1">
+          <w:p>
             <w:pPr>
               <w:pStyle w:val="Default"/>
-              <w:jc w:val="left"/>
-              <w:rPr>
-                <w:rFonts w:ascii="Calibri" w:hAnsi="Calibri" w:eastAsia="" w:cs="Calibri" w:asciiTheme="minorAscii" w:hAnsiTheme="minorAscii" w:eastAsiaTheme="majorEastAsia" w:cstheme="minorAscii"/>
-                <w:color w:val="auto" w:themeColor="background2" w:themeShade="80"/>
+              <w:rPr>
+                <w:rFonts w:asciiTheme="minorHAnsi" w:eastAsiaTheme="majorEastAsia" w:hAnsiTheme="minorHAnsi" w:cstheme="minorBidi"/>
+                <w:color w:val="767171" w:themeColor="background2" w:themeShade="80"/>
               </w:rPr>
             </w:pPr>
             <w:r>
               <w:rPr>
-                <w:rFonts w:ascii="Calibri" w:hAnsi="Calibri" w:eastAsia="" w:cs="Calibri" w:asciiTheme="minorAscii" w:hAnsiTheme="minorAscii" w:eastAsiaTheme="majorEastAsia" w:cstheme="minorAscii"/>
+                <w:rFonts w:asciiTheme="minorHAnsi" w:eastAsiaTheme="majorEastAsia" w:hAnsiTheme="minorHAnsi" w:cstheme="minorBidi"/>
                 <w:color w:val="auto"/>
               </w:rPr>
               <w:t>Dominio insuficiente (DP)</w:t>
@@ -506,22 +461,19 @@
         <w:tc>
           <w:tcPr>
             <w:tcW w:w="7770" w:type="dxa"/>
-            <w:tcMar/>
           </w:tcPr>
-          <w:p w14:noSpellErr="1">
+          <w:p>
             <w:pPr>
-              <w:jc w:val="left"/>
-              <w:rPr>
-                <w:rFonts w:eastAsia="" w:cs="Calibri" w:eastAsiaTheme="majorEastAsia" w:cstheme="minorAscii"/>
-                <w:color w:val="auto" w:themeColor="background2" w:themeShade="80"/>
+              <w:rPr>
+                <w:rFonts w:eastAsiaTheme="majorEastAsia"/>
+                <w:color w:val="767171" w:themeColor="background2" w:themeShade="80"/>
                 <w:sz w:val="24"/>
                 <w:szCs w:val="24"/>
               </w:rPr>
             </w:pPr>
             <w:r>
               <w:rPr>
-                <w:rFonts w:eastAsia="" w:cs="Calibri" w:eastAsiaTheme="majorEastAsia" w:cstheme="minorAscii"/>
-                <w:color w:val="auto"/>
+                <w:rFonts w:eastAsiaTheme="majorEastAsia"/>
                 <w:sz w:val="24"/>
                 <w:szCs w:val="24"/>
               </w:rPr>
@@ -529,8 +481,7 @@
             </w:r>
             <w:r>
               <w:rPr>
-                <w:rFonts w:eastAsia="" w:cs="Calibri" w:eastAsiaTheme="majorEastAsia" w:cstheme="minorAscii"/>
-                <w:color w:val="auto"/>
+                <w:rFonts w:eastAsiaTheme="majorEastAsia"/>
                 <w:sz w:val="24"/>
                 <w:szCs w:val="24"/>
               </w:rPr>
@@ -538,8 +489,7 @@
             </w:r>
             <w:r>
               <w:rPr>
-                <w:rFonts w:eastAsia="" w:cs="Calibri" w:eastAsiaTheme="majorEastAsia" w:cstheme="minorAscii"/>
-                <w:color w:val="auto"/>
+                <w:rFonts w:eastAsiaTheme="majorEastAsia"/>
                 <w:sz w:val="24"/>
                 <w:szCs w:val="24"/>
               </w:rPr>
@@ -555,71 +505,53 @@
         <w:tc>
           <w:tcPr>
             <w:tcW w:w="2010" w:type="dxa"/>
-            <w:tcMar/>
           </w:tcPr>
-          <w:p w14:noSpellErr="1">
+          <w:p>
             <w:pPr>
               <w:pStyle w:val="Default"/>
-              <w:jc w:val="left"/>
-              <w:rPr>
-                <w:rFonts w:ascii="Calibri" w:hAnsi="Calibri" w:eastAsia="" w:cs="Calibri" w:asciiTheme="minorAscii" w:hAnsiTheme="minorAscii" w:eastAsiaTheme="majorEastAsia" w:cstheme="minorAscii"/>
-                <w:color w:val="auto" w:themeColor="background2" w:themeShade="80"/>
+              <w:rPr>
+                <w:rFonts w:asciiTheme="minorHAnsi" w:eastAsiaTheme="majorEastAsia" w:hAnsiTheme="minorHAnsi" w:cstheme="minorBidi"/>
+                <w:color w:val="767171" w:themeColor="background2" w:themeShade="80"/>
               </w:rPr>
             </w:pPr>
             <w:r>
               <w:rPr>
-                <w:rFonts w:ascii="Calibri" w:hAnsi="Calibri" w:eastAsia="" w:cs="Calibri" w:asciiTheme="minorAscii" w:hAnsiTheme="minorAscii" w:eastAsiaTheme="majorEastAsia" w:cstheme="minorAscii"/>
+                <w:rFonts w:asciiTheme="minorHAnsi" w:eastAsiaTheme="majorEastAsia" w:hAnsiTheme="minorHAnsi" w:cstheme="minorBidi"/>
                 <w:color w:val="auto"/>
               </w:rPr>
-              <w:t>Dominio no logrado (</w:t>
-            </w:r>
-            <w:r>
-              <w:rPr>
-                <w:rFonts w:ascii="Calibri" w:hAnsi="Calibri" w:eastAsia="" w:cs="Calibri" w:asciiTheme="minorAscii" w:hAnsiTheme="minorAscii" w:eastAsiaTheme="majorEastAsia" w:cstheme="minorAscii"/>
-                <w:color w:val="auto"/>
-              </w:rPr>
-              <w:t>DNL</w:t>
-            </w:r>
-            <w:r>
-              <w:rPr>
-                <w:rFonts w:ascii="Calibri" w:hAnsi="Calibri" w:eastAsia="" w:cs="Calibri" w:asciiTheme="minorAscii" w:hAnsiTheme="minorAscii" w:eastAsiaTheme="majorEastAsia" w:cstheme="minorAscii"/>
-                <w:color w:val="auto"/>
-              </w:rPr>
-              <w:t>)</w:t>
+              <w:t>Dominio no logrado (DNL)</w:t>
             </w:r>
           </w:p>
         </w:tc>
         <w:tc>
           <w:tcPr>
             <w:tcW w:w="7770" w:type="dxa"/>
-            <w:tcMar/>
           </w:tcPr>
-          <w:p w14:noSpellErr="1">
+          <w:p>
             <w:pPr>
               <w:pStyle w:val="Default"/>
-              <w:jc w:val="left"/>
-              <w:rPr>
-                <w:rFonts w:ascii="Calibri" w:hAnsi="Calibri" w:eastAsia="" w:cs="Calibri" w:asciiTheme="minorAscii" w:hAnsiTheme="minorAscii" w:eastAsiaTheme="majorEastAsia" w:cstheme="minorAscii"/>
-                <w:color w:val="auto" w:themeColor="background2" w:themeShade="80"/>
+              <w:rPr>
+                <w:rFonts w:asciiTheme="minorHAnsi" w:eastAsiaTheme="majorEastAsia" w:hAnsiTheme="minorHAnsi" w:cstheme="minorBidi"/>
+                <w:color w:val="767171" w:themeColor="background2" w:themeShade="80"/>
               </w:rPr>
             </w:pPr>
             <w:r>
               <w:rPr>
-                <w:rFonts w:ascii="Calibri" w:hAnsi="Calibri" w:eastAsia="" w:cs="Calibri" w:asciiTheme="minorAscii" w:hAnsiTheme="minorAscii" w:eastAsiaTheme="majorEastAsia" w:cstheme="minorAscii"/>
+                <w:rFonts w:asciiTheme="minorHAnsi" w:eastAsiaTheme="majorEastAsia" w:hAnsiTheme="minorHAnsi" w:cstheme="minorBidi"/>
                 <w:color w:val="auto"/>
               </w:rPr>
               <w:t>Tengo un dominio no logrado de la competencia</w:t>
             </w:r>
             <w:r>
               <w:rPr>
-                <w:rFonts w:ascii="Calibri" w:hAnsi="Calibri" w:eastAsia="" w:cs="Calibri" w:asciiTheme="minorAscii" w:hAnsiTheme="minorAscii" w:eastAsiaTheme="majorEastAsia" w:cstheme="minorAscii"/>
+                <w:rFonts w:asciiTheme="minorHAnsi" w:eastAsiaTheme="majorEastAsia" w:hAnsiTheme="minorHAnsi" w:cstheme="minorBidi"/>
                 <w:color w:val="auto"/>
               </w:rPr>
               <w:t>, no</w:t>
             </w:r>
             <w:r>
               <w:rPr>
-                <w:rFonts w:ascii="Calibri" w:hAnsi="Calibri" w:eastAsia="" w:cs="Calibri" w:asciiTheme="minorAscii" w:hAnsiTheme="minorAscii" w:eastAsiaTheme="majorEastAsia" w:cstheme="minorAscii"/>
+                <w:rFonts w:asciiTheme="minorHAnsi" w:eastAsiaTheme="majorEastAsia" w:hAnsiTheme="minorHAnsi" w:cstheme="minorBidi"/>
                 <w:color w:val="auto"/>
               </w:rPr>
               <w:t xml:space="preserve"> manejo casi ningún aspecto de manera clara.</w:t>
@@ -628,30 +560,27 @@
         </w:tc>
       </w:tr>
     </w:tbl>
-    <w:p w14:noSpellErr="1">
+    <w:p>
+      <w:pPr>
+        <w:pStyle w:val="Prrafodelista"/>
+        <w:ind w:left="435"/>
+        <w:jc w:val="both"/>
+      </w:pPr>
+    </w:p>
+    <w:p>
       <w:pPr>
         <w:pStyle w:val="Prrafodelista"/>
         <w:ind w:left="435"/>
         <w:jc w:val="both"/>
         <w:rPr>
-          <w:color w:val="auto"/>
-        </w:rPr>
-      </w:pPr>
-    </w:p>
-    <w:p w14:noSpellErr="1">
-      <w:pPr>
-        <w:pStyle w:val="Prrafodelista"/>
-        <w:ind w:left="435"/>
-        <w:jc w:val="both"/>
-        <w:rPr>
-          <w:rFonts w:eastAsia="" w:cs="Calibri" w:eastAsiaTheme="majorEastAsia" w:cstheme="minorAscii"/>
-          <w:color w:val="auto" w:themeColor="background2" w:themeShade="80"/>
+          <w:rFonts w:eastAsiaTheme="majorEastAsia"/>
+          <w:color w:val="767171" w:themeColor="background2" w:themeShade="80"/>
           <w:sz w:val="24"/>
           <w:szCs w:val="24"/>
         </w:rPr>
       </w:pPr>
     </w:p>
-    <w:p w14:noSpellErr="1">
+    <w:p>
       <w:pPr>
         <w:pStyle w:val="Prrafodelista"/>
         <w:numPr>
@@ -660,43 +589,42 @@
         </w:numPr>
         <w:jc w:val="both"/>
         <w:rPr>
-          <w:rFonts w:eastAsia="" w:cs="Calibri" w:eastAsiaTheme="majorEastAsia" w:cstheme="minorAscii"/>
-          <w:color w:val="auto" w:themeColor="background2" w:themeShade="80"/>
+          <w:rFonts w:eastAsiaTheme="majorEastAsia"/>
+          <w:color w:val="767171" w:themeColor="background2" w:themeShade="80"/>
           <w:sz w:val="24"/>
           <w:szCs w:val="24"/>
         </w:rPr>
       </w:pPr>
       <w:r>
         <w:rPr>
-          <w:rFonts w:eastAsia="" w:cs="Calibri" w:eastAsiaTheme="majorEastAsia" w:cstheme="minorAscii"/>
-          <w:color w:val="auto"/>
+          <w:rFonts w:eastAsiaTheme="majorEastAsia"/>
           <w:sz w:val="24"/>
           <w:szCs w:val="24"/>
         </w:rPr>
         <w:t>En la columna de comentarios escribe por qué marcaste cada nivel.</w:t>
       </w:r>
     </w:p>
-    <w:p w14:noSpellErr="1">
+    <w:p>
       <w:pPr>
         <w:pStyle w:val="Prrafodelista"/>
         <w:ind w:left="435"/>
         <w:jc w:val="both"/>
         <w:rPr>
-          <w:rFonts w:eastAsia="" w:cs="Calibri" w:eastAsiaTheme="majorEastAsia" w:cstheme="minorAscii"/>
-          <w:color w:val="auto" w:themeColor="background2" w:themeShade="80"/>
+          <w:rFonts w:eastAsiaTheme="majorEastAsia"/>
+          <w:color w:val="767171" w:themeColor="background2" w:themeShade="80"/>
           <w:sz w:val="24"/>
           <w:szCs w:val="24"/>
         </w:rPr>
       </w:pPr>
     </w:p>
-    <w:p w14:noSpellErr="1">
+    <w:p>
       <w:pPr>
         <w:pStyle w:val="Prrafodelista"/>
         <w:ind w:left="435"/>
         <w:jc w:val="both"/>
         <w:rPr>
-          <w:rFonts w:eastAsia="" w:cs="Calibri" w:eastAsiaTheme="majorEastAsia" w:cstheme="minorAscii"/>
-          <w:color w:val="auto" w:themeColor="background2" w:themeShade="80"/>
+          <w:rFonts w:eastAsiaTheme="majorEastAsia"/>
+          <w:color w:val="767171" w:themeColor="background2" w:themeShade="80"/>
           <w:sz w:val="24"/>
           <w:szCs w:val="24"/>
         </w:rPr>
@@ -708,8 +636,7 @@
         <w:ind w:left="435"/>
         <w:jc w:val="both"/>
         <w:rPr>
-          <w:rFonts w:eastAsia="" w:cs="Calibri" w:eastAsiaTheme="majorEastAsia" w:cstheme="minorAscii"/>
-          <w:color w:val="auto"/>
+          <w:rFonts w:eastAsiaTheme="majorEastAsia"/>
           <w:sz w:val="24"/>
           <w:szCs w:val="24"/>
         </w:rPr>
@@ -721,8 +648,7 @@
         <w:ind w:left="435"/>
         <w:jc w:val="both"/>
         <w:rPr>
-          <w:rFonts w:eastAsia="" w:cs="Calibri" w:eastAsiaTheme="majorEastAsia" w:cstheme="minorAscii"/>
-          <w:color w:val="auto"/>
+          <w:rFonts w:eastAsiaTheme="majorEastAsia"/>
           <w:sz w:val="24"/>
           <w:szCs w:val="24"/>
         </w:rPr>
@@ -734,8 +660,7 @@
         <w:ind w:left="435"/>
         <w:jc w:val="both"/>
         <w:rPr>
-          <w:rFonts w:eastAsia="" w:cs="Calibri" w:eastAsiaTheme="majorEastAsia" w:cstheme="minorAscii"/>
-          <w:color w:val="auto"/>
+          <w:rFonts w:eastAsiaTheme="majorEastAsia"/>
           <w:sz w:val="24"/>
           <w:szCs w:val="24"/>
         </w:rPr>
@@ -747,8 +672,7 @@
         <w:ind w:left="435"/>
         <w:jc w:val="both"/>
         <w:rPr>
-          <w:rFonts w:eastAsia="" w:cs="Calibri" w:eastAsiaTheme="majorEastAsia" w:cstheme="minorAscii"/>
-          <w:color w:val="auto"/>
+          <w:rFonts w:eastAsiaTheme="majorEastAsia"/>
           <w:sz w:val="24"/>
           <w:szCs w:val="24"/>
         </w:rPr>
@@ -760,8 +684,7 @@
         <w:ind w:left="435"/>
         <w:jc w:val="both"/>
         <w:rPr>
-          <w:rFonts w:eastAsia="" w:cs="Calibri" w:eastAsiaTheme="majorEastAsia" w:cstheme="minorAscii"/>
-          <w:color w:val="auto"/>
+          <w:rFonts w:eastAsiaTheme="majorEastAsia"/>
           <w:sz w:val="24"/>
           <w:szCs w:val="24"/>
         </w:rPr>
@@ -773,8 +696,7 @@
         <w:ind w:left="435"/>
         <w:jc w:val="both"/>
         <w:rPr>
-          <w:rFonts w:eastAsia="" w:cs="Calibri" w:eastAsiaTheme="majorEastAsia" w:cstheme="minorAscii"/>
-          <w:color w:val="auto"/>
+          <w:rFonts w:eastAsiaTheme="majorEastAsia"/>
           <w:sz w:val="24"/>
           <w:szCs w:val="24"/>
         </w:rPr>
@@ -786,34 +708,33 @@
         <w:ind w:left="435"/>
         <w:jc w:val="both"/>
         <w:rPr>
-          <w:rFonts w:eastAsia="" w:cs="Calibri" w:eastAsiaTheme="majorEastAsia" w:cstheme="minorAscii"/>
-          <w:color w:val="auto"/>
+          <w:rFonts w:eastAsiaTheme="majorEastAsia"/>
           <w:sz w:val="24"/>
           <w:szCs w:val="24"/>
         </w:rPr>
       </w:pPr>
     </w:p>
-    <w:p w14:noSpellErr="1">
+    <w:p>
       <w:pPr>
         <w:pStyle w:val="Prrafodelista"/>
         <w:ind w:left="435"/>
         <w:jc w:val="both"/>
         <w:rPr>
-          <w:rFonts w:eastAsia="" w:cs="Calibri" w:eastAsiaTheme="majorEastAsia" w:cstheme="minorAscii"/>
-          <w:color w:val="auto" w:themeColor="background2" w:themeShade="80"/>
+          <w:rFonts w:eastAsiaTheme="majorEastAsia"/>
+          <w:color w:val="767171" w:themeColor="background2" w:themeShade="80"/>
           <w:sz w:val="24"/>
           <w:szCs w:val="24"/>
         </w:rPr>
       </w:pPr>
     </w:p>
-    <w:p w14:noSpellErr="1">
+    <w:p>
       <w:pPr>
         <w:pStyle w:val="Prrafodelista"/>
         <w:ind w:left="435"/>
         <w:jc w:val="both"/>
         <w:rPr>
-          <w:rFonts w:eastAsia="" w:cs="Calibri" w:eastAsiaTheme="majorEastAsia" w:cstheme="minorAscii"/>
-          <w:color w:val="auto" w:themeColor="background2" w:themeShade="80"/>
+          <w:rFonts w:eastAsiaTheme="majorEastAsia"/>
+          <w:color w:val="767171" w:themeColor="background2" w:themeShade="80"/>
           <w:sz w:val="24"/>
           <w:szCs w:val="24"/>
         </w:rPr>
@@ -838,24 +759,22 @@
             <w:cnfStyle w:val="001000000000" w:firstRow="0" w:lastRow="0" w:firstColumn="1" w:lastColumn="0" w:oddVBand="0" w:evenVBand="0" w:oddHBand="0" w:evenHBand="0" w:firstRowFirstColumn="0" w:firstRowLastColumn="0" w:lastRowFirstColumn="0" w:lastRowLastColumn="0"/>
             <w:tcW w:w="10076" w:type="dxa"/>
             <w:gridSpan w:val="2"/>
-            <w:tcMar/>
           </w:tcPr>
-          <w:p w14:noSpellErr="1">
+          <w:p>
             <w:pPr>
               <w:pStyle w:val="Prrafodelista"/>
               <w:ind w:left="0"/>
               <w:jc w:val="center"/>
               <w:rPr>
-                <w:rFonts w:eastAsia="" w:cs="Calibri" w:eastAsiaTheme="majorEastAsia" w:cstheme="minorAscii"/>
-                <w:color w:val="auto" w:themeColor="background2" w:themeShade="80"/>
+                <w:rFonts w:eastAsiaTheme="majorEastAsia"/>
+                <w:color w:val="767171" w:themeColor="background2" w:themeShade="80"/>
                 <w:sz w:val="24"/>
                 <w:szCs w:val="24"/>
               </w:rPr>
             </w:pPr>
             <w:r>
               <w:rPr>
-                <w:rFonts w:eastAsia="" w:cs="Calibri" w:eastAsiaTheme="majorEastAsia" w:cstheme="minorAscii"/>
-                <w:color w:val="auto"/>
+                <w:rFonts w:eastAsiaTheme="majorEastAsia"/>
                 <w:sz w:val="24"/>
                 <w:szCs w:val="24"/>
               </w:rPr>
@@ -872,28 +791,26 @@
           <w:tcPr>
             <w:cnfStyle w:val="001000000000" w:firstRow="0" w:lastRow="0" w:firstColumn="1" w:lastColumn="0" w:oddVBand="0" w:evenVBand="0" w:oddHBand="0" w:evenHBand="0" w:firstRowFirstColumn="0" w:firstRowLastColumn="0" w:lastRowFirstColumn="0" w:lastRowLastColumn="0"/>
             <w:tcW w:w="5038" w:type="dxa"/>
-            <w:tcMar/>
           </w:tcPr>
-          <w:p w14:noSpellErr="1">
+          <w:p>
             <w:pPr>
               <w:pStyle w:val="Prrafodelista"/>
               <w:ind w:left="0"/>
               <w:jc w:val="both"/>
               <w:rPr>
-                <w:rFonts w:eastAsia="" w:cs="Calibri" w:eastAsiaTheme="majorEastAsia" w:cstheme="minorAscii"/>
+                <w:rFonts w:eastAsiaTheme="majorEastAsia"/>
                 <w:b w:val="0"/>
                 <w:bCs w:val="0"/>
-                <w:color w:val="auto" w:themeColor="background2" w:themeShade="80"/>
+                <w:color w:val="767171" w:themeColor="background2" w:themeShade="80"/>
                 <w:sz w:val="24"/>
                 <w:szCs w:val="24"/>
               </w:rPr>
             </w:pPr>
             <w:r>
               <w:rPr>
-                <w:rFonts w:eastAsia="" w:cs="Calibri" w:eastAsiaTheme="majorEastAsia" w:cstheme="minorAscii"/>
+                <w:rFonts w:eastAsiaTheme="majorEastAsia"/>
                 <w:b w:val="0"/>
                 <w:bCs w:val="0"/>
-                <w:color w:val="auto"/>
                 <w:sz w:val="24"/>
                 <w:szCs w:val="24"/>
               </w:rPr>
@@ -903,23 +820,30 @@
         </w:tc>
         <w:tc>
           <w:tcPr>
-            <w:cnfStyle w:val="000000000000" w:firstRow="0" w:lastRow="0" w:firstColumn="0" w:lastColumn="0" w:oddVBand="0" w:evenVBand="0" w:oddHBand="0" w:evenHBand="0" w:firstRowFirstColumn="0" w:firstRowLastColumn="0" w:lastRowFirstColumn="0" w:lastRowLastColumn="0"/>
             <w:tcW w:w="5038" w:type="dxa"/>
-            <w:tcMar/>
           </w:tcPr>
-          <w:p w14:noSpellErr="1">
+          <w:p>
             <w:pPr>
               <w:pStyle w:val="Prrafodelista"/>
               <w:ind w:left="0"/>
               <w:jc w:val="both"/>
               <w:cnfStyle w:val="000000100000" w:firstRow="0" w:lastRow="0" w:firstColumn="0" w:lastColumn="0" w:oddVBand="0" w:evenVBand="0" w:oddHBand="1" w:evenHBand="0" w:firstRowFirstColumn="0" w:firstRowLastColumn="0" w:lastRowFirstColumn="0" w:lastRowLastColumn="0"/>
               <w:rPr>
-                <w:rFonts w:eastAsia="" w:cs="Calibri" w:eastAsiaTheme="majorEastAsia" w:cstheme="minorAscii"/>
-                <w:color w:val="auto" w:themeColor="background2" w:themeShade="80"/>
+                <w:rFonts w:eastAsiaTheme="majorEastAsia"/>
+                <w:color w:val="767171" w:themeColor="background2" w:themeShade="80"/>
                 <w:sz w:val="24"/>
                 <w:szCs w:val="24"/>
               </w:rPr>
             </w:pPr>
+            <w:r>
+              <w:rPr>
+                <w:rFonts w:eastAsiaTheme="majorEastAsia"/>
+                <w:color w:val="767171" w:themeColor="background2" w:themeShade="80"/>
+                <w:sz w:val="24"/>
+                <w:szCs w:val="24"/>
+              </w:rPr>
+              <w:t>Christian Nicolás Cabezas Hermosilla</w:t>
+            </w:r>
           </w:p>
         </w:tc>
       </w:tr>
@@ -928,28 +852,26 @@
           <w:tcPr>
             <w:cnfStyle w:val="001000000000" w:firstRow="0" w:lastRow="0" w:firstColumn="1" w:lastColumn="0" w:oddVBand="0" w:evenVBand="0" w:oddHBand="0" w:evenHBand="0" w:firstRowFirstColumn="0" w:firstRowLastColumn="0" w:lastRowFirstColumn="0" w:lastRowLastColumn="0"/>
             <w:tcW w:w="5038" w:type="dxa"/>
-            <w:tcMar/>
           </w:tcPr>
-          <w:p w14:noSpellErr="1">
+          <w:p>
             <w:pPr>
               <w:pStyle w:val="Prrafodelista"/>
               <w:ind w:left="0"/>
               <w:jc w:val="both"/>
               <w:rPr>
-                <w:rFonts w:eastAsia="" w:cs="Calibri" w:eastAsiaTheme="majorEastAsia" w:cstheme="minorAscii"/>
+                <w:rFonts w:eastAsiaTheme="majorEastAsia"/>
                 <w:b w:val="0"/>
                 <w:bCs w:val="0"/>
-                <w:color w:val="auto" w:themeColor="background2" w:themeShade="80"/>
+                <w:color w:val="767171" w:themeColor="background2" w:themeShade="80"/>
                 <w:sz w:val="24"/>
                 <w:szCs w:val="24"/>
               </w:rPr>
             </w:pPr>
             <w:r>
               <w:rPr>
-                <w:rFonts w:eastAsia="" w:cs="Calibri" w:eastAsiaTheme="majorEastAsia" w:cstheme="minorAscii"/>
+                <w:rFonts w:eastAsiaTheme="majorEastAsia"/>
                 <w:b w:val="0"/>
                 <w:bCs w:val="0"/>
-                <w:color w:val="auto"/>
                 <w:sz w:val="24"/>
                 <w:szCs w:val="24"/>
               </w:rPr>
@@ -959,23 +881,30 @@
         </w:tc>
         <w:tc>
           <w:tcPr>
-            <w:cnfStyle w:val="000000000000" w:firstRow="0" w:lastRow="0" w:firstColumn="0" w:lastColumn="0" w:oddVBand="0" w:evenVBand="0" w:oddHBand="0" w:evenHBand="0" w:firstRowFirstColumn="0" w:firstRowLastColumn="0" w:lastRowFirstColumn="0" w:lastRowLastColumn="0"/>
             <w:tcW w:w="5038" w:type="dxa"/>
-            <w:tcMar/>
           </w:tcPr>
-          <w:p w14:noSpellErr="1">
+          <w:p>
             <w:pPr>
               <w:pStyle w:val="Prrafodelista"/>
               <w:ind w:left="0"/>
               <w:jc w:val="both"/>
               <w:cnfStyle w:val="000000000000" w:firstRow="0" w:lastRow="0" w:firstColumn="0" w:lastColumn="0" w:oddVBand="0" w:evenVBand="0" w:oddHBand="0" w:evenHBand="0" w:firstRowFirstColumn="0" w:firstRowLastColumn="0" w:lastRowFirstColumn="0" w:lastRowLastColumn="0"/>
               <w:rPr>
-                <w:rFonts w:eastAsia="" w:cs="Calibri" w:eastAsiaTheme="majorEastAsia" w:cstheme="minorAscii"/>
-                <w:color w:val="auto" w:themeColor="background2" w:themeShade="80"/>
+                <w:rFonts w:eastAsiaTheme="majorEastAsia"/>
+                <w:color w:val="767171" w:themeColor="background2" w:themeShade="80"/>
                 <w:sz w:val="24"/>
                 <w:szCs w:val="24"/>
               </w:rPr>
             </w:pPr>
+            <w:r>
+              <w:rPr>
+                <w:rFonts w:eastAsiaTheme="majorEastAsia"/>
+                <w:color w:val="767171" w:themeColor="background2" w:themeShade="80"/>
+                <w:sz w:val="24"/>
+                <w:szCs w:val="24"/>
+              </w:rPr>
+              <w:t>Ingeniería Informática</w:t>
+            </w:r>
           </w:p>
         </w:tc>
       </w:tr>
@@ -987,28 +916,26 @@
           <w:tcPr>
             <w:cnfStyle w:val="001000000000" w:firstRow="0" w:lastRow="0" w:firstColumn="1" w:lastColumn="0" w:oddVBand="0" w:evenVBand="0" w:oddHBand="0" w:evenHBand="0" w:firstRowFirstColumn="0" w:firstRowLastColumn="0" w:lastRowFirstColumn="0" w:lastRowLastColumn="0"/>
             <w:tcW w:w="5038" w:type="dxa"/>
-            <w:tcMar/>
           </w:tcPr>
-          <w:p w14:noSpellErr="1">
+          <w:p>
             <w:pPr>
               <w:pStyle w:val="Prrafodelista"/>
               <w:ind w:left="0"/>
               <w:jc w:val="both"/>
               <w:rPr>
-                <w:rFonts w:eastAsia="" w:cs="Calibri" w:eastAsiaTheme="majorEastAsia" w:cstheme="minorAscii"/>
+                <w:rFonts w:eastAsiaTheme="majorEastAsia"/>
                 <w:b w:val="0"/>
                 <w:bCs w:val="0"/>
-                <w:color w:val="auto" w:themeColor="background2" w:themeShade="80"/>
+                <w:color w:val="767171" w:themeColor="background2" w:themeShade="80"/>
                 <w:sz w:val="24"/>
                 <w:szCs w:val="24"/>
               </w:rPr>
             </w:pPr>
             <w:r>
               <w:rPr>
-                <w:rFonts w:eastAsia="" w:cs="Calibri" w:eastAsiaTheme="majorEastAsia" w:cstheme="minorAscii"/>
+                <w:rFonts w:eastAsiaTheme="majorEastAsia"/>
                 <w:b w:val="0"/>
                 <w:bCs w:val="0"/>
-                <w:color w:val="auto"/>
                 <w:sz w:val="24"/>
                 <w:szCs w:val="24"/>
               </w:rPr>
@@ -1018,23 +945,30 @@
         </w:tc>
         <w:tc>
           <w:tcPr>
-            <w:cnfStyle w:val="000000000000" w:firstRow="0" w:lastRow="0" w:firstColumn="0" w:lastColumn="0" w:oddVBand="0" w:evenVBand="0" w:oddHBand="0" w:evenHBand="0" w:firstRowFirstColumn="0" w:firstRowLastColumn="0" w:lastRowFirstColumn="0" w:lastRowLastColumn="0"/>
             <w:tcW w:w="5038" w:type="dxa"/>
-            <w:tcMar/>
           </w:tcPr>
-          <w:p w14:noSpellErr="1">
+          <w:p>
             <w:pPr>
               <w:pStyle w:val="Prrafodelista"/>
               <w:ind w:left="0"/>
               <w:jc w:val="both"/>
               <w:cnfStyle w:val="000000100000" w:firstRow="0" w:lastRow="0" w:firstColumn="0" w:lastColumn="0" w:oddVBand="0" w:evenVBand="0" w:oddHBand="1" w:evenHBand="0" w:firstRowFirstColumn="0" w:firstRowLastColumn="0" w:lastRowFirstColumn="0" w:lastRowLastColumn="0"/>
               <w:rPr>
-                <w:rFonts w:eastAsia="" w:cs="Calibri" w:eastAsiaTheme="majorEastAsia" w:cstheme="minorAscii"/>
-                <w:color w:val="auto" w:themeColor="background2" w:themeShade="80"/>
+                <w:rFonts w:eastAsiaTheme="majorEastAsia"/>
+                <w:color w:val="767171" w:themeColor="background2" w:themeShade="80"/>
                 <w:sz w:val="24"/>
                 <w:szCs w:val="24"/>
               </w:rPr>
             </w:pPr>
+            <w:r>
+              <w:rPr>
+                <w:rFonts w:eastAsiaTheme="majorEastAsia"/>
+                <w:color w:val="767171" w:themeColor="background2" w:themeShade="80"/>
+                <w:sz w:val="24"/>
+                <w:szCs w:val="24"/>
+              </w:rPr>
+              <w:t>2019</w:t>
+            </w:r>
           </w:p>
         </w:tc>
       </w:tr>
@@ -1077,12 +1011,12 @@
         <w:tblW w:w="9923" w:type="dxa"/>
         <w:jc w:val="center"/>
         <w:tblBorders>
-          <w:top w:val="single" w:color="BFBFBF" w:themeColor="background1" w:themeShade="BF" w:sz="4" w:space="0"/>
-          <w:left w:val="single" w:color="BFBFBF" w:themeColor="background1" w:themeShade="BF" w:sz="4" w:space="0"/>
-          <w:bottom w:val="single" w:color="BFBFBF" w:themeColor="background1" w:themeShade="BF" w:sz="4" w:space="0"/>
-          <w:right w:val="single" w:color="BFBFBF" w:themeColor="background1" w:themeShade="BF" w:sz="4" w:space="0"/>
-          <w:insideH w:val="single" w:color="BFBFBF" w:themeColor="background1" w:themeShade="BF" w:sz="4" w:space="0"/>
-          <w:insideV w:val="single" w:color="BFBFBF" w:themeColor="background1" w:themeShade="BF" w:sz="4" w:space="0"/>
+          <w:top w:val="single" w:sz="4" w:space="0" w:color="BFBFBF" w:themeColor="background1" w:themeShade="BF"/>
+          <w:left w:val="single" w:sz="4" w:space="0" w:color="BFBFBF" w:themeColor="background1" w:themeShade="BF"/>
+          <w:bottom w:val="single" w:sz="4" w:space="0" w:color="BFBFBF" w:themeColor="background1" w:themeShade="BF"/>
+          <w:right w:val="single" w:sz="4" w:space="0" w:color="BFBFBF" w:themeColor="background1" w:themeShade="BF"/>
+          <w:insideH w:val="single" w:sz="4" w:space="0" w:color="BFBFBF" w:themeColor="background1" w:themeShade="BF"/>
+          <w:insideV w:val="single" w:sz="4" w:space="0" w:color="BFBFBF" w:themeColor="background1" w:themeShade="BF"/>
         </w:tblBorders>
         <w:tblLook w:val="04A0" w:firstRow="1" w:lastRow="0" w:firstColumn="1" w:lastColumn="0" w:noHBand="0" w:noVBand="1"/>
       </w:tblPr>
@@ -1104,25 +1038,22 @@
           <w:tcPr>
             <w:tcW w:w="1931" w:type="dxa"/>
             <w:vMerge w:val="restart"/>
-            <w:tcMar/>
             <w:vAlign w:val="center"/>
           </w:tcPr>
-          <w:p w14:noSpellErr="1">
+          <w:p>
             <w:pPr>
               <w:jc w:val="center"/>
               <w:rPr>
-                <w:rFonts w:cs="Calibri" w:cstheme="minorAscii"/>
-                <w:b w:val="1"/>
-                <w:bCs w:val="1"/>
+                <w:b/>
+                <w:bCs/>
                 <w:sz w:val="18"/>
                 <w:szCs w:val="18"/>
               </w:rPr>
             </w:pPr>
             <w:r>
               <w:rPr>
-                <w:rFonts w:cs="Calibri" w:cstheme="minorAscii"/>
-                <w:b w:val="1"/>
-                <w:bCs w:val="1"/>
+                <w:b/>
+                <w:bCs/>
                 <w:sz w:val="18"/>
                 <w:szCs w:val="18"/>
               </w:rPr>
@@ -1134,25 +1065,22 @@
           <w:tcPr>
             <w:tcW w:w="5435" w:type="dxa"/>
             <w:gridSpan w:val="5"/>
-            <w:tcMar/>
             <w:vAlign w:val="center"/>
           </w:tcPr>
-          <w:p w14:noSpellErr="1">
+          <w:p>
             <w:pPr>
               <w:jc w:val="center"/>
               <w:rPr>
-                <w:rFonts w:cs="Calibri" w:cstheme="minorAscii"/>
-                <w:b w:val="1"/>
-                <w:bCs w:val="1"/>
+                <w:b/>
+                <w:bCs/>
                 <w:sz w:val="18"/>
                 <w:szCs w:val="18"/>
               </w:rPr>
             </w:pPr>
             <w:r>
               <w:rPr>
-                <w:rFonts w:cs="Calibri" w:cstheme="minorAscii"/>
-                <w:b w:val="1"/>
-                <w:bCs w:val="1"/>
+                <w:b/>
+                <w:bCs/>
                 <w:sz w:val="18"/>
                 <w:szCs w:val="18"/>
               </w:rPr>
@@ -1164,41 +1092,26 @@
           <w:tcPr>
             <w:tcW w:w="2557" w:type="dxa"/>
             <w:vMerge w:val="restart"/>
-            <w:tcMar/>
             <w:vAlign w:val="center"/>
           </w:tcPr>
-          <w:p w14:noSpellErr="1">
+          <w:p>
             <w:pPr>
               <w:jc w:val="center"/>
               <w:rPr>
-                <w:rFonts w:cs="Calibri" w:cstheme="minorAscii"/>
-                <w:b w:val="1"/>
-                <w:bCs w:val="1"/>
+                <w:b/>
+                <w:bCs/>
                 <w:sz w:val="18"/>
                 <w:szCs w:val="18"/>
               </w:rPr>
             </w:pPr>
             <w:r>
               <w:rPr>
-                <w:rFonts w:cs="Calibri" w:cstheme="minorAscii"/>
-                <w:b w:val="1"/>
-                <w:bCs w:val="1"/>
-                <w:sz w:val="18"/>
-                <w:szCs w:val="18"/>
-              </w:rPr>
-              <w:t>Come</w:t>
-            </w:r>
-            <w:bookmarkStart w:name="_GoBack" w:id="1"/>
-            <w:bookmarkEnd w:id="1"/>
-            <w:r>
-              <w:rPr>
-                <w:rFonts w:cs="Calibri" w:cstheme="minorAscii"/>
-                <w:b w:val="1"/>
-                <w:bCs w:val="1"/>
-                <w:sz w:val="18"/>
-                <w:szCs w:val="18"/>
-              </w:rPr>
-              <w:t>ntarios</w:t>
+                <w:b/>
+                <w:bCs/>
+                <w:sz w:val="18"/>
+                <w:szCs w:val="18"/>
+              </w:rPr>
+              <w:t>Comentarios</w:t>
             </w:r>
           </w:p>
         </w:tc>
@@ -1212,7 +1125,6 @@
           <w:tcPr>
             <w:tcW w:w="1931" w:type="dxa"/>
             <w:vMerge/>
-            <w:tcMar/>
           </w:tcPr>
           <w:p>
             <w:pPr>
@@ -1229,25 +1141,22 @@
         <w:tc>
           <w:tcPr>
             <w:tcW w:w="1017" w:type="dxa"/>
-            <w:tcMar/>
             <w:vAlign w:val="center"/>
           </w:tcPr>
-          <w:p w14:noSpellErr="1">
+          <w:p>
             <w:pPr>
               <w:jc w:val="center"/>
               <w:rPr>
-                <w:rFonts w:cs="Calibri" w:cstheme="minorAscii"/>
-                <w:b w:val="1"/>
-                <w:bCs w:val="1"/>
+                <w:b/>
+                <w:bCs/>
                 <w:sz w:val="18"/>
                 <w:szCs w:val="18"/>
               </w:rPr>
             </w:pPr>
             <w:r>
               <w:rPr>
-                <w:rFonts w:cs="Calibri" w:cstheme="minorAscii"/>
-                <w:b w:val="1"/>
-                <w:bCs w:val="1"/>
+                <w:b/>
+                <w:bCs/>
                 <w:sz w:val="18"/>
                 <w:szCs w:val="18"/>
               </w:rPr>
@@ -1258,25 +1167,22 @@
         <w:tc>
           <w:tcPr>
             <w:tcW w:w="926" w:type="dxa"/>
-            <w:tcMar/>
             <w:vAlign w:val="center"/>
           </w:tcPr>
-          <w:p w14:noSpellErr="1">
+          <w:p>
             <w:pPr>
               <w:jc w:val="center"/>
               <w:rPr>
-                <w:rFonts w:cs="Calibri" w:cstheme="minorAscii"/>
-                <w:b w:val="1"/>
-                <w:bCs w:val="1"/>
+                <w:b/>
+                <w:bCs/>
                 <w:sz w:val="18"/>
                 <w:szCs w:val="18"/>
               </w:rPr>
             </w:pPr>
             <w:r>
               <w:rPr>
-                <w:rFonts w:cs="Calibri" w:cstheme="minorAscii"/>
-                <w:b w:val="1"/>
-                <w:bCs w:val="1"/>
+                <w:b/>
+                <w:bCs/>
                 <w:sz w:val="18"/>
                 <w:szCs w:val="18"/>
               </w:rPr>
@@ -1287,24 +1193,21 @@
         <w:tc>
           <w:tcPr>
             <w:tcW w:w="1055" w:type="dxa"/>
-            <w:tcMar/>
             <w:vAlign w:val="center"/>
           </w:tcPr>
-          <w:p w14:noSpellErr="1">
+          <w:p>
             <w:pPr>
               <w:rPr>
-                <w:rFonts w:cs="Calibri" w:cstheme="minorAscii"/>
-                <w:b w:val="1"/>
-                <w:bCs w:val="1"/>
+                <w:b/>
+                <w:bCs/>
                 <w:sz w:val="18"/>
                 <w:szCs w:val="18"/>
               </w:rPr>
             </w:pPr>
             <w:r>
               <w:rPr>
-                <w:rFonts w:cs="Calibri" w:cstheme="minorAscii"/>
-                <w:b w:val="1"/>
-                <w:bCs w:val="1"/>
+                <w:b/>
+                <w:bCs/>
                 <w:sz w:val="18"/>
                 <w:szCs w:val="18"/>
               </w:rPr>
@@ -1315,25 +1218,22 @@
         <w:tc>
           <w:tcPr>
             <w:tcW w:w="1187" w:type="dxa"/>
-            <w:tcMar/>
             <w:vAlign w:val="center"/>
           </w:tcPr>
-          <w:p w14:noSpellErr="1">
+          <w:p>
             <w:pPr>
               <w:jc w:val="center"/>
               <w:rPr>
-                <w:rFonts w:cs="Calibri" w:cstheme="minorAscii"/>
-                <w:b w:val="1"/>
-                <w:bCs w:val="1"/>
+                <w:b/>
+                <w:bCs/>
                 <w:sz w:val="18"/>
                 <w:szCs w:val="18"/>
               </w:rPr>
             </w:pPr>
             <w:r>
               <w:rPr>
-                <w:rFonts w:cs="Calibri" w:cstheme="minorAscii"/>
-                <w:b w:val="1"/>
-                <w:bCs w:val="1"/>
+                <w:b/>
+                <w:bCs/>
                 <w:sz w:val="18"/>
                 <w:szCs w:val="18"/>
               </w:rPr>
@@ -1344,25 +1244,22 @@
         <w:tc>
           <w:tcPr>
             <w:tcW w:w="1250" w:type="dxa"/>
-            <w:tcMar/>
             <w:vAlign w:val="center"/>
           </w:tcPr>
-          <w:p w14:noSpellErr="1">
+          <w:p>
             <w:pPr>
               <w:jc w:val="center"/>
               <w:rPr>
-                <w:rFonts w:cs="Calibri" w:cstheme="minorAscii"/>
-                <w:b w:val="1"/>
-                <w:bCs w:val="1"/>
+                <w:b/>
+                <w:bCs/>
                 <w:sz w:val="18"/>
                 <w:szCs w:val="18"/>
               </w:rPr>
             </w:pPr>
             <w:r>
               <w:rPr>
-                <w:rFonts w:cs="Calibri" w:cstheme="minorAscii"/>
-                <w:b w:val="1"/>
-                <w:bCs w:val="1"/>
+                <w:b/>
+                <w:bCs/>
                 <w:sz w:val="18"/>
                 <w:szCs w:val="18"/>
               </w:rPr>
@@ -1374,7 +1271,6 @@
           <w:tcPr>
             <w:tcW w:w="2557" w:type="dxa"/>
             <w:vMerge/>
-            <w:tcMar/>
           </w:tcPr>
           <w:p>
             <w:pPr>
@@ -1397,16 +1293,181 @@
         <w:tc>
           <w:tcPr>
             <w:tcW w:w="1931" w:type="dxa"/>
-            <w:tcMar/>
           </w:tcPr>
-          <w:p w14:noSpellErr="1">
+          <w:p>
+            <w:pPr>
+              <w:jc w:val="both"/>
+              <w:rPr>
+                <w:b/>
+                <w:bCs/>
+                <w:color w:val="000000" w:themeColor="text1"/>
+                <w:sz w:val="18"/>
+                <w:szCs w:val="18"/>
+              </w:rPr>
+            </w:pPr>
+            <w:r>
+              <w:rPr>
+                <w:i/>
+                <w:color w:val="000000" w:themeColor="text1"/>
+                <w:sz w:val="18"/>
+                <w:szCs w:val="18"/>
+              </w:rPr>
+              <w:t>Administrar la configuración de ambientes, servicios de aplicaciones y bases de datos en un entorno empresarial a fin de habilitar operatividad o asegurar la continuidad de los sistemas que apoyan los procesos de negocio de acuerdo a los estándares definidos por la industria.</w:t>
+            </w:r>
+          </w:p>
+        </w:tc>
+        <w:tc>
+          <w:tcPr>
+            <w:tcW w:w="1017" w:type="dxa"/>
+          </w:tcPr>
+          <w:p>
             <w:pPr>
               <w:jc w:val="center"/>
               <w:rPr>
-                <w:rFonts w:cs="Calibri" w:cstheme="minorAscii"/>
-                <w:b w:val="1"/>
-                <w:bCs w:val="1"/>
-                <w:color w:val="FF0000"/>
+                <w:b/>
+                <w:bCs/>
+                <w:sz w:val="18"/>
+                <w:szCs w:val="18"/>
+              </w:rPr>
+            </w:pPr>
+          </w:p>
+        </w:tc>
+        <w:tc>
+          <w:tcPr>
+            <w:tcW w:w="926" w:type="dxa"/>
+          </w:tcPr>
+          <w:p>
+            <w:pPr>
+              <w:jc w:val="center"/>
+              <w:rPr>
+                <w:b/>
+                <w:bCs/>
+                <w:sz w:val="18"/>
+                <w:szCs w:val="18"/>
+              </w:rPr>
+            </w:pPr>
+            <w:r>
+              <w:rPr>
+                <w:b/>
+                <w:bCs/>
+                <w:sz w:val="18"/>
+                <w:szCs w:val="18"/>
+              </w:rPr>
+              <w:t>x</w:t>
+            </w:r>
+          </w:p>
+        </w:tc>
+        <w:tc>
+          <w:tcPr>
+            <w:tcW w:w="1055" w:type="dxa"/>
+          </w:tcPr>
+          <w:p>
+            <w:pPr>
+              <w:jc w:val="center"/>
+              <w:rPr>
+                <w:b/>
+                <w:bCs/>
+                <w:sz w:val="18"/>
+                <w:szCs w:val="18"/>
+              </w:rPr>
+            </w:pPr>
+          </w:p>
+        </w:tc>
+        <w:tc>
+          <w:tcPr>
+            <w:tcW w:w="1187" w:type="dxa"/>
+          </w:tcPr>
+          <w:p>
+            <w:pPr>
+              <w:jc w:val="center"/>
+              <w:rPr>
+                <w:b/>
+                <w:bCs/>
+                <w:sz w:val="18"/>
+                <w:szCs w:val="18"/>
+              </w:rPr>
+            </w:pPr>
+          </w:p>
+        </w:tc>
+        <w:tc>
+          <w:tcPr>
+            <w:tcW w:w="1250" w:type="dxa"/>
+          </w:tcPr>
+          <w:p>
+            <w:pPr>
+              <w:jc w:val="center"/>
+              <w:rPr>
+                <w:b/>
+                <w:bCs/>
+                <w:sz w:val="18"/>
+                <w:szCs w:val="18"/>
+              </w:rPr>
+            </w:pPr>
+          </w:p>
+        </w:tc>
+        <w:tc>
+          <w:tcPr>
+            <w:tcW w:w="2557" w:type="dxa"/>
+          </w:tcPr>
+          <w:p>
+            <w:pPr>
+              <w:jc w:val="center"/>
+              <w:rPr>
+                <w:b/>
+                <w:bCs/>
+                <w:sz w:val="18"/>
+                <w:szCs w:val="18"/>
+              </w:rPr>
+            </w:pPr>
+            <w:r>
+              <w:rPr>
+                <w:b/>
+                <w:bCs/>
+                <w:sz w:val="18"/>
+                <w:szCs w:val="18"/>
+              </w:rPr>
+              <w:t xml:space="preserve">Dado que actualmente estoy trabajando en el área TI de una empresa de infraestructura informática he tenido la oportunidad de realizar distintos tipos de despliegues. </w:t>
+            </w:r>
+          </w:p>
+        </w:tc>
+      </w:tr>
+      <w:tr>
+        <w:trPr>
+          <w:trHeight w:val="576"/>
+          <w:jc w:val="center"/>
+        </w:trPr>
+        <w:tc>
+          <w:tcPr>
+            <w:tcW w:w="1931" w:type="dxa"/>
+          </w:tcPr>
+          <w:p>
+            <w:pPr>
+              <w:widowControl w:val="0"/>
+              <w:shd w:val="clear" w:color="auto" w:fill="FFFFFF"/>
+              <w:jc w:val="both"/>
+              <w:rPr>
+                <w:color w:val="000000" w:themeColor="text1"/>
+                <w:sz w:val="18"/>
+                <w:szCs w:val="18"/>
+              </w:rPr>
+            </w:pPr>
+            <w:r>
+              <w:rPr>
+                <w:i/>
+                <w:color w:val="000000" w:themeColor="text1"/>
+                <w:sz w:val="18"/>
+                <w:szCs w:val="18"/>
+              </w:rPr>
+              <w:t>Construir Modelos de datos para soportar los requerimientos de la organización de acuerdo a un diseño definido y escalable en el tiempo.</w:t>
+            </w:r>
+          </w:p>
+          <w:p>
+            <w:pPr>
+              <w:jc w:val="both"/>
+              <w:rPr>
+                <w:b/>
+                <w:bCs/>
+                <w:color w:val="000000" w:themeColor="text1"/>
                 <w:sz w:val="18"/>
                 <w:szCs w:val="18"/>
               </w:rPr>
@@ -1416,15 +1477,13 @@
         <w:tc>
           <w:tcPr>
             <w:tcW w:w="1017" w:type="dxa"/>
-            <w:tcMar/>
           </w:tcPr>
-          <w:p w14:noSpellErr="1">
+          <w:p>
             <w:pPr>
               <w:jc w:val="center"/>
               <w:rPr>
-                <w:rFonts w:cs="Calibri" w:cstheme="minorAscii"/>
-                <w:b w:val="1"/>
-                <w:bCs w:val="1"/>
+                <w:b/>
+                <w:bCs/>
                 <w:sz w:val="18"/>
                 <w:szCs w:val="18"/>
               </w:rPr>
@@ -1434,15 +1493,769 @@
         <w:tc>
           <w:tcPr>
             <w:tcW w:w="926" w:type="dxa"/>
-            <w:tcMar/>
           </w:tcPr>
-          <w:p w14:noSpellErr="1">
+          <w:p>
             <w:pPr>
               <w:jc w:val="center"/>
               <w:rPr>
-                <w:rFonts w:cs="Calibri" w:cstheme="minorAscii"/>
-                <w:b w:val="1"/>
-                <w:bCs w:val="1"/>
+                <w:b/>
+                <w:bCs/>
+                <w:sz w:val="18"/>
+                <w:szCs w:val="18"/>
+              </w:rPr>
+            </w:pPr>
+            <w:r>
+              <w:rPr>
+                <w:b/>
+                <w:bCs/>
+                <w:sz w:val="18"/>
+                <w:szCs w:val="18"/>
+              </w:rPr>
+              <w:t>x</w:t>
+            </w:r>
+          </w:p>
+        </w:tc>
+        <w:tc>
+          <w:tcPr>
+            <w:tcW w:w="1055" w:type="dxa"/>
+          </w:tcPr>
+          <w:p>
+            <w:pPr>
+              <w:jc w:val="center"/>
+              <w:rPr>
+                <w:b/>
+                <w:bCs/>
+                <w:sz w:val="18"/>
+                <w:szCs w:val="18"/>
+              </w:rPr>
+            </w:pPr>
+          </w:p>
+        </w:tc>
+        <w:tc>
+          <w:tcPr>
+            <w:tcW w:w="1187" w:type="dxa"/>
+          </w:tcPr>
+          <w:p>
+            <w:pPr>
+              <w:jc w:val="center"/>
+              <w:rPr>
+                <w:b/>
+                <w:bCs/>
+                <w:sz w:val="18"/>
+                <w:szCs w:val="18"/>
+              </w:rPr>
+            </w:pPr>
+          </w:p>
+        </w:tc>
+        <w:tc>
+          <w:tcPr>
+            <w:tcW w:w="1250" w:type="dxa"/>
+          </w:tcPr>
+          <w:p>
+            <w:pPr>
+              <w:jc w:val="center"/>
+              <w:rPr>
+                <w:b/>
+                <w:bCs/>
+                <w:sz w:val="18"/>
+                <w:szCs w:val="18"/>
+              </w:rPr>
+            </w:pPr>
+          </w:p>
+        </w:tc>
+        <w:tc>
+          <w:tcPr>
+            <w:tcW w:w="2557" w:type="dxa"/>
+          </w:tcPr>
+          <w:p>
+            <w:pPr>
+              <w:jc w:val="center"/>
+              <w:rPr>
+                <w:b/>
+                <w:bCs/>
+                <w:sz w:val="18"/>
+                <w:szCs w:val="18"/>
+              </w:rPr>
+            </w:pPr>
+            <w:r>
+              <w:rPr>
+                <w:b/>
+                <w:bCs/>
+                <w:sz w:val="18"/>
+                <w:szCs w:val="18"/>
+              </w:rPr>
+              <w:t xml:space="preserve">En mis anteriores trabajos tuve que realizar distintos tipos de modelos para implementar ETL y consumir </w:t>
+            </w:r>
+            <w:proofErr w:type="spellStart"/>
+            <w:r>
+              <w:rPr>
+                <w:b/>
+                <w:bCs/>
+                <w:sz w:val="18"/>
+                <w:szCs w:val="18"/>
+              </w:rPr>
+              <w:t>dashboards</w:t>
+            </w:r>
+            <w:proofErr w:type="spellEnd"/>
+            <w:r>
+              <w:rPr>
+                <w:b/>
+                <w:bCs/>
+                <w:sz w:val="18"/>
+                <w:szCs w:val="18"/>
+              </w:rPr>
+              <w:t>, por tanto tengo experiencia creando modelos.</w:t>
+            </w:r>
+          </w:p>
+        </w:tc>
+      </w:tr>
+      <w:tr>
+        <w:trPr>
+          <w:trHeight w:val="591"/>
+          <w:jc w:val="center"/>
+        </w:trPr>
+        <w:tc>
+          <w:tcPr>
+            <w:tcW w:w="1931" w:type="dxa"/>
+          </w:tcPr>
+          <w:p>
+            <w:pPr>
+              <w:widowControl w:val="0"/>
+              <w:shd w:val="clear" w:color="auto" w:fill="FFFFFF"/>
+              <w:jc w:val="both"/>
+              <w:rPr>
+                <w:color w:val="000000" w:themeColor="text1"/>
+                <w:sz w:val="18"/>
+                <w:szCs w:val="18"/>
+              </w:rPr>
+            </w:pPr>
+            <w:r>
+              <w:rPr>
+                <w:i/>
+                <w:color w:val="000000" w:themeColor="text1"/>
+                <w:sz w:val="18"/>
+                <w:szCs w:val="18"/>
+              </w:rPr>
+              <w:t>Programar consultas o rutinas para manipular información de una base de datos de acuerdo a los requerimientos de la organización.</w:t>
+            </w:r>
+          </w:p>
+          <w:p>
+            <w:pPr>
+              <w:jc w:val="both"/>
+              <w:rPr>
+                <w:b/>
+                <w:bCs/>
+                <w:color w:val="000000" w:themeColor="text1"/>
+                <w:sz w:val="18"/>
+                <w:szCs w:val="18"/>
+              </w:rPr>
+            </w:pPr>
+          </w:p>
+        </w:tc>
+        <w:tc>
+          <w:tcPr>
+            <w:tcW w:w="1017" w:type="dxa"/>
+          </w:tcPr>
+          <w:p>
+            <w:pPr>
+              <w:jc w:val="center"/>
+              <w:rPr>
+                <w:b/>
+                <w:bCs/>
+                <w:sz w:val="18"/>
+                <w:szCs w:val="18"/>
+              </w:rPr>
+            </w:pPr>
+          </w:p>
+        </w:tc>
+        <w:tc>
+          <w:tcPr>
+            <w:tcW w:w="926" w:type="dxa"/>
+          </w:tcPr>
+          <w:p>
+            <w:pPr>
+              <w:jc w:val="center"/>
+              <w:rPr>
+                <w:b/>
+                <w:bCs/>
+                <w:sz w:val="18"/>
+                <w:szCs w:val="18"/>
+              </w:rPr>
+            </w:pPr>
+            <w:r>
+              <w:rPr>
+                <w:b/>
+                <w:bCs/>
+                <w:sz w:val="18"/>
+                <w:szCs w:val="18"/>
+              </w:rPr>
+              <w:t>x</w:t>
+            </w:r>
+          </w:p>
+        </w:tc>
+        <w:tc>
+          <w:tcPr>
+            <w:tcW w:w="1055" w:type="dxa"/>
+          </w:tcPr>
+          <w:p>
+            <w:pPr>
+              <w:jc w:val="center"/>
+              <w:rPr>
+                <w:b/>
+                <w:bCs/>
+                <w:sz w:val="18"/>
+                <w:szCs w:val="18"/>
+              </w:rPr>
+            </w:pPr>
+          </w:p>
+        </w:tc>
+        <w:tc>
+          <w:tcPr>
+            <w:tcW w:w="1187" w:type="dxa"/>
+          </w:tcPr>
+          <w:p>
+            <w:pPr>
+              <w:jc w:val="center"/>
+              <w:rPr>
+                <w:b/>
+                <w:bCs/>
+                <w:sz w:val="18"/>
+                <w:szCs w:val="18"/>
+              </w:rPr>
+            </w:pPr>
+          </w:p>
+        </w:tc>
+        <w:tc>
+          <w:tcPr>
+            <w:tcW w:w="1250" w:type="dxa"/>
+          </w:tcPr>
+          <w:p>
+            <w:pPr>
+              <w:jc w:val="center"/>
+              <w:rPr>
+                <w:b/>
+                <w:bCs/>
+                <w:sz w:val="18"/>
+                <w:szCs w:val="18"/>
+              </w:rPr>
+            </w:pPr>
+          </w:p>
+        </w:tc>
+        <w:tc>
+          <w:tcPr>
+            <w:tcW w:w="2557" w:type="dxa"/>
+          </w:tcPr>
+          <w:p>
+            <w:pPr>
+              <w:jc w:val="center"/>
+              <w:rPr>
+                <w:b/>
+                <w:bCs/>
+                <w:sz w:val="18"/>
+                <w:szCs w:val="18"/>
+              </w:rPr>
+            </w:pPr>
+            <w:r>
+              <w:rPr>
+                <w:b/>
+                <w:bCs/>
+                <w:sz w:val="18"/>
+                <w:szCs w:val="18"/>
+              </w:rPr>
+              <w:t>También en mi experiencia creando modelos con ETL he tenido que realizar distintos tipos de conversiones a los datos, por lo cual tengo un manejo. También aprendí a manipular los datos con Python gracias los ramos de machine learning.</w:t>
+            </w:r>
+          </w:p>
+        </w:tc>
+      </w:tr>
+      <w:tr>
+        <w:trPr>
+          <w:trHeight w:val="591"/>
+          <w:jc w:val="center"/>
+        </w:trPr>
+        <w:tc>
+          <w:tcPr>
+            <w:tcW w:w="1931" w:type="dxa"/>
+          </w:tcPr>
+          <w:p>
+            <w:pPr>
+              <w:widowControl w:val="0"/>
+              <w:shd w:val="clear" w:color="auto" w:fill="FFFFFF"/>
+              <w:jc w:val="both"/>
+              <w:rPr>
+                <w:color w:val="000000" w:themeColor="text1"/>
+                <w:sz w:val="18"/>
+                <w:szCs w:val="18"/>
+              </w:rPr>
+            </w:pPr>
+            <w:r>
+              <w:rPr>
+                <w:i/>
+                <w:color w:val="000000" w:themeColor="text1"/>
+                <w:sz w:val="18"/>
+                <w:szCs w:val="18"/>
+              </w:rPr>
+              <w:t xml:space="preserve">Construir el modelo arquitectónico de una solución sistémica que soporte los procesos de negocio de acuerdo los requerimientos de la organización y estándares </w:t>
+            </w:r>
+            <w:r>
+              <w:rPr>
+                <w:i/>
+                <w:color w:val="000000" w:themeColor="text1"/>
+                <w:sz w:val="18"/>
+                <w:szCs w:val="18"/>
+              </w:rPr>
+              <w:lastRenderedPageBreak/>
+              <w:t>industriales.</w:t>
+            </w:r>
+          </w:p>
+          <w:p>
+            <w:pPr>
+              <w:jc w:val="both"/>
+              <w:rPr>
+                <w:b/>
+                <w:bCs/>
+                <w:color w:val="000000" w:themeColor="text1"/>
+                <w:sz w:val="18"/>
+                <w:szCs w:val="18"/>
+              </w:rPr>
+            </w:pPr>
+          </w:p>
+        </w:tc>
+        <w:tc>
+          <w:tcPr>
+            <w:tcW w:w="1017" w:type="dxa"/>
+          </w:tcPr>
+          <w:p>
+            <w:pPr>
+              <w:jc w:val="center"/>
+              <w:rPr>
+                <w:b/>
+                <w:bCs/>
+                <w:sz w:val="18"/>
+                <w:szCs w:val="18"/>
+              </w:rPr>
+            </w:pPr>
+          </w:p>
+        </w:tc>
+        <w:tc>
+          <w:tcPr>
+            <w:tcW w:w="926" w:type="dxa"/>
+          </w:tcPr>
+          <w:p>
+            <w:pPr>
+              <w:jc w:val="center"/>
+              <w:rPr>
+                <w:b/>
+                <w:bCs/>
+                <w:sz w:val="18"/>
+                <w:szCs w:val="18"/>
+              </w:rPr>
+            </w:pPr>
+            <w:r>
+              <w:rPr>
+                <w:b/>
+                <w:bCs/>
+                <w:sz w:val="18"/>
+                <w:szCs w:val="18"/>
+              </w:rPr>
+              <w:t>x</w:t>
+            </w:r>
+          </w:p>
+        </w:tc>
+        <w:tc>
+          <w:tcPr>
+            <w:tcW w:w="1055" w:type="dxa"/>
+          </w:tcPr>
+          <w:p>
+            <w:pPr>
+              <w:jc w:val="center"/>
+              <w:rPr>
+                <w:b/>
+                <w:bCs/>
+                <w:sz w:val="18"/>
+                <w:szCs w:val="18"/>
+              </w:rPr>
+            </w:pPr>
+          </w:p>
+        </w:tc>
+        <w:tc>
+          <w:tcPr>
+            <w:tcW w:w="1187" w:type="dxa"/>
+          </w:tcPr>
+          <w:p>
+            <w:pPr>
+              <w:jc w:val="center"/>
+              <w:rPr>
+                <w:b/>
+                <w:bCs/>
+                <w:sz w:val="18"/>
+                <w:szCs w:val="18"/>
+              </w:rPr>
+            </w:pPr>
+          </w:p>
+        </w:tc>
+        <w:tc>
+          <w:tcPr>
+            <w:tcW w:w="1250" w:type="dxa"/>
+          </w:tcPr>
+          <w:p>
+            <w:pPr>
+              <w:jc w:val="center"/>
+              <w:rPr>
+                <w:b/>
+                <w:bCs/>
+                <w:sz w:val="18"/>
+                <w:szCs w:val="18"/>
+              </w:rPr>
+            </w:pPr>
+          </w:p>
+        </w:tc>
+        <w:tc>
+          <w:tcPr>
+            <w:tcW w:w="2557" w:type="dxa"/>
+          </w:tcPr>
+          <w:p>
+            <w:pPr>
+              <w:jc w:val="center"/>
+              <w:rPr>
+                <w:b/>
+                <w:bCs/>
+                <w:sz w:val="18"/>
+                <w:szCs w:val="18"/>
+              </w:rPr>
+            </w:pPr>
+            <w:r>
+              <w:rPr>
+                <w:b/>
+                <w:bCs/>
+                <w:sz w:val="18"/>
+                <w:szCs w:val="18"/>
+              </w:rPr>
+              <w:t xml:space="preserve">Gracias a ramo de Big Data aprendí sobre GCP, donde realice certificados en la plataforma. </w:t>
+            </w:r>
+            <w:proofErr w:type="spellStart"/>
+            <w:r>
+              <w:rPr>
+                <w:b/>
+                <w:bCs/>
+                <w:sz w:val="18"/>
+                <w:szCs w:val="18"/>
+              </w:rPr>
+              <w:t>Tambien</w:t>
+            </w:r>
+            <w:proofErr w:type="spellEnd"/>
+            <w:r>
+              <w:rPr>
+                <w:b/>
+                <w:bCs/>
+                <w:sz w:val="18"/>
+                <w:szCs w:val="18"/>
+              </w:rPr>
+              <w:t xml:space="preserve"> aprendí </w:t>
+            </w:r>
+            <w:r>
+              <w:rPr>
+                <w:b/>
+                <w:bCs/>
+                <w:sz w:val="18"/>
+                <w:szCs w:val="18"/>
+              </w:rPr>
+              <w:t xml:space="preserve">un poco de </w:t>
+            </w:r>
+            <w:proofErr w:type="spellStart"/>
+            <w:r>
+              <w:rPr>
+                <w:b/>
+                <w:bCs/>
+                <w:sz w:val="18"/>
+                <w:szCs w:val="18"/>
+              </w:rPr>
+              <w:t>aws</w:t>
+            </w:r>
+            <w:proofErr w:type="spellEnd"/>
+            <w:r>
+              <w:rPr>
+                <w:b/>
+                <w:bCs/>
+                <w:sz w:val="18"/>
+                <w:szCs w:val="18"/>
+              </w:rPr>
+              <w:t xml:space="preserve">. </w:t>
+            </w:r>
+            <w:proofErr w:type="spellStart"/>
+            <w:r>
+              <w:rPr>
+                <w:b/>
+                <w:bCs/>
+                <w:sz w:val="18"/>
+                <w:szCs w:val="18"/>
+              </w:rPr>
+              <w:t>Ademas</w:t>
+            </w:r>
+            <w:proofErr w:type="spellEnd"/>
+            <w:r>
+              <w:rPr>
+                <w:b/>
+                <w:bCs/>
+                <w:sz w:val="18"/>
+                <w:szCs w:val="18"/>
+              </w:rPr>
+              <w:t xml:space="preserve"> actualmente veo temas de infraestructura donde además veo soluciones de hipervisores. </w:t>
+            </w:r>
+            <w:r>
+              <w:rPr>
+                <w:b/>
+                <w:bCs/>
+                <w:sz w:val="18"/>
+                <w:szCs w:val="18"/>
+              </w:rPr>
+              <w:lastRenderedPageBreak/>
+              <w:t xml:space="preserve">Por lo cual se integrar servicios </w:t>
+            </w:r>
+            <w:proofErr w:type="spellStart"/>
+            <w:r>
+              <w:rPr>
+                <w:b/>
+                <w:bCs/>
+                <w:sz w:val="18"/>
+                <w:szCs w:val="18"/>
+              </w:rPr>
+              <w:t>cloud</w:t>
+            </w:r>
+            <w:proofErr w:type="spellEnd"/>
+            <w:r>
+              <w:rPr>
+                <w:b/>
+                <w:bCs/>
+                <w:sz w:val="18"/>
+                <w:szCs w:val="18"/>
+              </w:rPr>
+              <w:t xml:space="preserve"> y </w:t>
+            </w:r>
+            <w:proofErr w:type="spellStart"/>
+            <w:r>
+              <w:rPr>
+                <w:b/>
+                <w:bCs/>
+                <w:sz w:val="18"/>
+                <w:szCs w:val="18"/>
+              </w:rPr>
+              <w:t>on</w:t>
+            </w:r>
+            <w:proofErr w:type="spellEnd"/>
+            <w:r>
+              <w:rPr>
+                <w:b/>
+                <w:bCs/>
+                <w:sz w:val="18"/>
+                <w:szCs w:val="18"/>
+              </w:rPr>
+              <w:t>-premise</w:t>
+            </w:r>
+            <w:r>
+              <w:rPr>
+                <w:b/>
+                <w:bCs/>
+                <w:sz w:val="18"/>
+                <w:szCs w:val="18"/>
+              </w:rPr>
+              <w:t xml:space="preserve"> </w:t>
+            </w:r>
+          </w:p>
+        </w:tc>
+      </w:tr>
+      <w:tr>
+        <w:trPr>
+          <w:trHeight w:val="591"/>
+          <w:jc w:val="center"/>
+        </w:trPr>
+        <w:tc>
+          <w:tcPr>
+            <w:tcW w:w="1931" w:type="dxa"/>
+          </w:tcPr>
+          <w:p>
+            <w:pPr>
+              <w:jc w:val="both"/>
+              <w:rPr>
+                <w:b/>
+                <w:bCs/>
+                <w:color w:val="000000" w:themeColor="text1"/>
+                <w:sz w:val="18"/>
+                <w:szCs w:val="18"/>
+              </w:rPr>
+            </w:pPr>
+            <w:r>
+              <w:rPr>
+                <w:i/>
+                <w:color w:val="000000" w:themeColor="text1"/>
+                <w:sz w:val="18"/>
+                <w:szCs w:val="18"/>
+              </w:rPr>
+              <w:t>Implementar soluciones sistémicas integrales para automatizar y optimizar procesos de negocio de acuerdo a las necesidades de la organización.</w:t>
+            </w:r>
+          </w:p>
+        </w:tc>
+        <w:tc>
+          <w:tcPr>
+            <w:tcW w:w="1017" w:type="dxa"/>
+          </w:tcPr>
+          <w:p>
+            <w:pPr>
+              <w:jc w:val="center"/>
+              <w:rPr>
+                <w:b/>
+                <w:bCs/>
+                <w:sz w:val="18"/>
+                <w:szCs w:val="18"/>
+              </w:rPr>
+            </w:pPr>
+          </w:p>
+        </w:tc>
+        <w:tc>
+          <w:tcPr>
+            <w:tcW w:w="926" w:type="dxa"/>
+          </w:tcPr>
+          <w:p>
+            <w:pPr>
+              <w:jc w:val="center"/>
+              <w:rPr>
+                <w:b/>
+                <w:bCs/>
+                <w:sz w:val="18"/>
+                <w:szCs w:val="18"/>
+              </w:rPr>
+            </w:pPr>
+            <w:r>
+              <w:rPr>
+                <w:b/>
+                <w:bCs/>
+                <w:sz w:val="18"/>
+                <w:szCs w:val="18"/>
+              </w:rPr>
+              <w:t>x</w:t>
+            </w:r>
+          </w:p>
+        </w:tc>
+        <w:tc>
+          <w:tcPr>
+            <w:tcW w:w="1055" w:type="dxa"/>
+          </w:tcPr>
+          <w:p>
+            <w:pPr>
+              <w:jc w:val="center"/>
+              <w:rPr>
+                <w:b/>
+                <w:bCs/>
+                <w:sz w:val="18"/>
+                <w:szCs w:val="18"/>
+              </w:rPr>
+            </w:pPr>
+          </w:p>
+        </w:tc>
+        <w:tc>
+          <w:tcPr>
+            <w:tcW w:w="1187" w:type="dxa"/>
+          </w:tcPr>
+          <w:p>
+            <w:pPr>
+              <w:jc w:val="center"/>
+              <w:rPr>
+                <w:b/>
+                <w:bCs/>
+                <w:sz w:val="18"/>
+                <w:szCs w:val="18"/>
+              </w:rPr>
+            </w:pPr>
+          </w:p>
+        </w:tc>
+        <w:tc>
+          <w:tcPr>
+            <w:tcW w:w="1250" w:type="dxa"/>
+          </w:tcPr>
+          <w:p>
+            <w:pPr>
+              <w:jc w:val="center"/>
+              <w:rPr>
+                <w:b/>
+                <w:bCs/>
+                <w:sz w:val="18"/>
+                <w:szCs w:val="18"/>
+              </w:rPr>
+            </w:pPr>
+          </w:p>
+        </w:tc>
+        <w:tc>
+          <w:tcPr>
+            <w:tcW w:w="2557" w:type="dxa"/>
+          </w:tcPr>
+          <w:p>
+            <w:pPr>
+              <w:jc w:val="center"/>
+              <w:rPr>
+                <w:b/>
+                <w:bCs/>
+                <w:sz w:val="18"/>
+                <w:szCs w:val="18"/>
+              </w:rPr>
+            </w:pPr>
+            <w:r>
+              <w:rPr>
+                <w:b/>
+                <w:bCs/>
+                <w:sz w:val="18"/>
+                <w:szCs w:val="18"/>
+              </w:rPr>
+              <w:t>Tanto en mis trabajos pasado como actual he tenido que automatizar algunos tipos de procesos. Actualmente he conectado herramientas de agentes tanto de seguridad como de IA.</w:t>
+            </w:r>
+          </w:p>
+        </w:tc>
+      </w:tr>
+      <w:tr>
+        <w:trPr>
+          <w:trHeight w:val="576"/>
+          <w:jc w:val="center"/>
+        </w:trPr>
+        <w:tc>
+          <w:tcPr>
+            <w:tcW w:w="1931" w:type="dxa"/>
+          </w:tcPr>
+          <w:p>
+            <w:pPr>
+              <w:jc w:val="center"/>
+              <w:rPr>
+                <w:b/>
+                <w:bCs/>
+                <w:sz w:val="18"/>
+                <w:szCs w:val="18"/>
+              </w:rPr>
+            </w:pPr>
+          </w:p>
+        </w:tc>
+        <w:tc>
+          <w:tcPr>
+            <w:tcW w:w="1017" w:type="dxa"/>
+          </w:tcPr>
+          <w:p>
+            <w:pPr>
+              <w:jc w:val="center"/>
+              <w:rPr>
+                <w:b/>
+                <w:bCs/>
+                <w:sz w:val="18"/>
+                <w:szCs w:val="18"/>
+              </w:rPr>
+            </w:pPr>
+          </w:p>
+        </w:tc>
+        <w:tc>
+          <w:tcPr>
+            <w:tcW w:w="926" w:type="dxa"/>
+          </w:tcPr>
+          <w:p>
+            <w:pPr>
+              <w:jc w:val="center"/>
+              <w:rPr>
+                <w:b/>
+                <w:bCs/>
                 <w:sz w:val="18"/>
                 <w:szCs w:val="18"/>
               </w:rPr>
@@ -1452,15 +2265,13 @@
         <w:tc>
           <w:tcPr>
             <w:tcW w:w="1055" w:type="dxa"/>
-            <w:tcMar/>
           </w:tcPr>
-          <w:p w14:noSpellErr="1">
+          <w:p>
             <w:pPr>
               <w:jc w:val="center"/>
               <w:rPr>
-                <w:rFonts w:cs="Calibri" w:cstheme="minorAscii"/>
-                <w:b w:val="1"/>
-                <w:bCs w:val="1"/>
+                <w:b/>
+                <w:bCs/>
                 <w:sz w:val="18"/>
                 <w:szCs w:val="18"/>
               </w:rPr>
@@ -1470,15 +2281,13 @@
         <w:tc>
           <w:tcPr>
             <w:tcW w:w="1187" w:type="dxa"/>
-            <w:tcMar/>
           </w:tcPr>
-          <w:p w14:noSpellErr="1">
+          <w:p>
             <w:pPr>
               <w:jc w:val="center"/>
               <w:rPr>
-                <w:rFonts w:cs="Calibri" w:cstheme="minorAscii"/>
-                <w:b w:val="1"/>
-                <w:bCs w:val="1"/>
+                <w:b/>
+                <w:bCs/>
                 <w:sz w:val="18"/>
                 <w:szCs w:val="18"/>
               </w:rPr>
@@ -1488,15 +2297,13 @@
         <w:tc>
           <w:tcPr>
             <w:tcW w:w="1250" w:type="dxa"/>
-            <w:tcMar/>
           </w:tcPr>
-          <w:p w14:noSpellErr="1">
+          <w:p>
             <w:pPr>
               <w:jc w:val="center"/>
               <w:rPr>
-                <w:rFonts w:cs="Calibri" w:cstheme="minorAscii"/>
-                <w:b w:val="1"/>
-                <w:bCs w:val="1"/>
+                <w:b/>
+                <w:bCs/>
                 <w:sz w:val="18"/>
                 <w:szCs w:val="18"/>
               </w:rPr>
@@ -1506,15 +2313,131 @@
         <w:tc>
           <w:tcPr>
             <w:tcW w:w="2557" w:type="dxa"/>
-            <w:tcMar/>
           </w:tcPr>
-          <w:p w14:noSpellErr="1">
+          <w:p>
             <w:pPr>
               <w:jc w:val="center"/>
               <w:rPr>
-                <w:rFonts w:cs="Calibri" w:cstheme="minorAscii"/>
-                <w:b w:val="1"/>
-                <w:bCs w:val="1"/>
+                <w:b/>
+                <w:bCs/>
+                <w:sz w:val="18"/>
+                <w:szCs w:val="18"/>
+              </w:rPr>
+            </w:pPr>
+          </w:p>
+        </w:tc>
+      </w:tr>
+      <w:tr>
+        <w:trPr>
+          <w:trHeight w:val="591"/>
+          <w:jc w:val="center"/>
+        </w:trPr>
+        <w:tc>
+          <w:tcPr>
+            <w:tcW w:w="1931" w:type="dxa"/>
+          </w:tcPr>
+          <w:p>
+            <w:pPr>
+              <w:jc w:val="center"/>
+              <w:rPr>
+                <w:b/>
+                <w:bCs/>
+                <w:sz w:val="18"/>
+                <w:szCs w:val="18"/>
+              </w:rPr>
+            </w:pPr>
+          </w:p>
+        </w:tc>
+        <w:tc>
+          <w:tcPr>
+            <w:tcW w:w="1017" w:type="dxa"/>
+          </w:tcPr>
+          <w:p>
+            <w:pPr>
+              <w:jc w:val="center"/>
+              <w:rPr>
+                <w:b/>
+                <w:bCs/>
+                <w:sz w:val="18"/>
+                <w:szCs w:val="18"/>
+              </w:rPr>
+            </w:pPr>
+          </w:p>
+        </w:tc>
+        <w:tc>
+          <w:tcPr>
+            <w:tcW w:w="926" w:type="dxa"/>
+          </w:tcPr>
+          <w:p>
+            <w:pPr>
+              <w:jc w:val="center"/>
+              <w:rPr>
+                <w:b/>
+                <w:bCs/>
+                <w:sz w:val="18"/>
+                <w:szCs w:val="18"/>
+              </w:rPr>
+            </w:pPr>
+          </w:p>
+        </w:tc>
+        <w:tc>
+          <w:tcPr>
+            <w:tcW w:w="1055" w:type="dxa"/>
+          </w:tcPr>
+          <w:p>
+            <w:pPr>
+              <w:jc w:val="center"/>
+              <w:rPr>
+                <w:b/>
+                <w:bCs/>
+                <w:sz w:val="18"/>
+                <w:szCs w:val="18"/>
+              </w:rPr>
+            </w:pPr>
+          </w:p>
+        </w:tc>
+        <w:tc>
+          <w:tcPr>
+            <w:tcW w:w="1187" w:type="dxa"/>
+          </w:tcPr>
+          <w:p>
+            <w:pPr>
+              <w:jc w:val="center"/>
+              <w:rPr>
+                <w:b/>
+                <w:bCs/>
+                <w:sz w:val="18"/>
+                <w:szCs w:val="18"/>
+              </w:rPr>
+            </w:pPr>
+          </w:p>
+        </w:tc>
+        <w:tc>
+          <w:tcPr>
+            <w:tcW w:w="1250" w:type="dxa"/>
+          </w:tcPr>
+          <w:p>
+            <w:pPr>
+              <w:jc w:val="center"/>
+              <w:rPr>
+                <w:b/>
+                <w:bCs/>
+                <w:sz w:val="18"/>
+                <w:szCs w:val="18"/>
+              </w:rPr>
+            </w:pPr>
+          </w:p>
+        </w:tc>
+        <w:tc>
+          <w:tcPr>
+            <w:tcW w:w="2557" w:type="dxa"/>
+          </w:tcPr>
+          <w:p>
+            <w:pPr>
+              <w:jc w:val="center"/>
+              <w:rPr>
+                <w:b/>
+                <w:bCs/>
                 <w:sz w:val="18"/>
                 <w:szCs w:val="18"/>
               </w:rPr>
@@ -1530,16 +2453,13 @@
         <w:tc>
           <w:tcPr>
             <w:tcW w:w="1931" w:type="dxa"/>
-            <w:tcMar/>
           </w:tcPr>
-          <w:p w14:noSpellErr="1">
+          <w:p>
             <w:pPr>
               <w:jc w:val="center"/>
               <w:rPr>
-                <w:rFonts w:cs="Calibri" w:cstheme="minorAscii"/>
-                <w:b w:val="1"/>
-                <w:bCs w:val="1"/>
-                <w:color w:val="FF0000"/>
+                <w:b/>
+                <w:bCs/>
                 <w:sz w:val="18"/>
                 <w:szCs w:val="18"/>
               </w:rPr>
@@ -1549,15 +2469,13 @@
         <w:tc>
           <w:tcPr>
             <w:tcW w:w="1017" w:type="dxa"/>
-            <w:tcMar/>
           </w:tcPr>
-          <w:p w14:noSpellErr="1">
+          <w:p>
             <w:pPr>
               <w:jc w:val="center"/>
               <w:rPr>
-                <w:rFonts w:cs="Calibri" w:cstheme="minorAscii"/>
-                <w:b w:val="1"/>
-                <w:bCs w:val="1"/>
+                <w:b/>
+                <w:bCs/>
                 <w:sz w:val="18"/>
                 <w:szCs w:val="18"/>
               </w:rPr>
@@ -1567,15 +2485,13 @@
         <w:tc>
           <w:tcPr>
             <w:tcW w:w="926" w:type="dxa"/>
-            <w:tcMar/>
           </w:tcPr>
-          <w:p w14:noSpellErr="1">
+          <w:p>
             <w:pPr>
               <w:jc w:val="center"/>
               <w:rPr>
-                <w:rFonts w:cs="Calibri" w:cstheme="minorAscii"/>
-                <w:b w:val="1"/>
-                <w:bCs w:val="1"/>
+                <w:b/>
+                <w:bCs/>
                 <w:sz w:val="18"/>
                 <w:szCs w:val="18"/>
               </w:rPr>
@@ -1585,15 +2501,13 @@
         <w:tc>
           <w:tcPr>
             <w:tcW w:w="1055" w:type="dxa"/>
-            <w:tcMar/>
           </w:tcPr>
-          <w:p w14:noSpellErr="1">
+          <w:p>
             <w:pPr>
               <w:jc w:val="center"/>
               <w:rPr>
-                <w:rFonts w:cs="Calibri" w:cstheme="minorAscii"/>
-                <w:b w:val="1"/>
-                <w:bCs w:val="1"/>
+                <w:b/>
+                <w:bCs/>
                 <w:sz w:val="18"/>
                 <w:szCs w:val="18"/>
               </w:rPr>
@@ -1603,15 +2517,13 @@
         <w:tc>
           <w:tcPr>
             <w:tcW w:w="1187" w:type="dxa"/>
-            <w:tcMar/>
           </w:tcPr>
-          <w:p w14:noSpellErr="1">
+          <w:p>
             <w:pPr>
               <w:jc w:val="center"/>
               <w:rPr>
-                <w:rFonts w:cs="Calibri" w:cstheme="minorAscii"/>
-                <w:b w:val="1"/>
-                <w:bCs w:val="1"/>
+                <w:b/>
+                <w:bCs/>
                 <w:sz w:val="18"/>
                 <w:szCs w:val="18"/>
               </w:rPr>
@@ -1621,15 +2533,13 @@
         <w:tc>
           <w:tcPr>
             <w:tcW w:w="1250" w:type="dxa"/>
-            <w:tcMar/>
           </w:tcPr>
-          <w:p w14:noSpellErr="1">
+          <w:p>
             <w:pPr>
               <w:jc w:val="center"/>
               <w:rPr>
-                <w:rFonts w:cs="Calibri" w:cstheme="minorAscii"/>
-                <w:b w:val="1"/>
-                <w:bCs w:val="1"/>
+                <w:b/>
+                <w:bCs/>
                 <w:sz w:val="18"/>
                 <w:szCs w:val="18"/>
               </w:rPr>
@@ -1639,807 +2549,13 @@
         <w:tc>
           <w:tcPr>
             <w:tcW w:w="2557" w:type="dxa"/>
-            <w:tcMar/>
           </w:tcPr>
-          <w:p w14:noSpellErr="1">
+          <w:p>
             <w:pPr>
               <w:jc w:val="center"/>
               <w:rPr>
-                <w:rFonts w:cs="Calibri" w:cstheme="minorAscii"/>
-                <w:b w:val="1"/>
-                <w:bCs w:val="1"/>
-                <w:sz w:val="18"/>
-                <w:szCs w:val="18"/>
-              </w:rPr>
-            </w:pPr>
-          </w:p>
-        </w:tc>
-      </w:tr>
-      <w:tr>
-        <w:trPr>
-          <w:trHeight w:val="591"/>
-          <w:jc w:val="center"/>
-        </w:trPr>
-        <w:tc>
-          <w:tcPr>
-            <w:tcW w:w="1931" w:type="dxa"/>
-            <w:tcMar/>
-          </w:tcPr>
-          <w:p w14:noSpellErr="1">
-            <w:pPr>
-              <w:jc w:val="center"/>
-              <w:rPr>
-                <w:rFonts w:cs="Calibri" w:cstheme="minorAscii"/>
-                <w:b w:val="1"/>
-                <w:bCs w:val="1"/>
-                <w:sz w:val="18"/>
-                <w:szCs w:val="18"/>
-              </w:rPr>
-            </w:pPr>
-          </w:p>
-        </w:tc>
-        <w:tc>
-          <w:tcPr>
-            <w:tcW w:w="1017" w:type="dxa"/>
-            <w:tcMar/>
-          </w:tcPr>
-          <w:p w14:noSpellErr="1">
-            <w:pPr>
-              <w:jc w:val="center"/>
-              <w:rPr>
-                <w:rFonts w:cs="Calibri" w:cstheme="minorAscii"/>
-                <w:b w:val="1"/>
-                <w:bCs w:val="1"/>
-                <w:sz w:val="18"/>
-                <w:szCs w:val="18"/>
-              </w:rPr>
-            </w:pPr>
-          </w:p>
-        </w:tc>
-        <w:tc>
-          <w:tcPr>
-            <w:tcW w:w="926" w:type="dxa"/>
-            <w:tcMar/>
-          </w:tcPr>
-          <w:p w14:noSpellErr="1">
-            <w:pPr>
-              <w:jc w:val="center"/>
-              <w:rPr>
-                <w:rFonts w:cs="Calibri" w:cstheme="minorAscii"/>
-                <w:b w:val="1"/>
-                <w:bCs w:val="1"/>
-                <w:sz w:val="18"/>
-                <w:szCs w:val="18"/>
-              </w:rPr>
-            </w:pPr>
-          </w:p>
-        </w:tc>
-        <w:tc>
-          <w:tcPr>
-            <w:tcW w:w="1055" w:type="dxa"/>
-            <w:tcMar/>
-          </w:tcPr>
-          <w:p w14:noSpellErr="1">
-            <w:pPr>
-              <w:jc w:val="center"/>
-              <w:rPr>
-                <w:rFonts w:cs="Calibri" w:cstheme="minorAscii"/>
-                <w:b w:val="1"/>
-                <w:bCs w:val="1"/>
-                <w:sz w:val="18"/>
-                <w:szCs w:val="18"/>
-              </w:rPr>
-            </w:pPr>
-          </w:p>
-        </w:tc>
-        <w:tc>
-          <w:tcPr>
-            <w:tcW w:w="1187" w:type="dxa"/>
-            <w:tcMar/>
-          </w:tcPr>
-          <w:p w14:noSpellErr="1">
-            <w:pPr>
-              <w:jc w:val="center"/>
-              <w:rPr>
-                <w:rFonts w:cs="Calibri" w:cstheme="minorAscii"/>
-                <w:b w:val="1"/>
-                <w:bCs w:val="1"/>
-                <w:sz w:val="18"/>
-                <w:szCs w:val="18"/>
-              </w:rPr>
-            </w:pPr>
-          </w:p>
-        </w:tc>
-        <w:tc>
-          <w:tcPr>
-            <w:tcW w:w="1250" w:type="dxa"/>
-            <w:tcMar/>
-          </w:tcPr>
-          <w:p w14:noSpellErr="1">
-            <w:pPr>
-              <w:jc w:val="center"/>
-              <w:rPr>
-                <w:rFonts w:cs="Calibri" w:cstheme="minorAscii"/>
-                <w:b w:val="1"/>
-                <w:bCs w:val="1"/>
-                <w:sz w:val="18"/>
-                <w:szCs w:val="18"/>
-              </w:rPr>
-            </w:pPr>
-          </w:p>
-        </w:tc>
-        <w:tc>
-          <w:tcPr>
-            <w:tcW w:w="2557" w:type="dxa"/>
-            <w:tcMar/>
-          </w:tcPr>
-          <w:p w14:noSpellErr="1">
-            <w:pPr>
-              <w:jc w:val="center"/>
-              <w:rPr>
-                <w:rFonts w:cs="Calibri" w:cstheme="minorAscii"/>
-                <w:b w:val="1"/>
-                <w:bCs w:val="1"/>
-                <w:sz w:val="18"/>
-                <w:szCs w:val="18"/>
-              </w:rPr>
-            </w:pPr>
-          </w:p>
-        </w:tc>
-      </w:tr>
-      <w:tr>
-        <w:trPr>
-          <w:trHeight w:val="591"/>
-          <w:jc w:val="center"/>
-        </w:trPr>
-        <w:tc>
-          <w:tcPr>
-            <w:tcW w:w="1931" w:type="dxa"/>
-            <w:tcMar/>
-          </w:tcPr>
-          <w:p w14:noSpellErr="1">
-            <w:pPr>
-              <w:jc w:val="center"/>
-              <w:rPr>
-                <w:rFonts w:cs="Calibri" w:cstheme="minorAscii"/>
-                <w:b w:val="1"/>
-                <w:bCs w:val="1"/>
-                <w:sz w:val="18"/>
-                <w:szCs w:val="18"/>
-              </w:rPr>
-            </w:pPr>
-          </w:p>
-        </w:tc>
-        <w:tc>
-          <w:tcPr>
-            <w:tcW w:w="1017" w:type="dxa"/>
-            <w:tcMar/>
-          </w:tcPr>
-          <w:p w14:noSpellErr="1">
-            <w:pPr>
-              <w:jc w:val="center"/>
-              <w:rPr>
-                <w:rFonts w:cs="Calibri" w:cstheme="minorAscii"/>
-                <w:b w:val="1"/>
-                <w:bCs w:val="1"/>
-                <w:sz w:val="18"/>
-                <w:szCs w:val="18"/>
-              </w:rPr>
-            </w:pPr>
-          </w:p>
-        </w:tc>
-        <w:tc>
-          <w:tcPr>
-            <w:tcW w:w="926" w:type="dxa"/>
-            <w:tcMar/>
-          </w:tcPr>
-          <w:p w14:noSpellErr="1">
-            <w:pPr>
-              <w:jc w:val="center"/>
-              <w:rPr>
-                <w:rFonts w:cs="Calibri" w:cstheme="minorAscii"/>
-                <w:b w:val="1"/>
-                <w:bCs w:val="1"/>
-                <w:sz w:val="18"/>
-                <w:szCs w:val="18"/>
-              </w:rPr>
-            </w:pPr>
-          </w:p>
-        </w:tc>
-        <w:tc>
-          <w:tcPr>
-            <w:tcW w:w="1055" w:type="dxa"/>
-            <w:tcMar/>
-          </w:tcPr>
-          <w:p w14:noSpellErr="1">
-            <w:pPr>
-              <w:jc w:val="center"/>
-              <w:rPr>
-                <w:rFonts w:cs="Calibri" w:cstheme="minorAscii"/>
-                <w:b w:val="1"/>
-                <w:bCs w:val="1"/>
-                <w:sz w:val="18"/>
-                <w:szCs w:val="18"/>
-              </w:rPr>
-            </w:pPr>
-          </w:p>
-        </w:tc>
-        <w:tc>
-          <w:tcPr>
-            <w:tcW w:w="1187" w:type="dxa"/>
-            <w:tcMar/>
-          </w:tcPr>
-          <w:p w14:noSpellErr="1">
-            <w:pPr>
-              <w:jc w:val="center"/>
-              <w:rPr>
-                <w:rFonts w:cs="Calibri" w:cstheme="minorAscii"/>
-                <w:b w:val="1"/>
-                <w:bCs w:val="1"/>
-                <w:sz w:val="18"/>
-                <w:szCs w:val="18"/>
-              </w:rPr>
-            </w:pPr>
-          </w:p>
-        </w:tc>
-        <w:tc>
-          <w:tcPr>
-            <w:tcW w:w="1250" w:type="dxa"/>
-            <w:tcMar/>
-          </w:tcPr>
-          <w:p w14:noSpellErr="1">
-            <w:pPr>
-              <w:jc w:val="center"/>
-              <w:rPr>
-                <w:rFonts w:cs="Calibri" w:cstheme="minorAscii"/>
-                <w:b w:val="1"/>
-                <w:bCs w:val="1"/>
-                <w:sz w:val="18"/>
-                <w:szCs w:val="18"/>
-              </w:rPr>
-            </w:pPr>
-          </w:p>
-        </w:tc>
-        <w:tc>
-          <w:tcPr>
-            <w:tcW w:w="2557" w:type="dxa"/>
-            <w:tcMar/>
-          </w:tcPr>
-          <w:p w14:noSpellErr="1">
-            <w:pPr>
-              <w:jc w:val="center"/>
-              <w:rPr>
-                <w:rFonts w:cs="Calibri" w:cstheme="minorAscii"/>
-                <w:b w:val="1"/>
-                <w:bCs w:val="1"/>
-                <w:sz w:val="18"/>
-                <w:szCs w:val="18"/>
-              </w:rPr>
-            </w:pPr>
-          </w:p>
-        </w:tc>
-      </w:tr>
-      <w:tr>
-        <w:trPr>
-          <w:trHeight w:val="591"/>
-          <w:jc w:val="center"/>
-        </w:trPr>
-        <w:tc>
-          <w:tcPr>
-            <w:tcW w:w="1931" w:type="dxa"/>
-            <w:tcMar/>
-          </w:tcPr>
-          <w:p w14:noSpellErr="1">
-            <w:pPr>
-              <w:jc w:val="center"/>
-              <w:rPr>
-                <w:rFonts w:cs="Calibri" w:cstheme="minorAscii"/>
-                <w:b w:val="1"/>
-                <w:bCs w:val="1"/>
-                <w:sz w:val="18"/>
-                <w:szCs w:val="18"/>
-              </w:rPr>
-            </w:pPr>
-          </w:p>
-        </w:tc>
-        <w:tc>
-          <w:tcPr>
-            <w:tcW w:w="1017" w:type="dxa"/>
-            <w:tcMar/>
-          </w:tcPr>
-          <w:p w14:noSpellErr="1">
-            <w:pPr>
-              <w:jc w:val="center"/>
-              <w:rPr>
-                <w:rFonts w:cs="Calibri" w:cstheme="minorAscii"/>
-                <w:b w:val="1"/>
-                <w:bCs w:val="1"/>
-                <w:sz w:val="18"/>
-                <w:szCs w:val="18"/>
-              </w:rPr>
-            </w:pPr>
-          </w:p>
-        </w:tc>
-        <w:tc>
-          <w:tcPr>
-            <w:tcW w:w="926" w:type="dxa"/>
-            <w:tcMar/>
-          </w:tcPr>
-          <w:p w14:noSpellErr="1">
-            <w:pPr>
-              <w:jc w:val="center"/>
-              <w:rPr>
-                <w:rFonts w:cs="Calibri" w:cstheme="minorAscii"/>
-                <w:b w:val="1"/>
-                <w:bCs w:val="1"/>
-                <w:sz w:val="18"/>
-                <w:szCs w:val="18"/>
-              </w:rPr>
-            </w:pPr>
-          </w:p>
-        </w:tc>
-        <w:tc>
-          <w:tcPr>
-            <w:tcW w:w="1055" w:type="dxa"/>
-            <w:tcMar/>
-          </w:tcPr>
-          <w:p w14:noSpellErr="1">
-            <w:pPr>
-              <w:jc w:val="center"/>
-              <w:rPr>
-                <w:rFonts w:cs="Calibri" w:cstheme="minorAscii"/>
-                <w:b w:val="1"/>
-                <w:bCs w:val="1"/>
-                <w:sz w:val="18"/>
-                <w:szCs w:val="18"/>
-              </w:rPr>
-            </w:pPr>
-          </w:p>
-        </w:tc>
-        <w:tc>
-          <w:tcPr>
-            <w:tcW w:w="1187" w:type="dxa"/>
-            <w:tcMar/>
-          </w:tcPr>
-          <w:p w14:noSpellErr="1">
-            <w:pPr>
-              <w:jc w:val="center"/>
-              <w:rPr>
-                <w:rFonts w:cs="Calibri" w:cstheme="minorAscii"/>
-                <w:b w:val="1"/>
-                <w:bCs w:val="1"/>
-                <w:sz w:val="18"/>
-                <w:szCs w:val="18"/>
-              </w:rPr>
-            </w:pPr>
-          </w:p>
-        </w:tc>
-        <w:tc>
-          <w:tcPr>
-            <w:tcW w:w="1250" w:type="dxa"/>
-            <w:tcMar/>
-          </w:tcPr>
-          <w:p w14:noSpellErr="1">
-            <w:pPr>
-              <w:jc w:val="center"/>
-              <w:rPr>
-                <w:rFonts w:cs="Calibri" w:cstheme="minorAscii"/>
-                <w:b w:val="1"/>
-                <w:bCs w:val="1"/>
-                <w:sz w:val="18"/>
-                <w:szCs w:val="18"/>
-              </w:rPr>
-            </w:pPr>
-          </w:p>
-        </w:tc>
-        <w:tc>
-          <w:tcPr>
-            <w:tcW w:w="2557" w:type="dxa"/>
-            <w:tcMar/>
-          </w:tcPr>
-          <w:p w14:noSpellErr="1">
-            <w:pPr>
-              <w:jc w:val="center"/>
-              <w:rPr>
-                <w:rFonts w:cs="Calibri" w:cstheme="minorAscii"/>
-                <w:b w:val="1"/>
-                <w:bCs w:val="1"/>
-                <w:sz w:val="18"/>
-                <w:szCs w:val="18"/>
-              </w:rPr>
-            </w:pPr>
-          </w:p>
-        </w:tc>
-      </w:tr>
-      <w:tr>
-        <w:trPr>
-          <w:trHeight w:val="576"/>
-          <w:jc w:val="center"/>
-        </w:trPr>
-        <w:tc>
-          <w:tcPr>
-            <w:tcW w:w="1931" w:type="dxa"/>
-            <w:tcMar/>
-          </w:tcPr>
-          <w:p w14:noSpellErr="1">
-            <w:pPr>
-              <w:jc w:val="center"/>
-              <w:rPr>
-                <w:rFonts w:cs="Calibri" w:cstheme="minorAscii"/>
-                <w:b w:val="1"/>
-                <w:bCs w:val="1"/>
-                <w:sz w:val="18"/>
-                <w:szCs w:val="18"/>
-              </w:rPr>
-            </w:pPr>
-          </w:p>
-        </w:tc>
-        <w:tc>
-          <w:tcPr>
-            <w:tcW w:w="1017" w:type="dxa"/>
-            <w:tcMar/>
-          </w:tcPr>
-          <w:p w14:noSpellErr="1">
-            <w:pPr>
-              <w:jc w:val="center"/>
-              <w:rPr>
-                <w:rFonts w:cs="Calibri" w:cstheme="minorAscii"/>
-                <w:b w:val="1"/>
-                <w:bCs w:val="1"/>
-                <w:sz w:val="18"/>
-                <w:szCs w:val="18"/>
-              </w:rPr>
-            </w:pPr>
-          </w:p>
-        </w:tc>
-        <w:tc>
-          <w:tcPr>
-            <w:tcW w:w="926" w:type="dxa"/>
-            <w:tcMar/>
-          </w:tcPr>
-          <w:p w14:noSpellErr="1">
-            <w:pPr>
-              <w:jc w:val="center"/>
-              <w:rPr>
-                <w:rFonts w:cs="Calibri" w:cstheme="minorAscii"/>
-                <w:b w:val="1"/>
-                <w:bCs w:val="1"/>
-                <w:sz w:val="18"/>
-                <w:szCs w:val="18"/>
-              </w:rPr>
-            </w:pPr>
-          </w:p>
-        </w:tc>
-        <w:tc>
-          <w:tcPr>
-            <w:tcW w:w="1055" w:type="dxa"/>
-            <w:tcMar/>
-          </w:tcPr>
-          <w:p w14:noSpellErr="1">
-            <w:pPr>
-              <w:jc w:val="center"/>
-              <w:rPr>
-                <w:rFonts w:cs="Calibri" w:cstheme="minorAscii"/>
-                <w:b w:val="1"/>
-                <w:bCs w:val="1"/>
-                <w:sz w:val="18"/>
-                <w:szCs w:val="18"/>
-              </w:rPr>
-            </w:pPr>
-          </w:p>
-        </w:tc>
-        <w:tc>
-          <w:tcPr>
-            <w:tcW w:w="1187" w:type="dxa"/>
-            <w:tcMar/>
-          </w:tcPr>
-          <w:p w14:noSpellErr="1">
-            <w:pPr>
-              <w:jc w:val="center"/>
-              <w:rPr>
-                <w:rFonts w:cs="Calibri" w:cstheme="minorAscii"/>
-                <w:b w:val="1"/>
-                <w:bCs w:val="1"/>
-                <w:sz w:val="18"/>
-                <w:szCs w:val="18"/>
-              </w:rPr>
-            </w:pPr>
-          </w:p>
-        </w:tc>
-        <w:tc>
-          <w:tcPr>
-            <w:tcW w:w="1250" w:type="dxa"/>
-            <w:tcMar/>
-          </w:tcPr>
-          <w:p w14:noSpellErr="1">
-            <w:pPr>
-              <w:jc w:val="center"/>
-              <w:rPr>
-                <w:rFonts w:cs="Calibri" w:cstheme="minorAscii"/>
-                <w:b w:val="1"/>
-                <w:bCs w:val="1"/>
-                <w:sz w:val="18"/>
-                <w:szCs w:val="18"/>
-              </w:rPr>
-            </w:pPr>
-          </w:p>
-        </w:tc>
-        <w:tc>
-          <w:tcPr>
-            <w:tcW w:w="2557" w:type="dxa"/>
-            <w:tcMar/>
-          </w:tcPr>
-          <w:p w14:noSpellErr="1">
-            <w:pPr>
-              <w:jc w:val="center"/>
-              <w:rPr>
-                <w:rFonts w:cs="Calibri" w:cstheme="minorAscii"/>
-                <w:b w:val="1"/>
-                <w:bCs w:val="1"/>
-                <w:sz w:val="18"/>
-                <w:szCs w:val="18"/>
-              </w:rPr>
-            </w:pPr>
-          </w:p>
-        </w:tc>
-      </w:tr>
-      <w:tr>
-        <w:trPr>
-          <w:trHeight w:val="591"/>
-          <w:jc w:val="center"/>
-        </w:trPr>
-        <w:tc>
-          <w:tcPr>
-            <w:tcW w:w="1931" w:type="dxa"/>
-            <w:tcMar/>
-          </w:tcPr>
-          <w:p w14:noSpellErr="1">
-            <w:pPr>
-              <w:jc w:val="center"/>
-              <w:rPr>
-                <w:rFonts w:cs="Calibri" w:cstheme="minorAscii"/>
-                <w:b w:val="1"/>
-                <w:bCs w:val="1"/>
-                <w:sz w:val="18"/>
-                <w:szCs w:val="18"/>
-              </w:rPr>
-            </w:pPr>
-          </w:p>
-        </w:tc>
-        <w:tc>
-          <w:tcPr>
-            <w:tcW w:w="1017" w:type="dxa"/>
-            <w:tcMar/>
-          </w:tcPr>
-          <w:p w14:noSpellErr="1">
-            <w:pPr>
-              <w:jc w:val="center"/>
-              <w:rPr>
-                <w:rFonts w:cs="Calibri" w:cstheme="minorAscii"/>
-                <w:b w:val="1"/>
-                <w:bCs w:val="1"/>
-                <w:sz w:val="18"/>
-                <w:szCs w:val="18"/>
-              </w:rPr>
-            </w:pPr>
-          </w:p>
-        </w:tc>
-        <w:tc>
-          <w:tcPr>
-            <w:tcW w:w="926" w:type="dxa"/>
-            <w:tcMar/>
-          </w:tcPr>
-          <w:p w14:noSpellErr="1">
-            <w:pPr>
-              <w:jc w:val="center"/>
-              <w:rPr>
-                <w:rFonts w:cs="Calibri" w:cstheme="minorAscii"/>
-                <w:b w:val="1"/>
-                <w:bCs w:val="1"/>
-                <w:sz w:val="18"/>
-                <w:szCs w:val="18"/>
-              </w:rPr>
-            </w:pPr>
-          </w:p>
-        </w:tc>
-        <w:tc>
-          <w:tcPr>
-            <w:tcW w:w="1055" w:type="dxa"/>
-            <w:tcMar/>
-          </w:tcPr>
-          <w:p w14:noSpellErr="1">
-            <w:pPr>
-              <w:jc w:val="center"/>
-              <w:rPr>
-                <w:rFonts w:cs="Calibri" w:cstheme="minorAscii"/>
-                <w:b w:val="1"/>
-                <w:bCs w:val="1"/>
-                <w:sz w:val="18"/>
-                <w:szCs w:val="18"/>
-              </w:rPr>
-            </w:pPr>
-          </w:p>
-        </w:tc>
-        <w:tc>
-          <w:tcPr>
-            <w:tcW w:w="1187" w:type="dxa"/>
-            <w:tcMar/>
-          </w:tcPr>
-          <w:p w14:noSpellErr="1">
-            <w:pPr>
-              <w:jc w:val="center"/>
-              <w:rPr>
-                <w:rFonts w:cs="Calibri" w:cstheme="minorAscii"/>
-                <w:b w:val="1"/>
-                <w:bCs w:val="1"/>
-                <w:sz w:val="18"/>
-                <w:szCs w:val="18"/>
-              </w:rPr>
-            </w:pPr>
-          </w:p>
-        </w:tc>
-        <w:tc>
-          <w:tcPr>
-            <w:tcW w:w="1250" w:type="dxa"/>
-            <w:tcMar/>
-          </w:tcPr>
-          <w:p w14:noSpellErr="1">
-            <w:pPr>
-              <w:jc w:val="center"/>
-              <w:rPr>
-                <w:rFonts w:cs="Calibri" w:cstheme="minorAscii"/>
-                <w:b w:val="1"/>
-                <w:bCs w:val="1"/>
-                <w:sz w:val="18"/>
-                <w:szCs w:val="18"/>
-              </w:rPr>
-            </w:pPr>
-          </w:p>
-        </w:tc>
-        <w:tc>
-          <w:tcPr>
-            <w:tcW w:w="2557" w:type="dxa"/>
-            <w:tcMar/>
-          </w:tcPr>
-          <w:p w14:noSpellErr="1">
-            <w:pPr>
-              <w:jc w:val="center"/>
-              <w:rPr>
-                <w:rFonts w:cs="Calibri" w:cstheme="minorAscii"/>
-                <w:b w:val="1"/>
-                <w:bCs w:val="1"/>
-                <w:sz w:val="18"/>
-                <w:szCs w:val="18"/>
-              </w:rPr>
-            </w:pPr>
-          </w:p>
-        </w:tc>
-      </w:tr>
-      <w:tr>
-        <w:trPr>
-          <w:trHeight w:val="576"/>
-          <w:jc w:val="center"/>
-        </w:trPr>
-        <w:tc>
-          <w:tcPr>
-            <w:tcW w:w="1931" w:type="dxa"/>
-            <w:tcMar/>
-          </w:tcPr>
-          <w:p w14:noSpellErr="1">
-            <w:pPr>
-              <w:jc w:val="center"/>
-              <w:rPr>
-                <w:rFonts w:cs="Calibri" w:cstheme="minorAscii"/>
-                <w:b w:val="1"/>
-                <w:bCs w:val="1"/>
-                <w:sz w:val="18"/>
-                <w:szCs w:val="18"/>
-              </w:rPr>
-            </w:pPr>
-          </w:p>
-        </w:tc>
-        <w:tc>
-          <w:tcPr>
-            <w:tcW w:w="1017" w:type="dxa"/>
-            <w:tcMar/>
-          </w:tcPr>
-          <w:p w14:noSpellErr="1">
-            <w:pPr>
-              <w:jc w:val="center"/>
-              <w:rPr>
-                <w:rFonts w:cs="Calibri" w:cstheme="minorAscii"/>
-                <w:b w:val="1"/>
-                <w:bCs w:val="1"/>
-                <w:sz w:val="18"/>
-                <w:szCs w:val="18"/>
-              </w:rPr>
-            </w:pPr>
-          </w:p>
-        </w:tc>
-        <w:tc>
-          <w:tcPr>
-            <w:tcW w:w="926" w:type="dxa"/>
-            <w:tcMar/>
-          </w:tcPr>
-          <w:p w14:noSpellErr="1">
-            <w:pPr>
-              <w:jc w:val="center"/>
-              <w:rPr>
-                <w:rFonts w:cs="Calibri" w:cstheme="minorAscii"/>
-                <w:b w:val="1"/>
-                <w:bCs w:val="1"/>
-                <w:sz w:val="18"/>
-                <w:szCs w:val="18"/>
-              </w:rPr>
-            </w:pPr>
-          </w:p>
-        </w:tc>
-        <w:tc>
-          <w:tcPr>
-            <w:tcW w:w="1055" w:type="dxa"/>
-            <w:tcMar/>
-          </w:tcPr>
-          <w:p w14:noSpellErr="1">
-            <w:pPr>
-              <w:jc w:val="center"/>
-              <w:rPr>
-                <w:rFonts w:cs="Calibri" w:cstheme="minorAscii"/>
-                <w:b w:val="1"/>
-                <w:bCs w:val="1"/>
-                <w:sz w:val="18"/>
-                <w:szCs w:val="18"/>
-              </w:rPr>
-            </w:pPr>
-          </w:p>
-        </w:tc>
-        <w:tc>
-          <w:tcPr>
-            <w:tcW w:w="1187" w:type="dxa"/>
-            <w:tcMar/>
-          </w:tcPr>
-          <w:p w14:noSpellErr="1">
-            <w:pPr>
-              <w:jc w:val="center"/>
-              <w:rPr>
-                <w:rFonts w:cs="Calibri" w:cstheme="minorAscii"/>
-                <w:b w:val="1"/>
-                <w:bCs w:val="1"/>
-                <w:sz w:val="18"/>
-                <w:szCs w:val="18"/>
-              </w:rPr>
-            </w:pPr>
-          </w:p>
-        </w:tc>
-        <w:tc>
-          <w:tcPr>
-            <w:tcW w:w="1250" w:type="dxa"/>
-            <w:tcMar/>
-          </w:tcPr>
-          <w:p w14:noSpellErr="1">
-            <w:pPr>
-              <w:jc w:val="center"/>
-              <w:rPr>
-                <w:rFonts w:cs="Calibri" w:cstheme="minorAscii"/>
-                <w:b w:val="1"/>
-                <w:bCs w:val="1"/>
-                <w:sz w:val="18"/>
-                <w:szCs w:val="18"/>
-              </w:rPr>
-            </w:pPr>
-          </w:p>
-        </w:tc>
-        <w:tc>
-          <w:tcPr>
-            <w:tcW w:w="2557" w:type="dxa"/>
-            <w:tcMar/>
-          </w:tcPr>
-          <w:p w14:noSpellErr="1">
-            <w:pPr>
-              <w:jc w:val="center"/>
-              <w:rPr>
-                <w:rFonts w:cs="Calibri" w:cstheme="minorAscii"/>
-                <w:b w:val="1"/>
-                <w:bCs w:val="1"/>
+                <w:b/>
+                <w:bCs/>
                 <w:sz w:val="18"/>
                 <w:szCs w:val="18"/>
               </w:rPr>
@@ -2475,7 +2591,7 @@
       <w:footerReference w:type="default" r:id="rId14"/>
       <w:headerReference w:type="first" r:id="rId15"/>
       <w:footerReference w:type="first" r:id="rId16"/>
-      <w:pgSz w:w="12240" w:h="15840" w:orient="portrait" w:code="1"/>
+      <w:pgSz w:w="12240" w:h="15840" w:code="1"/>
       <w:pgMar w:top="1440" w:right="1077" w:bottom="1134" w:left="1077" w:header="567" w:footer="465" w:gutter="0"/>
       <w:pgNumType w:start="0"/>
       <w:cols w:space="708"/>
@@ -2486,7 +2602,7 @@
 </file>
 
 <file path=word/endnotes.xml><?xml version="1.0" encoding="utf-8"?>
-<w:endnotes xmlns:wpc="http://schemas.microsoft.com/office/word/2010/wordprocessingCanvas" xmlns:cx="http://schemas.microsoft.com/office/drawing/2014/chartex" xmlns:mc="http://schemas.openxmlformats.org/markup-compatibility/2006" xmlns:o="urn:schemas-microsoft-com:office:office" xmlns:r="http://schemas.openxmlformats.org/officeDocument/2006/relationships" xmlns:m="http://schemas.openxmlformats.org/officeDocument/2006/math" xmlns:v="urn:schemas-microsoft-com:vml" xmlns:wp14="http://schemas.microsoft.com/office/word/2010/wordprocessingDrawing" xmlns:wp="http://schemas.openxmlformats.org/drawingml/2006/wordprocessingDrawing" xmlns:w10="urn:schemas-microsoft-com:office:word" xmlns:w="http://schemas.openxmlformats.org/wordprocessingml/2006/main" xmlns:w14="http://schemas.microsoft.com/office/word/2010/wordml" xmlns:w15="http://schemas.microsoft.com/office/word/2012/wordml" xmlns:w16se="http://schemas.microsoft.com/office/word/2015/wordml/symex" xmlns:wpg="http://schemas.microsoft.com/office/word/2010/wordprocessingGroup" xmlns:wpi="http://schemas.microsoft.com/office/word/2010/wordprocessingInk" xmlns:wne="http://schemas.microsoft.com/office/word/2006/wordml" xmlns:wps="http://schemas.microsoft.com/office/word/2010/wordprocessingShape" mc:Ignorable="w14 w15 w16se wp14">
+<w:endnotes xmlns:wpc="http://schemas.microsoft.com/office/word/2010/wordprocessingCanvas" xmlns:cx="http://schemas.microsoft.com/office/drawing/2014/chartex" xmlns:cx1="http://schemas.microsoft.com/office/drawing/2015/9/8/chartex" xmlns:cx2="http://schemas.microsoft.com/office/drawing/2015/10/21/chartex" xmlns:cx3="http://schemas.microsoft.com/office/drawing/2016/5/9/chartex" xmlns:cx4="http://schemas.microsoft.com/office/drawing/2016/5/10/chartex" xmlns:cx5="http://schemas.microsoft.com/office/drawing/2016/5/11/chartex" xmlns:cx6="http://schemas.microsoft.com/office/drawing/2016/5/12/chartex" xmlns:cx7="http://schemas.microsoft.com/office/drawing/2016/5/13/chartex" xmlns:cx8="http://schemas.microsoft.com/office/drawing/2016/5/14/chartex" xmlns:mc="http://schemas.openxmlformats.org/markup-compatibility/2006" xmlns:aink="http://schemas.microsoft.com/office/drawing/2016/ink" xmlns:am3d="http://schemas.microsoft.com/office/drawing/2017/model3d" xmlns:o="urn:schemas-microsoft-com:office:office" xmlns:oel="http://schemas.microsoft.com/office/2019/extlst" xmlns:r="http://schemas.openxmlformats.org/officeDocument/2006/relationships" xmlns:m="http://schemas.openxmlformats.org/officeDocument/2006/math" xmlns:v="urn:schemas-microsoft-com:vml" xmlns:wp14="http://schemas.microsoft.com/office/word/2010/wordprocessingDrawing" xmlns:wp="http://schemas.openxmlformats.org/drawingml/2006/wordprocessingDrawing" xmlns:w10="urn:schemas-microsoft-com:office:word" xmlns:w="http://schemas.openxmlformats.org/wordprocessingml/2006/main" xmlns:w14="http://schemas.microsoft.com/office/word/2010/wordml" xmlns:w15="http://schemas.microsoft.com/office/word/2012/wordml" xmlns:w16cex="http://schemas.microsoft.com/office/word/2018/wordml/cex" xmlns:w16cid="http://schemas.microsoft.com/office/word/2016/wordml/cid" xmlns:w16="http://schemas.microsoft.com/office/word/2018/wordml" xmlns:w16du="http://schemas.microsoft.com/office/word/2023/wordml/word16du" xmlns:w16sdtdh="http://schemas.microsoft.com/office/word/2020/wordml/sdtdatahash" xmlns:w16se="http://schemas.microsoft.com/office/word/2015/wordml/symex" xmlns:wpg="http://schemas.microsoft.com/office/word/2010/wordprocessingGroup" xmlns:wpi="http://schemas.microsoft.com/office/word/2010/wordprocessingInk" xmlns:wne="http://schemas.microsoft.com/office/word/2006/wordml" xmlns:wps="http://schemas.microsoft.com/office/word/2010/wordprocessingShape" mc:Ignorable="w14 w15 w16se w16cid w16 w16cex w16sdtdh w16du wp14">
   <w:endnote w:type="separator" w:id="-1">
     <w:p>
       <w:pPr>
@@ -2511,7 +2627,7 @@
 </file>
 
 <file path=word/footer1.xml><?xml version="1.0" encoding="utf-8"?>
-<w:ftr xmlns:wpc="http://schemas.microsoft.com/office/word/2010/wordprocessingCanvas" xmlns:cx="http://schemas.microsoft.com/office/drawing/2014/chartex" xmlns:mc="http://schemas.openxmlformats.org/markup-compatibility/2006" xmlns:o="urn:schemas-microsoft-com:office:office" xmlns:r="http://schemas.openxmlformats.org/officeDocument/2006/relationships" xmlns:m="http://schemas.openxmlformats.org/officeDocument/2006/math" xmlns:v="urn:schemas-microsoft-com:vml" xmlns:wp14="http://schemas.microsoft.com/office/word/2010/wordprocessingDrawing" xmlns:wp="http://schemas.openxmlformats.org/drawingml/2006/wordprocessingDrawing" xmlns:w10="urn:schemas-microsoft-com:office:word" xmlns:w="http://schemas.openxmlformats.org/wordprocessingml/2006/main" xmlns:w14="http://schemas.microsoft.com/office/word/2010/wordml" xmlns:w15="http://schemas.microsoft.com/office/word/2012/wordml" xmlns:w16se="http://schemas.microsoft.com/office/word/2015/wordml/symex" xmlns:wpg="http://schemas.microsoft.com/office/word/2010/wordprocessingGroup" xmlns:wpi="http://schemas.microsoft.com/office/word/2010/wordprocessingInk" xmlns:wne="http://schemas.microsoft.com/office/word/2006/wordml" xmlns:wps="http://schemas.microsoft.com/office/word/2010/wordprocessingShape" mc:Ignorable="w14 w15 w16se wp14">
+<w:ftr xmlns:wpc="http://schemas.microsoft.com/office/word/2010/wordprocessingCanvas" xmlns:cx="http://schemas.microsoft.com/office/drawing/2014/chartex" xmlns:cx1="http://schemas.microsoft.com/office/drawing/2015/9/8/chartex" xmlns:cx2="http://schemas.microsoft.com/office/drawing/2015/10/21/chartex" xmlns:cx3="http://schemas.microsoft.com/office/drawing/2016/5/9/chartex" xmlns:cx4="http://schemas.microsoft.com/office/drawing/2016/5/10/chartex" xmlns:cx5="http://schemas.microsoft.com/office/drawing/2016/5/11/chartex" xmlns:cx6="http://schemas.microsoft.com/office/drawing/2016/5/12/chartex" xmlns:cx7="http://schemas.microsoft.com/office/drawing/2016/5/13/chartex" xmlns:cx8="http://schemas.microsoft.com/office/drawing/2016/5/14/chartex" xmlns:mc="http://schemas.openxmlformats.org/markup-compatibility/2006" xmlns:aink="http://schemas.microsoft.com/office/drawing/2016/ink" xmlns:am3d="http://schemas.microsoft.com/office/drawing/2017/model3d" xmlns:o="urn:schemas-microsoft-com:office:office" xmlns:oel="http://schemas.microsoft.com/office/2019/extlst" xmlns:r="http://schemas.openxmlformats.org/officeDocument/2006/relationships" xmlns:m="http://schemas.openxmlformats.org/officeDocument/2006/math" xmlns:v="urn:schemas-microsoft-com:vml" xmlns:wp14="http://schemas.microsoft.com/office/word/2010/wordprocessingDrawing" xmlns:wp="http://schemas.openxmlformats.org/drawingml/2006/wordprocessingDrawing" xmlns:w10="urn:schemas-microsoft-com:office:word" xmlns:w="http://schemas.openxmlformats.org/wordprocessingml/2006/main" xmlns:w14="http://schemas.microsoft.com/office/word/2010/wordml" xmlns:w15="http://schemas.microsoft.com/office/word/2012/wordml" xmlns:w16cex="http://schemas.microsoft.com/office/word/2018/wordml/cex" xmlns:w16cid="http://schemas.microsoft.com/office/word/2016/wordml/cid" xmlns:w16="http://schemas.microsoft.com/office/word/2018/wordml" xmlns:w16du="http://schemas.microsoft.com/office/word/2023/wordml/word16du" xmlns:w16sdtdh="http://schemas.microsoft.com/office/word/2020/wordml/sdtdatahash" xmlns:w16se="http://schemas.microsoft.com/office/word/2015/wordml/symex" xmlns:wpg="http://schemas.microsoft.com/office/word/2010/wordprocessingGroup" xmlns:wpi="http://schemas.microsoft.com/office/word/2010/wordprocessingInk" xmlns:wne="http://schemas.microsoft.com/office/word/2006/wordml" xmlns:wps="http://schemas.microsoft.com/office/word/2010/wordprocessingShape" mc:Ignorable="w14 w15 w16se w16cid w16 w16cex w16sdtdh w16du wp14">
   <w:p>
     <w:pPr>
       <w:pStyle w:val="Piedepgina"/>
@@ -2521,7 +2637,7 @@
 </file>
 
 <file path=word/footer2.xml><?xml version="1.0" encoding="utf-8"?>
-<w:ftr xmlns:wpc="http://schemas.microsoft.com/office/word/2010/wordprocessingCanvas" xmlns:cx="http://schemas.microsoft.com/office/drawing/2014/chartex" xmlns:mc="http://schemas.openxmlformats.org/markup-compatibility/2006" xmlns:o="urn:schemas-microsoft-com:office:office" xmlns:r="http://schemas.openxmlformats.org/officeDocument/2006/relationships" xmlns:m="http://schemas.openxmlformats.org/officeDocument/2006/math" xmlns:v="urn:schemas-microsoft-com:vml" xmlns:wp14="http://schemas.microsoft.com/office/word/2010/wordprocessingDrawing" xmlns:wp="http://schemas.openxmlformats.org/drawingml/2006/wordprocessingDrawing" xmlns:w10="urn:schemas-microsoft-com:office:word" xmlns:w="http://schemas.openxmlformats.org/wordprocessingml/2006/main" xmlns:w14="http://schemas.microsoft.com/office/word/2010/wordml" xmlns:w15="http://schemas.microsoft.com/office/word/2012/wordml" xmlns:w16se="http://schemas.microsoft.com/office/word/2015/wordml/symex" xmlns:wpg="http://schemas.microsoft.com/office/word/2010/wordprocessingGroup" xmlns:wpi="http://schemas.microsoft.com/office/word/2010/wordprocessingInk" xmlns:wne="http://schemas.microsoft.com/office/word/2006/wordml" xmlns:wps="http://schemas.microsoft.com/office/word/2010/wordprocessingShape" xmlns:a="http://schemas.openxmlformats.org/drawingml/2006/main" xmlns:a14="http://schemas.microsoft.com/office/drawing/2010/main" mc:Ignorable="w14 w15 w16se wp14">
+<w:ftr xmlns:wpc="http://schemas.microsoft.com/office/word/2010/wordprocessingCanvas" xmlns:cx="http://schemas.microsoft.com/office/drawing/2014/chartex" xmlns:cx1="http://schemas.microsoft.com/office/drawing/2015/9/8/chartex" xmlns:cx2="http://schemas.microsoft.com/office/drawing/2015/10/21/chartex" xmlns:cx3="http://schemas.microsoft.com/office/drawing/2016/5/9/chartex" xmlns:cx4="http://schemas.microsoft.com/office/drawing/2016/5/10/chartex" xmlns:cx5="http://schemas.microsoft.com/office/drawing/2016/5/11/chartex" xmlns:cx6="http://schemas.microsoft.com/office/drawing/2016/5/12/chartex" xmlns:cx7="http://schemas.microsoft.com/office/drawing/2016/5/13/chartex" xmlns:cx8="http://schemas.microsoft.com/office/drawing/2016/5/14/chartex" xmlns:mc="http://schemas.openxmlformats.org/markup-compatibility/2006" xmlns:aink="http://schemas.microsoft.com/office/drawing/2016/ink" xmlns:am3d="http://schemas.microsoft.com/office/drawing/2017/model3d" xmlns:o="urn:schemas-microsoft-com:office:office" xmlns:oel="http://schemas.microsoft.com/office/2019/extlst" xmlns:r="http://schemas.openxmlformats.org/officeDocument/2006/relationships" xmlns:m="http://schemas.openxmlformats.org/officeDocument/2006/math" xmlns:v="urn:schemas-microsoft-com:vml" xmlns:wp14="http://schemas.microsoft.com/office/word/2010/wordprocessingDrawing" xmlns:wp="http://schemas.openxmlformats.org/drawingml/2006/wordprocessingDrawing" xmlns:w10="urn:schemas-microsoft-com:office:word" xmlns:w="http://schemas.openxmlformats.org/wordprocessingml/2006/main" xmlns:w14="http://schemas.microsoft.com/office/word/2010/wordml" xmlns:w15="http://schemas.microsoft.com/office/word/2012/wordml" xmlns:w16cex="http://schemas.microsoft.com/office/word/2018/wordml/cex" xmlns:w16cid="http://schemas.microsoft.com/office/word/2016/wordml/cid" xmlns:w16="http://schemas.microsoft.com/office/word/2018/wordml" xmlns:w16du="http://schemas.microsoft.com/office/word/2023/wordml/word16du" xmlns:w16sdtdh="http://schemas.microsoft.com/office/word/2020/wordml/sdtdatahash" xmlns:w16se="http://schemas.microsoft.com/office/word/2015/wordml/symex" xmlns:wpg="http://schemas.microsoft.com/office/word/2010/wordprocessingGroup" xmlns:wpi="http://schemas.microsoft.com/office/word/2010/wordprocessingInk" xmlns:wne="http://schemas.microsoft.com/office/word/2006/wordml" xmlns:wps="http://schemas.microsoft.com/office/word/2010/wordprocessingShape" mc:Ignorable="w14 w15 w16se w16cid w16 w16cex w16sdtdh w16du wp14">
   <w:sdt>
     <w:sdtPr>
       <w:id w:val="-1904276369"/>
@@ -2530,7 +2646,6 @@
         <w:docPartUnique/>
       </w:docPartObj>
     </w:sdtPr>
-    <w:sdtEndPr/>
     <w:sdtContent>
       <w:p>
         <w:pPr>
@@ -2742,12 +2857,12 @@
             </mc:Choice>
             <mc:Fallback>
               <w:pict>
-                <v:group id="Grupo 32" style="position:absolute;margin-left:0;margin-top:0;width:610.5pt;height:15pt;z-index:251659264;mso-width-percent:1000;mso-position-horizontal:center;mso-position-horizontal-relative:page;mso-position-vertical:center;mso-position-vertical-relative:bottom-margin-area;mso-width-percent:1000" coordsize="12255,300" coordorigin=",14970" o:spid="_x0000_s1026" w14:anchorId="51D00065" o:gfxdata="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">
+                <v:group w14:anchorId="51D00065" id="Grupo 32" o:spid="_x0000_s1026" style="position:absolute;margin-left:0;margin-top:0;width:610.5pt;height:15pt;z-index:251659264;mso-width-percent:1000;mso-position-horizontal:center;mso-position-horizontal-relative:page;mso-position-vertical:center;mso-position-vertical-relative:bottom-margin-area;mso-width-percent:1000" coordorigin=",14970" coordsize="12255,300" o:gfxdata="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">
                   <v:shapetype id="_x0000_t202" coordsize="21600,21600" o:spt="202" path="m,l,21600r21600,l21600,xe">
                     <v:stroke joinstyle="miter"/>
                     <v:path gradientshapeok="t" o:connecttype="rect"/>
                   </v:shapetype>
-                  <v:shape id="Text Box 25" style="position:absolute;left:10803;top:14982;width:659;height:288;visibility:visible;mso-wrap-style:square;v-text-anchor:top" o:spid="_x0000_s1027" filled="f" stroked="f" type="#_x0000_t202" o:gfxdata="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">
+                  <v:shape id="Text Box 25" o:spid="_x0000_s1027" type="#_x0000_t202" style="position:absolute;left:10803;top:14982;width:659;height:288;visibility:visible;mso-wrap-style:square;v-text-anchor:top" o:gfxdata="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" filled="f" stroked="f">
                     <v:textbox inset="0,0,0,0">
                       <w:txbxContent>
                         <w:p>
@@ -2781,20 +2896,20 @@
                       </w:txbxContent>
                     </v:textbox>
                   </v:shape>
-                  <v:group id="Group 31" style="position:absolute;top:14970;width:12255;height:230;flip:x" coordsize="12255,230" coordorigin="-8,14978" o:spid="_x0000_s1028" o:gfxdata="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">
-                    <v:shapetype id="_x0000_t34" coordsize="21600,21600" o:oned="t" filled="f" o:spt="34" adj="10800" path="m,l@0,0@0,21600,21600,21600e">
+                  <v:group id="Group 31" o:spid="_x0000_s1028" style="position:absolute;top:14970;width:12255;height:230;flip:x" coordorigin="-8,14978" coordsize="12255,230" o:gfxdata="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">
+                    <v:shapetype id="_x0000_t34" coordsize="21600,21600" o:spt="34" o:oned="t" adj="10800" path="m,l@0,0@0,21600,21600,21600e" filled="f">
                       <v:stroke joinstyle="miter"/>
                       <v:formulas>
                         <v:f eqn="val #0"/>
                       </v:formulas>
-                      <v:path fillok="f" arrowok="t" o:connecttype="none"/>
+                      <v:path arrowok="t" fillok="f" o:connecttype="none"/>
                       <v:handles>
                         <v:h position="#0,center"/>
                       </v:handles>
                       <o:lock v:ext="edit" shapetype="t"/>
                     </v:shapetype>
-                    <v:shape id="AutoShape 27" style="position:absolute;left:-8;top:14978;width:1260;height:230;flip:y;visibility:visible;mso-wrap-style:square" o:spid="_x0000_s1029" strokecolor="#a5a5a5" o:connectortype="elbow" type="#_x0000_t34" o:gfxdata="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"/>
-                    <v:shape id="AutoShape 28" style="position:absolute;left:1252;top:14978;width:10995;height:230;rotation:180;visibility:visible;mso-wrap-style:square" o:spid="_x0000_s1030" strokecolor="#a5a5a5" o:connectortype="elbow" type="#_x0000_t34" adj="20904" o:gfxdata="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"/>
+                    <v:shape id="AutoShape 27" o:spid="_x0000_s1029" type="#_x0000_t34" style="position:absolute;left:-8;top:14978;width:1260;height:230;flip:y;visibility:visible;mso-wrap-style:square" o:connectortype="elbow" o:gfxdata="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" strokecolor="#a5a5a5"/>
+                    <v:shape id="AutoShape 28" o:spid="_x0000_s1030" type="#_x0000_t34" style="position:absolute;left:1252;top:14978;width:10995;height:230;rotation:180;visibility:visible;mso-wrap-style:square" o:connectortype="elbow" o:gfxdata="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" adj="20904" strokecolor="#a5a5a5"/>
                   </v:group>
                   <w10:wrap anchorx="page" anchory="margin"/>
                 </v:group>
@@ -2809,7 +2924,7 @@
 </file>
 
 <file path=word/footer3.xml><?xml version="1.0" encoding="utf-8"?>
-<w:ftr xmlns:wpc="http://schemas.microsoft.com/office/word/2010/wordprocessingCanvas" xmlns:cx="http://schemas.microsoft.com/office/drawing/2014/chartex" xmlns:mc="http://schemas.openxmlformats.org/markup-compatibility/2006" xmlns:o="urn:schemas-microsoft-com:office:office" xmlns:r="http://schemas.openxmlformats.org/officeDocument/2006/relationships" xmlns:m="http://schemas.openxmlformats.org/officeDocument/2006/math" xmlns:v="urn:schemas-microsoft-com:vml" xmlns:wp14="http://schemas.microsoft.com/office/word/2010/wordprocessingDrawing" xmlns:wp="http://schemas.openxmlformats.org/drawingml/2006/wordprocessingDrawing" xmlns:w10="urn:schemas-microsoft-com:office:word" xmlns:w="http://schemas.openxmlformats.org/wordprocessingml/2006/main" xmlns:w14="http://schemas.microsoft.com/office/word/2010/wordml" xmlns:w15="http://schemas.microsoft.com/office/word/2012/wordml" xmlns:w16se="http://schemas.microsoft.com/office/word/2015/wordml/symex" xmlns:wpg="http://schemas.microsoft.com/office/word/2010/wordprocessingGroup" xmlns:wpi="http://schemas.microsoft.com/office/word/2010/wordprocessingInk" xmlns:wne="http://schemas.microsoft.com/office/word/2006/wordml" xmlns:wps="http://schemas.microsoft.com/office/word/2010/wordprocessingShape" mc:Ignorable="w14 w15 w16se wp14">
+<w:ftr xmlns:wpc="http://schemas.microsoft.com/office/word/2010/wordprocessingCanvas" xmlns:cx="http://schemas.microsoft.com/office/drawing/2014/chartex" xmlns:cx1="http://schemas.microsoft.com/office/drawing/2015/9/8/chartex" xmlns:cx2="http://schemas.microsoft.com/office/drawing/2015/10/21/chartex" xmlns:cx3="http://schemas.microsoft.com/office/drawing/2016/5/9/chartex" xmlns:cx4="http://schemas.microsoft.com/office/drawing/2016/5/10/chartex" xmlns:cx5="http://schemas.microsoft.com/office/drawing/2016/5/11/chartex" xmlns:cx6="http://schemas.microsoft.com/office/drawing/2016/5/12/chartex" xmlns:cx7="http://schemas.microsoft.com/office/drawing/2016/5/13/chartex" xmlns:cx8="http://schemas.microsoft.com/office/drawing/2016/5/14/chartex" xmlns:mc="http://schemas.openxmlformats.org/markup-compatibility/2006" xmlns:aink="http://schemas.microsoft.com/office/drawing/2016/ink" xmlns:am3d="http://schemas.microsoft.com/office/drawing/2017/model3d" xmlns:o="urn:schemas-microsoft-com:office:office" xmlns:oel="http://schemas.microsoft.com/office/2019/extlst" xmlns:r="http://schemas.openxmlformats.org/officeDocument/2006/relationships" xmlns:m="http://schemas.openxmlformats.org/officeDocument/2006/math" xmlns:v="urn:schemas-microsoft-com:vml" xmlns:wp14="http://schemas.microsoft.com/office/word/2010/wordprocessingDrawing" xmlns:wp="http://schemas.openxmlformats.org/drawingml/2006/wordprocessingDrawing" xmlns:w10="urn:schemas-microsoft-com:office:word" xmlns:w="http://schemas.openxmlformats.org/wordprocessingml/2006/main" xmlns:w14="http://schemas.microsoft.com/office/word/2010/wordml" xmlns:w15="http://schemas.microsoft.com/office/word/2012/wordml" xmlns:w16cex="http://schemas.microsoft.com/office/word/2018/wordml/cex" xmlns:w16cid="http://schemas.microsoft.com/office/word/2016/wordml/cid" xmlns:w16="http://schemas.microsoft.com/office/word/2018/wordml" xmlns:w16du="http://schemas.microsoft.com/office/word/2023/wordml/word16du" xmlns:w16sdtdh="http://schemas.microsoft.com/office/word/2020/wordml/sdtdatahash" xmlns:w16se="http://schemas.microsoft.com/office/word/2015/wordml/symex" xmlns:wpg="http://schemas.microsoft.com/office/word/2010/wordprocessingGroup" xmlns:wpi="http://schemas.microsoft.com/office/word/2010/wordprocessingInk" xmlns:wne="http://schemas.microsoft.com/office/word/2006/wordml" xmlns:wps="http://schemas.microsoft.com/office/word/2010/wordprocessingShape" mc:Ignorable="w14 w15 w16se w16cid w16 w16cex w16sdtdh w16du wp14">
   <w:p>
     <w:pPr>
       <w:pStyle w:val="Piedepgina"/>
@@ -2819,7 +2934,7 @@
 </file>
 
 <file path=word/footnotes.xml><?xml version="1.0" encoding="utf-8"?>
-<w:footnotes xmlns:wpc="http://schemas.microsoft.com/office/word/2010/wordprocessingCanvas" xmlns:cx="http://schemas.microsoft.com/office/drawing/2014/chartex" xmlns:mc="http://schemas.openxmlformats.org/markup-compatibility/2006" xmlns:o="urn:schemas-microsoft-com:office:office" xmlns:r="http://schemas.openxmlformats.org/officeDocument/2006/relationships" xmlns:m="http://schemas.openxmlformats.org/officeDocument/2006/math" xmlns:v="urn:schemas-microsoft-com:vml" xmlns:wp14="http://schemas.microsoft.com/office/word/2010/wordprocessingDrawing" xmlns:wp="http://schemas.openxmlformats.org/drawingml/2006/wordprocessingDrawing" xmlns:w10="urn:schemas-microsoft-com:office:word" xmlns:w="http://schemas.openxmlformats.org/wordprocessingml/2006/main" xmlns:w14="http://schemas.microsoft.com/office/word/2010/wordml" xmlns:w15="http://schemas.microsoft.com/office/word/2012/wordml" xmlns:w16se="http://schemas.microsoft.com/office/word/2015/wordml/symex" xmlns:wpg="http://schemas.microsoft.com/office/word/2010/wordprocessingGroup" xmlns:wpi="http://schemas.microsoft.com/office/word/2010/wordprocessingInk" xmlns:wne="http://schemas.microsoft.com/office/word/2006/wordml" xmlns:wps="http://schemas.microsoft.com/office/word/2010/wordprocessingShape" mc:Ignorable="w14 w15 w16se wp14">
+<w:footnotes xmlns:wpc="http://schemas.microsoft.com/office/word/2010/wordprocessingCanvas" xmlns:cx="http://schemas.microsoft.com/office/drawing/2014/chartex" xmlns:cx1="http://schemas.microsoft.com/office/drawing/2015/9/8/chartex" xmlns:cx2="http://schemas.microsoft.com/office/drawing/2015/10/21/chartex" xmlns:cx3="http://schemas.microsoft.com/office/drawing/2016/5/9/chartex" xmlns:cx4="http://schemas.microsoft.com/office/drawing/2016/5/10/chartex" xmlns:cx5="http://schemas.microsoft.com/office/drawing/2016/5/11/chartex" xmlns:cx6="http://schemas.microsoft.com/office/drawing/2016/5/12/chartex" xmlns:cx7="http://schemas.microsoft.com/office/drawing/2016/5/13/chartex" xmlns:cx8="http://schemas.microsoft.com/office/drawing/2016/5/14/chartex" xmlns:mc="http://schemas.openxmlformats.org/markup-compatibility/2006" xmlns:aink="http://schemas.microsoft.com/office/drawing/2016/ink" xmlns:am3d="http://schemas.microsoft.com/office/drawing/2017/model3d" xmlns:o="urn:schemas-microsoft-com:office:office" xmlns:oel="http://schemas.microsoft.com/office/2019/extlst" xmlns:r="http://schemas.openxmlformats.org/officeDocument/2006/relationships" xmlns:m="http://schemas.openxmlformats.org/officeDocument/2006/math" xmlns:v="urn:schemas-microsoft-com:vml" xmlns:wp14="http://schemas.microsoft.com/office/word/2010/wordprocessingDrawing" xmlns:wp="http://schemas.openxmlformats.org/drawingml/2006/wordprocessingDrawing" xmlns:w10="urn:schemas-microsoft-com:office:word" xmlns:w="http://schemas.openxmlformats.org/wordprocessingml/2006/main" xmlns:w14="http://schemas.microsoft.com/office/word/2010/wordml" xmlns:w15="http://schemas.microsoft.com/office/word/2012/wordml" xmlns:w16cex="http://schemas.microsoft.com/office/word/2018/wordml/cex" xmlns:w16cid="http://schemas.microsoft.com/office/word/2016/wordml/cid" xmlns:w16="http://schemas.microsoft.com/office/word/2018/wordml" xmlns:w16du="http://schemas.microsoft.com/office/word/2023/wordml/word16du" xmlns:w16sdtdh="http://schemas.microsoft.com/office/word/2020/wordml/sdtdatahash" xmlns:w16se="http://schemas.microsoft.com/office/word/2015/wordml/symex" xmlns:wpg="http://schemas.microsoft.com/office/word/2010/wordprocessingGroup" xmlns:wpi="http://schemas.microsoft.com/office/word/2010/wordprocessingInk" xmlns:wne="http://schemas.microsoft.com/office/word/2006/wordml" xmlns:wps="http://schemas.microsoft.com/office/word/2010/wordprocessingShape" mc:Ignorable="w14 w15 w16se w16cid w16 w16cex w16sdtdh w16du wp14">
   <w:footnote w:type="separator" w:id="-1">
     <w:p>
       <w:pPr>
@@ -2844,7 +2959,7 @@
 </file>
 
 <file path=word/header1.xml><?xml version="1.0" encoding="utf-8"?>
-<w:hdr xmlns:wpc="http://schemas.microsoft.com/office/word/2010/wordprocessingCanvas" xmlns:cx="http://schemas.microsoft.com/office/drawing/2014/chartex" xmlns:mc="http://schemas.openxmlformats.org/markup-compatibility/2006" xmlns:o="urn:schemas-microsoft-com:office:office" xmlns:r="http://schemas.openxmlformats.org/officeDocument/2006/relationships" xmlns:m="http://schemas.openxmlformats.org/officeDocument/2006/math" xmlns:v="urn:schemas-microsoft-com:vml" xmlns:wp14="http://schemas.microsoft.com/office/word/2010/wordprocessingDrawing" xmlns:wp="http://schemas.openxmlformats.org/drawingml/2006/wordprocessingDrawing" xmlns:w10="urn:schemas-microsoft-com:office:word" xmlns:w="http://schemas.openxmlformats.org/wordprocessingml/2006/main" xmlns:w14="http://schemas.microsoft.com/office/word/2010/wordml" xmlns:w15="http://schemas.microsoft.com/office/word/2012/wordml" xmlns:w16se="http://schemas.microsoft.com/office/word/2015/wordml/symex" xmlns:wpg="http://schemas.microsoft.com/office/word/2010/wordprocessingGroup" xmlns:wpi="http://schemas.microsoft.com/office/word/2010/wordprocessingInk" xmlns:wne="http://schemas.microsoft.com/office/word/2006/wordml" xmlns:wps="http://schemas.microsoft.com/office/word/2010/wordprocessingShape" mc:Ignorable="w14 w15 w16se wp14">
+<w:hdr xmlns:wpc="http://schemas.microsoft.com/office/word/2010/wordprocessingCanvas" xmlns:cx="http://schemas.microsoft.com/office/drawing/2014/chartex" xmlns:cx1="http://schemas.microsoft.com/office/drawing/2015/9/8/chartex" xmlns:cx2="http://schemas.microsoft.com/office/drawing/2015/10/21/chartex" xmlns:cx3="http://schemas.microsoft.com/office/drawing/2016/5/9/chartex" xmlns:cx4="http://schemas.microsoft.com/office/drawing/2016/5/10/chartex" xmlns:cx5="http://schemas.microsoft.com/office/drawing/2016/5/11/chartex" xmlns:cx6="http://schemas.microsoft.com/office/drawing/2016/5/12/chartex" xmlns:cx7="http://schemas.microsoft.com/office/drawing/2016/5/13/chartex" xmlns:cx8="http://schemas.microsoft.com/office/drawing/2016/5/14/chartex" xmlns:mc="http://schemas.openxmlformats.org/markup-compatibility/2006" xmlns:aink="http://schemas.microsoft.com/office/drawing/2016/ink" xmlns:am3d="http://schemas.microsoft.com/office/drawing/2017/model3d" xmlns:o="urn:schemas-microsoft-com:office:office" xmlns:oel="http://schemas.microsoft.com/office/2019/extlst" xmlns:r="http://schemas.openxmlformats.org/officeDocument/2006/relationships" xmlns:m="http://schemas.openxmlformats.org/officeDocument/2006/math" xmlns:v="urn:schemas-microsoft-com:vml" xmlns:wp14="http://schemas.microsoft.com/office/word/2010/wordprocessingDrawing" xmlns:wp="http://schemas.openxmlformats.org/drawingml/2006/wordprocessingDrawing" xmlns:w10="urn:schemas-microsoft-com:office:word" xmlns:w="http://schemas.openxmlformats.org/wordprocessingml/2006/main" xmlns:w14="http://schemas.microsoft.com/office/word/2010/wordml" xmlns:w15="http://schemas.microsoft.com/office/word/2012/wordml" xmlns:w16cex="http://schemas.microsoft.com/office/word/2018/wordml/cex" xmlns:w16cid="http://schemas.microsoft.com/office/word/2016/wordml/cid" xmlns:w16="http://schemas.microsoft.com/office/word/2018/wordml" xmlns:w16du="http://schemas.microsoft.com/office/word/2023/wordml/word16du" xmlns:w16sdtdh="http://schemas.microsoft.com/office/word/2020/wordml/sdtdatahash" xmlns:w16se="http://schemas.microsoft.com/office/word/2015/wordml/symex" xmlns:wpg="http://schemas.microsoft.com/office/word/2010/wordprocessingGroup" xmlns:wpi="http://schemas.microsoft.com/office/word/2010/wordprocessingInk" xmlns:wne="http://schemas.microsoft.com/office/word/2006/wordml" xmlns:wps="http://schemas.microsoft.com/office/word/2010/wordprocessingShape" mc:Ignorable="w14 w15 w16se w16cid w16 w16cex w16sdtdh w16du wp14">
   <w:p>
     <w:pPr>
       <w:pStyle w:val="Encabezado"/>
@@ -2854,7 +2969,7 @@
 </file>
 
 <file path=word/header2.xml><?xml version="1.0" encoding="utf-8"?>
-<w:hdr xmlns:wpc="http://schemas.microsoft.com/office/word/2010/wordprocessingCanvas" xmlns:cx="http://schemas.microsoft.com/office/drawing/2014/chartex" xmlns:mc="http://schemas.openxmlformats.org/markup-compatibility/2006" xmlns:o="urn:schemas-microsoft-com:office:office" xmlns:r="http://schemas.openxmlformats.org/officeDocument/2006/relationships" xmlns:m="http://schemas.openxmlformats.org/officeDocument/2006/math" xmlns:v="urn:schemas-microsoft-com:vml" xmlns:wp14="http://schemas.microsoft.com/office/word/2010/wordprocessingDrawing" xmlns:wp="http://schemas.openxmlformats.org/drawingml/2006/wordprocessingDrawing" xmlns:w10="urn:schemas-microsoft-com:office:word" xmlns:w="http://schemas.openxmlformats.org/wordprocessingml/2006/main" xmlns:w14="http://schemas.microsoft.com/office/word/2010/wordml" xmlns:w15="http://schemas.microsoft.com/office/word/2012/wordml" xmlns:w16se="http://schemas.microsoft.com/office/word/2015/wordml/symex" xmlns:wpg="http://schemas.microsoft.com/office/word/2010/wordprocessingGroup" xmlns:wpi="http://schemas.microsoft.com/office/word/2010/wordprocessingInk" xmlns:wne="http://schemas.microsoft.com/office/word/2006/wordml" xmlns:wps="http://schemas.microsoft.com/office/word/2010/wordprocessingShape" xmlns:a="http://schemas.openxmlformats.org/drawingml/2006/main" xmlns:pic="http://schemas.openxmlformats.org/drawingml/2006/picture" xmlns:a14="http://schemas.microsoft.com/office/drawing/2010/main" mc:Ignorable="w14 w15 w16se wp14">
+<w:hdr xmlns:wpc="http://schemas.microsoft.com/office/word/2010/wordprocessingCanvas" xmlns:cx="http://schemas.microsoft.com/office/drawing/2014/chartex" xmlns:cx1="http://schemas.microsoft.com/office/drawing/2015/9/8/chartex" xmlns:cx2="http://schemas.microsoft.com/office/drawing/2015/10/21/chartex" xmlns:cx3="http://schemas.microsoft.com/office/drawing/2016/5/9/chartex" xmlns:cx4="http://schemas.microsoft.com/office/drawing/2016/5/10/chartex" xmlns:cx5="http://schemas.microsoft.com/office/drawing/2016/5/11/chartex" xmlns:cx6="http://schemas.microsoft.com/office/drawing/2016/5/12/chartex" xmlns:cx7="http://schemas.microsoft.com/office/drawing/2016/5/13/chartex" xmlns:cx8="http://schemas.microsoft.com/office/drawing/2016/5/14/chartex" xmlns:mc="http://schemas.openxmlformats.org/markup-compatibility/2006" xmlns:aink="http://schemas.microsoft.com/office/drawing/2016/ink" xmlns:am3d="http://schemas.microsoft.com/office/drawing/2017/model3d" xmlns:o="urn:schemas-microsoft-com:office:office" xmlns:oel="http://schemas.microsoft.com/office/2019/extlst" xmlns:r="http://schemas.openxmlformats.org/officeDocument/2006/relationships" xmlns:m="http://schemas.openxmlformats.org/officeDocument/2006/math" xmlns:v="urn:schemas-microsoft-com:vml" xmlns:wp14="http://schemas.microsoft.com/office/word/2010/wordprocessingDrawing" xmlns:wp="http://schemas.openxmlformats.org/drawingml/2006/wordprocessingDrawing" xmlns:w10="urn:schemas-microsoft-com:office:word" xmlns:w="http://schemas.openxmlformats.org/wordprocessingml/2006/main" xmlns:w14="http://schemas.microsoft.com/office/word/2010/wordml" xmlns:w15="http://schemas.microsoft.com/office/word/2012/wordml" xmlns:w16cex="http://schemas.microsoft.com/office/word/2018/wordml/cex" xmlns:w16cid="http://schemas.microsoft.com/office/word/2016/wordml/cid" xmlns:w16="http://schemas.microsoft.com/office/word/2018/wordml" xmlns:w16du="http://schemas.microsoft.com/office/word/2023/wordml/word16du" xmlns:w16sdtdh="http://schemas.microsoft.com/office/word/2020/wordml/sdtdatahash" xmlns:w16se="http://schemas.microsoft.com/office/word/2015/wordml/symex" xmlns:wpg="http://schemas.microsoft.com/office/word/2010/wordprocessingGroup" xmlns:wpi="http://schemas.microsoft.com/office/word/2010/wordprocessingInk" xmlns:wne="http://schemas.microsoft.com/office/word/2006/wordml" xmlns:wps="http://schemas.microsoft.com/office/word/2010/wordprocessingShape" mc:Ignorable="w14 w15 w16se w16cid w16 w16cex w16sdtdh w16du wp14">
   <w:tbl>
     <w:tblPr>
       <w:tblStyle w:val="Tablaconcuadrcula"/>
@@ -2882,7 +2997,7 @@
         <w:p>
           <w:pPr>
             <w:rPr>
-              <w:rFonts w:ascii="Century Gothic" w:hAnsi="Century Gothic" w:eastAsia="Century Gothic" w:cs="Century Gothic"/>
+              <w:rFonts w:ascii="Century Gothic" w:eastAsia="Century Gothic" w:hAnsi="Century Gothic" w:cs="Century Gothic"/>
               <w:b/>
               <w:color w:val="1D2763"/>
               <w:sz w:val="24"/>
@@ -2891,7 +3006,7 @@
           </w:pPr>
           <w:r>
             <w:rPr>
-              <w:rFonts w:ascii="Century Gothic" w:hAnsi="Century Gothic" w:eastAsia="Century Gothic" w:cs="Century Gothic"/>
+              <w:rFonts w:ascii="Century Gothic" w:eastAsia="Century Gothic" w:hAnsi="Century Gothic" w:cs="Century Gothic"/>
               <w:b/>
               <w:color w:val="1D2763"/>
               <w:sz w:val="24"/>
@@ -2901,7 +3016,7 @@
           </w:r>
           <w:r>
             <w:rPr>
-              <w:rFonts w:ascii="Century Gothic" w:hAnsi="Century Gothic" w:eastAsia="Century Gothic" w:cs="Century Gothic"/>
+              <w:rFonts w:ascii="Century Gothic" w:eastAsia="Century Gothic" w:hAnsi="Century Gothic" w:cs="Century Gothic"/>
               <w:b/>
               <w:color w:val="1D2763"/>
               <w:sz w:val="24"/>
@@ -2913,7 +3028,7 @@
         <w:p>
           <w:pPr>
             <w:rPr>
-              <w:rFonts w:ascii="Century Gothic" w:hAnsi="Century Gothic" w:eastAsiaTheme="minorEastAsia"/>
+              <w:rFonts w:ascii="Century Gothic" w:eastAsiaTheme="minorEastAsia" w:hAnsi="Century Gothic"/>
               <w:sz w:val="2"/>
               <w:szCs w:val="2"/>
               <w:lang w:val="es-ES_tradnl" w:eastAsia="es-ES"/>
@@ -2921,7 +3036,7 @@
           </w:pPr>
           <w:r>
             <w:rPr>
-              <w:rFonts w:ascii="Century Gothic" w:hAnsi="Century Gothic" w:eastAsia="Century Gothic" w:cs="Century Gothic"/>
+              <w:rFonts w:ascii="Century Gothic" w:eastAsia="Century Gothic" w:hAnsi="Century Gothic" w:cs="Century Gothic"/>
               <w:b/>
               <w:color w:val="1D2763"/>
               <w:sz w:val="24"/>
@@ -2945,7 +3060,7 @@
           <w:pPr>
             <w:jc w:val="right"/>
             <w:rPr>
-              <w:rFonts w:ascii="Century Gothic" w:hAnsi="Century Gothic" w:eastAsiaTheme="minorEastAsia"/>
+              <w:rFonts w:ascii="Century Gothic" w:eastAsiaTheme="minorEastAsia" w:hAnsi="Century Gothic"/>
               <w:b/>
               <w:sz w:val="30"/>
               <w:szCs w:val="30"/>
@@ -3015,7 +3130,7 @@
 </file>
 
 <file path=word/header3.xml><?xml version="1.0" encoding="utf-8"?>
-<w:hdr xmlns:wpc="http://schemas.microsoft.com/office/word/2010/wordprocessingCanvas" xmlns:cx="http://schemas.microsoft.com/office/drawing/2014/chartex" xmlns:mc="http://schemas.openxmlformats.org/markup-compatibility/2006" xmlns:o="urn:schemas-microsoft-com:office:office" xmlns:r="http://schemas.openxmlformats.org/officeDocument/2006/relationships" xmlns:m="http://schemas.openxmlformats.org/officeDocument/2006/math" xmlns:v="urn:schemas-microsoft-com:vml" xmlns:wp14="http://schemas.microsoft.com/office/word/2010/wordprocessingDrawing" xmlns:wp="http://schemas.openxmlformats.org/drawingml/2006/wordprocessingDrawing" xmlns:w10="urn:schemas-microsoft-com:office:word" xmlns:w="http://schemas.openxmlformats.org/wordprocessingml/2006/main" xmlns:w14="http://schemas.microsoft.com/office/word/2010/wordml" xmlns:w15="http://schemas.microsoft.com/office/word/2012/wordml" xmlns:w16se="http://schemas.microsoft.com/office/word/2015/wordml/symex" xmlns:wpg="http://schemas.microsoft.com/office/word/2010/wordprocessingGroup" xmlns:wpi="http://schemas.microsoft.com/office/word/2010/wordprocessingInk" xmlns:wne="http://schemas.microsoft.com/office/word/2006/wordml" xmlns:wps="http://schemas.microsoft.com/office/word/2010/wordprocessingShape" xmlns:a="http://schemas.openxmlformats.org/drawingml/2006/main" xmlns:pic="http://schemas.openxmlformats.org/drawingml/2006/picture" xmlns:a14="http://schemas.microsoft.com/office/drawing/2010/main" mc:Ignorable="w14 w15 w16se wp14">
+<w:hdr xmlns:wpc="http://schemas.microsoft.com/office/word/2010/wordprocessingCanvas" xmlns:cx="http://schemas.microsoft.com/office/drawing/2014/chartex" xmlns:cx1="http://schemas.microsoft.com/office/drawing/2015/9/8/chartex" xmlns:cx2="http://schemas.microsoft.com/office/drawing/2015/10/21/chartex" xmlns:cx3="http://schemas.microsoft.com/office/drawing/2016/5/9/chartex" xmlns:cx4="http://schemas.microsoft.com/office/drawing/2016/5/10/chartex" xmlns:cx5="http://schemas.microsoft.com/office/drawing/2016/5/11/chartex" xmlns:cx6="http://schemas.microsoft.com/office/drawing/2016/5/12/chartex" xmlns:cx7="http://schemas.microsoft.com/office/drawing/2016/5/13/chartex" xmlns:cx8="http://schemas.microsoft.com/office/drawing/2016/5/14/chartex" xmlns:mc="http://schemas.openxmlformats.org/markup-compatibility/2006" xmlns:aink="http://schemas.microsoft.com/office/drawing/2016/ink" xmlns:am3d="http://schemas.microsoft.com/office/drawing/2017/model3d" xmlns:o="urn:schemas-microsoft-com:office:office" xmlns:oel="http://schemas.microsoft.com/office/2019/extlst" xmlns:r="http://schemas.openxmlformats.org/officeDocument/2006/relationships" xmlns:m="http://schemas.openxmlformats.org/officeDocument/2006/math" xmlns:v="urn:schemas-microsoft-com:vml" xmlns:wp14="http://schemas.microsoft.com/office/word/2010/wordprocessingDrawing" xmlns:wp="http://schemas.openxmlformats.org/drawingml/2006/wordprocessingDrawing" xmlns:w10="urn:schemas-microsoft-com:office:word" xmlns:w="http://schemas.openxmlformats.org/wordprocessingml/2006/main" xmlns:w14="http://schemas.microsoft.com/office/word/2010/wordml" xmlns:w15="http://schemas.microsoft.com/office/word/2012/wordml" xmlns:w16cex="http://schemas.microsoft.com/office/word/2018/wordml/cex" xmlns:w16cid="http://schemas.microsoft.com/office/word/2016/wordml/cid" xmlns:w16="http://schemas.microsoft.com/office/word/2018/wordml" xmlns:w16du="http://schemas.microsoft.com/office/word/2023/wordml/word16du" xmlns:w16sdtdh="http://schemas.microsoft.com/office/word/2020/wordml/sdtdatahash" xmlns:w16se="http://schemas.microsoft.com/office/word/2015/wordml/symex" xmlns:wpg="http://schemas.microsoft.com/office/word/2010/wordprocessingGroup" xmlns:wpi="http://schemas.microsoft.com/office/word/2010/wordprocessingInk" xmlns:wne="http://schemas.microsoft.com/office/word/2006/wordml" xmlns:wps="http://schemas.microsoft.com/office/word/2010/wordprocessingShape" mc:Ignorable="w14 w15 w16se w16cid w16 w16cex w16sdtdh w16du wp14">
   <w:tbl>
     <w:tblPr>
       <w:tblStyle w:val="Tablaconcuadrcula"/>
@@ -3044,7 +3159,7 @@
         <w:p>
           <w:pPr>
             <w:rPr>
-              <w:rFonts w:ascii="Century Gothic" w:hAnsi="Century Gothic" w:eastAsiaTheme="minorEastAsia"/>
+              <w:rFonts w:ascii="Century Gothic" w:eastAsiaTheme="minorEastAsia" w:hAnsi="Century Gothic"/>
               <w:b/>
               <w:sz w:val="30"/>
               <w:szCs w:val="30"/>
@@ -3053,7 +3168,7 @@
           </w:pPr>
           <w:r>
             <w:rPr>
-              <w:rFonts w:ascii="Century Gothic" w:hAnsi="Century Gothic" w:eastAsiaTheme="minorEastAsia"/>
+              <w:rFonts w:ascii="Century Gothic" w:eastAsiaTheme="minorEastAsia" w:hAnsi="Century Gothic"/>
               <w:b/>
               <w:noProof/>
               <w:sz w:val="30"/>
@@ -3124,7 +3239,7 @@
         <w:p>
           <w:pPr>
             <w:rPr>
-              <w:rFonts w:ascii="Century Gothic" w:hAnsi="Century Gothic" w:eastAsiaTheme="minorEastAsia"/>
+              <w:rFonts w:ascii="Century Gothic" w:eastAsiaTheme="minorEastAsia" w:hAnsi="Century Gothic"/>
               <w:b/>
               <w:color w:val="1D2763"/>
               <w:sz w:val="24"/>
@@ -3134,7 +3249,7 @@
           </w:pPr>
           <w:r>
             <w:rPr>
-              <w:rFonts w:ascii="Century Gothic" w:hAnsi="Century Gothic" w:eastAsiaTheme="minorEastAsia"/>
+              <w:rFonts w:ascii="Century Gothic" w:eastAsiaTheme="minorEastAsia" w:hAnsi="Century Gothic"/>
               <w:b/>
               <w:color w:val="1D2763"/>
               <w:sz w:val="24"/>
@@ -3147,7 +3262,7 @@
         <w:p>
           <w:pPr>
             <w:rPr>
-              <w:rFonts w:ascii="Century Gothic" w:hAnsi="Century Gothic" w:eastAsia="Century Gothic" w:cs="Century Gothic"/>
+              <w:rFonts w:ascii="Century Gothic" w:eastAsia="Century Gothic" w:hAnsi="Century Gothic" w:cs="Century Gothic"/>
               <w:color w:val="1D2763"/>
               <w:sz w:val="24"/>
               <w:szCs w:val="24"/>
@@ -3155,7 +3270,7 @@
           </w:pPr>
           <w:r>
             <w:rPr>
-              <w:rFonts w:ascii="Century Gothic" w:hAnsi="Century Gothic" w:eastAsia="Century Gothic" w:cs="Century Gothic"/>
+              <w:rFonts w:ascii="Century Gothic" w:eastAsia="Century Gothic" w:hAnsi="Century Gothic" w:cs="Century Gothic"/>
               <w:color w:val="1D2763"/>
               <w:sz w:val="24"/>
               <w:szCs w:val="24"/>
@@ -3164,29 +3279,27 @@
           </w:r>
           <w:r>
             <w:rPr>
-              <w:rFonts w:ascii="Century Gothic" w:hAnsi="Century Gothic" w:eastAsia="Century Gothic" w:cs="Century Gothic"/>
+              <w:rFonts w:ascii="Century Gothic" w:eastAsia="Century Gothic" w:hAnsi="Century Gothic" w:cs="Century Gothic"/>
               <w:color w:val="1D2763"/>
               <w:sz w:val="24"/>
               <w:szCs w:val="24"/>
             </w:rPr>
             <w:t xml:space="preserve">en </w:t>
           </w:r>
-          <w:proofErr w:type="spellStart"/>
           <w:r>
             <w:rPr>
-              <w:rFonts w:ascii="Century Gothic" w:hAnsi="Century Gothic" w:eastAsia="Century Gothic" w:cs="Century Gothic"/>
+              <w:rFonts w:ascii="Century Gothic" w:eastAsia="Century Gothic" w:hAnsi="Century Gothic" w:cs="Century Gothic"/>
               <w:color w:val="1D2763"/>
               <w:sz w:val="24"/>
               <w:szCs w:val="24"/>
             </w:rPr>
             <w:t>Geomática</w:t>
           </w:r>
-          <w:proofErr w:type="spellEnd"/>
         </w:p>
         <w:p>
           <w:pPr>
             <w:rPr>
-              <w:rFonts w:ascii="Century Gothic" w:hAnsi="Century Gothic" w:eastAsiaTheme="minorEastAsia"/>
+              <w:rFonts w:ascii="Century Gothic" w:eastAsiaTheme="minorEastAsia" w:hAnsi="Century Gothic"/>
               <w:color w:val="1D2763"/>
               <w:sz w:val="24"/>
               <w:szCs w:val="24"/>
@@ -3195,7 +3308,7 @@
           </w:pPr>
           <w:r>
             <w:rPr>
-              <w:rFonts w:ascii="Century Gothic" w:hAnsi="Century Gothic" w:eastAsiaTheme="minorEastAsia"/>
+              <w:rFonts w:ascii="Century Gothic" w:eastAsiaTheme="minorEastAsia" w:hAnsi="Century Gothic"/>
               <w:color w:val="1D2763"/>
               <w:sz w:val="24"/>
               <w:szCs w:val="24"/>
@@ -3207,7 +3320,7 @@
         <w:p>
           <w:pPr>
             <w:rPr>
-              <w:rFonts w:ascii="Century Gothic" w:hAnsi="Century Gothic" w:eastAsiaTheme="minorEastAsia"/>
+              <w:rFonts w:ascii="Century Gothic" w:eastAsiaTheme="minorEastAsia" w:hAnsi="Century Gothic"/>
               <w:sz w:val="2"/>
               <w:szCs w:val="2"/>
               <w:lang w:val="es-ES_tradnl" w:eastAsia="es-ES"/>
@@ -3229,7 +3342,7 @@
           <w:pPr>
             <w:jc w:val="right"/>
             <w:rPr>
-              <w:rFonts w:ascii="Century Gothic" w:hAnsi="Century Gothic" w:eastAsiaTheme="minorEastAsia"/>
+              <w:rFonts w:ascii="Century Gothic" w:eastAsiaTheme="minorEastAsia" w:hAnsi="Century Gothic"/>
               <w:b/>
               <w:sz w:val="30"/>
               <w:szCs w:val="30"/>
@@ -3238,7 +3351,7 @@
           </w:pPr>
           <w:r>
             <w:rPr>
-              <w:rFonts w:ascii="Century Gothic" w:hAnsi="Century Gothic" w:eastAsiaTheme="minorEastAsia"/>
+              <w:rFonts w:ascii="Century Gothic" w:eastAsiaTheme="minorEastAsia" w:hAnsi="Century Gothic"/>
               <w:b/>
               <w:noProof/>
               <w:sz w:val="30"/>
@@ -3308,7 +3421,7 @@
 </file>
 
 <file path=word/numbering.xml><?xml version="1.0" encoding="utf-8"?>
-<w:numbering xmlns:wpc="http://schemas.microsoft.com/office/word/2010/wordprocessingCanvas" xmlns:cx="http://schemas.microsoft.com/office/drawing/2014/chartex" xmlns:mc="http://schemas.openxmlformats.org/markup-compatibility/2006" xmlns:o="urn:schemas-microsoft-com:office:office" xmlns:r="http://schemas.openxmlformats.org/officeDocument/2006/relationships" xmlns:m="http://schemas.openxmlformats.org/officeDocument/2006/math" xmlns:v="urn:schemas-microsoft-com:vml" xmlns:wp14="http://schemas.microsoft.com/office/word/2010/wordprocessingDrawing" xmlns:wp="http://schemas.openxmlformats.org/drawingml/2006/wordprocessingDrawing" xmlns:w10="urn:schemas-microsoft-com:office:word" xmlns:w="http://schemas.openxmlformats.org/wordprocessingml/2006/main" xmlns:w14="http://schemas.microsoft.com/office/word/2010/wordml" xmlns:w15="http://schemas.microsoft.com/office/word/2012/wordml" xmlns:w16se="http://schemas.microsoft.com/office/word/2015/wordml/symex" xmlns:wpg="http://schemas.microsoft.com/office/word/2010/wordprocessingGroup" xmlns:wpi="http://schemas.microsoft.com/office/word/2010/wordprocessingInk" xmlns:wne="http://schemas.microsoft.com/office/word/2006/wordml" xmlns:wps="http://schemas.microsoft.com/office/word/2010/wordprocessingShape" mc:Ignorable="w14 w15 w16se wp14">
+<w:numbering xmlns:wpc="http://schemas.microsoft.com/office/word/2010/wordprocessingCanvas" xmlns:cx="http://schemas.microsoft.com/office/drawing/2014/chartex" xmlns:cx1="http://schemas.microsoft.com/office/drawing/2015/9/8/chartex" xmlns:cx2="http://schemas.microsoft.com/office/drawing/2015/10/21/chartex" xmlns:cx3="http://schemas.microsoft.com/office/drawing/2016/5/9/chartex" xmlns:cx4="http://schemas.microsoft.com/office/drawing/2016/5/10/chartex" xmlns:cx5="http://schemas.microsoft.com/office/drawing/2016/5/11/chartex" xmlns:cx6="http://schemas.microsoft.com/office/drawing/2016/5/12/chartex" xmlns:cx7="http://schemas.microsoft.com/office/drawing/2016/5/13/chartex" xmlns:cx8="http://schemas.microsoft.com/office/drawing/2016/5/14/chartex" xmlns:mc="http://schemas.openxmlformats.org/markup-compatibility/2006" xmlns:aink="http://schemas.microsoft.com/office/drawing/2016/ink" xmlns:am3d="http://schemas.microsoft.com/office/drawing/2017/model3d" xmlns:o="urn:schemas-microsoft-com:office:office" xmlns:oel="http://schemas.microsoft.com/office/2019/extlst" xmlns:r="http://schemas.openxmlformats.org/officeDocument/2006/relationships" xmlns:m="http://schemas.openxmlformats.org/officeDocument/2006/math" xmlns:v="urn:schemas-microsoft-com:vml" xmlns:wp14="http://schemas.microsoft.com/office/word/2010/wordprocessingDrawing" xmlns:wp="http://schemas.openxmlformats.org/drawingml/2006/wordprocessingDrawing" xmlns:w10="urn:schemas-microsoft-com:office:word" xmlns:w="http://schemas.openxmlformats.org/wordprocessingml/2006/main" xmlns:w14="http://schemas.microsoft.com/office/word/2010/wordml" xmlns:w15="http://schemas.microsoft.com/office/word/2012/wordml" xmlns:w16cex="http://schemas.microsoft.com/office/word/2018/wordml/cex" xmlns:w16cid="http://schemas.microsoft.com/office/word/2016/wordml/cid" xmlns:w16="http://schemas.microsoft.com/office/word/2018/wordml" xmlns:w16du="http://schemas.microsoft.com/office/word/2023/wordml/word16du" xmlns:w16sdtdh="http://schemas.microsoft.com/office/word/2020/wordml/sdtdatahash" xmlns:w16se="http://schemas.microsoft.com/office/word/2015/wordml/symex" xmlns:wpg="http://schemas.microsoft.com/office/word/2010/wordprocessingGroup" xmlns:wpi="http://schemas.microsoft.com/office/word/2010/wordprocessingInk" xmlns:wne="http://schemas.microsoft.com/office/word/2006/wordml" xmlns:wps="http://schemas.microsoft.com/office/word/2010/wordprocessingShape" mc:Ignorable="w14 w15 w16se w16cid w16 w16cex w16sdtdh w16du wp14">
   <w:abstractNum w:abstractNumId="0" w15:restartNumberingAfterBreak="0">
     <w:nsid w:val="049156A1"/>
     <w:multiLevelType w:val="hybridMultilevel"/>
@@ -3322,7 +3435,7 @@
         <w:ind w:left="720" w:hanging="360"/>
       </w:pPr>
       <w:rPr>
-        <w:rFonts w:hint="default" w:ascii="Calibri" w:hAnsi="Calibri"/>
+        <w:rFonts w:ascii="Calibri" w:hAnsi="Calibri" w:hint="default"/>
       </w:rPr>
     </w:lvl>
     <w:lvl w:ilvl="1" w:tplc="664283CA">
@@ -3334,7 +3447,7 @@
         <w:ind w:left="1440" w:hanging="360"/>
       </w:pPr>
       <w:rPr>
-        <w:rFonts w:hint="default" w:ascii="Courier New" w:hAnsi="Courier New"/>
+        <w:rFonts w:ascii="Courier New" w:hAnsi="Courier New" w:hint="default"/>
       </w:rPr>
     </w:lvl>
     <w:lvl w:ilvl="2" w:tplc="64FEBACE">
@@ -3346,7 +3459,7 @@
         <w:ind w:left="2160" w:hanging="360"/>
       </w:pPr>
       <w:rPr>
-        <w:rFonts w:hint="default" w:ascii="Wingdings" w:hAnsi="Wingdings"/>
+        <w:rFonts w:ascii="Wingdings" w:hAnsi="Wingdings" w:hint="default"/>
       </w:rPr>
     </w:lvl>
     <w:lvl w:ilvl="3" w:tplc="EBBADAFE">
@@ -3358,7 +3471,7 @@
         <w:ind w:left="2880" w:hanging="360"/>
       </w:pPr>
       <w:rPr>
-        <w:rFonts w:hint="default" w:ascii="Symbol" w:hAnsi="Symbol"/>
+        <w:rFonts w:ascii="Symbol" w:hAnsi="Symbol" w:hint="default"/>
       </w:rPr>
     </w:lvl>
     <w:lvl w:ilvl="4" w:tplc="BF20C764">
@@ -3370,7 +3483,7 @@
         <w:ind w:left="3600" w:hanging="360"/>
       </w:pPr>
       <w:rPr>
-        <w:rFonts w:hint="default" w:ascii="Courier New" w:hAnsi="Courier New"/>
+        <w:rFonts w:ascii="Courier New" w:hAnsi="Courier New" w:hint="default"/>
       </w:rPr>
     </w:lvl>
     <w:lvl w:ilvl="5" w:tplc="DF9E714A">
@@ -3382,7 +3495,7 @@
         <w:ind w:left="4320" w:hanging="360"/>
       </w:pPr>
       <w:rPr>
-        <w:rFonts w:hint="default" w:ascii="Wingdings" w:hAnsi="Wingdings"/>
+        <w:rFonts w:ascii="Wingdings" w:hAnsi="Wingdings" w:hint="default"/>
       </w:rPr>
     </w:lvl>
     <w:lvl w:ilvl="6" w:tplc="97DC3BFE">
@@ -3394,7 +3507,7 @@
         <w:ind w:left="5040" w:hanging="360"/>
       </w:pPr>
       <w:rPr>
-        <w:rFonts w:hint="default" w:ascii="Symbol" w:hAnsi="Symbol"/>
+        <w:rFonts w:ascii="Symbol" w:hAnsi="Symbol" w:hint="default"/>
       </w:rPr>
     </w:lvl>
     <w:lvl w:ilvl="7" w:tplc="F54C19C8">
@@ -3406,7 +3519,7 @@
         <w:ind w:left="5760" w:hanging="360"/>
       </w:pPr>
       <w:rPr>
-        <w:rFonts w:hint="default" w:ascii="Courier New" w:hAnsi="Courier New"/>
+        <w:rFonts w:ascii="Courier New" w:hAnsi="Courier New" w:hint="default"/>
       </w:rPr>
     </w:lvl>
     <w:lvl w:ilvl="8" w:tplc="767018FA">
@@ -3418,7 +3531,7 @@
         <w:ind w:left="6480" w:hanging="360"/>
       </w:pPr>
       <w:rPr>
-        <w:rFonts w:hint="default" w:ascii="Wingdings" w:hAnsi="Wingdings"/>
+        <w:rFonts w:ascii="Wingdings" w:hAnsi="Wingdings" w:hint="default"/>
       </w:rPr>
     </w:lvl>
   </w:abstractNum>
@@ -3637,7 +3750,7 @@
         <w:ind w:left="720" w:hanging="360"/>
       </w:pPr>
       <w:rPr>
-        <w:rFonts w:hint="default" w:ascii="Courier New" w:hAnsi="Courier New" w:cs="Courier New"/>
+        <w:rFonts w:ascii="Courier New" w:hAnsi="Courier New" w:cs="Courier New" w:hint="default"/>
       </w:rPr>
     </w:lvl>
     <w:lvl w:ilvl="1" w:tplc="340A0003">
@@ -3649,7 +3762,7 @@
         <w:ind w:left="1440" w:hanging="360"/>
       </w:pPr>
       <w:rPr>
-        <w:rFonts w:hint="default" w:ascii="Courier New" w:hAnsi="Courier New" w:cs="Courier New"/>
+        <w:rFonts w:ascii="Courier New" w:hAnsi="Courier New" w:cs="Courier New" w:hint="default"/>
       </w:rPr>
     </w:lvl>
     <w:lvl w:ilvl="2" w:tplc="340A0005" w:tentative="1">
@@ -3661,7 +3774,7 @@
         <w:ind w:left="2160" w:hanging="360"/>
       </w:pPr>
       <w:rPr>
-        <w:rFonts w:hint="default" w:ascii="Wingdings" w:hAnsi="Wingdings"/>
+        <w:rFonts w:ascii="Wingdings" w:hAnsi="Wingdings" w:hint="default"/>
       </w:rPr>
     </w:lvl>
     <w:lvl w:ilvl="3" w:tplc="340A0001" w:tentative="1">
@@ -3673,7 +3786,7 @@
         <w:ind w:left="2880" w:hanging="360"/>
       </w:pPr>
       <w:rPr>
-        <w:rFonts w:hint="default" w:ascii="Symbol" w:hAnsi="Symbol"/>
+        <w:rFonts w:ascii="Symbol" w:hAnsi="Symbol" w:hint="default"/>
       </w:rPr>
     </w:lvl>
     <w:lvl w:ilvl="4" w:tplc="340A0003" w:tentative="1">
@@ -3685,7 +3798,7 @@
         <w:ind w:left="3600" w:hanging="360"/>
       </w:pPr>
       <w:rPr>
-        <w:rFonts w:hint="default" w:ascii="Courier New" w:hAnsi="Courier New" w:cs="Courier New"/>
+        <w:rFonts w:ascii="Courier New" w:hAnsi="Courier New" w:cs="Courier New" w:hint="default"/>
       </w:rPr>
     </w:lvl>
     <w:lvl w:ilvl="5" w:tplc="340A0005" w:tentative="1">
@@ -3697,7 +3810,7 @@
         <w:ind w:left="4320" w:hanging="360"/>
       </w:pPr>
       <w:rPr>
-        <w:rFonts w:hint="default" w:ascii="Wingdings" w:hAnsi="Wingdings"/>
+        <w:rFonts w:ascii="Wingdings" w:hAnsi="Wingdings" w:hint="default"/>
       </w:rPr>
     </w:lvl>
     <w:lvl w:ilvl="6" w:tplc="340A0001" w:tentative="1">
@@ -3709,7 +3822,7 @@
         <w:ind w:left="5040" w:hanging="360"/>
       </w:pPr>
       <w:rPr>
-        <w:rFonts w:hint="default" w:ascii="Symbol" w:hAnsi="Symbol"/>
+        <w:rFonts w:ascii="Symbol" w:hAnsi="Symbol" w:hint="default"/>
       </w:rPr>
     </w:lvl>
     <w:lvl w:ilvl="7" w:tplc="340A0003" w:tentative="1">
@@ -3721,7 +3834,7 @@
         <w:ind w:left="5760" w:hanging="360"/>
       </w:pPr>
       <w:rPr>
-        <w:rFonts w:hint="default" w:ascii="Courier New" w:hAnsi="Courier New" w:cs="Courier New"/>
+        <w:rFonts w:ascii="Courier New" w:hAnsi="Courier New" w:cs="Courier New" w:hint="default"/>
       </w:rPr>
     </w:lvl>
     <w:lvl w:ilvl="8" w:tplc="340A0005" w:tentative="1">
@@ -3733,7 +3846,7 @@
         <w:ind w:left="6480" w:hanging="360"/>
       </w:pPr>
       <w:rPr>
-        <w:rFonts w:hint="default" w:ascii="Wingdings" w:hAnsi="Wingdings"/>
+        <w:rFonts w:ascii="Wingdings" w:hAnsi="Wingdings" w:hint="default"/>
       </w:rPr>
     </w:lvl>
   </w:abstractNum>
@@ -3750,7 +3863,7 @@
         <w:ind w:left="1080" w:hanging="360"/>
       </w:pPr>
       <w:rPr>
-        <w:rFonts w:hint="default" w:ascii="Symbol" w:hAnsi="Symbol"/>
+        <w:rFonts w:ascii="Symbol" w:hAnsi="Symbol" w:hint="default"/>
       </w:rPr>
     </w:lvl>
     <w:lvl w:ilvl="1" w:tplc="340A0019" w:tentative="1">
@@ -3839,7 +3952,7 @@
         <w:ind w:left="720" w:hanging="360"/>
       </w:pPr>
       <w:rPr>
-        <w:rFonts w:hint="default" w:ascii="Calibri" w:hAnsi="Calibri"/>
+        <w:rFonts w:ascii="Calibri" w:hAnsi="Calibri" w:hint="default"/>
       </w:rPr>
     </w:lvl>
     <w:lvl w:ilvl="1" w:tplc="3A16C246">
@@ -3851,7 +3964,7 @@
         <w:ind w:left="1440" w:hanging="360"/>
       </w:pPr>
       <w:rPr>
-        <w:rFonts w:hint="default" w:ascii="Courier New" w:hAnsi="Courier New"/>
+        <w:rFonts w:ascii="Courier New" w:hAnsi="Courier New" w:hint="default"/>
       </w:rPr>
     </w:lvl>
     <w:lvl w:ilvl="2" w:tplc="8D0223E8">
@@ -3863,7 +3976,7 @@
         <w:ind w:left="2160" w:hanging="360"/>
       </w:pPr>
       <w:rPr>
-        <w:rFonts w:hint="default" w:ascii="Wingdings" w:hAnsi="Wingdings"/>
+        <w:rFonts w:ascii="Wingdings" w:hAnsi="Wingdings" w:hint="default"/>
       </w:rPr>
     </w:lvl>
     <w:lvl w:ilvl="3" w:tplc="EB828ABC">
@@ -3875,7 +3988,7 @@
         <w:ind w:left="2880" w:hanging="360"/>
       </w:pPr>
       <w:rPr>
-        <w:rFonts w:hint="default" w:ascii="Symbol" w:hAnsi="Symbol"/>
+        <w:rFonts w:ascii="Symbol" w:hAnsi="Symbol" w:hint="default"/>
       </w:rPr>
     </w:lvl>
     <w:lvl w:ilvl="4" w:tplc="D72C6452">
@@ -3887,7 +4000,7 @@
         <w:ind w:left="3600" w:hanging="360"/>
       </w:pPr>
       <w:rPr>
-        <w:rFonts w:hint="default" w:ascii="Courier New" w:hAnsi="Courier New"/>
+        <w:rFonts w:ascii="Courier New" w:hAnsi="Courier New" w:hint="default"/>
       </w:rPr>
     </w:lvl>
     <w:lvl w:ilvl="5" w:tplc="2DAA3848">
@@ -3899,7 +4012,7 @@
         <w:ind w:left="4320" w:hanging="360"/>
       </w:pPr>
       <w:rPr>
-        <w:rFonts w:hint="default" w:ascii="Wingdings" w:hAnsi="Wingdings"/>
+        <w:rFonts w:ascii="Wingdings" w:hAnsi="Wingdings" w:hint="default"/>
       </w:rPr>
     </w:lvl>
     <w:lvl w:ilvl="6" w:tplc="AF3C392E">
@@ -3911,7 +4024,7 @@
         <w:ind w:left="5040" w:hanging="360"/>
       </w:pPr>
       <w:rPr>
-        <w:rFonts w:hint="default" w:ascii="Symbol" w:hAnsi="Symbol"/>
+        <w:rFonts w:ascii="Symbol" w:hAnsi="Symbol" w:hint="default"/>
       </w:rPr>
     </w:lvl>
     <w:lvl w:ilvl="7" w:tplc="E5C2F6FA">
@@ -3923,7 +4036,7 @@
         <w:ind w:left="5760" w:hanging="360"/>
       </w:pPr>
       <w:rPr>
-        <w:rFonts w:hint="default" w:ascii="Courier New" w:hAnsi="Courier New"/>
+        <w:rFonts w:ascii="Courier New" w:hAnsi="Courier New" w:hint="default"/>
       </w:rPr>
     </w:lvl>
     <w:lvl w:ilvl="8" w:tplc="556A4EE8">
@@ -3935,7 +4048,7 @@
         <w:ind w:left="6480" w:hanging="360"/>
       </w:pPr>
       <w:rPr>
-        <w:rFonts w:hint="default" w:ascii="Wingdings" w:hAnsi="Wingdings"/>
+        <w:rFonts w:ascii="Wingdings" w:hAnsi="Wingdings" w:hint="default"/>
       </w:rPr>
     </w:lvl>
   </w:abstractNum>
@@ -3955,7 +4068,7 @@
         <w:ind w:left="720" w:hanging="360"/>
       </w:pPr>
       <w:rPr>
-        <w:rFonts w:hint="default" w:ascii="Symbol" w:hAnsi="Symbol"/>
+        <w:rFonts w:ascii="Symbol" w:hAnsi="Symbol" w:hint="default"/>
         <w:sz w:val="20"/>
       </w:rPr>
     </w:lvl>
@@ -3971,7 +4084,7 @@
         <w:ind w:left="1440" w:hanging="360"/>
       </w:pPr>
       <w:rPr>
-        <w:rFonts w:hint="default" w:ascii="Courier New" w:hAnsi="Courier New"/>
+        <w:rFonts w:ascii="Courier New" w:hAnsi="Courier New" w:hint="default"/>
         <w:sz w:val="20"/>
       </w:rPr>
     </w:lvl>
@@ -3987,7 +4100,7 @@
         <w:ind w:left="2160" w:hanging="360"/>
       </w:pPr>
       <w:rPr>
-        <w:rFonts w:hint="default" w:ascii="Wingdings" w:hAnsi="Wingdings"/>
+        <w:rFonts w:ascii="Wingdings" w:hAnsi="Wingdings" w:hint="default"/>
         <w:sz w:val="20"/>
       </w:rPr>
     </w:lvl>
@@ -4003,7 +4116,7 @@
         <w:ind w:left="2880" w:hanging="360"/>
       </w:pPr>
       <w:rPr>
-        <w:rFonts w:hint="default" w:ascii="Wingdings" w:hAnsi="Wingdings"/>
+        <w:rFonts w:ascii="Wingdings" w:hAnsi="Wingdings" w:hint="default"/>
         <w:sz w:val="20"/>
       </w:rPr>
     </w:lvl>
@@ -4019,7 +4132,7 @@
         <w:ind w:left="3600" w:hanging="360"/>
       </w:pPr>
       <w:rPr>
-        <w:rFonts w:hint="default" w:ascii="Wingdings" w:hAnsi="Wingdings"/>
+        <w:rFonts w:ascii="Wingdings" w:hAnsi="Wingdings" w:hint="default"/>
         <w:sz w:val="20"/>
       </w:rPr>
     </w:lvl>
@@ -4035,7 +4148,7 @@
         <w:ind w:left="4320" w:hanging="360"/>
       </w:pPr>
       <w:rPr>
-        <w:rFonts w:hint="default" w:ascii="Wingdings" w:hAnsi="Wingdings"/>
+        <w:rFonts w:ascii="Wingdings" w:hAnsi="Wingdings" w:hint="default"/>
         <w:sz w:val="20"/>
       </w:rPr>
     </w:lvl>
@@ -4051,7 +4164,7 @@
         <w:ind w:left="5040" w:hanging="360"/>
       </w:pPr>
       <w:rPr>
-        <w:rFonts w:hint="default" w:ascii="Wingdings" w:hAnsi="Wingdings"/>
+        <w:rFonts w:ascii="Wingdings" w:hAnsi="Wingdings" w:hint="default"/>
         <w:sz w:val="20"/>
       </w:rPr>
     </w:lvl>
@@ -4067,7 +4180,7 @@
         <w:ind w:left="5760" w:hanging="360"/>
       </w:pPr>
       <w:rPr>
-        <w:rFonts w:hint="default" w:ascii="Wingdings" w:hAnsi="Wingdings"/>
+        <w:rFonts w:ascii="Wingdings" w:hAnsi="Wingdings" w:hint="default"/>
         <w:sz w:val="20"/>
       </w:rPr>
     </w:lvl>
@@ -4083,7 +4196,7 @@
         <w:ind w:left="6480" w:hanging="360"/>
       </w:pPr>
       <w:rPr>
-        <w:rFonts w:hint="default" w:ascii="Wingdings" w:hAnsi="Wingdings"/>
+        <w:rFonts w:ascii="Wingdings" w:hAnsi="Wingdings" w:hint="default"/>
         <w:sz w:val="20"/>
       </w:rPr>
     </w:lvl>
@@ -4104,7 +4217,7 @@
         <w:ind w:left="720" w:hanging="360"/>
       </w:pPr>
       <w:rPr>
-        <w:rFonts w:hint="default" w:ascii="Symbol" w:hAnsi="Symbol"/>
+        <w:rFonts w:ascii="Symbol" w:hAnsi="Symbol" w:hint="default"/>
         <w:sz w:val="20"/>
       </w:rPr>
     </w:lvl>
@@ -4120,7 +4233,7 @@
         <w:ind w:left="1440" w:hanging="360"/>
       </w:pPr>
       <w:rPr>
-        <w:rFonts w:hint="default" w:ascii="Courier New" w:hAnsi="Courier New"/>
+        <w:rFonts w:ascii="Courier New" w:hAnsi="Courier New" w:hint="default"/>
         <w:sz w:val="20"/>
       </w:rPr>
     </w:lvl>
@@ -4136,7 +4249,7 @@
         <w:ind w:left="2160" w:hanging="360"/>
       </w:pPr>
       <w:rPr>
-        <w:rFonts w:hint="default" w:ascii="Wingdings" w:hAnsi="Wingdings"/>
+        <w:rFonts w:ascii="Wingdings" w:hAnsi="Wingdings" w:hint="default"/>
         <w:sz w:val="20"/>
       </w:rPr>
     </w:lvl>
@@ -4152,7 +4265,7 @@
         <w:ind w:left="2880" w:hanging="360"/>
       </w:pPr>
       <w:rPr>
-        <w:rFonts w:hint="default" w:ascii="Wingdings" w:hAnsi="Wingdings"/>
+        <w:rFonts w:ascii="Wingdings" w:hAnsi="Wingdings" w:hint="default"/>
         <w:sz w:val="20"/>
       </w:rPr>
     </w:lvl>
@@ -4168,7 +4281,7 @@
         <w:ind w:left="3600" w:hanging="360"/>
       </w:pPr>
       <w:rPr>
-        <w:rFonts w:hint="default" w:ascii="Wingdings" w:hAnsi="Wingdings"/>
+        <w:rFonts w:ascii="Wingdings" w:hAnsi="Wingdings" w:hint="default"/>
         <w:sz w:val="20"/>
       </w:rPr>
     </w:lvl>
@@ -4184,7 +4297,7 @@
         <w:ind w:left="4320" w:hanging="360"/>
       </w:pPr>
       <w:rPr>
-        <w:rFonts w:hint="default" w:ascii="Wingdings" w:hAnsi="Wingdings"/>
+        <w:rFonts w:ascii="Wingdings" w:hAnsi="Wingdings" w:hint="default"/>
         <w:sz w:val="20"/>
       </w:rPr>
     </w:lvl>
@@ -4200,7 +4313,7 @@
         <w:ind w:left="5040" w:hanging="360"/>
       </w:pPr>
       <w:rPr>
-        <w:rFonts w:hint="default" w:ascii="Wingdings" w:hAnsi="Wingdings"/>
+        <w:rFonts w:ascii="Wingdings" w:hAnsi="Wingdings" w:hint="default"/>
         <w:sz w:val="20"/>
       </w:rPr>
     </w:lvl>
@@ -4216,7 +4329,7 @@
         <w:ind w:left="5760" w:hanging="360"/>
       </w:pPr>
       <w:rPr>
-        <w:rFonts w:hint="default" w:ascii="Wingdings" w:hAnsi="Wingdings"/>
+        <w:rFonts w:ascii="Wingdings" w:hAnsi="Wingdings" w:hint="default"/>
         <w:sz w:val="20"/>
       </w:rPr>
     </w:lvl>
@@ -4232,12 +4345,129 @@
         <w:ind w:left="6480" w:hanging="360"/>
       </w:pPr>
       <w:rPr>
-        <w:rFonts w:hint="default" w:ascii="Wingdings" w:hAnsi="Wingdings"/>
+        <w:rFonts w:ascii="Wingdings" w:hAnsi="Wingdings" w:hint="default"/>
         <w:sz w:val="20"/>
       </w:rPr>
     </w:lvl>
   </w:abstractNum>
   <w:abstractNum w:abstractNumId="8" w15:restartNumberingAfterBreak="0">
+    <w:nsid w:val="18937EEF"/>
+    <w:multiLevelType w:val="multilevel"/>
+    <w:tmpl w:val="F96A0494"/>
+    <w:lvl w:ilvl="0">
+      <w:start w:val="1"/>
+      <w:numFmt w:val="bullet"/>
+      <w:lvlText w:val="●"/>
+      <w:lvlJc w:val="left"/>
+      <w:pPr>
+        <w:ind w:left="720" w:hanging="360"/>
+      </w:pPr>
+      <w:rPr>
+        <w:rFonts w:ascii="Arial" w:eastAsia="Arial" w:hAnsi="Arial" w:cs="Arial"/>
+        <w:color w:val="1A1A1A"/>
+        <w:sz w:val="20"/>
+        <w:szCs w:val="20"/>
+        <w:u w:val="none"/>
+      </w:rPr>
+    </w:lvl>
+    <w:lvl w:ilvl="1">
+      <w:start w:val="1"/>
+      <w:numFmt w:val="bullet"/>
+      <w:lvlText w:val="○"/>
+      <w:lvlJc w:val="left"/>
+      <w:pPr>
+        <w:ind w:left="1440" w:hanging="360"/>
+      </w:pPr>
+      <w:rPr>
+        <w:u w:val="none"/>
+      </w:rPr>
+    </w:lvl>
+    <w:lvl w:ilvl="2">
+      <w:start w:val="1"/>
+      <w:numFmt w:val="bullet"/>
+      <w:lvlText w:val="■"/>
+      <w:lvlJc w:val="left"/>
+      <w:pPr>
+        <w:ind w:left="2160" w:hanging="360"/>
+      </w:pPr>
+      <w:rPr>
+        <w:u w:val="none"/>
+      </w:rPr>
+    </w:lvl>
+    <w:lvl w:ilvl="3">
+      <w:start w:val="1"/>
+      <w:numFmt w:val="bullet"/>
+      <w:lvlText w:val="●"/>
+      <w:lvlJc w:val="left"/>
+      <w:pPr>
+        <w:ind w:left="2880" w:hanging="360"/>
+      </w:pPr>
+      <w:rPr>
+        <w:u w:val="none"/>
+      </w:rPr>
+    </w:lvl>
+    <w:lvl w:ilvl="4">
+      <w:start w:val="1"/>
+      <w:numFmt w:val="bullet"/>
+      <w:lvlText w:val="○"/>
+      <w:lvlJc w:val="left"/>
+      <w:pPr>
+        <w:ind w:left="3600" w:hanging="360"/>
+      </w:pPr>
+      <w:rPr>
+        <w:u w:val="none"/>
+      </w:rPr>
+    </w:lvl>
+    <w:lvl w:ilvl="5">
+      <w:start w:val="1"/>
+      <w:numFmt w:val="bullet"/>
+      <w:lvlText w:val="■"/>
+      <w:lvlJc w:val="left"/>
+      <w:pPr>
+        <w:ind w:left="4320" w:hanging="360"/>
+      </w:pPr>
+      <w:rPr>
+        <w:u w:val="none"/>
+      </w:rPr>
+    </w:lvl>
+    <w:lvl w:ilvl="6">
+      <w:start w:val="1"/>
+      <w:numFmt w:val="bullet"/>
+      <w:lvlText w:val="●"/>
+      <w:lvlJc w:val="left"/>
+      <w:pPr>
+        <w:ind w:left="5040" w:hanging="360"/>
+      </w:pPr>
+      <w:rPr>
+        <w:u w:val="none"/>
+      </w:rPr>
+    </w:lvl>
+    <w:lvl w:ilvl="7">
+      <w:start w:val="1"/>
+      <w:numFmt w:val="bullet"/>
+      <w:lvlText w:val="○"/>
+      <w:lvlJc w:val="left"/>
+      <w:pPr>
+        <w:ind w:left="5760" w:hanging="360"/>
+      </w:pPr>
+      <w:rPr>
+        <w:u w:val="none"/>
+      </w:rPr>
+    </w:lvl>
+    <w:lvl w:ilvl="8">
+      <w:start w:val="1"/>
+      <w:numFmt w:val="bullet"/>
+      <w:lvlText w:val="■"/>
+      <w:lvlJc w:val="left"/>
+      <w:pPr>
+        <w:ind w:left="6480" w:hanging="360"/>
+      </w:pPr>
+      <w:rPr>
+        <w:u w:val="none"/>
+      </w:rPr>
+    </w:lvl>
+  </w:abstractNum>
+  <w:abstractNum w:abstractNumId="9" w15:restartNumberingAfterBreak="0">
     <w:nsid w:val="189D6DAF"/>
     <w:multiLevelType w:val="hybridMultilevel"/>
     <w:tmpl w:val="4E185CEC"/>
@@ -4249,7 +4479,7 @@
         <w:ind w:left="795" w:hanging="360"/>
       </w:pPr>
       <w:rPr>
-        <w:rFonts w:hint="default" w:ascii="Calibri" w:hAnsi="Calibri" w:cs="Calibri" w:eastAsiaTheme="majorEastAsia"/>
+        <w:rFonts w:ascii="Calibri" w:eastAsiaTheme="majorEastAsia" w:hAnsi="Calibri" w:cs="Calibri" w:hint="default"/>
       </w:rPr>
     </w:lvl>
     <w:lvl w:ilvl="1" w:tplc="340A0003" w:tentative="1">
@@ -4261,7 +4491,7 @@
         <w:ind w:left="1515" w:hanging="360"/>
       </w:pPr>
       <w:rPr>
-        <w:rFonts w:hint="default" w:ascii="Courier New" w:hAnsi="Courier New" w:cs="Courier New"/>
+        <w:rFonts w:ascii="Courier New" w:hAnsi="Courier New" w:cs="Courier New" w:hint="default"/>
       </w:rPr>
     </w:lvl>
     <w:lvl w:ilvl="2" w:tplc="340A0005" w:tentative="1">
@@ -4273,7 +4503,7 @@
         <w:ind w:left="2235" w:hanging="360"/>
       </w:pPr>
       <w:rPr>
-        <w:rFonts w:hint="default" w:ascii="Wingdings" w:hAnsi="Wingdings"/>
+        <w:rFonts w:ascii="Wingdings" w:hAnsi="Wingdings" w:hint="default"/>
       </w:rPr>
     </w:lvl>
     <w:lvl w:ilvl="3" w:tplc="340A0001" w:tentative="1">
@@ -4285,7 +4515,7 @@
         <w:ind w:left="2955" w:hanging="360"/>
       </w:pPr>
       <w:rPr>
-        <w:rFonts w:hint="default" w:ascii="Symbol" w:hAnsi="Symbol"/>
+        <w:rFonts w:ascii="Symbol" w:hAnsi="Symbol" w:hint="default"/>
       </w:rPr>
     </w:lvl>
     <w:lvl w:ilvl="4" w:tplc="340A0003" w:tentative="1">
@@ -4297,7 +4527,7 @@
         <w:ind w:left="3675" w:hanging="360"/>
       </w:pPr>
       <w:rPr>
-        <w:rFonts w:hint="default" w:ascii="Courier New" w:hAnsi="Courier New" w:cs="Courier New"/>
+        <w:rFonts w:ascii="Courier New" w:hAnsi="Courier New" w:cs="Courier New" w:hint="default"/>
       </w:rPr>
     </w:lvl>
     <w:lvl w:ilvl="5" w:tplc="340A0005" w:tentative="1">
@@ -4309,7 +4539,7 @@
         <w:ind w:left="4395" w:hanging="360"/>
       </w:pPr>
       <w:rPr>
-        <w:rFonts w:hint="default" w:ascii="Wingdings" w:hAnsi="Wingdings"/>
+        <w:rFonts w:ascii="Wingdings" w:hAnsi="Wingdings" w:hint="default"/>
       </w:rPr>
     </w:lvl>
     <w:lvl w:ilvl="6" w:tplc="340A0001" w:tentative="1">
@@ -4321,7 +4551,7 @@
         <w:ind w:left="5115" w:hanging="360"/>
       </w:pPr>
       <w:rPr>
-        <w:rFonts w:hint="default" w:ascii="Symbol" w:hAnsi="Symbol"/>
+        <w:rFonts w:ascii="Symbol" w:hAnsi="Symbol" w:hint="default"/>
       </w:rPr>
     </w:lvl>
     <w:lvl w:ilvl="7" w:tplc="340A0003" w:tentative="1">
@@ -4333,7 +4563,7 @@
         <w:ind w:left="5835" w:hanging="360"/>
       </w:pPr>
       <w:rPr>
-        <w:rFonts w:hint="default" w:ascii="Courier New" w:hAnsi="Courier New" w:cs="Courier New"/>
+        <w:rFonts w:ascii="Courier New" w:hAnsi="Courier New" w:cs="Courier New" w:hint="default"/>
       </w:rPr>
     </w:lvl>
     <w:lvl w:ilvl="8" w:tplc="340A0005" w:tentative="1">
@@ -4345,11 +4575,11 @@
         <w:ind w:left="6555" w:hanging="360"/>
       </w:pPr>
       <w:rPr>
-        <w:rFonts w:hint="default" w:ascii="Wingdings" w:hAnsi="Wingdings"/>
+        <w:rFonts w:ascii="Wingdings" w:hAnsi="Wingdings" w:hint="default"/>
       </w:rPr>
     </w:lvl>
   </w:abstractNum>
-  <w:abstractNum w:abstractNumId="9" w15:restartNumberingAfterBreak="0">
+  <w:abstractNum w:abstractNumId="10" w15:restartNumberingAfterBreak="0">
     <w:nsid w:val="1FB806D7"/>
     <w:multiLevelType w:val="hybridMultilevel"/>
     <w:tmpl w:val="7F1604D8"/>
@@ -4441,7 +4671,7 @@
       </w:pPr>
     </w:lvl>
   </w:abstractNum>
-  <w:abstractNum w:abstractNumId="10" w15:restartNumberingAfterBreak="0">
+  <w:abstractNum w:abstractNumId="11" w15:restartNumberingAfterBreak="0">
     <w:nsid w:val="20BF044C"/>
     <w:multiLevelType w:val="hybridMultilevel"/>
     <w:tmpl w:val="BBCC2A0C"/>
@@ -4530,7 +4760,7 @@
       </w:pPr>
     </w:lvl>
   </w:abstractNum>
-  <w:abstractNum w:abstractNumId="11" w15:restartNumberingAfterBreak="0">
+  <w:abstractNum w:abstractNumId="12" w15:restartNumberingAfterBreak="0">
     <w:nsid w:val="26DC0205"/>
     <w:multiLevelType w:val="hybridMultilevel"/>
     <w:tmpl w:val="3D0ECF16"/>
@@ -4543,7 +4773,7 @@
         <w:ind w:left="720" w:hanging="360"/>
       </w:pPr>
       <w:rPr>
-        <w:rFonts w:hint="default" w:ascii="Calibri" w:hAnsi="Calibri"/>
+        <w:rFonts w:ascii="Calibri" w:hAnsi="Calibri" w:hint="default"/>
       </w:rPr>
     </w:lvl>
     <w:lvl w:ilvl="1" w:tplc="7BA8418C">
@@ -4555,7 +4785,7 @@
         <w:ind w:left="1440" w:hanging="360"/>
       </w:pPr>
       <w:rPr>
-        <w:rFonts w:hint="default" w:ascii="Courier New" w:hAnsi="Courier New"/>
+        <w:rFonts w:ascii="Courier New" w:hAnsi="Courier New" w:hint="default"/>
       </w:rPr>
     </w:lvl>
     <w:lvl w:ilvl="2" w:tplc="28FA6E70">
@@ -4567,7 +4797,7 @@
         <w:ind w:left="2160" w:hanging="360"/>
       </w:pPr>
       <w:rPr>
-        <w:rFonts w:hint="default" w:ascii="Wingdings" w:hAnsi="Wingdings"/>
+        <w:rFonts w:ascii="Wingdings" w:hAnsi="Wingdings" w:hint="default"/>
       </w:rPr>
     </w:lvl>
     <w:lvl w:ilvl="3" w:tplc="5C3E139A">
@@ -4579,7 +4809,7 @@
         <w:ind w:left="2880" w:hanging="360"/>
       </w:pPr>
       <w:rPr>
-        <w:rFonts w:hint="default" w:ascii="Symbol" w:hAnsi="Symbol"/>
+        <w:rFonts w:ascii="Symbol" w:hAnsi="Symbol" w:hint="default"/>
       </w:rPr>
     </w:lvl>
     <w:lvl w:ilvl="4" w:tplc="69207BEE">
@@ -4591,7 +4821,7 @@
         <w:ind w:left="3600" w:hanging="360"/>
       </w:pPr>
       <w:rPr>
-        <w:rFonts w:hint="default" w:ascii="Courier New" w:hAnsi="Courier New"/>
+        <w:rFonts w:ascii="Courier New" w:hAnsi="Courier New" w:hint="default"/>
       </w:rPr>
     </w:lvl>
     <w:lvl w:ilvl="5" w:tplc="D2D23D0A">
@@ -4603,7 +4833,7 @@
         <w:ind w:left="4320" w:hanging="360"/>
       </w:pPr>
       <w:rPr>
-        <w:rFonts w:hint="default" w:ascii="Wingdings" w:hAnsi="Wingdings"/>
+        <w:rFonts w:ascii="Wingdings" w:hAnsi="Wingdings" w:hint="default"/>
       </w:rPr>
     </w:lvl>
     <w:lvl w:ilvl="6" w:tplc="331C20AC">
@@ -4615,7 +4845,7 @@
         <w:ind w:left="5040" w:hanging="360"/>
       </w:pPr>
       <w:rPr>
-        <w:rFonts w:hint="default" w:ascii="Symbol" w:hAnsi="Symbol"/>
+        <w:rFonts w:ascii="Symbol" w:hAnsi="Symbol" w:hint="default"/>
       </w:rPr>
     </w:lvl>
     <w:lvl w:ilvl="7" w:tplc="CCB25040">
@@ -4627,7 +4857,7 @@
         <w:ind w:left="5760" w:hanging="360"/>
       </w:pPr>
       <w:rPr>
-        <w:rFonts w:hint="default" w:ascii="Courier New" w:hAnsi="Courier New"/>
+        <w:rFonts w:ascii="Courier New" w:hAnsi="Courier New" w:hint="default"/>
       </w:rPr>
     </w:lvl>
     <w:lvl w:ilvl="8" w:tplc="1504BBB0">
@@ -4639,11 +4869,11 @@
         <w:ind w:left="6480" w:hanging="360"/>
       </w:pPr>
       <w:rPr>
-        <w:rFonts w:hint="default" w:ascii="Wingdings" w:hAnsi="Wingdings"/>
+        <w:rFonts w:ascii="Wingdings" w:hAnsi="Wingdings" w:hint="default"/>
       </w:rPr>
     </w:lvl>
   </w:abstractNum>
-  <w:abstractNum w:abstractNumId="12" w15:restartNumberingAfterBreak="0">
+  <w:abstractNum w:abstractNumId="13" w15:restartNumberingAfterBreak="0">
     <w:nsid w:val="26FB1285"/>
     <w:multiLevelType w:val="hybridMultilevel"/>
     <w:tmpl w:val="17768D6C"/>
@@ -4732,7 +4962,7 @@
       </w:pPr>
     </w:lvl>
   </w:abstractNum>
-  <w:abstractNum w:abstractNumId="13" w15:restartNumberingAfterBreak="0">
+  <w:abstractNum w:abstractNumId="14" w15:restartNumberingAfterBreak="0">
     <w:nsid w:val="2B225FEE"/>
     <w:multiLevelType w:val="hybridMultilevel"/>
     <w:tmpl w:val="45005F9C"/>
@@ -4757,7 +4987,7 @@
         <w:ind w:left="1440" w:hanging="360"/>
       </w:pPr>
       <w:rPr>
-        <w:rFonts w:hint="default" w:ascii="Courier New" w:hAnsi="Courier New" w:cs="Courier New"/>
+        <w:rFonts w:ascii="Courier New" w:hAnsi="Courier New" w:cs="Courier New" w:hint="default"/>
       </w:rPr>
     </w:lvl>
     <w:lvl w:ilvl="2" w:tplc="0C0A0005">
@@ -4769,7 +4999,7 @@
         <w:ind w:left="2160" w:hanging="360"/>
       </w:pPr>
       <w:rPr>
-        <w:rFonts w:hint="default" w:ascii="Wingdings" w:hAnsi="Wingdings"/>
+        <w:rFonts w:ascii="Wingdings" w:hAnsi="Wingdings" w:hint="default"/>
       </w:rPr>
     </w:lvl>
     <w:lvl w:ilvl="3" w:tplc="0C0A0001">
@@ -4781,7 +5011,7 @@
         <w:ind w:left="2880" w:hanging="360"/>
       </w:pPr>
       <w:rPr>
-        <w:rFonts w:hint="default" w:ascii="Symbol" w:hAnsi="Symbol"/>
+        <w:rFonts w:ascii="Symbol" w:hAnsi="Symbol" w:hint="default"/>
       </w:rPr>
     </w:lvl>
     <w:lvl w:ilvl="4" w:tplc="0C0A0003" w:tentative="1">
@@ -4793,7 +5023,7 @@
         <w:ind w:left="3600" w:hanging="360"/>
       </w:pPr>
       <w:rPr>
-        <w:rFonts w:hint="default" w:ascii="Courier New" w:hAnsi="Courier New" w:cs="Courier New"/>
+        <w:rFonts w:ascii="Courier New" w:hAnsi="Courier New" w:cs="Courier New" w:hint="default"/>
       </w:rPr>
     </w:lvl>
     <w:lvl w:ilvl="5" w:tplc="0C0A0005" w:tentative="1">
@@ -4805,7 +5035,7 @@
         <w:ind w:left="4320" w:hanging="360"/>
       </w:pPr>
       <w:rPr>
-        <w:rFonts w:hint="default" w:ascii="Wingdings" w:hAnsi="Wingdings"/>
+        <w:rFonts w:ascii="Wingdings" w:hAnsi="Wingdings" w:hint="default"/>
       </w:rPr>
     </w:lvl>
     <w:lvl w:ilvl="6" w:tplc="0C0A0001" w:tentative="1">
@@ -4817,7 +5047,7 @@
         <w:ind w:left="5040" w:hanging="360"/>
       </w:pPr>
       <w:rPr>
-        <w:rFonts w:hint="default" w:ascii="Symbol" w:hAnsi="Symbol"/>
+        <w:rFonts w:ascii="Symbol" w:hAnsi="Symbol" w:hint="default"/>
       </w:rPr>
     </w:lvl>
     <w:lvl w:ilvl="7" w:tplc="0C0A0003" w:tentative="1">
@@ -4829,7 +5059,7 @@
         <w:ind w:left="5760" w:hanging="360"/>
       </w:pPr>
       <w:rPr>
-        <w:rFonts w:hint="default" w:ascii="Courier New" w:hAnsi="Courier New" w:cs="Courier New"/>
+        <w:rFonts w:ascii="Courier New" w:hAnsi="Courier New" w:cs="Courier New" w:hint="default"/>
       </w:rPr>
     </w:lvl>
     <w:lvl w:ilvl="8" w:tplc="0C0A0005" w:tentative="1">
@@ -4841,11 +5071,11 @@
         <w:ind w:left="6480" w:hanging="360"/>
       </w:pPr>
       <w:rPr>
-        <w:rFonts w:hint="default" w:ascii="Wingdings" w:hAnsi="Wingdings"/>
+        <w:rFonts w:ascii="Wingdings" w:hAnsi="Wingdings" w:hint="default"/>
       </w:rPr>
     </w:lvl>
   </w:abstractNum>
-  <w:abstractNum w:abstractNumId="14" w15:restartNumberingAfterBreak="0">
+  <w:abstractNum w:abstractNumId="15" w15:restartNumberingAfterBreak="0">
     <w:nsid w:val="2BB44D38"/>
     <w:multiLevelType w:val="hybridMultilevel"/>
     <w:tmpl w:val="20C6B6FC"/>
@@ -4858,7 +5088,7 @@
         <w:ind w:left="720" w:hanging="360"/>
       </w:pPr>
       <w:rPr>
-        <w:rFonts w:hint="default" w:ascii="Calibri" w:hAnsi="Calibri"/>
+        <w:rFonts w:ascii="Calibri" w:hAnsi="Calibri" w:hint="default"/>
       </w:rPr>
     </w:lvl>
     <w:lvl w:ilvl="1" w:tplc="1924CBEE">
@@ -4870,7 +5100,7 @@
         <w:ind w:left="1440" w:hanging="360"/>
       </w:pPr>
       <w:rPr>
-        <w:rFonts w:hint="default" w:ascii="Courier New" w:hAnsi="Courier New"/>
+        <w:rFonts w:ascii="Courier New" w:hAnsi="Courier New" w:hint="default"/>
       </w:rPr>
     </w:lvl>
     <w:lvl w:ilvl="2" w:tplc="26C01D30">
@@ -4882,7 +5112,7 @@
         <w:ind w:left="2160" w:hanging="360"/>
       </w:pPr>
       <w:rPr>
-        <w:rFonts w:hint="default" w:ascii="Wingdings" w:hAnsi="Wingdings"/>
+        <w:rFonts w:ascii="Wingdings" w:hAnsi="Wingdings" w:hint="default"/>
       </w:rPr>
     </w:lvl>
     <w:lvl w:ilvl="3" w:tplc="3C806738">
@@ -4894,7 +5124,7 @@
         <w:ind w:left="2880" w:hanging="360"/>
       </w:pPr>
       <w:rPr>
-        <w:rFonts w:hint="default" w:ascii="Symbol" w:hAnsi="Symbol"/>
+        <w:rFonts w:ascii="Symbol" w:hAnsi="Symbol" w:hint="default"/>
       </w:rPr>
     </w:lvl>
     <w:lvl w:ilvl="4" w:tplc="5E2E886A">
@@ -4906,7 +5136,7 @@
         <w:ind w:left="3600" w:hanging="360"/>
       </w:pPr>
       <w:rPr>
-        <w:rFonts w:hint="default" w:ascii="Courier New" w:hAnsi="Courier New"/>
+        <w:rFonts w:ascii="Courier New" w:hAnsi="Courier New" w:hint="default"/>
       </w:rPr>
     </w:lvl>
     <w:lvl w:ilvl="5" w:tplc="F5626C18">
@@ -4918,7 +5148,7 @@
         <w:ind w:left="4320" w:hanging="360"/>
       </w:pPr>
       <w:rPr>
-        <w:rFonts w:hint="default" w:ascii="Wingdings" w:hAnsi="Wingdings"/>
+        <w:rFonts w:ascii="Wingdings" w:hAnsi="Wingdings" w:hint="default"/>
       </w:rPr>
     </w:lvl>
     <w:lvl w:ilvl="6" w:tplc="6D68B1B2">
@@ -4930,7 +5160,7 @@
         <w:ind w:left="5040" w:hanging="360"/>
       </w:pPr>
       <w:rPr>
-        <w:rFonts w:hint="default" w:ascii="Symbol" w:hAnsi="Symbol"/>
+        <w:rFonts w:ascii="Symbol" w:hAnsi="Symbol" w:hint="default"/>
       </w:rPr>
     </w:lvl>
     <w:lvl w:ilvl="7" w:tplc="937EB90E">
@@ -4942,7 +5172,7 @@
         <w:ind w:left="5760" w:hanging="360"/>
       </w:pPr>
       <w:rPr>
-        <w:rFonts w:hint="default" w:ascii="Courier New" w:hAnsi="Courier New"/>
+        <w:rFonts w:ascii="Courier New" w:hAnsi="Courier New" w:hint="default"/>
       </w:rPr>
     </w:lvl>
     <w:lvl w:ilvl="8" w:tplc="F53E049E">
@@ -4954,11 +5184,11 @@
         <w:ind w:left="6480" w:hanging="360"/>
       </w:pPr>
       <w:rPr>
-        <w:rFonts w:hint="default" w:ascii="Wingdings" w:hAnsi="Wingdings"/>
+        <w:rFonts w:ascii="Wingdings" w:hAnsi="Wingdings" w:hint="default"/>
       </w:rPr>
     </w:lvl>
   </w:abstractNum>
-  <w:abstractNum w:abstractNumId="15" w15:restartNumberingAfterBreak="0">
+  <w:abstractNum w:abstractNumId="16" w15:restartNumberingAfterBreak="0">
     <w:nsid w:val="2D345837"/>
     <w:multiLevelType w:val="hybridMultilevel"/>
     <w:tmpl w:val="0DE203DE"/>
@@ -4971,7 +5201,7 @@
         <w:ind w:left="720" w:hanging="360"/>
       </w:pPr>
       <w:rPr>
-        <w:rFonts w:hint="default" w:ascii="Calibri" w:hAnsi="Calibri"/>
+        <w:rFonts w:ascii="Calibri" w:hAnsi="Calibri" w:hint="default"/>
       </w:rPr>
     </w:lvl>
     <w:lvl w:ilvl="1" w:tplc="D6D2AEA4">
@@ -4983,7 +5213,7 @@
         <w:ind w:left="1440" w:hanging="360"/>
       </w:pPr>
       <w:rPr>
-        <w:rFonts w:hint="default" w:ascii="Courier New" w:hAnsi="Courier New"/>
+        <w:rFonts w:ascii="Courier New" w:hAnsi="Courier New" w:hint="default"/>
       </w:rPr>
     </w:lvl>
     <w:lvl w:ilvl="2" w:tplc="6B7020D8">
@@ -4995,7 +5225,7 @@
         <w:ind w:left="2160" w:hanging="360"/>
       </w:pPr>
       <w:rPr>
-        <w:rFonts w:hint="default" w:ascii="Wingdings" w:hAnsi="Wingdings"/>
+        <w:rFonts w:ascii="Wingdings" w:hAnsi="Wingdings" w:hint="default"/>
       </w:rPr>
     </w:lvl>
     <w:lvl w:ilvl="3" w:tplc="572A7BA0">
@@ -5007,7 +5237,7 @@
         <w:ind w:left="2880" w:hanging="360"/>
       </w:pPr>
       <w:rPr>
-        <w:rFonts w:hint="default" w:ascii="Symbol" w:hAnsi="Symbol"/>
+        <w:rFonts w:ascii="Symbol" w:hAnsi="Symbol" w:hint="default"/>
       </w:rPr>
     </w:lvl>
     <w:lvl w:ilvl="4" w:tplc="068C773C">
@@ -5019,7 +5249,7 @@
         <w:ind w:left="3600" w:hanging="360"/>
       </w:pPr>
       <w:rPr>
-        <w:rFonts w:hint="default" w:ascii="Courier New" w:hAnsi="Courier New"/>
+        <w:rFonts w:ascii="Courier New" w:hAnsi="Courier New" w:hint="default"/>
       </w:rPr>
     </w:lvl>
     <w:lvl w:ilvl="5" w:tplc="9F68D9FE">
@@ -5031,7 +5261,7 @@
         <w:ind w:left="4320" w:hanging="360"/>
       </w:pPr>
       <w:rPr>
-        <w:rFonts w:hint="default" w:ascii="Wingdings" w:hAnsi="Wingdings"/>
+        <w:rFonts w:ascii="Wingdings" w:hAnsi="Wingdings" w:hint="default"/>
       </w:rPr>
     </w:lvl>
     <w:lvl w:ilvl="6" w:tplc="92E83A76">
@@ -5043,7 +5273,7 @@
         <w:ind w:left="5040" w:hanging="360"/>
       </w:pPr>
       <w:rPr>
-        <w:rFonts w:hint="default" w:ascii="Symbol" w:hAnsi="Symbol"/>
+        <w:rFonts w:ascii="Symbol" w:hAnsi="Symbol" w:hint="default"/>
       </w:rPr>
     </w:lvl>
     <w:lvl w:ilvl="7" w:tplc="33D860E8">
@@ -5055,7 +5285,7 @@
         <w:ind w:left="5760" w:hanging="360"/>
       </w:pPr>
       <w:rPr>
-        <w:rFonts w:hint="default" w:ascii="Courier New" w:hAnsi="Courier New"/>
+        <w:rFonts w:ascii="Courier New" w:hAnsi="Courier New" w:hint="default"/>
       </w:rPr>
     </w:lvl>
     <w:lvl w:ilvl="8" w:tplc="11D0D446">
@@ -5067,11 +5297,11 @@
         <w:ind w:left="6480" w:hanging="360"/>
       </w:pPr>
       <w:rPr>
-        <w:rFonts w:hint="default" w:ascii="Wingdings" w:hAnsi="Wingdings"/>
+        <w:rFonts w:ascii="Wingdings" w:hAnsi="Wingdings" w:hint="default"/>
       </w:rPr>
     </w:lvl>
   </w:abstractNum>
-  <w:abstractNum w:abstractNumId="16" w15:restartNumberingAfterBreak="0">
+  <w:abstractNum w:abstractNumId="17" w15:restartNumberingAfterBreak="0">
     <w:nsid w:val="2FFD4C7F"/>
     <w:multiLevelType w:val="multilevel"/>
     <w:tmpl w:val="CAF0F936"/>
@@ -5192,7 +5422,7 @@
       </w:rPr>
     </w:lvl>
   </w:abstractNum>
-  <w:abstractNum w:abstractNumId="17" w15:restartNumberingAfterBreak="0">
+  <w:abstractNum w:abstractNumId="18" w15:restartNumberingAfterBreak="0">
     <w:nsid w:val="34CF2F87"/>
     <w:multiLevelType w:val="hybridMultilevel"/>
     <w:tmpl w:val="118C685A"/>
@@ -5205,7 +5435,7 @@
         <w:ind w:left="720" w:hanging="360"/>
       </w:pPr>
       <w:rPr>
-        <w:rFonts w:hint="default" w:ascii="Calibri" w:hAnsi="Calibri"/>
+        <w:rFonts w:ascii="Calibri" w:hAnsi="Calibri" w:hint="default"/>
       </w:rPr>
     </w:lvl>
     <w:lvl w:ilvl="1" w:tplc="675A797A">
@@ -5217,7 +5447,7 @@
         <w:ind w:left="1440" w:hanging="360"/>
       </w:pPr>
       <w:rPr>
-        <w:rFonts w:hint="default" w:ascii="Courier New" w:hAnsi="Courier New"/>
+        <w:rFonts w:ascii="Courier New" w:hAnsi="Courier New" w:hint="default"/>
       </w:rPr>
     </w:lvl>
     <w:lvl w:ilvl="2" w:tplc="AC665D0C">
@@ -5229,7 +5459,7 @@
         <w:ind w:left="2160" w:hanging="360"/>
       </w:pPr>
       <w:rPr>
-        <w:rFonts w:hint="default" w:ascii="Wingdings" w:hAnsi="Wingdings"/>
+        <w:rFonts w:ascii="Wingdings" w:hAnsi="Wingdings" w:hint="default"/>
       </w:rPr>
     </w:lvl>
     <w:lvl w:ilvl="3" w:tplc="0CD0F12A">
@@ -5241,7 +5471,7 @@
         <w:ind w:left="2880" w:hanging="360"/>
       </w:pPr>
       <w:rPr>
-        <w:rFonts w:hint="default" w:ascii="Symbol" w:hAnsi="Symbol"/>
+        <w:rFonts w:ascii="Symbol" w:hAnsi="Symbol" w:hint="default"/>
       </w:rPr>
     </w:lvl>
     <w:lvl w:ilvl="4" w:tplc="781C248C">
@@ -5253,7 +5483,7 @@
         <w:ind w:left="3600" w:hanging="360"/>
       </w:pPr>
       <w:rPr>
-        <w:rFonts w:hint="default" w:ascii="Courier New" w:hAnsi="Courier New"/>
+        <w:rFonts w:ascii="Courier New" w:hAnsi="Courier New" w:hint="default"/>
       </w:rPr>
     </w:lvl>
     <w:lvl w:ilvl="5" w:tplc="5FCC81E6">
@@ -5265,7 +5495,7 @@
         <w:ind w:left="4320" w:hanging="360"/>
       </w:pPr>
       <w:rPr>
-        <w:rFonts w:hint="default" w:ascii="Wingdings" w:hAnsi="Wingdings"/>
+        <w:rFonts w:ascii="Wingdings" w:hAnsi="Wingdings" w:hint="default"/>
       </w:rPr>
     </w:lvl>
     <w:lvl w:ilvl="6" w:tplc="C1661BD2">
@@ -5277,7 +5507,7 @@
         <w:ind w:left="5040" w:hanging="360"/>
       </w:pPr>
       <w:rPr>
-        <w:rFonts w:hint="default" w:ascii="Symbol" w:hAnsi="Symbol"/>
+        <w:rFonts w:ascii="Symbol" w:hAnsi="Symbol" w:hint="default"/>
       </w:rPr>
     </w:lvl>
     <w:lvl w:ilvl="7" w:tplc="A8DEDA9C">
@@ -5289,7 +5519,7 @@
         <w:ind w:left="5760" w:hanging="360"/>
       </w:pPr>
       <w:rPr>
-        <w:rFonts w:hint="default" w:ascii="Courier New" w:hAnsi="Courier New"/>
+        <w:rFonts w:ascii="Courier New" w:hAnsi="Courier New" w:hint="default"/>
       </w:rPr>
     </w:lvl>
     <w:lvl w:ilvl="8" w:tplc="1CF6867A">
@@ -5301,11 +5531,11 @@
         <w:ind w:left="6480" w:hanging="360"/>
       </w:pPr>
       <w:rPr>
-        <w:rFonts w:hint="default" w:ascii="Wingdings" w:hAnsi="Wingdings"/>
+        <w:rFonts w:ascii="Wingdings" w:hAnsi="Wingdings" w:hint="default"/>
       </w:rPr>
     </w:lvl>
   </w:abstractNum>
-  <w:abstractNum w:abstractNumId="18" w15:restartNumberingAfterBreak="0">
+  <w:abstractNum w:abstractNumId="19" w15:restartNumberingAfterBreak="0">
     <w:nsid w:val="38357D52"/>
     <w:multiLevelType w:val="hybridMultilevel"/>
     <w:tmpl w:val="FEC43D04"/>
@@ -5391,7 +5621,7 @@
       </w:pPr>
     </w:lvl>
   </w:abstractNum>
-  <w:abstractNum w:abstractNumId="19" w15:restartNumberingAfterBreak="0">
+  <w:abstractNum w:abstractNumId="20" w15:restartNumberingAfterBreak="0">
     <w:nsid w:val="3B2D7969"/>
     <w:multiLevelType w:val="hybridMultilevel"/>
     <w:tmpl w:val="E232559C"/>
@@ -5404,7 +5634,7 @@
         <w:ind w:left="720" w:hanging="360"/>
       </w:pPr>
       <w:rPr>
-        <w:rFonts w:hint="default" w:ascii="Calibri" w:hAnsi="Calibri"/>
+        <w:rFonts w:ascii="Calibri" w:hAnsi="Calibri" w:hint="default"/>
       </w:rPr>
     </w:lvl>
     <w:lvl w:ilvl="1" w:tplc="DB9A30B2">
@@ -5416,7 +5646,7 @@
         <w:ind w:left="1440" w:hanging="360"/>
       </w:pPr>
       <w:rPr>
-        <w:rFonts w:hint="default" w:ascii="Courier New" w:hAnsi="Courier New"/>
+        <w:rFonts w:ascii="Courier New" w:hAnsi="Courier New" w:hint="default"/>
       </w:rPr>
     </w:lvl>
     <w:lvl w:ilvl="2" w:tplc="7DE2CFC6">
@@ -5428,7 +5658,7 @@
         <w:ind w:left="2160" w:hanging="360"/>
       </w:pPr>
       <w:rPr>
-        <w:rFonts w:hint="default" w:ascii="Wingdings" w:hAnsi="Wingdings"/>
+        <w:rFonts w:ascii="Wingdings" w:hAnsi="Wingdings" w:hint="default"/>
       </w:rPr>
     </w:lvl>
     <w:lvl w:ilvl="3" w:tplc="871E1674">
@@ -5440,7 +5670,7 @@
         <w:ind w:left="2880" w:hanging="360"/>
       </w:pPr>
       <w:rPr>
-        <w:rFonts w:hint="default" w:ascii="Symbol" w:hAnsi="Symbol"/>
+        <w:rFonts w:ascii="Symbol" w:hAnsi="Symbol" w:hint="default"/>
       </w:rPr>
     </w:lvl>
     <w:lvl w:ilvl="4" w:tplc="A63A9624">
@@ -5452,7 +5682,7 @@
         <w:ind w:left="3600" w:hanging="360"/>
       </w:pPr>
       <w:rPr>
-        <w:rFonts w:hint="default" w:ascii="Courier New" w:hAnsi="Courier New"/>
+        <w:rFonts w:ascii="Courier New" w:hAnsi="Courier New" w:hint="default"/>
       </w:rPr>
     </w:lvl>
     <w:lvl w:ilvl="5" w:tplc="6958F4FA">
@@ -5464,7 +5694,7 @@
         <w:ind w:left="4320" w:hanging="360"/>
       </w:pPr>
       <w:rPr>
-        <w:rFonts w:hint="default" w:ascii="Wingdings" w:hAnsi="Wingdings"/>
+        <w:rFonts w:ascii="Wingdings" w:hAnsi="Wingdings" w:hint="default"/>
       </w:rPr>
     </w:lvl>
     <w:lvl w:ilvl="6" w:tplc="C73E509E">
@@ -5476,7 +5706,7 @@
         <w:ind w:left="5040" w:hanging="360"/>
       </w:pPr>
       <w:rPr>
-        <w:rFonts w:hint="default" w:ascii="Symbol" w:hAnsi="Symbol"/>
+        <w:rFonts w:ascii="Symbol" w:hAnsi="Symbol" w:hint="default"/>
       </w:rPr>
     </w:lvl>
     <w:lvl w:ilvl="7" w:tplc="3A424AFA">
@@ -5488,7 +5718,7 @@
         <w:ind w:left="5760" w:hanging="360"/>
       </w:pPr>
       <w:rPr>
-        <w:rFonts w:hint="default" w:ascii="Courier New" w:hAnsi="Courier New"/>
+        <w:rFonts w:ascii="Courier New" w:hAnsi="Courier New" w:hint="default"/>
       </w:rPr>
     </w:lvl>
     <w:lvl w:ilvl="8" w:tplc="EB384440">
@@ -5500,11 +5730,11 @@
         <w:ind w:left="6480" w:hanging="360"/>
       </w:pPr>
       <w:rPr>
-        <w:rFonts w:hint="default" w:ascii="Wingdings" w:hAnsi="Wingdings"/>
+        <w:rFonts w:ascii="Wingdings" w:hAnsi="Wingdings" w:hint="default"/>
       </w:rPr>
     </w:lvl>
   </w:abstractNum>
-  <w:abstractNum w:abstractNumId="20" w15:restartNumberingAfterBreak="0">
+  <w:abstractNum w:abstractNumId="21" w15:restartNumberingAfterBreak="0">
     <w:nsid w:val="3BA86CEA"/>
     <w:multiLevelType w:val="hybridMultilevel"/>
     <w:tmpl w:val="9FE6ED10"/>
@@ -5517,7 +5747,7 @@
         <w:ind w:left="720" w:hanging="360"/>
       </w:pPr>
       <w:rPr>
-        <w:rFonts w:hint="default" w:ascii="Courier New" w:hAnsi="Courier New" w:cs="Courier New"/>
+        <w:rFonts w:ascii="Courier New" w:hAnsi="Courier New" w:cs="Courier New" w:hint="default"/>
       </w:rPr>
     </w:lvl>
     <w:lvl w:ilvl="1" w:tplc="340A0003" w:tentative="1">
@@ -5529,7 +5759,7 @@
         <w:ind w:left="1440" w:hanging="360"/>
       </w:pPr>
       <w:rPr>
-        <w:rFonts w:hint="default" w:ascii="Courier New" w:hAnsi="Courier New" w:cs="Courier New"/>
+        <w:rFonts w:ascii="Courier New" w:hAnsi="Courier New" w:cs="Courier New" w:hint="default"/>
       </w:rPr>
     </w:lvl>
     <w:lvl w:ilvl="2" w:tplc="340A0005" w:tentative="1">
@@ -5541,7 +5771,7 @@
         <w:ind w:left="2160" w:hanging="360"/>
       </w:pPr>
       <w:rPr>
-        <w:rFonts w:hint="default" w:ascii="Wingdings" w:hAnsi="Wingdings"/>
+        <w:rFonts w:ascii="Wingdings" w:hAnsi="Wingdings" w:hint="default"/>
       </w:rPr>
     </w:lvl>
     <w:lvl w:ilvl="3" w:tplc="340A0001" w:tentative="1">
@@ -5553,7 +5783,7 @@
         <w:ind w:left="2880" w:hanging="360"/>
       </w:pPr>
       <w:rPr>
-        <w:rFonts w:hint="default" w:ascii="Symbol" w:hAnsi="Symbol"/>
+        <w:rFonts w:ascii="Symbol" w:hAnsi="Symbol" w:hint="default"/>
       </w:rPr>
     </w:lvl>
     <w:lvl w:ilvl="4" w:tplc="340A0003" w:tentative="1">
@@ -5565,7 +5795,7 @@
         <w:ind w:left="3600" w:hanging="360"/>
       </w:pPr>
       <w:rPr>
-        <w:rFonts w:hint="default" w:ascii="Courier New" w:hAnsi="Courier New" w:cs="Courier New"/>
+        <w:rFonts w:ascii="Courier New" w:hAnsi="Courier New" w:cs="Courier New" w:hint="default"/>
       </w:rPr>
     </w:lvl>
     <w:lvl w:ilvl="5" w:tplc="340A0005" w:tentative="1">
@@ -5577,7 +5807,7 @@
         <w:ind w:left="4320" w:hanging="360"/>
       </w:pPr>
       <w:rPr>
-        <w:rFonts w:hint="default" w:ascii="Wingdings" w:hAnsi="Wingdings"/>
+        <w:rFonts w:ascii="Wingdings" w:hAnsi="Wingdings" w:hint="default"/>
       </w:rPr>
     </w:lvl>
     <w:lvl w:ilvl="6" w:tplc="340A0001" w:tentative="1">
@@ -5589,7 +5819,7 @@
         <w:ind w:left="5040" w:hanging="360"/>
       </w:pPr>
       <w:rPr>
-        <w:rFonts w:hint="default" w:ascii="Symbol" w:hAnsi="Symbol"/>
+        <w:rFonts w:ascii="Symbol" w:hAnsi="Symbol" w:hint="default"/>
       </w:rPr>
     </w:lvl>
     <w:lvl w:ilvl="7" w:tplc="340A0003" w:tentative="1">
@@ -5601,7 +5831,7 @@
         <w:ind w:left="5760" w:hanging="360"/>
       </w:pPr>
       <w:rPr>
-        <w:rFonts w:hint="default" w:ascii="Courier New" w:hAnsi="Courier New" w:cs="Courier New"/>
+        <w:rFonts w:ascii="Courier New" w:hAnsi="Courier New" w:cs="Courier New" w:hint="default"/>
       </w:rPr>
     </w:lvl>
     <w:lvl w:ilvl="8" w:tplc="340A0005" w:tentative="1">
@@ -5613,11 +5843,11 @@
         <w:ind w:left="6480" w:hanging="360"/>
       </w:pPr>
       <w:rPr>
-        <w:rFonts w:hint="default" w:ascii="Wingdings" w:hAnsi="Wingdings"/>
+        <w:rFonts w:ascii="Wingdings" w:hAnsi="Wingdings" w:hint="default"/>
       </w:rPr>
     </w:lvl>
   </w:abstractNum>
-  <w:abstractNum w:abstractNumId="21" w15:restartNumberingAfterBreak="0">
+  <w:abstractNum w:abstractNumId="22" w15:restartNumberingAfterBreak="0">
     <w:nsid w:val="3F0F587D"/>
     <w:multiLevelType w:val="hybridMultilevel"/>
     <w:tmpl w:val="D99019EE"/>
@@ -5630,7 +5860,7 @@
         <w:ind w:left="720" w:hanging="360"/>
       </w:pPr>
       <w:rPr>
-        <w:rFonts w:hint="default" w:ascii="Calibri" w:hAnsi="Calibri"/>
+        <w:rFonts w:ascii="Calibri" w:hAnsi="Calibri" w:hint="default"/>
       </w:rPr>
     </w:lvl>
     <w:lvl w:ilvl="1" w:tplc="999A4F62">
@@ -5642,7 +5872,7 @@
         <w:ind w:left="1440" w:hanging="360"/>
       </w:pPr>
       <w:rPr>
-        <w:rFonts w:hint="default" w:ascii="Courier New" w:hAnsi="Courier New"/>
+        <w:rFonts w:ascii="Courier New" w:hAnsi="Courier New" w:hint="default"/>
       </w:rPr>
     </w:lvl>
     <w:lvl w:ilvl="2" w:tplc="E1868F08">
@@ -5654,7 +5884,7 @@
         <w:ind w:left="2160" w:hanging="360"/>
       </w:pPr>
       <w:rPr>
-        <w:rFonts w:hint="default" w:ascii="Wingdings" w:hAnsi="Wingdings"/>
+        <w:rFonts w:ascii="Wingdings" w:hAnsi="Wingdings" w:hint="default"/>
       </w:rPr>
     </w:lvl>
     <w:lvl w:ilvl="3" w:tplc="8794AE56">
@@ -5666,7 +5896,7 @@
         <w:ind w:left="2880" w:hanging="360"/>
       </w:pPr>
       <w:rPr>
-        <w:rFonts w:hint="default" w:ascii="Symbol" w:hAnsi="Symbol"/>
+        <w:rFonts w:ascii="Symbol" w:hAnsi="Symbol" w:hint="default"/>
       </w:rPr>
     </w:lvl>
     <w:lvl w:ilvl="4" w:tplc="8D6AB998">
@@ -5678,7 +5908,7 @@
         <w:ind w:left="3600" w:hanging="360"/>
       </w:pPr>
       <w:rPr>
-        <w:rFonts w:hint="default" w:ascii="Courier New" w:hAnsi="Courier New"/>
+        <w:rFonts w:ascii="Courier New" w:hAnsi="Courier New" w:hint="default"/>
       </w:rPr>
     </w:lvl>
     <w:lvl w:ilvl="5" w:tplc="A4B0706A">
@@ -5690,7 +5920,7 @@
         <w:ind w:left="4320" w:hanging="360"/>
       </w:pPr>
       <w:rPr>
-        <w:rFonts w:hint="default" w:ascii="Wingdings" w:hAnsi="Wingdings"/>
+        <w:rFonts w:ascii="Wingdings" w:hAnsi="Wingdings" w:hint="default"/>
       </w:rPr>
     </w:lvl>
     <w:lvl w:ilvl="6" w:tplc="2376BCD2">
@@ -5702,7 +5932,7 @@
         <w:ind w:left="5040" w:hanging="360"/>
       </w:pPr>
       <w:rPr>
-        <w:rFonts w:hint="default" w:ascii="Symbol" w:hAnsi="Symbol"/>
+        <w:rFonts w:ascii="Symbol" w:hAnsi="Symbol" w:hint="default"/>
       </w:rPr>
     </w:lvl>
     <w:lvl w:ilvl="7" w:tplc="48F8A7A2">
@@ -5714,7 +5944,7 @@
         <w:ind w:left="5760" w:hanging="360"/>
       </w:pPr>
       <w:rPr>
-        <w:rFonts w:hint="default" w:ascii="Courier New" w:hAnsi="Courier New"/>
+        <w:rFonts w:ascii="Courier New" w:hAnsi="Courier New" w:hint="default"/>
       </w:rPr>
     </w:lvl>
     <w:lvl w:ilvl="8" w:tplc="8F1CA8EA">
@@ -5726,11 +5956,11 @@
         <w:ind w:left="6480" w:hanging="360"/>
       </w:pPr>
       <w:rPr>
-        <w:rFonts w:hint="default" w:ascii="Wingdings" w:hAnsi="Wingdings"/>
+        <w:rFonts w:ascii="Wingdings" w:hAnsi="Wingdings" w:hint="default"/>
       </w:rPr>
     </w:lvl>
   </w:abstractNum>
-  <w:abstractNum w:abstractNumId="22" w15:restartNumberingAfterBreak="0">
+  <w:abstractNum w:abstractNumId="23" w15:restartNumberingAfterBreak="0">
     <w:nsid w:val="44F11BDD"/>
     <w:multiLevelType w:val="hybridMultilevel"/>
     <w:tmpl w:val="3F5AF554"/>
@@ -5743,7 +5973,7 @@
         <w:ind w:left="720" w:hanging="360"/>
       </w:pPr>
       <w:rPr>
-        <w:rFonts w:hint="default" w:ascii="Symbol" w:hAnsi="Symbol"/>
+        <w:rFonts w:ascii="Symbol" w:hAnsi="Symbol" w:hint="default"/>
       </w:rPr>
     </w:lvl>
     <w:lvl w:ilvl="1" w:tplc="340A0003" w:tentative="1">
@@ -5755,7 +5985,7 @@
         <w:ind w:left="1440" w:hanging="360"/>
       </w:pPr>
       <w:rPr>
-        <w:rFonts w:hint="default" w:ascii="Courier New" w:hAnsi="Courier New" w:cs="Courier New"/>
+        <w:rFonts w:ascii="Courier New" w:hAnsi="Courier New" w:cs="Courier New" w:hint="default"/>
       </w:rPr>
     </w:lvl>
     <w:lvl w:ilvl="2" w:tplc="340A0005" w:tentative="1">
@@ -5767,7 +5997,7 @@
         <w:ind w:left="2160" w:hanging="360"/>
       </w:pPr>
       <w:rPr>
-        <w:rFonts w:hint="default" w:ascii="Wingdings" w:hAnsi="Wingdings"/>
+        <w:rFonts w:ascii="Wingdings" w:hAnsi="Wingdings" w:hint="default"/>
       </w:rPr>
     </w:lvl>
     <w:lvl w:ilvl="3" w:tplc="340A0001" w:tentative="1">
@@ -5779,7 +6009,7 @@
         <w:ind w:left="2880" w:hanging="360"/>
       </w:pPr>
       <w:rPr>
-        <w:rFonts w:hint="default" w:ascii="Symbol" w:hAnsi="Symbol"/>
+        <w:rFonts w:ascii="Symbol" w:hAnsi="Symbol" w:hint="default"/>
       </w:rPr>
     </w:lvl>
     <w:lvl w:ilvl="4" w:tplc="340A0003" w:tentative="1">
@@ -5791,7 +6021,7 @@
         <w:ind w:left="3600" w:hanging="360"/>
       </w:pPr>
       <w:rPr>
-        <w:rFonts w:hint="default" w:ascii="Courier New" w:hAnsi="Courier New" w:cs="Courier New"/>
+        <w:rFonts w:ascii="Courier New" w:hAnsi="Courier New" w:cs="Courier New" w:hint="default"/>
       </w:rPr>
     </w:lvl>
     <w:lvl w:ilvl="5" w:tplc="340A0005" w:tentative="1">
@@ -5803,7 +6033,7 @@
         <w:ind w:left="4320" w:hanging="360"/>
       </w:pPr>
       <w:rPr>
-        <w:rFonts w:hint="default" w:ascii="Wingdings" w:hAnsi="Wingdings"/>
+        <w:rFonts w:ascii="Wingdings" w:hAnsi="Wingdings" w:hint="default"/>
       </w:rPr>
     </w:lvl>
     <w:lvl w:ilvl="6" w:tplc="340A0001" w:tentative="1">
@@ -5815,7 +6045,7 @@
         <w:ind w:left="5040" w:hanging="360"/>
       </w:pPr>
       <w:rPr>
-        <w:rFonts w:hint="default" w:ascii="Symbol" w:hAnsi="Symbol"/>
+        <w:rFonts w:ascii="Symbol" w:hAnsi="Symbol" w:hint="default"/>
       </w:rPr>
     </w:lvl>
     <w:lvl w:ilvl="7" w:tplc="340A0003" w:tentative="1">
@@ -5827,7 +6057,7 @@
         <w:ind w:left="5760" w:hanging="360"/>
       </w:pPr>
       <w:rPr>
-        <w:rFonts w:hint="default" w:ascii="Courier New" w:hAnsi="Courier New" w:cs="Courier New"/>
+        <w:rFonts w:ascii="Courier New" w:hAnsi="Courier New" w:cs="Courier New" w:hint="default"/>
       </w:rPr>
     </w:lvl>
     <w:lvl w:ilvl="8" w:tplc="340A0005" w:tentative="1">
@@ -5839,11 +6069,11 @@
         <w:ind w:left="6480" w:hanging="360"/>
       </w:pPr>
       <w:rPr>
-        <w:rFonts w:hint="default" w:ascii="Wingdings" w:hAnsi="Wingdings"/>
+        <w:rFonts w:ascii="Wingdings" w:hAnsi="Wingdings" w:hint="default"/>
       </w:rPr>
     </w:lvl>
   </w:abstractNum>
-  <w:abstractNum w:abstractNumId="23" w15:restartNumberingAfterBreak="0">
+  <w:abstractNum w:abstractNumId="24" w15:restartNumberingAfterBreak="0">
     <w:nsid w:val="4FE12D10"/>
     <w:multiLevelType w:val="hybridMultilevel"/>
     <w:tmpl w:val="1550181C"/>
@@ -5856,7 +6086,7 @@
         <w:ind w:left="720" w:hanging="360"/>
       </w:pPr>
       <w:rPr>
-        <w:rFonts w:hint="default" w:ascii="Calibri" w:hAnsi="Calibri"/>
+        <w:rFonts w:ascii="Calibri" w:hAnsi="Calibri" w:hint="default"/>
       </w:rPr>
     </w:lvl>
     <w:lvl w:ilvl="1" w:tplc="87B83D86">
@@ -5868,7 +6098,7 @@
         <w:ind w:left="1440" w:hanging="360"/>
       </w:pPr>
       <w:rPr>
-        <w:rFonts w:hint="default" w:ascii="Courier New" w:hAnsi="Courier New"/>
+        <w:rFonts w:ascii="Courier New" w:hAnsi="Courier New" w:hint="default"/>
       </w:rPr>
     </w:lvl>
     <w:lvl w:ilvl="2" w:tplc="987A2E38">
@@ -5880,7 +6110,7 @@
         <w:ind w:left="2160" w:hanging="360"/>
       </w:pPr>
       <w:rPr>
-        <w:rFonts w:hint="default" w:ascii="Wingdings" w:hAnsi="Wingdings"/>
+        <w:rFonts w:ascii="Wingdings" w:hAnsi="Wingdings" w:hint="default"/>
       </w:rPr>
     </w:lvl>
     <w:lvl w:ilvl="3" w:tplc="96DC0B46">
@@ -5892,7 +6122,7 @@
         <w:ind w:left="2880" w:hanging="360"/>
       </w:pPr>
       <w:rPr>
-        <w:rFonts w:hint="default" w:ascii="Symbol" w:hAnsi="Symbol"/>
+        <w:rFonts w:ascii="Symbol" w:hAnsi="Symbol" w:hint="default"/>
       </w:rPr>
     </w:lvl>
     <w:lvl w:ilvl="4" w:tplc="F1C480B2">
@@ -5904,7 +6134,7 @@
         <w:ind w:left="3600" w:hanging="360"/>
       </w:pPr>
       <w:rPr>
-        <w:rFonts w:hint="default" w:ascii="Courier New" w:hAnsi="Courier New"/>
+        <w:rFonts w:ascii="Courier New" w:hAnsi="Courier New" w:hint="default"/>
       </w:rPr>
     </w:lvl>
     <w:lvl w:ilvl="5" w:tplc="9EDCD9EA">
@@ -5916,7 +6146,7 @@
         <w:ind w:left="4320" w:hanging="360"/>
       </w:pPr>
       <w:rPr>
-        <w:rFonts w:hint="default" w:ascii="Wingdings" w:hAnsi="Wingdings"/>
+        <w:rFonts w:ascii="Wingdings" w:hAnsi="Wingdings" w:hint="default"/>
       </w:rPr>
     </w:lvl>
     <w:lvl w:ilvl="6" w:tplc="9D569B4C">
@@ -5928,7 +6158,7 @@
         <w:ind w:left="5040" w:hanging="360"/>
       </w:pPr>
       <w:rPr>
-        <w:rFonts w:hint="default" w:ascii="Symbol" w:hAnsi="Symbol"/>
+        <w:rFonts w:ascii="Symbol" w:hAnsi="Symbol" w:hint="default"/>
       </w:rPr>
     </w:lvl>
     <w:lvl w:ilvl="7" w:tplc="31E0AFE6">
@@ -5940,7 +6170,7 @@
         <w:ind w:left="5760" w:hanging="360"/>
       </w:pPr>
       <w:rPr>
-        <w:rFonts w:hint="default" w:ascii="Courier New" w:hAnsi="Courier New"/>
+        <w:rFonts w:ascii="Courier New" w:hAnsi="Courier New" w:hint="default"/>
       </w:rPr>
     </w:lvl>
     <w:lvl w:ilvl="8" w:tplc="879A905E">
@@ -5952,11 +6182,11 @@
         <w:ind w:left="6480" w:hanging="360"/>
       </w:pPr>
       <w:rPr>
-        <w:rFonts w:hint="default" w:ascii="Wingdings" w:hAnsi="Wingdings"/>
+        <w:rFonts w:ascii="Wingdings" w:hAnsi="Wingdings" w:hint="default"/>
       </w:rPr>
     </w:lvl>
   </w:abstractNum>
-  <w:abstractNum w:abstractNumId="24" w15:restartNumberingAfterBreak="0">
+  <w:abstractNum w:abstractNumId="25" w15:restartNumberingAfterBreak="0">
     <w:nsid w:val="50C131BC"/>
     <w:multiLevelType w:val="hybridMultilevel"/>
     <w:tmpl w:val="8FDC567E"/>
@@ -5969,7 +6199,7 @@
         <w:ind w:left="720" w:hanging="360"/>
       </w:pPr>
       <w:rPr>
-        <w:rFonts w:hint="default" w:ascii="Calibri" w:hAnsi="Calibri"/>
+        <w:rFonts w:ascii="Calibri" w:hAnsi="Calibri" w:hint="default"/>
       </w:rPr>
     </w:lvl>
     <w:lvl w:ilvl="1" w:tplc="C95A1BDA">
@@ -5981,7 +6211,7 @@
         <w:ind w:left="1440" w:hanging="360"/>
       </w:pPr>
       <w:rPr>
-        <w:rFonts w:hint="default" w:ascii="Courier New" w:hAnsi="Courier New"/>
+        <w:rFonts w:ascii="Courier New" w:hAnsi="Courier New" w:hint="default"/>
       </w:rPr>
     </w:lvl>
     <w:lvl w:ilvl="2" w:tplc="F9D60A72">
@@ -5993,7 +6223,7 @@
         <w:ind w:left="2160" w:hanging="360"/>
       </w:pPr>
       <w:rPr>
-        <w:rFonts w:hint="default" w:ascii="Wingdings" w:hAnsi="Wingdings"/>
+        <w:rFonts w:ascii="Wingdings" w:hAnsi="Wingdings" w:hint="default"/>
       </w:rPr>
     </w:lvl>
     <w:lvl w:ilvl="3" w:tplc="F320D2DC">
@@ -6005,7 +6235,7 @@
         <w:ind w:left="2880" w:hanging="360"/>
       </w:pPr>
       <w:rPr>
-        <w:rFonts w:hint="default" w:ascii="Symbol" w:hAnsi="Symbol"/>
+        <w:rFonts w:ascii="Symbol" w:hAnsi="Symbol" w:hint="default"/>
       </w:rPr>
     </w:lvl>
     <w:lvl w:ilvl="4" w:tplc="FD901FAC">
@@ -6017,7 +6247,7 @@
         <w:ind w:left="3600" w:hanging="360"/>
       </w:pPr>
       <w:rPr>
-        <w:rFonts w:hint="default" w:ascii="Courier New" w:hAnsi="Courier New"/>
+        <w:rFonts w:ascii="Courier New" w:hAnsi="Courier New" w:hint="default"/>
       </w:rPr>
     </w:lvl>
     <w:lvl w:ilvl="5" w:tplc="785258B8">
@@ -6029,7 +6259,7 @@
         <w:ind w:left="4320" w:hanging="360"/>
       </w:pPr>
       <w:rPr>
-        <w:rFonts w:hint="default" w:ascii="Wingdings" w:hAnsi="Wingdings"/>
+        <w:rFonts w:ascii="Wingdings" w:hAnsi="Wingdings" w:hint="default"/>
       </w:rPr>
     </w:lvl>
     <w:lvl w:ilvl="6" w:tplc="E57EC41E">
@@ -6041,7 +6271,7 @@
         <w:ind w:left="5040" w:hanging="360"/>
       </w:pPr>
       <w:rPr>
-        <w:rFonts w:hint="default" w:ascii="Symbol" w:hAnsi="Symbol"/>
+        <w:rFonts w:ascii="Symbol" w:hAnsi="Symbol" w:hint="default"/>
       </w:rPr>
     </w:lvl>
     <w:lvl w:ilvl="7" w:tplc="2CD8AE24">
@@ -6053,7 +6283,7 @@
         <w:ind w:left="5760" w:hanging="360"/>
       </w:pPr>
       <w:rPr>
-        <w:rFonts w:hint="default" w:ascii="Courier New" w:hAnsi="Courier New"/>
+        <w:rFonts w:ascii="Courier New" w:hAnsi="Courier New" w:hint="default"/>
       </w:rPr>
     </w:lvl>
     <w:lvl w:ilvl="8" w:tplc="3CE80D20">
@@ -6065,11 +6295,11 @@
         <w:ind w:left="6480" w:hanging="360"/>
       </w:pPr>
       <w:rPr>
-        <w:rFonts w:hint="default" w:ascii="Wingdings" w:hAnsi="Wingdings"/>
+        <w:rFonts w:ascii="Wingdings" w:hAnsi="Wingdings" w:hint="default"/>
       </w:rPr>
     </w:lvl>
   </w:abstractNum>
-  <w:abstractNum w:abstractNumId="25" w15:restartNumberingAfterBreak="0">
+  <w:abstractNum w:abstractNumId="26" w15:restartNumberingAfterBreak="0">
     <w:nsid w:val="510E5C01"/>
     <w:multiLevelType w:val="multilevel"/>
     <w:tmpl w:val="BC9C1F48"/>
@@ -6182,7 +6412,7 @@
       </w:rPr>
     </w:lvl>
   </w:abstractNum>
-  <w:abstractNum w:abstractNumId="26" w15:restartNumberingAfterBreak="0">
+  <w:abstractNum w:abstractNumId="27" w15:restartNumberingAfterBreak="0">
     <w:nsid w:val="5C463542"/>
     <w:multiLevelType w:val="multilevel"/>
     <w:tmpl w:val="C3E4949E"/>
@@ -6198,7 +6428,7 @@
         <w:ind w:left="720" w:hanging="360"/>
       </w:pPr>
       <w:rPr>
-        <w:rFonts w:hint="default" w:ascii="Symbol" w:hAnsi="Symbol"/>
+        <w:rFonts w:ascii="Symbol" w:hAnsi="Symbol" w:hint="default"/>
         <w:sz w:val="20"/>
       </w:rPr>
     </w:lvl>
@@ -6214,7 +6444,7 @@
         <w:ind w:left="1440" w:hanging="360"/>
       </w:pPr>
       <w:rPr>
-        <w:rFonts w:hint="default" w:ascii="Courier New" w:hAnsi="Courier New"/>
+        <w:rFonts w:ascii="Courier New" w:hAnsi="Courier New" w:hint="default"/>
         <w:sz w:val="20"/>
       </w:rPr>
     </w:lvl>
@@ -6230,7 +6460,7 @@
         <w:ind w:left="2160" w:hanging="360"/>
       </w:pPr>
       <w:rPr>
-        <w:rFonts w:hint="default" w:ascii="Wingdings" w:hAnsi="Wingdings"/>
+        <w:rFonts w:ascii="Wingdings" w:hAnsi="Wingdings" w:hint="default"/>
         <w:sz w:val="20"/>
       </w:rPr>
     </w:lvl>
@@ -6246,7 +6476,7 @@
         <w:ind w:left="2880" w:hanging="360"/>
       </w:pPr>
       <w:rPr>
-        <w:rFonts w:hint="default" w:ascii="Wingdings" w:hAnsi="Wingdings"/>
+        <w:rFonts w:ascii="Wingdings" w:hAnsi="Wingdings" w:hint="default"/>
         <w:sz w:val="20"/>
       </w:rPr>
     </w:lvl>
@@ -6262,7 +6492,7 @@
         <w:ind w:left="3600" w:hanging="360"/>
       </w:pPr>
       <w:rPr>
-        <w:rFonts w:hint="default" w:ascii="Wingdings" w:hAnsi="Wingdings"/>
+        <w:rFonts w:ascii="Wingdings" w:hAnsi="Wingdings" w:hint="default"/>
         <w:sz w:val="20"/>
       </w:rPr>
     </w:lvl>
@@ -6278,7 +6508,7 @@
         <w:ind w:left="4320" w:hanging="360"/>
       </w:pPr>
       <w:rPr>
-        <w:rFonts w:hint="default" w:ascii="Wingdings" w:hAnsi="Wingdings"/>
+        <w:rFonts w:ascii="Wingdings" w:hAnsi="Wingdings" w:hint="default"/>
         <w:sz w:val="20"/>
       </w:rPr>
     </w:lvl>
@@ -6294,7 +6524,7 @@
         <w:ind w:left="5040" w:hanging="360"/>
       </w:pPr>
       <w:rPr>
-        <w:rFonts w:hint="default" w:ascii="Wingdings" w:hAnsi="Wingdings"/>
+        <w:rFonts w:ascii="Wingdings" w:hAnsi="Wingdings" w:hint="default"/>
         <w:sz w:val="20"/>
       </w:rPr>
     </w:lvl>
@@ -6310,7 +6540,7 @@
         <w:ind w:left="5760" w:hanging="360"/>
       </w:pPr>
       <w:rPr>
-        <w:rFonts w:hint="default" w:ascii="Wingdings" w:hAnsi="Wingdings"/>
+        <w:rFonts w:ascii="Wingdings" w:hAnsi="Wingdings" w:hint="default"/>
         <w:sz w:val="20"/>
       </w:rPr>
     </w:lvl>
@@ -6326,12 +6556,12 @@
         <w:ind w:left="6480" w:hanging="360"/>
       </w:pPr>
       <w:rPr>
-        <w:rFonts w:hint="default" w:ascii="Wingdings" w:hAnsi="Wingdings"/>
+        <w:rFonts w:ascii="Wingdings" w:hAnsi="Wingdings" w:hint="default"/>
         <w:sz w:val="20"/>
       </w:rPr>
     </w:lvl>
   </w:abstractNum>
-  <w:abstractNum w:abstractNumId="27" w15:restartNumberingAfterBreak="0">
+  <w:abstractNum w:abstractNumId="28" w15:restartNumberingAfterBreak="0">
     <w:nsid w:val="64E91BB3"/>
     <w:multiLevelType w:val="multilevel"/>
     <w:tmpl w:val="A672F762"/>
@@ -6347,7 +6577,7 @@
         <w:ind w:left="720" w:hanging="360"/>
       </w:pPr>
       <w:rPr>
-        <w:rFonts w:hint="default" w:ascii="Symbol" w:hAnsi="Symbol"/>
+        <w:rFonts w:ascii="Symbol" w:hAnsi="Symbol" w:hint="default"/>
         <w:sz w:val="20"/>
       </w:rPr>
     </w:lvl>
@@ -6363,7 +6593,7 @@
         <w:ind w:left="1440" w:hanging="360"/>
       </w:pPr>
       <w:rPr>
-        <w:rFonts w:hint="default" w:ascii="Courier New" w:hAnsi="Courier New"/>
+        <w:rFonts w:ascii="Courier New" w:hAnsi="Courier New" w:hint="default"/>
         <w:sz w:val="20"/>
       </w:rPr>
     </w:lvl>
@@ -6379,7 +6609,7 @@
         <w:ind w:left="2160" w:hanging="360"/>
       </w:pPr>
       <w:rPr>
-        <w:rFonts w:hint="default" w:ascii="Wingdings" w:hAnsi="Wingdings"/>
+        <w:rFonts w:ascii="Wingdings" w:hAnsi="Wingdings" w:hint="default"/>
         <w:sz w:val="20"/>
       </w:rPr>
     </w:lvl>
@@ -6395,7 +6625,7 @@
         <w:ind w:left="2880" w:hanging="360"/>
       </w:pPr>
       <w:rPr>
-        <w:rFonts w:hint="default" w:ascii="Wingdings" w:hAnsi="Wingdings"/>
+        <w:rFonts w:ascii="Wingdings" w:hAnsi="Wingdings" w:hint="default"/>
         <w:sz w:val="20"/>
       </w:rPr>
     </w:lvl>
@@ -6411,7 +6641,7 @@
         <w:ind w:left="3600" w:hanging="360"/>
       </w:pPr>
       <w:rPr>
-        <w:rFonts w:hint="default" w:ascii="Wingdings" w:hAnsi="Wingdings"/>
+        <w:rFonts w:ascii="Wingdings" w:hAnsi="Wingdings" w:hint="default"/>
         <w:sz w:val="20"/>
       </w:rPr>
     </w:lvl>
@@ -6427,7 +6657,7 @@
         <w:ind w:left="4320" w:hanging="360"/>
       </w:pPr>
       <w:rPr>
-        <w:rFonts w:hint="default" w:ascii="Wingdings" w:hAnsi="Wingdings"/>
+        <w:rFonts w:ascii="Wingdings" w:hAnsi="Wingdings" w:hint="default"/>
         <w:sz w:val="20"/>
       </w:rPr>
     </w:lvl>
@@ -6443,7 +6673,7 @@
         <w:ind w:left="5040" w:hanging="360"/>
       </w:pPr>
       <w:rPr>
-        <w:rFonts w:hint="default" w:ascii="Wingdings" w:hAnsi="Wingdings"/>
+        <w:rFonts w:ascii="Wingdings" w:hAnsi="Wingdings" w:hint="default"/>
         <w:sz w:val="20"/>
       </w:rPr>
     </w:lvl>
@@ -6459,7 +6689,7 @@
         <w:ind w:left="5760" w:hanging="360"/>
       </w:pPr>
       <w:rPr>
-        <w:rFonts w:hint="default" w:ascii="Wingdings" w:hAnsi="Wingdings"/>
+        <w:rFonts w:ascii="Wingdings" w:hAnsi="Wingdings" w:hint="default"/>
         <w:sz w:val="20"/>
       </w:rPr>
     </w:lvl>
@@ -6475,12 +6705,12 @@
         <w:ind w:left="6480" w:hanging="360"/>
       </w:pPr>
       <w:rPr>
-        <w:rFonts w:hint="default" w:ascii="Wingdings" w:hAnsi="Wingdings"/>
+        <w:rFonts w:ascii="Wingdings" w:hAnsi="Wingdings" w:hint="default"/>
         <w:sz w:val="20"/>
       </w:rPr>
     </w:lvl>
   </w:abstractNum>
-  <w:abstractNum w:abstractNumId="28" w15:restartNumberingAfterBreak="0">
+  <w:abstractNum w:abstractNumId="29" w15:restartNumberingAfterBreak="0">
     <w:nsid w:val="6ADA0051"/>
     <w:multiLevelType w:val="multilevel"/>
     <w:tmpl w:val="C806233A"/>
@@ -6496,7 +6726,7 @@
         <w:ind w:left="720" w:hanging="360"/>
       </w:pPr>
       <w:rPr>
-        <w:rFonts w:hint="default" w:ascii="Symbol" w:hAnsi="Symbol"/>
+        <w:rFonts w:ascii="Symbol" w:hAnsi="Symbol" w:hint="default"/>
         <w:sz w:val="20"/>
       </w:rPr>
     </w:lvl>
@@ -6512,7 +6742,7 @@
         <w:ind w:left="1440" w:hanging="360"/>
       </w:pPr>
       <w:rPr>
-        <w:rFonts w:hint="default" w:ascii="Courier New" w:hAnsi="Courier New"/>
+        <w:rFonts w:ascii="Courier New" w:hAnsi="Courier New" w:hint="default"/>
         <w:sz w:val="20"/>
       </w:rPr>
     </w:lvl>
@@ -6528,7 +6758,7 @@
         <w:ind w:left="2160" w:hanging="360"/>
       </w:pPr>
       <w:rPr>
-        <w:rFonts w:hint="default" w:ascii="Wingdings" w:hAnsi="Wingdings"/>
+        <w:rFonts w:ascii="Wingdings" w:hAnsi="Wingdings" w:hint="default"/>
         <w:sz w:val="20"/>
       </w:rPr>
     </w:lvl>
@@ -6544,7 +6774,7 @@
         <w:ind w:left="2880" w:hanging="360"/>
       </w:pPr>
       <w:rPr>
-        <w:rFonts w:hint="default" w:ascii="Wingdings" w:hAnsi="Wingdings"/>
+        <w:rFonts w:ascii="Wingdings" w:hAnsi="Wingdings" w:hint="default"/>
         <w:sz w:val="20"/>
       </w:rPr>
     </w:lvl>
@@ -6560,7 +6790,7 @@
         <w:ind w:left="3600" w:hanging="360"/>
       </w:pPr>
       <w:rPr>
-        <w:rFonts w:hint="default" w:ascii="Wingdings" w:hAnsi="Wingdings"/>
+        <w:rFonts w:ascii="Wingdings" w:hAnsi="Wingdings" w:hint="default"/>
         <w:sz w:val="20"/>
       </w:rPr>
     </w:lvl>
@@ -6576,7 +6806,7 @@
         <w:ind w:left="4320" w:hanging="360"/>
       </w:pPr>
       <w:rPr>
-        <w:rFonts w:hint="default" w:ascii="Wingdings" w:hAnsi="Wingdings"/>
+        <w:rFonts w:ascii="Wingdings" w:hAnsi="Wingdings" w:hint="default"/>
         <w:sz w:val="20"/>
       </w:rPr>
     </w:lvl>
@@ -6592,7 +6822,7 @@
         <w:ind w:left="5040" w:hanging="360"/>
       </w:pPr>
       <w:rPr>
-        <w:rFonts w:hint="default" w:ascii="Wingdings" w:hAnsi="Wingdings"/>
+        <w:rFonts w:ascii="Wingdings" w:hAnsi="Wingdings" w:hint="default"/>
         <w:sz w:val="20"/>
       </w:rPr>
     </w:lvl>
@@ -6608,7 +6838,7 @@
         <w:ind w:left="5760" w:hanging="360"/>
       </w:pPr>
       <w:rPr>
-        <w:rFonts w:hint="default" w:ascii="Wingdings" w:hAnsi="Wingdings"/>
+        <w:rFonts w:ascii="Wingdings" w:hAnsi="Wingdings" w:hint="default"/>
         <w:sz w:val="20"/>
       </w:rPr>
     </w:lvl>
@@ -6624,12 +6854,12 @@
         <w:ind w:left="6480" w:hanging="360"/>
       </w:pPr>
       <w:rPr>
-        <w:rFonts w:hint="default" w:ascii="Wingdings" w:hAnsi="Wingdings"/>
+        <w:rFonts w:ascii="Wingdings" w:hAnsi="Wingdings" w:hint="default"/>
         <w:sz w:val="20"/>
       </w:rPr>
     </w:lvl>
   </w:abstractNum>
-  <w:abstractNum w:abstractNumId="29" w15:restartNumberingAfterBreak="0">
+  <w:abstractNum w:abstractNumId="30" w15:restartNumberingAfterBreak="0">
     <w:nsid w:val="6BDB0362"/>
     <w:multiLevelType w:val="hybridMultilevel"/>
     <w:tmpl w:val="8106327E"/>
@@ -6642,7 +6872,7 @@
         <w:ind w:left="720" w:hanging="360"/>
       </w:pPr>
       <w:rPr>
-        <w:rFonts w:asciiTheme="minorHAnsi" w:hAnsiTheme="minorHAnsi" w:eastAsiaTheme="minorHAnsi" w:cstheme="minorBidi"/>
+        <w:rFonts w:asciiTheme="minorHAnsi" w:eastAsiaTheme="minorHAnsi" w:hAnsiTheme="minorHAnsi" w:cstheme="minorBidi"/>
       </w:rPr>
     </w:lvl>
     <w:lvl w:ilvl="1" w:tplc="340A0019" w:tentative="1">
@@ -6718,7 +6948,7 @@
       </w:pPr>
     </w:lvl>
   </w:abstractNum>
-  <w:abstractNum w:abstractNumId="30" w15:restartNumberingAfterBreak="0">
+  <w:abstractNum w:abstractNumId="31" w15:restartNumberingAfterBreak="0">
     <w:nsid w:val="6F3C13F9"/>
     <w:multiLevelType w:val="hybridMultilevel"/>
     <w:tmpl w:val="B40CE148"/>
@@ -6731,7 +6961,7 @@
         <w:ind w:left="720" w:hanging="360"/>
       </w:pPr>
       <w:rPr>
-        <w:rFonts w:hint="default" w:ascii="Courier New" w:hAnsi="Courier New" w:cs="Courier New"/>
+        <w:rFonts w:ascii="Courier New" w:hAnsi="Courier New" w:cs="Courier New" w:hint="default"/>
       </w:rPr>
     </w:lvl>
     <w:lvl w:ilvl="1" w:tplc="04090003" w:tentative="1">
@@ -6743,7 +6973,7 @@
         <w:ind w:left="1440" w:hanging="360"/>
       </w:pPr>
       <w:rPr>
-        <w:rFonts w:hint="default" w:ascii="Courier New" w:hAnsi="Courier New" w:cs="Courier New"/>
+        <w:rFonts w:ascii="Courier New" w:hAnsi="Courier New" w:cs="Courier New" w:hint="default"/>
       </w:rPr>
     </w:lvl>
     <w:lvl w:ilvl="2" w:tplc="04090005" w:tentative="1">
@@ -6755,7 +6985,7 @@
         <w:ind w:left="2160" w:hanging="360"/>
       </w:pPr>
       <w:rPr>
-        <w:rFonts w:hint="default" w:ascii="Wingdings" w:hAnsi="Wingdings"/>
+        <w:rFonts w:ascii="Wingdings" w:hAnsi="Wingdings" w:hint="default"/>
       </w:rPr>
     </w:lvl>
     <w:lvl w:ilvl="3" w:tplc="04090001" w:tentative="1">
@@ -6767,7 +6997,7 @@
         <w:ind w:left="2880" w:hanging="360"/>
       </w:pPr>
       <w:rPr>
-        <w:rFonts w:hint="default" w:ascii="Symbol" w:hAnsi="Symbol"/>
+        <w:rFonts w:ascii="Symbol" w:hAnsi="Symbol" w:hint="default"/>
       </w:rPr>
     </w:lvl>
     <w:lvl w:ilvl="4" w:tplc="04090003" w:tentative="1">
@@ -6779,7 +7009,7 @@
         <w:ind w:left="3600" w:hanging="360"/>
       </w:pPr>
       <w:rPr>
-        <w:rFonts w:hint="default" w:ascii="Courier New" w:hAnsi="Courier New" w:cs="Courier New"/>
+        <w:rFonts w:ascii="Courier New" w:hAnsi="Courier New" w:cs="Courier New" w:hint="default"/>
       </w:rPr>
     </w:lvl>
     <w:lvl w:ilvl="5" w:tplc="04090005" w:tentative="1">
@@ -6791,7 +7021,7 @@
         <w:ind w:left="4320" w:hanging="360"/>
       </w:pPr>
       <w:rPr>
-        <w:rFonts w:hint="default" w:ascii="Wingdings" w:hAnsi="Wingdings"/>
+        <w:rFonts w:ascii="Wingdings" w:hAnsi="Wingdings" w:hint="default"/>
       </w:rPr>
     </w:lvl>
     <w:lvl w:ilvl="6" w:tplc="04090001" w:tentative="1">
@@ -6803,7 +7033,7 @@
         <w:ind w:left="5040" w:hanging="360"/>
       </w:pPr>
       <w:rPr>
-        <w:rFonts w:hint="default" w:ascii="Symbol" w:hAnsi="Symbol"/>
+        <w:rFonts w:ascii="Symbol" w:hAnsi="Symbol" w:hint="default"/>
       </w:rPr>
     </w:lvl>
     <w:lvl w:ilvl="7" w:tplc="04090003" w:tentative="1">
@@ -6815,7 +7045,7 @@
         <w:ind w:left="5760" w:hanging="360"/>
       </w:pPr>
       <w:rPr>
-        <w:rFonts w:hint="default" w:ascii="Courier New" w:hAnsi="Courier New" w:cs="Courier New"/>
+        <w:rFonts w:ascii="Courier New" w:hAnsi="Courier New" w:cs="Courier New" w:hint="default"/>
       </w:rPr>
     </w:lvl>
     <w:lvl w:ilvl="8" w:tplc="04090005" w:tentative="1">
@@ -6827,11 +7057,11 @@
         <w:ind w:left="6480" w:hanging="360"/>
       </w:pPr>
       <w:rPr>
-        <w:rFonts w:hint="default" w:ascii="Wingdings" w:hAnsi="Wingdings"/>
+        <w:rFonts w:ascii="Wingdings" w:hAnsi="Wingdings" w:hint="default"/>
       </w:rPr>
     </w:lvl>
   </w:abstractNum>
-  <w:abstractNum w:abstractNumId="31" w15:restartNumberingAfterBreak="0">
+  <w:abstractNum w:abstractNumId="32" w15:restartNumberingAfterBreak="0">
     <w:nsid w:val="6F5F64B1"/>
     <w:multiLevelType w:val="hybridMultilevel"/>
     <w:tmpl w:val="999C60C0"/>
@@ -6920,7 +7150,7 @@
       </w:pPr>
     </w:lvl>
   </w:abstractNum>
-  <w:abstractNum w:abstractNumId="32" w15:restartNumberingAfterBreak="0">
+  <w:abstractNum w:abstractNumId="33" w15:restartNumberingAfterBreak="0">
     <w:nsid w:val="731E1176"/>
     <w:multiLevelType w:val="hybridMultilevel"/>
     <w:tmpl w:val="5846EECC"/>
@@ -7009,7 +7239,7 @@
       </w:pPr>
     </w:lvl>
   </w:abstractNum>
-  <w:abstractNum w:abstractNumId="33" w15:restartNumberingAfterBreak="0">
+  <w:abstractNum w:abstractNumId="34" w15:restartNumberingAfterBreak="0">
     <w:nsid w:val="74565F7A"/>
     <w:multiLevelType w:val="multilevel"/>
     <w:tmpl w:val="36B8B0EE"/>
@@ -7025,7 +7255,7 @@
         <w:ind w:left="720" w:hanging="360"/>
       </w:pPr>
       <w:rPr>
-        <w:rFonts w:hint="default" w:ascii="Symbol" w:hAnsi="Symbol"/>
+        <w:rFonts w:ascii="Symbol" w:hAnsi="Symbol" w:hint="default"/>
         <w:sz w:val="20"/>
       </w:rPr>
     </w:lvl>
@@ -7041,7 +7271,7 @@
         <w:ind w:left="1440" w:hanging="360"/>
       </w:pPr>
       <w:rPr>
-        <w:rFonts w:hint="default" w:ascii="Courier New" w:hAnsi="Courier New"/>
+        <w:rFonts w:ascii="Courier New" w:hAnsi="Courier New" w:hint="default"/>
         <w:sz w:val="20"/>
       </w:rPr>
     </w:lvl>
@@ -7057,7 +7287,7 @@
         <w:ind w:left="2160" w:hanging="360"/>
       </w:pPr>
       <w:rPr>
-        <w:rFonts w:hint="default" w:ascii="Wingdings" w:hAnsi="Wingdings"/>
+        <w:rFonts w:ascii="Wingdings" w:hAnsi="Wingdings" w:hint="default"/>
         <w:sz w:val="20"/>
       </w:rPr>
     </w:lvl>
@@ -7073,7 +7303,7 @@
         <w:ind w:left="2880" w:hanging="360"/>
       </w:pPr>
       <w:rPr>
-        <w:rFonts w:hint="default" w:ascii="Wingdings" w:hAnsi="Wingdings"/>
+        <w:rFonts w:ascii="Wingdings" w:hAnsi="Wingdings" w:hint="default"/>
         <w:sz w:val="20"/>
       </w:rPr>
     </w:lvl>
@@ -7089,7 +7319,7 @@
         <w:ind w:left="3600" w:hanging="360"/>
       </w:pPr>
       <w:rPr>
-        <w:rFonts w:hint="default" w:ascii="Wingdings" w:hAnsi="Wingdings"/>
+        <w:rFonts w:ascii="Wingdings" w:hAnsi="Wingdings" w:hint="default"/>
         <w:sz w:val="20"/>
       </w:rPr>
     </w:lvl>
@@ -7105,7 +7335,7 @@
         <w:ind w:left="4320" w:hanging="360"/>
       </w:pPr>
       <w:rPr>
-        <w:rFonts w:hint="default" w:ascii="Wingdings" w:hAnsi="Wingdings"/>
+        <w:rFonts w:ascii="Wingdings" w:hAnsi="Wingdings" w:hint="default"/>
         <w:sz w:val="20"/>
       </w:rPr>
     </w:lvl>
@@ -7121,7 +7351,7 @@
         <w:ind w:left="5040" w:hanging="360"/>
       </w:pPr>
       <w:rPr>
-        <w:rFonts w:hint="default" w:ascii="Wingdings" w:hAnsi="Wingdings"/>
+        <w:rFonts w:ascii="Wingdings" w:hAnsi="Wingdings" w:hint="default"/>
         <w:sz w:val="20"/>
       </w:rPr>
     </w:lvl>
@@ -7137,7 +7367,7 @@
         <w:ind w:left="5760" w:hanging="360"/>
       </w:pPr>
       <w:rPr>
-        <w:rFonts w:hint="default" w:ascii="Wingdings" w:hAnsi="Wingdings"/>
+        <w:rFonts w:ascii="Wingdings" w:hAnsi="Wingdings" w:hint="default"/>
         <w:sz w:val="20"/>
       </w:rPr>
     </w:lvl>
@@ -7153,12 +7383,12 @@
         <w:ind w:left="6480" w:hanging="360"/>
       </w:pPr>
       <w:rPr>
-        <w:rFonts w:hint="default" w:ascii="Wingdings" w:hAnsi="Wingdings"/>
+        <w:rFonts w:ascii="Wingdings" w:hAnsi="Wingdings" w:hint="default"/>
         <w:sz w:val="20"/>
       </w:rPr>
     </w:lvl>
   </w:abstractNum>
-  <w:abstractNum w:abstractNumId="34" w15:restartNumberingAfterBreak="0">
+  <w:abstractNum w:abstractNumId="35" w15:restartNumberingAfterBreak="0">
     <w:nsid w:val="74F525A0"/>
     <w:multiLevelType w:val="hybridMultilevel"/>
     <w:tmpl w:val="6E2889E8"/>
@@ -7171,7 +7401,7 @@
         <w:ind w:left="720" w:hanging="360"/>
       </w:pPr>
       <w:rPr>
-        <w:rFonts w:hint="default" w:ascii="Courier New" w:hAnsi="Courier New" w:cs="Courier New"/>
+        <w:rFonts w:ascii="Courier New" w:hAnsi="Courier New" w:cs="Courier New" w:hint="default"/>
       </w:rPr>
     </w:lvl>
     <w:lvl w:ilvl="1" w:tplc="340A0003" w:tentative="1">
@@ -7183,7 +7413,7 @@
         <w:ind w:left="1440" w:hanging="360"/>
       </w:pPr>
       <w:rPr>
-        <w:rFonts w:hint="default" w:ascii="Courier New" w:hAnsi="Courier New" w:cs="Courier New"/>
+        <w:rFonts w:ascii="Courier New" w:hAnsi="Courier New" w:cs="Courier New" w:hint="default"/>
       </w:rPr>
     </w:lvl>
     <w:lvl w:ilvl="2" w:tplc="340A0005" w:tentative="1">
@@ -7195,7 +7425,7 @@
         <w:ind w:left="2160" w:hanging="360"/>
       </w:pPr>
       <w:rPr>
-        <w:rFonts w:hint="default" w:ascii="Wingdings" w:hAnsi="Wingdings"/>
+        <w:rFonts w:ascii="Wingdings" w:hAnsi="Wingdings" w:hint="default"/>
       </w:rPr>
     </w:lvl>
     <w:lvl w:ilvl="3" w:tplc="340A0001" w:tentative="1">
@@ -7207,7 +7437,7 @@
         <w:ind w:left="2880" w:hanging="360"/>
       </w:pPr>
       <w:rPr>
-        <w:rFonts w:hint="default" w:ascii="Symbol" w:hAnsi="Symbol"/>
+        <w:rFonts w:ascii="Symbol" w:hAnsi="Symbol" w:hint="default"/>
       </w:rPr>
     </w:lvl>
     <w:lvl w:ilvl="4" w:tplc="340A0003" w:tentative="1">
@@ -7219,7 +7449,7 @@
         <w:ind w:left="3600" w:hanging="360"/>
       </w:pPr>
       <w:rPr>
-        <w:rFonts w:hint="default" w:ascii="Courier New" w:hAnsi="Courier New" w:cs="Courier New"/>
+        <w:rFonts w:ascii="Courier New" w:hAnsi="Courier New" w:cs="Courier New" w:hint="default"/>
       </w:rPr>
     </w:lvl>
     <w:lvl w:ilvl="5" w:tplc="340A0005" w:tentative="1">
@@ -7231,7 +7461,7 @@
         <w:ind w:left="4320" w:hanging="360"/>
       </w:pPr>
       <w:rPr>
-        <w:rFonts w:hint="default" w:ascii="Wingdings" w:hAnsi="Wingdings"/>
+        <w:rFonts w:ascii="Wingdings" w:hAnsi="Wingdings" w:hint="default"/>
       </w:rPr>
     </w:lvl>
     <w:lvl w:ilvl="6" w:tplc="340A0001" w:tentative="1">
@@ -7243,7 +7473,7 @@
         <w:ind w:left="5040" w:hanging="360"/>
       </w:pPr>
       <w:rPr>
-        <w:rFonts w:hint="default" w:ascii="Symbol" w:hAnsi="Symbol"/>
+        <w:rFonts w:ascii="Symbol" w:hAnsi="Symbol" w:hint="default"/>
       </w:rPr>
     </w:lvl>
     <w:lvl w:ilvl="7" w:tplc="340A0003" w:tentative="1">
@@ -7255,7 +7485,7 @@
         <w:ind w:left="5760" w:hanging="360"/>
       </w:pPr>
       <w:rPr>
-        <w:rFonts w:hint="default" w:ascii="Courier New" w:hAnsi="Courier New" w:cs="Courier New"/>
+        <w:rFonts w:ascii="Courier New" w:hAnsi="Courier New" w:cs="Courier New" w:hint="default"/>
       </w:rPr>
     </w:lvl>
     <w:lvl w:ilvl="8" w:tplc="340A0005" w:tentative="1">
@@ -7267,11 +7497,11 @@
         <w:ind w:left="6480" w:hanging="360"/>
       </w:pPr>
       <w:rPr>
-        <w:rFonts w:hint="default" w:ascii="Wingdings" w:hAnsi="Wingdings"/>
+        <w:rFonts w:ascii="Wingdings" w:hAnsi="Wingdings" w:hint="default"/>
       </w:rPr>
     </w:lvl>
   </w:abstractNum>
-  <w:abstractNum w:abstractNumId="35" w15:restartNumberingAfterBreak="0">
+  <w:abstractNum w:abstractNumId="36" w15:restartNumberingAfterBreak="0">
     <w:nsid w:val="78261542"/>
     <w:multiLevelType w:val="hybridMultilevel"/>
     <w:tmpl w:val="93C21CAE"/>
@@ -7284,7 +7514,7 @@
         <w:ind w:left="720" w:hanging="360"/>
       </w:pPr>
       <w:rPr>
-        <w:rFonts w:hint="default" w:ascii="Calibri" w:hAnsi="Calibri"/>
+        <w:rFonts w:ascii="Calibri" w:hAnsi="Calibri" w:hint="default"/>
       </w:rPr>
     </w:lvl>
     <w:lvl w:ilvl="1" w:tplc="C7FED0CA">
@@ -7296,7 +7526,7 @@
         <w:ind w:left="1440" w:hanging="360"/>
       </w:pPr>
       <w:rPr>
-        <w:rFonts w:hint="default" w:ascii="Courier New" w:hAnsi="Courier New"/>
+        <w:rFonts w:ascii="Courier New" w:hAnsi="Courier New" w:hint="default"/>
       </w:rPr>
     </w:lvl>
     <w:lvl w:ilvl="2" w:tplc="86C23E5C">
@@ -7308,7 +7538,7 @@
         <w:ind w:left="2160" w:hanging="360"/>
       </w:pPr>
       <w:rPr>
-        <w:rFonts w:hint="default" w:ascii="Wingdings" w:hAnsi="Wingdings"/>
+        <w:rFonts w:ascii="Wingdings" w:hAnsi="Wingdings" w:hint="default"/>
       </w:rPr>
     </w:lvl>
     <w:lvl w:ilvl="3" w:tplc="DD349284">
@@ -7320,7 +7550,7 @@
         <w:ind w:left="2880" w:hanging="360"/>
       </w:pPr>
       <w:rPr>
-        <w:rFonts w:hint="default" w:ascii="Symbol" w:hAnsi="Symbol"/>
+        <w:rFonts w:ascii="Symbol" w:hAnsi="Symbol" w:hint="default"/>
       </w:rPr>
     </w:lvl>
     <w:lvl w:ilvl="4" w:tplc="7BF6162E">
@@ -7332,7 +7562,7 @@
         <w:ind w:left="3600" w:hanging="360"/>
       </w:pPr>
       <w:rPr>
-        <w:rFonts w:hint="default" w:ascii="Courier New" w:hAnsi="Courier New"/>
+        <w:rFonts w:ascii="Courier New" w:hAnsi="Courier New" w:hint="default"/>
       </w:rPr>
     </w:lvl>
     <w:lvl w:ilvl="5" w:tplc="5B08AE58">
@@ -7344,7 +7574,7 @@
         <w:ind w:left="4320" w:hanging="360"/>
       </w:pPr>
       <w:rPr>
-        <w:rFonts w:hint="default" w:ascii="Wingdings" w:hAnsi="Wingdings"/>
+        <w:rFonts w:ascii="Wingdings" w:hAnsi="Wingdings" w:hint="default"/>
       </w:rPr>
     </w:lvl>
     <w:lvl w:ilvl="6" w:tplc="1722F02E">
@@ -7356,7 +7586,7 @@
         <w:ind w:left="5040" w:hanging="360"/>
       </w:pPr>
       <w:rPr>
-        <w:rFonts w:hint="default" w:ascii="Symbol" w:hAnsi="Symbol"/>
+        <w:rFonts w:ascii="Symbol" w:hAnsi="Symbol" w:hint="default"/>
       </w:rPr>
     </w:lvl>
     <w:lvl w:ilvl="7" w:tplc="C8E47964">
@@ -7368,7 +7598,7 @@
         <w:ind w:left="5760" w:hanging="360"/>
       </w:pPr>
       <w:rPr>
-        <w:rFonts w:hint="default" w:ascii="Courier New" w:hAnsi="Courier New"/>
+        <w:rFonts w:ascii="Courier New" w:hAnsi="Courier New" w:hint="default"/>
       </w:rPr>
     </w:lvl>
     <w:lvl w:ilvl="8" w:tplc="8516FD8A">
@@ -7380,11 +7610,11 @@
         <w:ind w:left="6480" w:hanging="360"/>
       </w:pPr>
       <w:rPr>
-        <w:rFonts w:hint="default" w:ascii="Wingdings" w:hAnsi="Wingdings"/>
+        <w:rFonts w:ascii="Wingdings" w:hAnsi="Wingdings" w:hint="default"/>
       </w:rPr>
     </w:lvl>
   </w:abstractNum>
-  <w:abstractNum w:abstractNumId="36" w15:restartNumberingAfterBreak="0">
+  <w:abstractNum w:abstractNumId="37" w15:restartNumberingAfterBreak="0">
     <w:nsid w:val="7A044B22"/>
     <w:multiLevelType w:val="hybridMultilevel"/>
     <w:tmpl w:val="5D9A3082"/>
@@ -7397,7 +7627,7 @@
         <w:ind w:left="720" w:hanging="360"/>
       </w:pPr>
       <w:rPr>
-        <w:rFonts w:hint="default" w:ascii="Courier New" w:hAnsi="Courier New" w:cs="Courier New"/>
+        <w:rFonts w:ascii="Courier New" w:hAnsi="Courier New" w:cs="Courier New" w:hint="default"/>
       </w:rPr>
     </w:lvl>
     <w:lvl w:ilvl="1" w:tplc="340A0003" w:tentative="1">
@@ -7409,7 +7639,7 @@
         <w:ind w:left="1440" w:hanging="360"/>
       </w:pPr>
       <w:rPr>
-        <w:rFonts w:hint="default" w:ascii="Courier New" w:hAnsi="Courier New" w:cs="Courier New"/>
+        <w:rFonts w:ascii="Courier New" w:hAnsi="Courier New" w:cs="Courier New" w:hint="default"/>
       </w:rPr>
     </w:lvl>
     <w:lvl w:ilvl="2" w:tplc="340A0005" w:tentative="1">
@@ -7421,7 +7651,7 @@
         <w:ind w:left="2160" w:hanging="360"/>
       </w:pPr>
       <w:rPr>
-        <w:rFonts w:hint="default" w:ascii="Wingdings" w:hAnsi="Wingdings"/>
+        <w:rFonts w:ascii="Wingdings" w:hAnsi="Wingdings" w:hint="default"/>
       </w:rPr>
     </w:lvl>
     <w:lvl w:ilvl="3" w:tplc="340A0001" w:tentative="1">
@@ -7433,7 +7663,7 @@
         <w:ind w:left="2880" w:hanging="360"/>
       </w:pPr>
       <w:rPr>
-        <w:rFonts w:hint="default" w:ascii="Symbol" w:hAnsi="Symbol"/>
+        <w:rFonts w:ascii="Symbol" w:hAnsi="Symbol" w:hint="default"/>
       </w:rPr>
     </w:lvl>
     <w:lvl w:ilvl="4" w:tplc="340A0003" w:tentative="1">
@@ -7445,7 +7675,7 @@
         <w:ind w:left="3600" w:hanging="360"/>
       </w:pPr>
       <w:rPr>
-        <w:rFonts w:hint="default" w:ascii="Courier New" w:hAnsi="Courier New" w:cs="Courier New"/>
+        <w:rFonts w:ascii="Courier New" w:hAnsi="Courier New" w:cs="Courier New" w:hint="default"/>
       </w:rPr>
     </w:lvl>
     <w:lvl w:ilvl="5" w:tplc="340A0005" w:tentative="1">
@@ -7457,7 +7687,7 @@
         <w:ind w:left="4320" w:hanging="360"/>
       </w:pPr>
       <w:rPr>
-        <w:rFonts w:hint="default" w:ascii="Wingdings" w:hAnsi="Wingdings"/>
+        <w:rFonts w:ascii="Wingdings" w:hAnsi="Wingdings" w:hint="default"/>
       </w:rPr>
     </w:lvl>
     <w:lvl w:ilvl="6" w:tplc="340A0001" w:tentative="1">
@@ -7469,7 +7699,7 @@
         <w:ind w:left="5040" w:hanging="360"/>
       </w:pPr>
       <w:rPr>
-        <w:rFonts w:hint="default" w:ascii="Symbol" w:hAnsi="Symbol"/>
+        <w:rFonts w:ascii="Symbol" w:hAnsi="Symbol" w:hint="default"/>
       </w:rPr>
     </w:lvl>
     <w:lvl w:ilvl="7" w:tplc="340A0003" w:tentative="1">
@@ -7481,7 +7711,7 @@
         <w:ind w:left="5760" w:hanging="360"/>
       </w:pPr>
       <w:rPr>
-        <w:rFonts w:hint="default" w:ascii="Courier New" w:hAnsi="Courier New" w:cs="Courier New"/>
+        <w:rFonts w:ascii="Courier New" w:hAnsi="Courier New" w:cs="Courier New" w:hint="default"/>
       </w:rPr>
     </w:lvl>
     <w:lvl w:ilvl="8" w:tplc="340A0005" w:tentative="1">
@@ -7493,11 +7723,11 @@
         <w:ind w:left="6480" w:hanging="360"/>
       </w:pPr>
       <w:rPr>
-        <w:rFonts w:hint="default" w:ascii="Wingdings" w:hAnsi="Wingdings"/>
+        <w:rFonts w:ascii="Wingdings" w:hAnsi="Wingdings" w:hint="default"/>
       </w:rPr>
     </w:lvl>
   </w:abstractNum>
-  <w:abstractNum w:abstractNumId="37" w15:restartNumberingAfterBreak="0">
+  <w:abstractNum w:abstractNumId="38" w15:restartNumberingAfterBreak="0">
     <w:nsid w:val="7AB36760"/>
     <w:multiLevelType w:val="hybridMultilevel"/>
     <w:tmpl w:val="2A60134C"/>
@@ -7583,7 +7813,7 @@
       </w:pPr>
     </w:lvl>
   </w:abstractNum>
-  <w:abstractNum w:abstractNumId="38" w15:restartNumberingAfterBreak="0">
+  <w:abstractNum w:abstractNumId="39" w15:restartNumberingAfterBreak="0">
     <w:nsid w:val="7B9B44FE"/>
     <w:multiLevelType w:val="multilevel"/>
     <w:tmpl w:val="06565EEA"/>
@@ -7599,7 +7829,7 @@
         <w:ind w:left="720" w:hanging="360"/>
       </w:pPr>
       <w:rPr>
-        <w:rFonts w:hint="default" w:ascii="Symbol" w:hAnsi="Symbol"/>
+        <w:rFonts w:ascii="Symbol" w:hAnsi="Symbol" w:hint="default"/>
         <w:sz w:val="20"/>
       </w:rPr>
     </w:lvl>
@@ -7615,7 +7845,7 @@
         <w:ind w:left="1440" w:hanging="360"/>
       </w:pPr>
       <w:rPr>
-        <w:rFonts w:hint="default" w:ascii="Courier New" w:hAnsi="Courier New"/>
+        <w:rFonts w:ascii="Courier New" w:hAnsi="Courier New" w:hint="default"/>
         <w:sz w:val="20"/>
       </w:rPr>
     </w:lvl>
@@ -7631,7 +7861,7 @@
         <w:ind w:left="2160" w:hanging="360"/>
       </w:pPr>
       <w:rPr>
-        <w:rFonts w:hint="default" w:ascii="Wingdings" w:hAnsi="Wingdings"/>
+        <w:rFonts w:ascii="Wingdings" w:hAnsi="Wingdings" w:hint="default"/>
         <w:sz w:val="20"/>
       </w:rPr>
     </w:lvl>
@@ -7647,7 +7877,7 @@
         <w:ind w:left="2880" w:hanging="360"/>
       </w:pPr>
       <w:rPr>
-        <w:rFonts w:hint="default" w:ascii="Wingdings" w:hAnsi="Wingdings"/>
+        <w:rFonts w:ascii="Wingdings" w:hAnsi="Wingdings" w:hint="default"/>
         <w:sz w:val="20"/>
       </w:rPr>
     </w:lvl>
@@ -7663,7 +7893,7 @@
         <w:ind w:left="3600" w:hanging="360"/>
       </w:pPr>
       <w:rPr>
-        <w:rFonts w:hint="default" w:ascii="Wingdings" w:hAnsi="Wingdings"/>
+        <w:rFonts w:ascii="Wingdings" w:hAnsi="Wingdings" w:hint="default"/>
         <w:sz w:val="20"/>
       </w:rPr>
     </w:lvl>
@@ -7679,7 +7909,7 @@
         <w:ind w:left="4320" w:hanging="360"/>
       </w:pPr>
       <w:rPr>
-        <w:rFonts w:hint="default" w:ascii="Wingdings" w:hAnsi="Wingdings"/>
+        <w:rFonts w:ascii="Wingdings" w:hAnsi="Wingdings" w:hint="default"/>
         <w:sz w:val="20"/>
       </w:rPr>
     </w:lvl>
@@ -7695,7 +7925,7 @@
         <w:ind w:left="5040" w:hanging="360"/>
       </w:pPr>
       <w:rPr>
-        <w:rFonts w:hint="default" w:ascii="Wingdings" w:hAnsi="Wingdings"/>
+        <w:rFonts w:ascii="Wingdings" w:hAnsi="Wingdings" w:hint="default"/>
         <w:sz w:val="20"/>
       </w:rPr>
     </w:lvl>
@@ -7711,7 +7941,7 @@
         <w:ind w:left="5760" w:hanging="360"/>
       </w:pPr>
       <w:rPr>
-        <w:rFonts w:hint="default" w:ascii="Wingdings" w:hAnsi="Wingdings"/>
+        <w:rFonts w:ascii="Wingdings" w:hAnsi="Wingdings" w:hint="default"/>
         <w:sz w:val="20"/>
       </w:rPr>
     </w:lvl>
@@ -7727,12 +7957,12 @@
         <w:ind w:left="6480" w:hanging="360"/>
       </w:pPr>
       <w:rPr>
-        <w:rFonts w:hint="default" w:ascii="Wingdings" w:hAnsi="Wingdings"/>
+        <w:rFonts w:ascii="Wingdings" w:hAnsi="Wingdings" w:hint="default"/>
         <w:sz w:val="20"/>
       </w:rPr>
     </w:lvl>
   </w:abstractNum>
-  <w:abstractNum w:abstractNumId="39" w15:restartNumberingAfterBreak="0">
+  <w:abstractNum w:abstractNumId="40" w15:restartNumberingAfterBreak="0">
     <w:nsid w:val="7DBB548A"/>
     <w:multiLevelType w:val="multilevel"/>
     <w:tmpl w:val="D5CA36FE"/>
@@ -7748,7 +7978,7 @@
         <w:ind w:left="720" w:hanging="360"/>
       </w:pPr>
       <w:rPr>
-        <w:rFonts w:hint="default" w:ascii="Symbol" w:hAnsi="Symbol"/>
+        <w:rFonts w:ascii="Symbol" w:hAnsi="Symbol" w:hint="default"/>
         <w:sz w:val="20"/>
       </w:rPr>
     </w:lvl>
@@ -7764,7 +7994,7 @@
         <w:ind w:left="1440" w:hanging="360"/>
       </w:pPr>
       <w:rPr>
-        <w:rFonts w:hint="default" w:ascii="Courier New" w:hAnsi="Courier New"/>
+        <w:rFonts w:ascii="Courier New" w:hAnsi="Courier New" w:hint="default"/>
         <w:sz w:val="20"/>
       </w:rPr>
     </w:lvl>
@@ -7780,7 +8010,7 @@
         <w:ind w:left="2160" w:hanging="360"/>
       </w:pPr>
       <w:rPr>
-        <w:rFonts w:hint="default" w:ascii="Wingdings" w:hAnsi="Wingdings"/>
+        <w:rFonts w:ascii="Wingdings" w:hAnsi="Wingdings" w:hint="default"/>
         <w:sz w:val="20"/>
       </w:rPr>
     </w:lvl>
@@ -7796,7 +8026,7 @@
         <w:ind w:left="2880" w:hanging="360"/>
       </w:pPr>
       <w:rPr>
-        <w:rFonts w:hint="default" w:ascii="Wingdings" w:hAnsi="Wingdings"/>
+        <w:rFonts w:ascii="Wingdings" w:hAnsi="Wingdings" w:hint="default"/>
         <w:sz w:val="20"/>
       </w:rPr>
     </w:lvl>
@@ -7812,7 +8042,7 @@
         <w:ind w:left="3600" w:hanging="360"/>
       </w:pPr>
       <w:rPr>
-        <w:rFonts w:hint="default" w:ascii="Wingdings" w:hAnsi="Wingdings"/>
+        <w:rFonts w:ascii="Wingdings" w:hAnsi="Wingdings" w:hint="default"/>
         <w:sz w:val="20"/>
       </w:rPr>
     </w:lvl>
@@ -7828,7 +8058,7 @@
         <w:ind w:left="4320" w:hanging="360"/>
       </w:pPr>
       <w:rPr>
-        <w:rFonts w:hint="default" w:ascii="Wingdings" w:hAnsi="Wingdings"/>
+        <w:rFonts w:ascii="Wingdings" w:hAnsi="Wingdings" w:hint="default"/>
         <w:sz w:val="20"/>
       </w:rPr>
     </w:lvl>
@@ -7844,7 +8074,7 @@
         <w:ind w:left="5040" w:hanging="360"/>
       </w:pPr>
       <w:rPr>
-        <w:rFonts w:hint="default" w:ascii="Wingdings" w:hAnsi="Wingdings"/>
+        <w:rFonts w:ascii="Wingdings" w:hAnsi="Wingdings" w:hint="default"/>
         <w:sz w:val="20"/>
       </w:rPr>
     </w:lvl>
@@ -7860,7 +8090,7 @@
         <w:ind w:left="5760" w:hanging="360"/>
       </w:pPr>
       <w:rPr>
-        <w:rFonts w:hint="default" w:ascii="Wingdings" w:hAnsi="Wingdings"/>
+        <w:rFonts w:ascii="Wingdings" w:hAnsi="Wingdings" w:hint="default"/>
         <w:sz w:val="20"/>
       </w:rPr>
     </w:lvl>
@@ -7876,12 +8106,12 @@
         <w:ind w:left="6480" w:hanging="360"/>
       </w:pPr>
       <w:rPr>
-        <w:rFonts w:hint="default" w:ascii="Wingdings" w:hAnsi="Wingdings"/>
+        <w:rFonts w:ascii="Wingdings" w:hAnsi="Wingdings" w:hint="default"/>
         <w:sz w:val="20"/>
       </w:rPr>
     </w:lvl>
   </w:abstractNum>
-  <w:abstractNum w:abstractNumId="40" w15:restartNumberingAfterBreak="0">
+  <w:abstractNum w:abstractNumId="41" w15:restartNumberingAfterBreak="0">
     <w:nsid w:val="7F291C01"/>
     <w:multiLevelType w:val="hybridMultilevel"/>
     <w:tmpl w:val="19B0EB20"/>
@@ -7894,7 +8124,7 @@
         <w:ind w:left="720" w:hanging="360"/>
       </w:pPr>
       <w:rPr>
-        <w:rFonts w:hint="default" w:ascii="Calibri" w:hAnsi="Calibri"/>
+        <w:rFonts w:ascii="Calibri" w:hAnsi="Calibri" w:hint="default"/>
       </w:rPr>
     </w:lvl>
     <w:lvl w:ilvl="1" w:tplc="2D126756">
@@ -7906,7 +8136,7 @@
         <w:ind w:left="1440" w:hanging="360"/>
       </w:pPr>
       <w:rPr>
-        <w:rFonts w:hint="default" w:ascii="Courier New" w:hAnsi="Courier New"/>
+        <w:rFonts w:ascii="Courier New" w:hAnsi="Courier New" w:hint="default"/>
       </w:rPr>
     </w:lvl>
     <w:lvl w:ilvl="2" w:tplc="C8FC02CC">
@@ -7918,7 +8148,7 @@
         <w:ind w:left="2160" w:hanging="360"/>
       </w:pPr>
       <w:rPr>
-        <w:rFonts w:hint="default" w:ascii="Wingdings" w:hAnsi="Wingdings"/>
+        <w:rFonts w:ascii="Wingdings" w:hAnsi="Wingdings" w:hint="default"/>
       </w:rPr>
     </w:lvl>
     <w:lvl w:ilvl="3" w:tplc="888CC67E">
@@ -7930,7 +8160,7 @@
         <w:ind w:left="2880" w:hanging="360"/>
       </w:pPr>
       <w:rPr>
-        <w:rFonts w:hint="default" w:ascii="Symbol" w:hAnsi="Symbol"/>
+        <w:rFonts w:ascii="Symbol" w:hAnsi="Symbol" w:hint="default"/>
       </w:rPr>
     </w:lvl>
     <w:lvl w:ilvl="4" w:tplc="43BCF606">
@@ -7942,7 +8172,7 @@
         <w:ind w:left="3600" w:hanging="360"/>
       </w:pPr>
       <w:rPr>
-        <w:rFonts w:hint="default" w:ascii="Courier New" w:hAnsi="Courier New"/>
+        <w:rFonts w:ascii="Courier New" w:hAnsi="Courier New" w:hint="default"/>
       </w:rPr>
     </w:lvl>
     <w:lvl w:ilvl="5" w:tplc="E8FC99C8">
@@ -7954,7 +8184,7 @@
         <w:ind w:left="4320" w:hanging="360"/>
       </w:pPr>
       <w:rPr>
-        <w:rFonts w:hint="default" w:ascii="Wingdings" w:hAnsi="Wingdings"/>
+        <w:rFonts w:ascii="Wingdings" w:hAnsi="Wingdings" w:hint="default"/>
       </w:rPr>
     </w:lvl>
     <w:lvl w:ilvl="6" w:tplc="F5BEFF8E">
@@ -7966,7 +8196,7 @@
         <w:ind w:left="5040" w:hanging="360"/>
       </w:pPr>
       <w:rPr>
-        <w:rFonts w:hint="default" w:ascii="Symbol" w:hAnsi="Symbol"/>
+        <w:rFonts w:ascii="Symbol" w:hAnsi="Symbol" w:hint="default"/>
       </w:rPr>
     </w:lvl>
     <w:lvl w:ilvl="7" w:tplc="B30E8FD4">
@@ -7978,7 +8208,7 @@
         <w:ind w:left="5760" w:hanging="360"/>
       </w:pPr>
       <w:rPr>
-        <w:rFonts w:hint="default" w:ascii="Courier New" w:hAnsi="Courier New"/>
+        <w:rFonts w:ascii="Courier New" w:hAnsi="Courier New" w:hint="default"/>
       </w:rPr>
     </w:lvl>
     <w:lvl w:ilvl="8" w:tplc="516637CC">
@@ -7990,131 +8220,134 @@
         <w:ind w:left="6480" w:hanging="360"/>
       </w:pPr>
       <w:rPr>
-        <w:rFonts w:hint="default" w:ascii="Wingdings" w:hAnsi="Wingdings"/>
+        <w:rFonts w:ascii="Wingdings" w:hAnsi="Wingdings" w:hint="default"/>
       </w:rPr>
     </w:lvl>
   </w:abstractNum>
-  <w:num w:numId="1">
+  <w:num w:numId="1" w16cid:durableId="61291558">
     <w:abstractNumId w:val="3"/>
   </w:num>
-  <w:num w:numId="2">
+  <w:num w:numId="2" w16cid:durableId="1008361384">
+    <w:abstractNumId w:val="10"/>
+  </w:num>
+  <w:num w:numId="3" w16cid:durableId="1998879339">
+    <w:abstractNumId w:val="14"/>
+  </w:num>
+  <w:num w:numId="4" w16cid:durableId="1156066421">
+    <w:abstractNumId w:val="30"/>
+  </w:num>
+  <w:num w:numId="5" w16cid:durableId="1394620259">
+    <w:abstractNumId w:val="32"/>
+  </w:num>
+  <w:num w:numId="6" w16cid:durableId="1480727956">
+    <w:abstractNumId w:val="4"/>
+  </w:num>
+  <w:num w:numId="7" w16cid:durableId="904724685">
+    <w:abstractNumId w:val="13"/>
+  </w:num>
+  <w:num w:numId="8" w16cid:durableId="955213695">
+    <w:abstractNumId w:val="21"/>
+  </w:num>
+  <w:num w:numId="9" w16cid:durableId="668168652">
+    <w:abstractNumId w:val="17"/>
+  </w:num>
+  <w:num w:numId="10" w16cid:durableId="1948657532">
+    <w:abstractNumId w:val="11"/>
+  </w:num>
+  <w:num w:numId="11" w16cid:durableId="1178153794">
+    <w:abstractNumId w:val="26"/>
+  </w:num>
+  <w:num w:numId="12" w16cid:durableId="926229994">
+    <w:abstractNumId w:val="37"/>
+  </w:num>
+  <w:num w:numId="13" w16cid:durableId="372192621">
+    <w:abstractNumId w:val="31"/>
+  </w:num>
+  <w:num w:numId="14" w16cid:durableId="1879926941">
+    <w:abstractNumId w:val="1"/>
+  </w:num>
+  <w:num w:numId="15" w16cid:durableId="1131173947">
+    <w:abstractNumId w:val="38"/>
+  </w:num>
+  <w:num w:numId="16" w16cid:durableId="207231577">
+    <w:abstractNumId w:val="23"/>
+  </w:num>
+  <w:num w:numId="17" w16cid:durableId="1151872997">
+    <w:abstractNumId w:val="19"/>
+  </w:num>
+  <w:num w:numId="18" w16cid:durableId="1225138385">
+    <w:abstractNumId w:val="33"/>
+  </w:num>
+  <w:num w:numId="19" w16cid:durableId="996349315">
+    <w:abstractNumId w:val="12"/>
+  </w:num>
+  <w:num w:numId="20" w16cid:durableId="540898392">
+    <w:abstractNumId w:val="41"/>
+  </w:num>
+  <w:num w:numId="21" w16cid:durableId="1832021854">
+    <w:abstractNumId w:val="36"/>
+  </w:num>
+  <w:num w:numId="22" w16cid:durableId="1157963396">
+    <w:abstractNumId w:val="15"/>
+  </w:num>
+  <w:num w:numId="23" w16cid:durableId="1530266096">
+    <w:abstractNumId w:val="16"/>
+  </w:num>
+  <w:num w:numId="24" w16cid:durableId="1363825274">
+    <w:abstractNumId w:val="5"/>
+  </w:num>
+  <w:num w:numId="25" w16cid:durableId="484980345">
+    <w:abstractNumId w:val="18"/>
+  </w:num>
+  <w:num w:numId="26" w16cid:durableId="961613276">
+    <w:abstractNumId w:val="22"/>
+  </w:num>
+  <w:num w:numId="27" w16cid:durableId="1145855504">
+    <w:abstractNumId w:val="25"/>
+  </w:num>
+  <w:num w:numId="28" w16cid:durableId="983003228">
+    <w:abstractNumId w:val="0"/>
+  </w:num>
+  <w:num w:numId="29" w16cid:durableId="31611641">
+    <w:abstractNumId w:val="20"/>
+  </w:num>
+  <w:num w:numId="30" w16cid:durableId="818882448">
+    <w:abstractNumId w:val="24"/>
+  </w:num>
+  <w:num w:numId="31" w16cid:durableId="1180389577">
+    <w:abstractNumId w:val="2"/>
+  </w:num>
+  <w:num w:numId="32" w16cid:durableId="1931505624">
+    <w:abstractNumId w:val="7"/>
+  </w:num>
+  <w:num w:numId="33" w16cid:durableId="1695424503">
+    <w:abstractNumId w:val="34"/>
+  </w:num>
+  <w:num w:numId="34" w16cid:durableId="1500535495">
+    <w:abstractNumId w:val="40"/>
+  </w:num>
+  <w:num w:numId="35" w16cid:durableId="132480161">
+    <w:abstractNumId w:val="6"/>
+  </w:num>
+  <w:num w:numId="36" w16cid:durableId="1584026062">
+    <w:abstractNumId w:val="27"/>
+  </w:num>
+  <w:num w:numId="37" w16cid:durableId="971865710">
+    <w:abstractNumId w:val="39"/>
+  </w:num>
+  <w:num w:numId="38" w16cid:durableId="2048793740">
+    <w:abstractNumId w:val="29"/>
+  </w:num>
+  <w:num w:numId="39" w16cid:durableId="1385987424">
+    <w:abstractNumId w:val="28"/>
+  </w:num>
+  <w:num w:numId="40" w16cid:durableId="144010304">
+    <w:abstractNumId w:val="35"/>
+  </w:num>
+  <w:num w:numId="41" w16cid:durableId="1894537893">
     <w:abstractNumId w:val="9"/>
   </w:num>
-  <w:num w:numId="3">
-    <w:abstractNumId w:val="13"/>
-  </w:num>
-  <w:num w:numId="4">
-    <w:abstractNumId w:val="29"/>
-  </w:num>
-  <w:num w:numId="5">
-    <w:abstractNumId w:val="31"/>
-  </w:num>
-  <w:num w:numId="6">
-    <w:abstractNumId w:val="4"/>
-  </w:num>
-  <w:num w:numId="7">
-    <w:abstractNumId w:val="12"/>
-  </w:num>
-  <w:num w:numId="8">
-    <w:abstractNumId w:val="20"/>
-  </w:num>
-  <w:num w:numId="9">
-    <w:abstractNumId w:val="16"/>
-  </w:num>
-  <w:num w:numId="10">
-    <w:abstractNumId w:val="10"/>
-  </w:num>
-  <w:num w:numId="11">
-    <w:abstractNumId w:val="25"/>
-  </w:num>
-  <w:num w:numId="12">
-    <w:abstractNumId w:val="36"/>
-  </w:num>
-  <w:num w:numId="13">
-    <w:abstractNumId w:val="30"/>
-  </w:num>
-  <w:num w:numId="14">
-    <w:abstractNumId w:val="1"/>
-  </w:num>
-  <w:num w:numId="15">
-    <w:abstractNumId w:val="37"/>
-  </w:num>
-  <w:num w:numId="16">
-    <w:abstractNumId w:val="22"/>
-  </w:num>
-  <w:num w:numId="17">
-    <w:abstractNumId w:val="18"/>
-  </w:num>
-  <w:num w:numId="18">
-    <w:abstractNumId w:val="32"/>
-  </w:num>
-  <w:num w:numId="19">
-    <w:abstractNumId w:val="11"/>
-  </w:num>
-  <w:num w:numId="20">
-    <w:abstractNumId w:val="40"/>
-  </w:num>
-  <w:num w:numId="21">
-    <w:abstractNumId w:val="35"/>
-  </w:num>
-  <w:num w:numId="22">
-    <w:abstractNumId w:val="14"/>
-  </w:num>
-  <w:num w:numId="23">
-    <w:abstractNumId w:val="15"/>
-  </w:num>
-  <w:num w:numId="24">
-    <w:abstractNumId w:val="5"/>
-  </w:num>
-  <w:num w:numId="25">
-    <w:abstractNumId w:val="17"/>
-  </w:num>
-  <w:num w:numId="26">
-    <w:abstractNumId w:val="21"/>
-  </w:num>
-  <w:num w:numId="27">
-    <w:abstractNumId w:val="24"/>
-  </w:num>
-  <w:num w:numId="28">
-    <w:abstractNumId w:val="0"/>
-  </w:num>
-  <w:num w:numId="29">
-    <w:abstractNumId w:val="19"/>
-  </w:num>
-  <w:num w:numId="30">
-    <w:abstractNumId w:val="23"/>
-  </w:num>
-  <w:num w:numId="31">
-    <w:abstractNumId w:val="2"/>
-  </w:num>
-  <w:num w:numId="32">
-    <w:abstractNumId w:val="7"/>
-  </w:num>
-  <w:num w:numId="33">
-    <w:abstractNumId w:val="33"/>
-  </w:num>
-  <w:num w:numId="34">
-    <w:abstractNumId w:val="39"/>
-  </w:num>
-  <w:num w:numId="35">
-    <w:abstractNumId w:val="6"/>
-  </w:num>
-  <w:num w:numId="36">
-    <w:abstractNumId w:val="26"/>
-  </w:num>
-  <w:num w:numId="37">
-    <w:abstractNumId w:val="38"/>
-  </w:num>
-  <w:num w:numId="38">
-    <w:abstractNumId w:val="28"/>
-  </w:num>
-  <w:num w:numId="39">
-    <w:abstractNumId w:val="27"/>
-  </w:num>
-  <w:num w:numId="40">
-    <w:abstractNumId w:val="34"/>
-  </w:num>
-  <w:num w:numId="41">
+  <w:num w:numId="42" w16cid:durableId="801654332">
     <w:abstractNumId w:val="8"/>
   </w:num>
   <w:numIdMacAtCleanup w:val="18"/>
@@ -8122,11 +8355,11 @@
 </file>
 
 <file path=word/styles.xml><?xml version="1.0" encoding="utf-8"?>
-<w:styles xmlns:mc="http://schemas.openxmlformats.org/markup-compatibility/2006" xmlns:r="http://schemas.openxmlformats.org/officeDocument/2006/relationships" xmlns:w="http://schemas.openxmlformats.org/wordprocessingml/2006/main" xmlns:w14="http://schemas.microsoft.com/office/word/2010/wordml" xmlns:w15="http://schemas.microsoft.com/office/word/2012/wordml" xmlns:w16se="http://schemas.microsoft.com/office/word/2015/wordml/symex" mc:Ignorable="w14 w15 w16se">
+<w:styles xmlns:mc="http://schemas.openxmlformats.org/markup-compatibility/2006" xmlns:r="http://schemas.openxmlformats.org/officeDocument/2006/relationships" xmlns:w="http://schemas.openxmlformats.org/wordprocessingml/2006/main" xmlns:w14="http://schemas.microsoft.com/office/word/2010/wordml" xmlns:w15="http://schemas.microsoft.com/office/word/2012/wordml" xmlns:w16cex="http://schemas.microsoft.com/office/word/2018/wordml/cex" xmlns:w16cid="http://schemas.microsoft.com/office/word/2016/wordml/cid" xmlns:w16="http://schemas.microsoft.com/office/word/2018/wordml" xmlns:w16du="http://schemas.microsoft.com/office/word/2023/wordml/word16du" xmlns:w16sdtdh="http://schemas.microsoft.com/office/word/2020/wordml/sdtdatahash" xmlns:w16se="http://schemas.microsoft.com/office/word/2015/wordml/symex" mc:Ignorable="w14 w15 w16se w16cid w16 w16cex w16sdtdh w16du">
   <w:docDefaults>
     <w:rPrDefault>
       <w:rPr>
-        <w:rFonts w:asciiTheme="minorHAnsi" w:hAnsiTheme="minorHAnsi" w:eastAsiaTheme="minorHAnsi" w:cstheme="minorBidi"/>
+        <w:rFonts w:asciiTheme="minorHAnsi" w:eastAsiaTheme="minorHAnsi" w:hAnsiTheme="minorHAnsi" w:cstheme="minorBidi"/>
         <w:sz w:val="22"/>
         <w:szCs w:val="22"/>
         <w:lang w:val="es-CL" w:eastAsia="en-US" w:bidi="ar-SA"/>
@@ -8138,17 +8371,17 @@
       </w:pPr>
     </w:pPrDefault>
   </w:docDefaults>
-  <w:latentStyles w:defLockedState="0" w:defUIPriority="99" w:defSemiHidden="0" w:defUnhideWhenUsed="0" w:defQFormat="0" w:count="371">
+  <w:latentStyles w:defLockedState="0" w:defUIPriority="99" w:defSemiHidden="0" w:defUnhideWhenUsed="0" w:defQFormat="0" w:count="376">
     <w:lsdException w:name="Normal" w:uiPriority="0" w:qFormat="1"/>
     <w:lsdException w:name="heading 1" w:uiPriority="9" w:qFormat="1"/>
-    <w:lsdException w:name="heading 2" w:uiPriority="9" w:semiHidden="1" w:unhideWhenUsed="1" w:qFormat="1"/>
-    <w:lsdException w:name="heading 3" w:uiPriority="9" w:semiHidden="1" w:unhideWhenUsed="1" w:qFormat="1"/>
-    <w:lsdException w:name="heading 4" w:uiPriority="9" w:semiHidden="1" w:unhideWhenUsed="1" w:qFormat="1"/>
-    <w:lsdException w:name="heading 5" w:uiPriority="9" w:semiHidden="1" w:unhideWhenUsed="1" w:qFormat="1"/>
-    <w:lsdException w:name="heading 6" w:uiPriority="9" w:semiHidden="1" w:unhideWhenUsed="1" w:qFormat="1"/>
-    <w:lsdException w:name="heading 7" w:uiPriority="9" w:semiHidden="1" w:unhideWhenUsed="1" w:qFormat="1"/>
-    <w:lsdException w:name="heading 8" w:uiPriority="9" w:semiHidden="1" w:unhideWhenUsed="1" w:qFormat="1"/>
-    <w:lsdException w:name="heading 9" w:uiPriority="9" w:semiHidden="1" w:unhideWhenUsed="1" w:qFormat="1"/>
+    <w:lsdException w:name="heading 2" w:semiHidden="1" w:uiPriority="9" w:unhideWhenUsed="1" w:qFormat="1"/>
+    <w:lsdException w:name="heading 3" w:semiHidden="1" w:uiPriority="9" w:unhideWhenUsed="1" w:qFormat="1"/>
+    <w:lsdException w:name="heading 4" w:semiHidden="1" w:uiPriority="9" w:unhideWhenUsed="1" w:qFormat="1"/>
+    <w:lsdException w:name="heading 5" w:semiHidden="1" w:uiPriority="9" w:unhideWhenUsed="1" w:qFormat="1"/>
+    <w:lsdException w:name="heading 6" w:semiHidden="1" w:uiPriority="9" w:unhideWhenUsed="1" w:qFormat="1"/>
+    <w:lsdException w:name="heading 7" w:semiHidden="1" w:uiPriority="9" w:unhideWhenUsed="1" w:qFormat="1"/>
+    <w:lsdException w:name="heading 8" w:semiHidden="1" w:uiPriority="9" w:unhideWhenUsed="1" w:qFormat="1"/>
+    <w:lsdException w:name="heading 9" w:semiHidden="1" w:uiPriority="9" w:unhideWhenUsed="1" w:qFormat="1"/>
     <w:lsdException w:name="index 1" w:semiHidden="1" w:unhideWhenUsed="1"/>
     <w:lsdException w:name="index 2" w:semiHidden="1" w:unhideWhenUsed="1"/>
     <w:lsdException w:name="index 3" w:semiHidden="1" w:unhideWhenUsed="1"/>
@@ -8158,26 +8391,26 @@
     <w:lsdException w:name="index 7" w:semiHidden="1" w:unhideWhenUsed="1"/>
     <w:lsdException w:name="index 8" w:semiHidden="1" w:unhideWhenUsed="1"/>
     <w:lsdException w:name="index 9" w:semiHidden="1" w:unhideWhenUsed="1"/>
-    <w:lsdException w:name="toc 1" w:uiPriority="39" w:semiHidden="1" w:unhideWhenUsed="1"/>
-    <w:lsdException w:name="toc 2" w:uiPriority="39" w:semiHidden="1" w:unhideWhenUsed="1"/>
-    <w:lsdException w:name="toc 3" w:uiPriority="39" w:semiHidden="1" w:unhideWhenUsed="1"/>
-    <w:lsdException w:name="toc 4" w:uiPriority="39" w:semiHidden="1" w:unhideWhenUsed="1"/>
-    <w:lsdException w:name="toc 5" w:uiPriority="39" w:semiHidden="1" w:unhideWhenUsed="1"/>
-    <w:lsdException w:name="toc 6" w:uiPriority="39" w:semiHidden="1" w:unhideWhenUsed="1"/>
-    <w:lsdException w:name="toc 7" w:uiPriority="39" w:semiHidden="1" w:unhideWhenUsed="1"/>
-    <w:lsdException w:name="toc 8" w:uiPriority="39" w:semiHidden="1" w:unhideWhenUsed="1"/>
-    <w:lsdException w:name="toc 9" w:uiPriority="39" w:semiHidden="1" w:unhideWhenUsed="1"/>
+    <w:lsdException w:name="toc 1" w:semiHidden="1" w:uiPriority="39" w:unhideWhenUsed="1"/>
+    <w:lsdException w:name="toc 2" w:semiHidden="1" w:uiPriority="39" w:unhideWhenUsed="1"/>
+    <w:lsdException w:name="toc 3" w:semiHidden="1" w:uiPriority="39" w:unhideWhenUsed="1"/>
+    <w:lsdException w:name="toc 4" w:semiHidden="1" w:uiPriority="39" w:unhideWhenUsed="1"/>
+    <w:lsdException w:name="toc 5" w:semiHidden="1" w:uiPriority="39" w:unhideWhenUsed="1"/>
+    <w:lsdException w:name="toc 6" w:semiHidden="1" w:uiPriority="39" w:unhideWhenUsed="1"/>
+    <w:lsdException w:name="toc 7" w:semiHidden="1" w:uiPriority="39" w:unhideWhenUsed="1"/>
+    <w:lsdException w:name="toc 8" w:semiHidden="1" w:uiPriority="39" w:unhideWhenUsed="1"/>
+    <w:lsdException w:name="toc 9" w:semiHidden="1" w:uiPriority="39" w:unhideWhenUsed="1"/>
     <w:lsdException w:name="Normal Indent" w:semiHidden="1" w:unhideWhenUsed="1"/>
     <w:lsdException w:name="footnote text" w:semiHidden="1" w:unhideWhenUsed="1"/>
     <w:lsdException w:name="annotation text" w:semiHidden="1" w:unhideWhenUsed="1"/>
-    <w:lsdException w:name="header" w:uiPriority="0" w:semiHidden="1" w:unhideWhenUsed="1"/>
+    <w:lsdException w:name="header" w:semiHidden="1" w:uiPriority="0" w:unhideWhenUsed="1"/>
     <w:lsdException w:name="footer" w:semiHidden="1" w:unhideWhenUsed="1"/>
     <w:lsdException w:name="index heading" w:semiHidden="1" w:unhideWhenUsed="1"/>
-    <w:lsdException w:name="caption" w:uiPriority="35" w:semiHidden="1" w:unhideWhenUsed="1" w:qFormat="1"/>
+    <w:lsdException w:name="caption" w:semiHidden="1" w:uiPriority="35" w:unhideWhenUsed="1" w:qFormat="1"/>
     <w:lsdException w:name="table of figures" w:semiHidden="1" w:unhideWhenUsed="1"/>
     <w:lsdException w:name="envelope address" w:semiHidden="1" w:unhideWhenUsed="1"/>
     <w:lsdException w:name="envelope return" w:semiHidden="1" w:unhideWhenUsed="1"/>
-    <w:lsdException w:name="footnote reference" w:uiPriority="0" w:semiHidden="1" w:unhideWhenUsed="1"/>
+    <w:lsdException w:name="footnote reference" w:semiHidden="1" w:uiPriority="0" w:unhideWhenUsed="1"/>
     <w:lsdException w:name="annotation reference" w:semiHidden="1" w:unhideWhenUsed="1"/>
     <w:lsdException w:name="line number" w:semiHidden="1" w:unhideWhenUsed="1"/>
     <w:lsdException w:name="page number" w:semiHidden="1" w:unhideWhenUsed="1"/>
@@ -8204,7 +8437,7 @@
     <w:lsdException w:name="Title" w:uiPriority="10" w:qFormat="1"/>
     <w:lsdException w:name="Closing" w:semiHidden="1" w:unhideWhenUsed="1"/>
     <w:lsdException w:name="Signature" w:semiHidden="1" w:unhideWhenUsed="1"/>
-    <w:lsdException w:name="Default Paragraph Font" w:uiPriority="1" w:semiHidden="1" w:unhideWhenUsed="1"/>
+    <w:lsdException w:name="Default Paragraph Font" w:semiHidden="1" w:uiPriority="1" w:unhideWhenUsed="1"/>
     <w:lsdException w:name="Body Text" w:semiHidden="1" w:unhideWhenUsed="1"/>
     <w:lsdException w:name="Body Text Indent" w:semiHidden="1" w:unhideWhenUsed="1"/>
     <w:lsdException w:name="List Continue" w:semiHidden="1" w:unhideWhenUsed="1"/>
@@ -8404,8 +8637,8 @@
     <w:lsdException w:name="Subtle Reference" w:uiPriority="31" w:qFormat="1"/>
     <w:lsdException w:name="Intense Reference" w:uiPriority="32" w:qFormat="1"/>
     <w:lsdException w:name="Book Title" w:uiPriority="33" w:qFormat="1"/>
-    <w:lsdException w:name="Bibliography" w:uiPriority="37" w:semiHidden="1" w:unhideWhenUsed="1"/>
-    <w:lsdException w:name="TOC Heading" w:uiPriority="39" w:semiHidden="1" w:unhideWhenUsed="1" w:qFormat="1"/>
+    <w:lsdException w:name="Bibliography" w:semiHidden="1" w:uiPriority="37" w:unhideWhenUsed="1"/>
+    <w:lsdException w:name="TOC Heading" w:semiHidden="1" w:uiPriority="39" w:unhideWhenUsed="1" w:qFormat="1"/>
     <w:lsdException w:name="Plain Table 1" w:uiPriority="41"/>
     <w:lsdException w:name="Plain Table 2" w:uiPriority="42"/>
     <w:lsdException w:name="Plain Table 3" w:uiPriority="43"/>
@@ -8510,8 +8743,13 @@
     <w:lsdException w:name="List Table 5 Dark Accent 6" w:uiPriority="50"/>
     <w:lsdException w:name="List Table 6 Colorful Accent 6" w:uiPriority="51"/>
     <w:lsdException w:name="List Table 7 Colorful Accent 6" w:uiPriority="52"/>
+    <w:lsdException w:name="Mention" w:semiHidden="1" w:unhideWhenUsed="1"/>
+    <w:lsdException w:name="Smart Hyperlink" w:semiHidden="1" w:unhideWhenUsed="1"/>
+    <w:lsdException w:name="Hashtag" w:semiHidden="1" w:unhideWhenUsed="1"/>
+    <w:lsdException w:name="Unresolved Mention" w:semiHidden="1" w:unhideWhenUsed="1"/>
+    <w:lsdException w:name="Smart Link" w:semiHidden="1" w:unhideWhenUsed="1"/>
   </w:latentStyles>
-  <w:style w:type="paragraph" w:styleId="Normal" w:default="1">
+  <w:style w:type="paragraph" w:default="1" w:styleId="Normal">
     <w:name w:val="Normal"/>
     <w:qFormat/>
   </w:style>
@@ -8530,7 +8768,7 @@
       <w:outlineLvl w:val="0"/>
     </w:pPr>
     <w:rPr>
-      <w:rFonts w:asciiTheme="majorHAnsi" w:hAnsiTheme="majorHAnsi" w:eastAsiaTheme="majorEastAsia" w:cstheme="majorBidi"/>
+      <w:rFonts w:asciiTheme="majorHAnsi" w:eastAsiaTheme="majorEastAsia" w:hAnsiTheme="majorHAnsi" w:cstheme="majorBidi"/>
       <w:color w:val="2E74B5" w:themeColor="accent1" w:themeShade="BF"/>
       <w:sz w:val="32"/>
       <w:szCs w:val="32"/>
@@ -8552,7 +8790,7 @@
       <w:outlineLvl w:val="1"/>
     </w:pPr>
     <w:rPr>
-      <w:rFonts w:asciiTheme="majorHAnsi" w:hAnsiTheme="majorHAnsi" w:eastAsiaTheme="majorEastAsia" w:cstheme="majorBidi"/>
+      <w:rFonts w:asciiTheme="majorHAnsi" w:eastAsiaTheme="majorEastAsia" w:hAnsiTheme="majorHAnsi" w:cstheme="majorBidi"/>
       <w:color w:val="2E74B5" w:themeColor="accent1" w:themeShade="BF"/>
       <w:sz w:val="26"/>
       <w:szCs w:val="26"/>
@@ -8574,19 +8812,19 @@
       <w:outlineLvl w:val="2"/>
     </w:pPr>
     <w:rPr>
-      <w:rFonts w:asciiTheme="majorHAnsi" w:hAnsiTheme="majorHAnsi" w:eastAsiaTheme="majorEastAsia" w:cstheme="majorBidi"/>
+      <w:rFonts w:asciiTheme="majorHAnsi" w:eastAsiaTheme="majorEastAsia" w:hAnsiTheme="majorHAnsi" w:cstheme="majorBidi"/>
       <w:color w:val="1F4D78" w:themeColor="accent1" w:themeShade="7F"/>
       <w:sz w:val="24"/>
       <w:szCs w:val="24"/>
     </w:rPr>
   </w:style>
-  <w:style w:type="character" w:styleId="Fuentedeprrafopredeter" w:default="1">
+  <w:style w:type="character" w:default="1" w:styleId="Fuentedeprrafopredeter">
     <w:name w:val="Default Paragraph Font"/>
     <w:uiPriority w:val="1"/>
     <w:semiHidden/>
     <w:unhideWhenUsed/>
   </w:style>
-  <w:style w:type="table" w:styleId="Tablanormal" w:default="1">
+  <w:style w:type="table" w:default="1" w:styleId="Tablanormal">
     <w:name w:val="Normal Table"/>
     <w:uiPriority w:val="99"/>
     <w:semiHidden/>
@@ -8601,7 +8839,7 @@
       </w:tblCellMar>
     </w:tblPr>
   </w:style>
-  <w:style w:type="numbering" w:styleId="Sinlista" w:default="1">
+  <w:style w:type="numbering" w:default="1" w:styleId="Sinlista">
     <w:name w:val="No List"/>
     <w:uiPriority w:val="99"/>
     <w:semiHidden/>
@@ -8621,7 +8859,7 @@
       <w:lang w:eastAsia="es-CL"/>
     </w:rPr>
   </w:style>
-  <w:style w:type="character" w:styleId="SinespaciadoCar" w:customStyle="1">
+  <w:style w:type="character" w:customStyle="1" w:styleId="SinespaciadoCar">
     <w:name w:val="Sin espaciado Car"/>
     <w:basedOn w:val="Fuentedeprrafopredeter"/>
     <w:link w:val="Sinespaciado"/>
@@ -8645,21 +8883,21 @@
       <w:contextualSpacing/>
     </w:pPr>
     <w:rPr>
-      <w:rFonts w:asciiTheme="majorHAnsi" w:hAnsiTheme="majorHAnsi" w:eastAsiaTheme="majorEastAsia" w:cstheme="majorBidi"/>
+      <w:rFonts w:asciiTheme="majorHAnsi" w:eastAsiaTheme="majorEastAsia" w:hAnsiTheme="majorHAnsi" w:cstheme="majorBidi"/>
       <w:spacing w:val="-10"/>
       <w:kern w:val="28"/>
       <w:sz w:val="56"/>
       <w:szCs w:val="56"/>
     </w:rPr>
   </w:style>
-  <w:style w:type="character" w:styleId="TtuloCar" w:customStyle="1">
+  <w:style w:type="character" w:customStyle="1" w:styleId="TtuloCar">
     <w:name w:val="Título Car"/>
     <w:basedOn w:val="Fuentedeprrafopredeter"/>
     <w:link w:val="Ttulo"/>
     <w:uiPriority w:val="10"/>
     <w:rsid w:val="00E73CFF"/>
     <w:rPr>
-      <w:rFonts w:asciiTheme="majorHAnsi" w:hAnsiTheme="majorHAnsi" w:eastAsiaTheme="majorEastAsia" w:cstheme="majorBidi"/>
+      <w:rFonts w:asciiTheme="majorHAnsi" w:eastAsiaTheme="majorEastAsia" w:hAnsiTheme="majorHAnsi" w:cstheme="majorBidi"/>
       <w:spacing w:val="-10"/>
       <w:kern w:val="28"/>
       <w:sz w:val="56"/>
@@ -8676,12 +8914,12 @@
     </w:pPr>
     <w:tblPr>
       <w:tblBorders>
-        <w:top w:val="single" w:color="auto" w:sz="4" w:space="0"/>
-        <w:left w:val="single" w:color="auto" w:sz="4" w:space="0"/>
-        <w:bottom w:val="single" w:color="auto" w:sz="4" w:space="0"/>
-        <w:right w:val="single" w:color="auto" w:sz="4" w:space="0"/>
-        <w:insideH w:val="single" w:color="auto" w:sz="4" w:space="0"/>
-        <w:insideV w:val="single" w:color="auto" w:sz="4" w:space="0"/>
+        <w:top w:val="single" w:sz="4" w:space="0" w:color="auto"/>
+        <w:left w:val="single" w:sz="4" w:space="0" w:color="auto"/>
+        <w:bottom w:val="single" w:sz="4" w:space="0" w:color="auto"/>
+        <w:right w:val="single" w:sz="4" w:space="0" w:color="auto"/>
+        <w:insideH w:val="single" w:sz="4" w:space="0" w:color="auto"/>
+        <w:insideV w:val="single" w:sz="4" w:space="0" w:color="auto"/>
       </w:tblBorders>
     </w:tblPr>
   </w:style>
@@ -8699,7 +8937,7 @@
       <w:spacing w:after="0" w:line="240" w:lineRule="auto"/>
     </w:pPr>
   </w:style>
-  <w:style w:type="character" w:styleId="EncabezadoCar" w:customStyle="1">
+  <w:style w:type="character" w:customStyle="1" w:styleId="EncabezadoCar">
     <w:name w:val="Encabezado Car"/>
     <w:basedOn w:val="Fuentedeprrafopredeter"/>
     <w:link w:val="Encabezado"/>
@@ -8720,14 +8958,14 @@
       <w:spacing w:after="0" w:line="240" w:lineRule="auto"/>
     </w:pPr>
   </w:style>
-  <w:style w:type="character" w:styleId="PiedepginaCar" w:customStyle="1">
+  <w:style w:type="character" w:customStyle="1" w:styleId="PiedepginaCar">
     <w:name w:val="Pie de página Car"/>
     <w:basedOn w:val="Fuentedeprrafopredeter"/>
     <w:link w:val="Piedepgina"/>
     <w:uiPriority w:val="99"/>
     <w:rsid w:val="00DF38AE"/>
   </w:style>
-  <w:style w:type="table" w:styleId="Tablanormal11" w:customStyle="1">
+  <w:style w:type="table" w:customStyle="1" w:styleId="Tablanormal11">
     <w:name w:val="Tabla normal 11"/>
     <w:basedOn w:val="Tablanormal"/>
     <w:uiPriority w:val="41"/>
@@ -8739,12 +8977,12 @@
       <w:tblStyleRowBandSize w:val="1"/>
       <w:tblStyleColBandSize w:val="1"/>
       <w:tblBorders>
-        <w:top w:val="single" w:color="BFBFBF" w:themeColor="background1" w:themeShade="BF" w:sz="4" w:space="0"/>
-        <w:left w:val="single" w:color="BFBFBF" w:themeColor="background1" w:themeShade="BF" w:sz="4" w:space="0"/>
-        <w:bottom w:val="single" w:color="BFBFBF" w:themeColor="background1" w:themeShade="BF" w:sz="4" w:space="0"/>
-        <w:right w:val="single" w:color="BFBFBF" w:themeColor="background1" w:themeShade="BF" w:sz="4" w:space="0"/>
-        <w:insideH w:val="single" w:color="BFBFBF" w:themeColor="background1" w:themeShade="BF" w:sz="4" w:space="0"/>
-        <w:insideV w:val="single" w:color="BFBFBF" w:themeColor="background1" w:themeShade="BF" w:sz="4" w:space="0"/>
+        <w:top w:val="single" w:sz="4" w:space="0" w:color="BFBFBF" w:themeColor="background1" w:themeShade="BF"/>
+        <w:left w:val="single" w:sz="4" w:space="0" w:color="BFBFBF" w:themeColor="background1" w:themeShade="BF"/>
+        <w:bottom w:val="single" w:sz="4" w:space="0" w:color="BFBFBF" w:themeColor="background1" w:themeShade="BF"/>
+        <w:right w:val="single" w:sz="4" w:space="0" w:color="BFBFBF" w:themeColor="background1" w:themeShade="BF"/>
+        <w:insideH w:val="single" w:sz="4" w:space="0" w:color="BFBFBF" w:themeColor="background1" w:themeShade="BF"/>
+        <w:insideV w:val="single" w:sz="4" w:space="0" w:color="BFBFBF" w:themeColor="background1" w:themeShade="BF"/>
       </w:tblBorders>
     </w:tblPr>
     <w:tblStylePr w:type="firstRow">
@@ -8761,7 +8999,7 @@
       <w:tblPr/>
       <w:tcPr>
         <w:tcBorders>
-          <w:top w:val="double" w:color="BFBFBF" w:themeColor="background1" w:themeShade="BF" w:sz="4" w:space="0"/>
+          <w:top w:val="double" w:sz="4" w:space="0" w:color="BFBFBF" w:themeColor="background1" w:themeShade="BF"/>
         </w:tcBorders>
       </w:tcPr>
     </w:tblStylePr>
@@ -8819,7 +9057,7 @@
       <w:szCs w:val="18"/>
     </w:rPr>
   </w:style>
-  <w:style w:type="character" w:styleId="TextodegloboCar" w:customStyle="1">
+  <w:style w:type="character" w:customStyle="1" w:styleId="TextodegloboCar">
     <w:name w:val="Texto de globo Car"/>
     <w:basedOn w:val="Fuentedeprrafopredeter"/>
     <w:link w:val="Textodeglobo"/>
@@ -8832,40 +9070,40 @@
       <w:szCs w:val="18"/>
     </w:rPr>
   </w:style>
-  <w:style w:type="character" w:styleId="Ttulo1Car" w:customStyle="1">
+  <w:style w:type="character" w:customStyle="1" w:styleId="Ttulo1Car">
     <w:name w:val="Título 1 Car"/>
     <w:basedOn w:val="Fuentedeprrafopredeter"/>
     <w:link w:val="Ttulo1"/>
     <w:uiPriority w:val="9"/>
     <w:rsid w:val="00FE4ABA"/>
     <w:rPr>
-      <w:rFonts w:asciiTheme="majorHAnsi" w:hAnsiTheme="majorHAnsi" w:eastAsiaTheme="majorEastAsia" w:cstheme="majorBidi"/>
+      <w:rFonts w:asciiTheme="majorHAnsi" w:eastAsiaTheme="majorEastAsia" w:hAnsiTheme="majorHAnsi" w:cstheme="majorBidi"/>
       <w:color w:val="2E74B5" w:themeColor="accent1" w:themeShade="BF"/>
       <w:sz w:val="32"/>
       <w:szCs w:val="32"/>
     </w:rPr>
   </w:style>
-  <w:style w:type="character" w:styleId="Ttulo2Car" w:customStyle="1">
+  <w:style w:type="character" w:customStyle="1" w:styleId="Ttulo2Car">
     <w:name w:val="Título 2 Car"/>
     <w:basedOn w:val="Fuentedeprrafopredeter"/>
     <w:link w:val="Ttulo2"/>
     <w:uiPriority w:val="9"/>
     <w:rsid w:val="00FE4ABA"/>
     <w:rPr>
-      <w:rFonts w:asciiTheme="majorHAnsi" w:hAnsiTheme="majorHAnsi" w:eastAsiaTheme="majorEastAsia" w:cstheme="majorBidi"/>
+      <w:rFonts w:asciiTheme="majorHAnsi" w:eastAsiaTheme="majorEastAsia" w:hAnsiTheme="majorHAnsi" w:cstheme="majorBidi"/>
       <w:color w:val="2E74B5" w:themeColor="accent1" w:themeShade="BF"/>
       <w:sz w:val="26"/>
       <w:szCs w:val="26"/>
     </w:rPr>
   </w:style>
-  <w:style w:type="character" w:styleId="Ttulo3Car" w:customStyle="1">
+  <w:style w:type="character" w:customStyle="1" w:styleId="Ttulo3Car">
     <w:name w:val="Título 3 Car"/>
     <w:basedOn w:val="Fuentedeprrafopredeter"/>
     <w:link w:val="Ttulo3"/>
     <w:uiPriority w:val="9"/>
     <w:rsid w:val="00FE4ABA"/>
     <w:rPr>
-      <w:rFonts w:asciiTheme="majorHAnsi" w:hAnsiTheme="majorHAnsi" w:eastAsiaTheme="majorEastAsia" w:cstheme="majorBidi"/>
+      <w:rFonts w:asciiTheme="majorHAnsi" w:eastAsiaTheme="majorEastAsia" w:hAnsiTheme="majorHAnsi" w:cstheme="majorBidi"/>
       <w:color w:val="1F4D78" w:themeColor="accent1" w:themeShade="7F"/>
       <w:sz w:val="24"/>
       <w:szCs w:val="24"/>
@@ -8881,7 +9119,7 @@
       <w:spacing w:before="100" w:beforeAutospacing="1" w:after="100" w:afterAutospacing="1" w:line="240" w:lineRule="auto"/>
     </w:pPr>
     <w:rPr>
-      <w:rFonts w:ascii="Times New Roman" w:hAnsi="Times New Roman" w:eastAsia="Times New Roman" w:cs="Times New Roman"/>
+      <w:rFonts w:ascii="Times New Roman" w:eastAsia="Times New Roman" w:hAnsi="Times New Roman" w:cs="Times New Roman"/>
       <w:sz w:val="24"/>
       <w:szCs w:val="24"/>
       <w:lang w:eastAsia="es-CL"/>
@@ -8914,7 +9152,7 @@
       <w:szCs w:val="20"/>
     </w:rPr>
   </w:style>
-  <w:style w:type="character" w:styleId="TextocomentarioCar" w:customStyle="1">
+  <w:style w:type="character" w:customStyle="1" w:styleId="TextocomentarioCar">
     <w:name w:val="Texto comentario Car"/>
     <w:basedOn w:val="Fuentedeprrafopredeter"/>
     <w:link w:val="Textocomentario"/>
@@ -8939,7 +9177,7 @@
       <w:bCs/>
     </w:rPr>
   </w:style>
-  <w:style w:type="character" w:styleId="AsuntodelcomentarioCar" w:customStyle="1">
+  <w:style w:type="character" w:customStyle="1" w:styleId="AsuntodelcomentarioCar">
     <w:name w:val="Asunto del comentario Car"/>
     <w:basedOn w:val="TextocomentarioCar"/>
     <w:link w:val="Asuntodelcomentario"/>
@@ -8953,7 +9191,7 @@
       <w:szCs w:val="20"/>
     </w:rPr>
   </w:style>
-  <w:style w:type="table" w:styleId="Tablaconcuadrcula1clara-nfasis11" w:customStyle="1">
+  <w:style w:type="table" w:customStyle="1" w:styleId="Tablaconcuadrcula1clara-nfasis11">
     <w:name w:val="Tabla con cuadrícula 1 clara - Énfasis 11"/>
     <w:basedOn w:val="Tablanormal"/>
     <w:uiPriority w:val="46"/>
@@ -8965,12 +9203,12 @@
       <w:tblStyleRowBandSize w:val="1"/>
       <w:tblStyleColBandSize w:val="1"/>
       <w:tblBorders>
-        <w:top w:val="single" w:color="BDD6EE" w:themeColor="accent1" w:themeTint="66" w:sz="4" w:space="0"/>
-        <w:left w:val="single" w:color="BDD6EE" w:themeColor="accent1" w:themeTint="66" w:sz="4" w:space="0"/>
-        <w:bottom w:val="single" w:color="BDD6EE" w:themeColor="accent1" w:themeTint="66" w:sz="4" w:space="0"/>
-        <w:right w:val="single" w:color="BDD6EE" w:themeColor="accent1" w:themeTint="66" w:sz="4" w:space="0"/>
-        <w:insideH w:val="single" w:color="BDD6EE" w:themeColor="accent1" w:themeTint="66" w:sz="4" w:space="0"/>
-        <w:insideV w:val="single" w:color="BDD6EE" w:themeColor="accent1" w:themeTint="66" w:sz="4" w:space="0"/>
+        <w:top w:val="single" w:sz="4" w:space="0" w:color="BDD6EE" w:themeColor="accent1" w:themeTint="66"/>
+        <w:left w:val="single" w:sz="4" w:space="0" w:color="BDD6EE" w:themeColor="accent1" w:themeTint="66"/>
+        <w:bottom w:val="single" w:sz="4" w:space="0" w:color="BDD6EE" w:themeColor="accent1" w:themeTint="66"/>
+        <w:right w:val="single" w:sz="4" w:space="0" w:color="BDD6EE" w:themeColor="accent1" w:themeTint="66"/>
+        <w:insideH w:val="single" w:sz="4" w:space="0" w:color="BDD6EE" w:themeColor="accent1" w:themeTint="66"/>
+        <w:insideV w:val="single" w:sz="4" w:space="0" w:color="BDD6EE" w:themeColor="accent1" w:themeTint="66"/>
       </w:tblBorders>
     </w:tblPr>
     <w:tblStylePr w:type="firstRow">
@@ -8981,7 +9219,7 @@
       <w:tblPr/>
       <w:tcPr>
         <w:tcBorders>
-          <w:bottom w:val="single" w:color="9CC2E5" w:themeColor="accent1" w:themeTint="99" w:sz="12" w:space="0"/>
+          <w:bottom w:val="single" w:sz="12" w:space="0" w:color="9CC2E5" w:themeColor="accent1" w:themeTint="99"/>
         </w:tcBorders>
       </w:tcPr>
     </w:tblStylePr>
@@ -8993,7 +9231,7 @@
       <w:tblPr/>
       <w:tcPr>
         <w:tcBorders>
-          <w:top w:val="double" w:color="9CC2E5" w:themeColor="accent1" w:themeTint="99" w:sz="2" w:space="0"/>
+          <w:top w:val="double" w:sz="2" w:space="0" w:color="9CC2E5" w:themeColor="accent1" w:themeTint="99"/>
         </w:tcBorders>
       </w:tcPr>
     </w:tblStylePr>
@@ -9021,7 +9259,7 @@
       <w:u w:val="single"/>
     </w:rPr>
   </w:style>
-  <w:style w:type="character" w:styleId="Mencinsinresolver1" w:customStyle="1">
+  <w:style w:type="character" w:customStyle="1" w:styleId="Mencinsinresolver1">
     <w:name w:val="Mención sin resolver1"/>
     <w:basedOn w:val="Fuentedeprrafopredeter"/>
     <w:uiPriority w:val="99"/>
@@ -9050,7 +9288,7 @@
       <w:ind w:left="432" w:right="1080"/>
     </w:pPr>
     <w:rPr>
-      <w:rFonts w:asciiTheme="majorHAnsi" w:hAnsiTheme="majorHAnsi" w:eastAsiaTheme="majorEastAsia" w:cstheme="majorBidi"/>
+      <w:rFonts w:asciiTheme="majorHAnsi" w:eastAsiaTheme="majorEastAsia" w:hAnsiTheme="majorHAnsi" w:cstheme="majorBidi"/>
       <w:caps/>
       <w:color w:val="5B9BD5" w:themeColor="accent1"/>
       <w:kern w:val="20"/>
@@ -9059,14 +9297,14 @@
       <w:lang w:val="en-US" w:eastAsia="ja-JP"/>
     </w:rPr>
   </w:style>
-  <w:style w:type="character" w:styleId="SubttuloCar" w:customStyle="1">
+  <w:style w:type="character" w:customStyle="1" w:styleId="SubttuloCar">
     <w:name w:val="Subtítulo Car"/>
     <w:basedOn w:val="Fuentedeprrafopredeter"/>
     <w:link w:val="Subttulo"/>
     <w:uiPriority w:val="19"/>
     <w:rsid w:val="00446FDE"/>
     <w:rPr>
-      <w:rFonts w:asciiTheme="majorHAnsi" w:hAnsiTheme="majorHAnsi" w:eastAsiaTheme="majorEastAsia" w:cstheme="majorBidi"/>
+      <w:rFonts w:asciiTheme="majorHAnsi" w:eastAsiaTheme="majorEastAsia" w:hAnsiTheme="majorHAnsi" w:cstheme="majorBidi"/>
       <w:caps/>
       <w:color w:val="5B9BD5" w:themeColor="accent1"/>
       <w:kern w:val="20"/>
@@ -9075,7 +9313,7 @@
       <w:lang w:val="en-US" w:eastAsia="ja-JP"/>
     </w:rPr>
   </w:style>
-  <w:style w:type="table" w:styleId="Tablafinanciera" w:customStyle="1">
+  <w:style w:type="table" w:customStyle="1" w:styleId="Tablafinanciera">
     <w:name w:val="Tabla financiera"/>
     <w:basedOn w:val="Tablanormal"/>
     <w:uiPriority w:val="99"/>
@@ -9093,7 +9331,7 @@
     </w:rPr>
     <w:tblPr>
       <w:tblBorders>
-        <w:insideH w:val="single" w:color="D9D9D9" w:themeColor="background1" w:themeShade="D9" w:sz="4" w:space="0"/>
+        <w:insideH w:val="single" w:sz="4" w:space="0" w:color="D9D9D9" w:themeColor="background1" w:themeShade="D9"/>
       </w:tblBorders>
       <w:tblCellMar>
         <w:left w:w="0" w:type="dxa"/>
@@ -9145,7 +9383,7 @@
     </w:tblPr>
     <w:tblStylePr w:type="firstRow">
       <w:rPr>
-        <w:rFonts w:asciiTheme="majorHAnsi" w:hAnsiTheme="majorHAnsi" w:eastAsiaTheme="majorEastAsia" w:cstheme="majorBidi"/>
+        <w:rFonts w:asciiTheme="majorHAnsi" w:eastAsiaTheme="majorEastAsia" w:hAnsiTheme="majorHAnsi" w:cstheme="majorBidi"/>
         <w:i/>
         <w:iCs/>
         <w:sz w:val="26"/>
@@ -9153,14 +9391,14 @@
       <w:tblPr/>
       <w:tcPr>
         <w:tcBorders>
-          <w:bottom w:val="single" w:color="7F7F7F" w:themeColor="text1" w:themeTint="80" w:sz="4" w:space="0"/>
+          <w:bottom w:val="single" w:sz="4" w:space="0" w:color="7F7F7F" w:themeColor="text1" w:themeTint="80"/>
         </w:tcBorders>
         <w:shd w:val="clear" w:color="auto" w:fill="FFFFFF" w:themeFill="background1"/>
       </w:tcPr>
     </w:tblStylePr>
     <w:tblStylePr w:type="lastRow">
       <w:rPr>
-        <w:rFonts w:asciiTheme="majorHAnsi" w:hAnsiTheme="majorHAnsi" w:eastAsiaTheme="majorEastAsia" w:cstheme="majorBidi"/>
+        <w:rFonts w:asciiTheme="majorHAnsi" w:eastAsiaTheme="majorEastAsia" w:hAnsiTheme="majorHAnsi" w:cstheme="majorBidi"/>
         <w:i/>
         <w:iCs/>
         <w:sz w:val="26"/>
@@ -9168,7 +9406,7 @@
       <w:tblPr/>
       <w:tcPr>
         <w:tcBorders>
-          <w:top w:val="single" w:color="7F7F7F" w:themeColor="text1" w:themeTint="80" w:sz="4" w:space="0"/>
+          <w:top w:val="single" w:sz="4" w:space="0" w:color="7F7F7F" w:themeColor="text1" w:themeTint="80"/>
         </w:tcBorders>
         <w:shd w:val="clear" w:color="auto" w:fill="FFFFFF" w:themeFill="background1"/>
       </w:tcPr>
@@ -9178,7 +9416,7 @@
         <w:jc w:val="right"/>
       </w:pPr>
       <w:rPr>
-        <w:rFonts w:asciiTheme="majorHAnsi" w:hAnsiTheme="majorHAnsi" w:eastAsiaTheme="majorEastAsia" w:cstheme="majorBidi"/>
+        <w:rFonts w:asciiTheme="majorHAnsi" w:eastAsiaTheme="majorEastAsia" w:hAnsiTheme="majorHAnsi" w:cstheme="majorBidi"/>
         <w:i/>
         <w:iCs/>
         <w:sz w:val="26"/>
@@ -9186,14 +9424,14 @@
       <w:tblPr/>
       <w:tcPr>
         <w:tcBorders>
-          <w:right w:val="single" w:color="7F7F7F" w:themeColor="text1" w:themeTint="80" w:sz="4" w:space="0"/>
+          <w:right w:val="single" w:sz="4" w:space="0" w:color="7F7F7F" w:themeColor="text1" w:themeTint="80"/>
         </w:tcBorders>
         <w:shd w:val="clear" w:color="auto" w:fill="FFFFFF" w:themeFill="background1"/>
       </w:tcPr>
     </w:tblStylePr>
     <w:tblStylePr w:type="lastCol">
       <w:rPr>
-        <w:rFonts w:asciiTheme="majorHAnsi" w:hAnsiTheme="majorHAnsi" w:eastAsiaTheme="majorEastAsia" w:cstheme="majorBidi"/>
+        <w:rFonts w:asciiTheme="majorHAnsi" w:eastAsiaTheme="majorEastAsia" w:hAnsiTheme="majorHAnsi" w:cstheme="majorBidi"/>
         <w:i/>
         <w:iCs/>
         <w:sz w:val="26"/>
@@ -9201,7 +9439,7 @@
       <w:tblPr/>
       <w:tcPr>
         <w:tcBorders>
-          <w:left w:val="single" w:color="7F7F7F" w:themeColor="text1" w:themeTint="80" w:sz="4" w:space="0"/>
+          <w:left w:val="single" w:sz="4" w:space="0" w:color="7F7F7F" w:themeColor="text1" w:themeTint="80"/>
         </w:tcBorders>
         <w:shd w:val="clear" w:color="auto" w:fill="FFFFFF" w:themeFill="background1"/>
       </w:tcPr>
@@ -9263,9 +9501,9 @@
       <w:tblStyleRowBandSize w:val="1"/>
       <w:tblStyleColBandSize w:val="1"/>
       <w:tblBorders>
-        <w:top w:val="single" w:color="8EAADB" w:themeColor="accent5" w:themeTint="99" w:sz="4" w:space="0"/>
-        <w:bottom w:val="single" w:color="8EAADB" w:themeColor="accent5" w:themeTint="99" w:sz="4" w:space="0"/>
-        <w:insideH w:val="single" w:color="8EAADB" w:themeColor="accent5" w:themeTint="99" w:sz="4" w:space="0"/>
+        <w:top w:val="single" w:sz="4" w:space="0" w:color="8EAADB" w:themeColor="accent5" w:themeTint="99"/>
+        <w:bottom w:val="single" w:sz="4" w:space="0" w:color="8EAADB" w:themeColor="accent5" w:themeTint="99"/>
+        <w:insideH w:val="single" w:sz="4" w:space="0" w:color="8EAADB" w:themeColor="accent5" w:themeTint="99"/>
       </w:tblBorders>
     </w:tblPr>
     <w:tblStylePr w:type="firstRow">
@@ -9305,7 +9543,7 @@
       </w:tcPr>
     </w:tblStylePr>
   </w:style>
-  <w:style w:type="paragraph" w:styleId="3CBD5A742C28424DA5172AD252E32316" w:customStyle="1">
+  <w:style w:type="paragraph" w:customStyle="1" w:styleId="3CBD5A742C28424DA5172AD252E32316">
     <w:name w:val="3CBD5A742C28424DA5172AD252E32316"/>
     <w:rsid w:val="00E53696"/>
     <w:pPr>
@@ -9331,7 +9569,7 @@
       <w:lang w:eastAsia="es-CL"/>
     </w:rPr>
   </w:style>
-  <w:style w:type="character" w:styleId="PrrafodelistaCar" w:customStyle="1">
+  <w:style w:type="character" w:customStyle="1" w:styleId="PrrafodelistaCar">
     <w:name w:val="Párrafo de lista Car"/>
     <w:link w:val="Prrafodelista"/>
     <w:uiPriority w:val="34"/>
@@ -9385,7 +9623,7 @@
     <w:rsid w:val="00C04221"/>
     <w:pPr>
       <w:pBdr>
-        <w:bottom w:val="single" w:color="5B9BD5" w:themeColor="accent1" w:sz="4" w:space="4"/>
+        <w:bottom w:val="single" w:sz="4" w:space="4" w:color="5B9BD5" w:themeColor="accent1"/>
       </w:pBdr>
       <w:spacing w:before="200" w:after="280" w:line="276" w:lineRule="auto"/>
       <w:ind w:left="936" w:right="936"/>
@@ -9398,7 +9636,7 @@
       <w:color w:val="5B9BD5" w:themeColor="accent1"/>
     </w:rPr>
   </w:style>
-  <w:style w:type="character" w:styleId="CitadestacadaCar" w:customStyle="1">
+  <w:style w:type="character" w:customStyle="1" w:styleId="CitadestacadaCar">
     <w:name w:val="Cita destacada Car"/>
     <w:basedOn w:val="Fuentedeprrafopredeter"/>
     <w:link w:val="Citadestacada"/>
@@ -9450,7 +9688,7 @@
       <w:lang w:val="es-ES"/>
     </w:rPr>
   </w:style>
-  <w:style w:type="character" w:styleId="TextonotapieCar" w:customStyle="1">
+  <w:style w:type="character" w:customStyle="1" w:styleId="TextonotapieCar">
     <w:name w:val="Texto nota pie Car"/>
     <w:basedOn w:val="Fuentedeprrafopredeter"/>
     <w:link w:val="Textonotapie"/>
@@ -9472,12 +9710,12 @@
       <w:vertAlign w:val="superscript"/>
     </w:rPr>
   </w:style>
-  <w:style w:type="character" w:styleId="normaltextrun" w:customStyle="1">
+  <w:style w:type="character" w:customStyle="1" w:styleId="normaltextrun">
     <w:name w:val="normaltextrun"/>
     <w:basedOn w:val="Fuentedeprrafopredeter"/>
     <w:rsid w:val="0024234D"/>
   </w:style>
-  <w:style w:type="paragraph" w:styleId="Default" w:customStyle="1">
+  <w:style w:type="paragraph" w:customStyle="1" w:styleId="Default">
     <w:name w:val="Default"/>
     <w:rsid w:val="00E454BE"/>
     <w:pPr>
@@ -9493,7 +9731,7 @@
       <w:szCs w:val="24"/>
     </w:rPr>
   </w:style>
-  <w:style w:type="table" w:styleId="Cuadrculadetablaclara">
+  <w:style w:type="table" w:styleId="Tablaconcuadrculaclara">
     <w:name w:val="Grid Table Light"/>
     <w:basedOn w:val="Tablanormal"/>
     <w:uiPriority w:val="40"/>
@@ -9503,19 +9741,19 @@
     </w:pPr>
     <w:tblPr>
       <w:tblBorders>
-        <w:top w:val="single" w:color="BFBFBF" w:themeColor="background1" w:themeShade="BF" w:sz="4" w:space="0"/>
-        <w:left w:val="single" w:color="BFBFBF" w:themeColor="background1" w:themeShade="BF" w:sz="4" w:space="0"/>
-        <w:bottom w:val="single" w:color="BFBFBF" w:themeColor="background1" w:themeShade="BF" w:sz="4" w:space="0"/>
-        <w:right w:val="single" w:color="BFBFBF" w:themeColor="background1" w:themeShade="BF" w:sz="4" w:space="0"/>
-        <w:insideH w:val="single" w:color="BFBFBF" w:themeColor="background1" w:themeShade="BF" w:sz="4" w:space="0"/>
-        <w:insideV w:val="single" w:color="BFBFBF" w:themeColor="background1" w:themeShade="BF" w:sz="4" w:space="0"/>
+        <w:top w:val="single" w:sz="4" w:space="0" w:color="BFBFBF" w:themeColor="background1" w:themeShade="BF"/>
+        <w:left w:val="single" w:sz="4" w:space="0" w:color="BFBFBF" w:themeColor="background1" w:themeShade="BF"/>
+        <w:bottom w:val="single" w:sz="4" w:space="0" w:color="BFBFBF" w:themeColor="background1" w:themeShade="BF"/>
+        <w:right w:val="single" w:sz="4" w:space="0" w:color="BFBFBF" w:themeColor="background1" w:themeShade="BF"/>
+        <w:insideH w:val="single" w:sz="4" w:space="0" w:color="BFBFBF" w:themeColor="background1" w:themeShade="BF"/>
+        <w:insideV w:val="single" w:sz="4" w:space="0" w:color="BFBFBF" w:themeColor="background1" w:themeShade="BF"/>
       </w:tblBorders>
     </w:tblPr>
   </w:style>
-  <w:style w:type="table" w:styleId="Cuadrculadetablaclara1" w:customStyle="1">
+  <w:style w:type="table" w:customStyle="1" w:styleId="Cuadrculadetablaclara1">
     <w:name w:val="Cuadrícula de tabla clara1"/>
     <w:basedOn w:val="Tablanormal"/>
-    <w:next w:val="Cuadrculadetablaclara"/>
+    <w:next w:val="Tablaconcuadrculaclara"/>
     <w:uiPriority w:val="40"/>
     <w:rsid w:val="00943DF1"/>
     <w:pPr>
@@ -9523,16 +9761,16 @@
     </w:pPr>
     <w:tblPr>
       <w:tblBorders>
-        <w:top w:val="single" w:color="BFBFBF" w:themeColor="background1" w:themeShade="BF" w:sz="4" w:space="0"/>
-        <w:left w:val="single" w:color="BFBFBF" w:themeColor="background1" w:themeShade="BF" w:sz="4" w:space="0"/>
-        <w:bottom w:val="single" w:color="BFBFBF" w:themeColor="background1" w:themeShade="BF" w:sz="4" w:space="0"/>
-        <w:right w:val="single" w:color="BFBFBF" w:themeColor="background1" w:themeShade="BF" w:sz="4" w:space="0"/>
-        <w:insideH w:val="single" w:color="BFBFBF" w:themeColor="background1" w:themeShade="BF" w:sz="4" w:space="0"/>
-        <w:insideV w:val="single" w:color="BFBFBF" w:themeColor="background1" w:themeShade="BF" w:sz="4" w:space="0"/>
+        <w:top w:val="single" w:sz="4" w:space="0" w:color="BFBFBF" w:themeColor="background1" w:themeShade="BF"/>
+        <w:left w:val="single" w:sz="4" w:space="0" w:color="BFBFBF" w:themeColor="background1" w:themeShade="BF"/>
+        <w:bottom w:val="single" w:sz="4" w:space="0" w:color="BFBFBF" w:themeColor="background1" w:themeShade="BF"/>
+        <w:right w:val="single" w:sz="4" w:space="0" w:color="BFBFBF" w:themeColor="background1" w:themeShade="BF"/>
+        <w:insideH w:val="single" w:sz="4" w:space="0" w:color="BFBFBF" w:themeColor="background1" w:themeShade="BF"/>
+        <w:insideV w:val="single" w:sz="4" w:space="0" w:color="BFBFBF" w:themeColor="background1" w:themeShade="BF"/>
       </w:tblBorders>
     </w:tblPr>
   </w:style>
-  <w:style w:type="paragraph" w:styleId="m4042760116434134222msolistparagraph" w:customStyle="1">
+  <w:style w:type="paragraph" w:customStyle="1" w:styleId="m4042760116434134222msolistparagraph">
     <w:name w:val="m_4042760116434134222msolistparagraph"/>
     <w:basedOn w:val="Normal"/>
     <w:rsid w:val="004F1A46"/>
@@ -9540,7 +9778,7 @@
       <w:spacing w:before="100" w:beforeAutospacing="1" w:after="100" w:afterAutospacing="1" w:line="240" w:lineRule="auto"/>
     </w:pPr>
     <w:rPr>
-      <w:rFonts w:ascii="Times New Roman" w:hAnsi="Times New Roman" w:eastAsia="Times New Roman" w:cs="Times New Roman"/>
+      <w:rFonts w:ascii="Times New Roman" w:eastAsia="Times New Roman" w:hAnsi="Times New Roman" w:cs="Times New Roman"/>
       <w:sz w:val="24"/>
       <w:szCs w:val="24"/>
       <w:lang w:eastAsia="es-CL"/>
@@ -9568,12 +9806,12 @@
       <w:tblStyleRowBandSize w:val="1"/>
       <w:tblStyleColBandSize w:val="1"/>
       <w:tblBorders>
-        <w:top w:val="single" w:color="BFBFBF" w:themeColor="background1" w:themeShade="BF" w:sz="4" w:space="0"/>
-        <w:left w:val="single" w:color="BFBFBF" w:themeColor="background1" w:themeShade="BF" w:sz="4" w:space="0"/>
-        <w:bottom w:val="single" w:color="BFBFBF" w:themeColor="background1" w:themeShade="BF" w:sz="4" w:space="0"/>
-        <w:right w:val="single" w:color="BFBFBF" w:themeColor="background1" w:themeShade="BF" w:sz="4" w:space="0"/>
-        <w:insideH w:val="single" w:color="BFBFBF" w:themeColor="background1" w:themeShade="BF" w:sz="4" w:space="0"/>
-        <w:insideV w:val="single" w:color="BFBFBF" w:themeColor="background1" w:themeShade="BF" w:sz="4" w:space="0"/>
+        <w:top w:val="single" w:sz="4" w:space="0" w:color="BFBFBF" w:themeColor="background1" w:themeShade="BF"/>
+        <w:left w:val="single" w:sz="4" w:space="0" w:color="BFBFBF" w:themeColor="background1" w:themeShade="BF"/>
+        <w:bottom w:val="single" w:sz="4" w:space="0" w:color="BFBFBF" w:themeColor="background1" w:themeShade="BF"/>
+        <w:right w:val="single" w:sz="4" w:space="0" w:color="BFBFBF" w:themeColor="background1" w:themeShade="BF"/>
+        <w:insideH w:val="single" w:sz="4" w:space="0" w:color="BFBFBF" w:themeColor="background1" w:themeShade="BF"/>
+        <w:insideV w:val="single" w:sz="4" w:space="0" w:color="BFBFBF" w:themeColor="background1" w:themeShade="BF"/>
       </w:tblBorders>
     </w:tblPr>
     <w:tblStylePr w:type="firstRow">
@@ -9590,7 +9828,7 @@
       <w:tblPr/>
       <w:tcPr>
         <w:tcBorders>
-          <w:top w:val="double" w:color="BFBFBF" w:themeColor="background1" w:themeShade="BF" w:sz="4" w:space="0"/>
+          <w:top w:val="double" w:sz="4" w:space="0" w:color="BFBFBF" w:themeColor="background1" w:themeShade="BF"/>
         </w:tcBorders>
       </w:tcPr>
     </w:tblStylePr>
@@ -9620,39 +9858,6 @@
     </w:tblStylePr>
   </w:style>
 </w:styles>
-</file>
-
-<file path=word/glossary/document.xml><?xml version="1.0" encoding="utf-8"?>
-<w:glossaryDocument xmlns:w14="http://schemas.microsoft.com/office/word/2010/wordml" xmlns:w="http://schemas.openxmlformats.org/wordprocessingml/2006/main">
-  <w:docParts>
-    <w:docPart>
-      <w:docPartPr>
-        <w:name w:val="DefaultPlaceholder_1081868574"/>
-        <w:category>
-          <w:name w:val="General"/>
-          <w:gallery w:val="placeholder"/>
-        </w:category>
-        <w:types>
-          <w:type w:val="bbPlcHdr"/>
-        </w:types>
-        <w:behaviors>
-          <w:behavior w:val="content"/>
-        </w:behaviors>
-        <w:guid w:val="{febe2cea-47d9-4876-b9ad-828c9f147816}"/>
-      </w:docPartPr>
-      <w:docPartBody>
-        <w:p>
-          <w:r>
-            <w:rPr>
-              <w:rStyle w:val="PlaceholderText"/>
-            </w:rPr>
-            <w:t/>
-          </w:r>
-        </w:p>
-      </w:docPartBody>
-    </w:docPart>
-  </w:docParts>
-</w:glossaryDocument>
 </file>
 
 <file path=word/theme/theme1.xml><?xml version="1.0" encoding="utf-8"?>
@@ -9917,21 +10122,6 @@
 </file>
 
 <file path=customXml/item1.xml><?xml version="1.0" encoding="utf-8"?>
-<?mso-contentType ?>
-<FormTemplates xmlns="http://schemas.microsoft.com/sharepoint/v3/contenttype/forms">
-  <Display>DocumentLibraryForm</Display>
-  <Edit>DocumentLibraryForm</Edit>
-  <New>DocumentLibraryForm</New>
-</FormTemplates>
-</file>
-
-<file path=customXml/item2.xml><?xml version="1.0" encoding="utf-8"?>
-<p:properties xmlns:p="http://schemas.microsoft.com/office/2006/metadata/properties" xmlns:xsi="http://www.w3.org/2001/XMLSchema-instance" xmlns:pc="http://schemas.microsoft.com/office/infopath/2007/PartnerControls">
-  <documentManagement/>
-</p:properties>
-</file>
-
-<file path=customXml/item3.xml><?xml version="1.0" encoding="utf-8"?>
 <ct:contentTypeSchema xmlns:ct="http://schemas.microsoft.com/office/2006/metadata/contentType" xmlns:ma="http://schemas.microsoft.com/office/2006/metadata/properties/metaAttributes" ct:_="" ma:_="" ma:contentTypeName="Documento" ma:contentTypeID="0x010100E96778489EE7714D8BD12CC105EB918B" ma:contentTypeVersion="2" ma:contentTypeDescription="Crear nuevo documento." ma:contentTypeScope="" ma:versionID="416c5c7ae9b5d54d83875cd3c65194e3">
   <xsd:schema xmlns:xsd="http://www.w3.org/2001/XMLSchema" xmlns:xs="http://www.w3.org/2001/XMLSchema" xmlns:p="http://schemas.microsoft.com/office/2006/metadata/properties" xmlns:ns2="126e8a1c-9ea9-435a-ac89-d06c80d62e30" targetNamespace="http://schemas.microsoft.com/office/2006/metadata/properties" ma:root="true" ma:fieldsID="70a237c842677bd850644f8595079f5e" ns2:_="">
     <xsd:import namespace="126e8a1c-9ea9-435a-ac89-d06c80d62e30"/>
@@ -10063,14 +10253,39 @@
 </ct:contentTypeSchema>
 </file>
 
+<file path=customXml/item2.xml><?xml version="1.0" encoding="utf-8"?>
+<p:properties xmlns:p="http://schemas.microsoft.com/office/2006/metadata/properties" xmlns:xsi="http://www.w3.org/2001/XMLSchema-instance" xmlns:pc="http://schemas.microsoft.com/office/infopath/2007/PartnerControls">
+  <documentManagement/>
+</p:properties>
+</file>
+
+<file path=customXml/item3.xml><?xml version="1.0" encoding="utf-8"?>
+<?mso-contentType ?>
+<FormTemplates xmlns="http://schemas.microsoft.com/sharepoint/v3/contenttype/forms">
+  <Display>DocumentLibraryForm</Display>
+  <Edit>DocumentLibraryForm</Edit>
+  <New>DocumentLibraryForm</New>
+</FormTemplates>
+</file>
+
 <file path=customXml/item4.xml><?xml version="1.0" encoding="utf-8"?>
 <b:Sources xmlns:b="http://schemas.openxmlformats.org/officeDocument/2006/bibliography" xmlns="http://schemas.openxmlformats.org/officeDocument/2006/bibliography" SelectedStyle="\APASixthEditionOfficeOnline.xsl" StyleName="APA" Version="6"/>
 </file>
 
 <file path=customXml/itemProps1.xml><?xml version="1.0" encoding="utf-8"?>
-<ds:datastoreItem xmlns:ds="http://schemas.openxmlformats.org/officeDocument/2006/customXml" ds:itemID="{DABAA964-10BA-4DBC-ABF2-CDEAC0FAF7AA}">
+<ds:datastoreItem xmlns:ds="http://schemas.openxmlformats.org/officeDocument/2006/customXml" ds:itemID="{767CD2D5-7A6C-47C3-9B54-C4225C74DD0B}">
   <ds:schemaRefs>
-    <ds:schemaRef ds:uri="http://schemas.microsoft.com/sharepoint/v3/contenttype/forms"/>
+    <ds:schemaRef ds:uri="http://schemas.microsoft.com/office/2006/metadata/contentType"/>
+    <ds:schemaRef ds:uri="http://schemas.microsoft.com/office/2006/metadata/properties/metaAttributes"/>
+    <ds:schemaRef ds:uri="http://www.w3.org/2001/XMLSchema"/>
+    <ds:schemaRef ds:uri="http://schemas.microsoft.com/office/2006/metadata/properties"/>
+    <ds:schemaRef ds:uri="126e8a1c-9ea9-435a-ac89-d06c80d62e30"/>
+    <ds:schemaRef ds:uri="http://schemas.microsoft.com/office/2006/documentManagement/types"/>
+    <ds:schemaRef ds:uri="http://schemas.microsoft.com/office/infopath/2007/PartnerControls"/>
+    <ds:schemaRef ds:uri="http://schemas.openxmlformats.org/package/2006/metadata/core-properties"/>
+    <ds:schemaRef ds:uri="http://purl.org/dc/elements/1.1/"/>
+    <ds:schemaRef ds:uri="http://purl.org/dc/terms/"/>
+    <ds:schemaRef ds:uri="http://schemas.microsoft.com/internal/obd"/>
   </ds:schemaRefs>
 </ds:datastoreItem>
 </file>
@@ -10080,14 +10295,16 @@
   <ds:schemaRefs>
     <ds:schemaRef ds:uri="http://schemas.microsoft.com/office/2006/metadata/properties"/>
     <ds:schemaRef ds:uri="http://schemas.microsoft.com/office/infopath/2007/PartnerControls"/>
-    <ds:schemaRef ds:uri="322f9391-964b-48b6-b3b0-13a7ac8a75d6"/>
-    <ds:schemaRef ds:uri="c2ef7064-63f7-4dcd-87f2-3580cf294d1c"/>
   </ds:schemaRefs>
 </ds:datastoreItem>
 </file>
 
 <file path=customXml/itemProps3.xml><?xml version="1.0" encoding="utf-8"?>
-<ds:datastoreItem xmlns:ds="http://schemas.openxmlformats.org/officeDocument/2006/customXml" ds:itemID="{767CD2D5-7A6C-47C3-9B54-C4225C74DD0B}"/>
+<ds:datastoreItem xmlns:ds="http://schemas.openxmlformats.org/officeDocument/2006/customXml" ds:itemID="{DABAA964-10BA-4DBC-ABF2-CDEAC0FAF7AA}">
+  <ds:schemaRefs>
+    <ds:schemaRef ds:uri="http://schemas.microsoft.com/sharepoint/v3/contenttype/forms"/>
+  </ds:schemaRefs>
+</ds:datastoreItem>
 </file>
 
 <file path=customXml/itemProps4.xml><?xml version="1.0" encoding="utf-8"?>
